--- a/00-首页/题组Word/习题书/学生版/第三篇-有机化学/11-反应机理与推断.docx
+++ b/00-首页/题组Word/习题书/学生版/第三篇-有机化学/11-反应机理与推断.docx
@@ -2,7 +2,7 @@
 <file path=word/document.xml><?xml version="1.0" encoding="utf-8"?>
 <w:document xmlns:w="http://schemas.openxmlformats.org/wordprocessingml/2006/main" xmlns:m="http://schemas.openxmlformats.org/officeDocument/2006/math" xmlns:r="http://schemas.openxmlformats.org/officeDocument/2006/relationships" xmlns:o="urn:schemas-microsoft-com:office:office" xmlns:v="urn:schemas-microsoft-com:vml" xmlns:w10="urn:schemas-microsoft-com:office:word" xmlns:a="http://schemas.openxmlformats.org/drawingml/2006/main" xmlns:pic="http://schemas.openxmlformats.org/drawingml/2006/picture" xmlns:wp="http://schemas.openxmlformats.org/drawingml/2006/wordprocessingDrawing">
   <w:body>
-    <w:bookmarkStart w:id="133" w:name="第-11-章-反应机理与推断"/>
+    <w:bookmarkStart w:id="144" w:name="第-11-章-反应机理与推断"/>
     <w:p>
       <w:pPr>
         <w:spacing w:after="1800" w:before="1200" w:line="276" w:lineRule="auto"/>
@@ -138,7 +138,7 @@
           <w:color w:val="5B6975"/>
           <w:sz w:val="24"/>
         </w:rPr>
-        <w:t>：36</w:t>
+        <w:t>：38</w:t>
       </w:r>
     </w:p>
     <w:p>
@@ -222,7 +222,7 @@
           <w:color w:val="5B6975"/>
           <w:sz w:val="24"/>
         </w:rPr>
-        <w:t>：2026-09-01</w:t>
+        <w:t>：2026-09-06</w:t>
       </w:r>
     </w:p>
     <w:p>
@@ -3411,7 +3411,7 @@
       </w:r>
     </w:p>
     <w:bookmarkEnd w:id="47"/>
-    <w:bookmarkStart w:id="48" w:name="hbr加成中间体与产物第27届初赛"/>
+    <w:bookmarkStart w:id="48" w:name="化学能力测试-ch9a-7-酯混合物水解推断"/>
     <w:p>
       <w:pPr>
         <w:pStyle w:val="Heading2"/>
@@ -3422,6 +3422,352 @@
           <w:rFonts w:ascii="Times New Roman" w:hAnsi="Times New Roman" w:eastAsia="Times New Roman" w:cs="Times New Roman"/>
         </w:rPr>
         <w:t xml:space="preserve">11.13 </w:t>
+      </w:r>
+      <w:r>
+        <w:rPr>
+          <w:rFonts w:hint="eastAsia" w:ascii="Times New Roman" w:hAnsi="Times New Roman" w:eastAsia="SimHei" w:cs="Times New Roman"/>
+        </w:rPr>
+        <w:t>化学能力测试</w:t>
+      </w:r>
+      <w:r>
+        <w:rPr>
+          <w:rFonts w:hint="eastAsia" w:ascii="Times New Roman" w:hAnsi="Times New Roman" w:eastAsia="Times New Roman" w:cs="Times New Roman"/>
+        </w:rPr>
+        <w:t>-Ch9A-7-</w:t>
+      </w:r>
+      <w:r>
+        <w:rPr>
+          <w:rFonts w:hint="eastAsia" w:ascii="Times New Roman" w:hAnsi="Times New Roman" w:eastAsia="SimHei" w:cs="Times New Roman"/>
+        </w:rPr>
+        <w:t>酯混合物水解推断</w:t>
+      </w:r>
+    </w:p>
+    <w:p>
+      <w:pPr>
+        <w:pStyle w:val="FirstParagraph"/>
+      </w:pPr>
+      <w:r>
+        <w:rPr>
+          <w:rFonts w:hint="eastAsia" w:ascii="Times New Roman" w:hAnsi="Times New Roman" w:eastAsia="FangSong" w:cs="Times New Roman"/>
+        </w:rPr>
+        <w:t xml:space="preserve">两种一元羧酸酯的混合物重</w:t>
+      </w:r>
+      <w:r>
+        <w:rPr>
+          <w:rFonts w:ascii="Times New Roman" w:hAnsi="Times New Roman" w:eastAsia="Times New Roman" w:cs="Times New Roman"/>
+        </w:rPr>
+        <w:t xml:space="preserve"> 0.74 </w:t>
+      </w:r>
+      <w:r>
+        <w:rPr>
+          <w:rFonts w:hint="eastAsia" w:ascii="Times New Roman" w:hAnsi="Times New Roman" w:eastAsia="Times New Roman" w:cs="Times New Roman"/>
+        </w:rPr>
+        <w:t>g，</w:t>
+      </w:r>
+      <w:r>
+        <w:rPr>
+          <w:rFonts w:hint="eastAsia" w:ascii="Times New Roman" w:hAnsi="Times New Roman" w:eastAsia="FangSong" w:cs="Times New Roman"/>
+        </w:rPr>
+        <w:t>这种混合物完全进行碱性水解需要</w:t>
+      </w:r>
+      <w:r>
+        <w:rPr>
+          <w:rFonts w:ascii="Times New Roman" w:hAnsi="Times New Roman" w:eastAsia="Times New Roman" w:cs="Times New Roman"/>
+        </w:rPr>
+        <w:t xml:space="preserve"> 7.0 g 8% </w:t>
+      </w:r>
+      <w:r>
+        <w:rPr>
+          <w:rFonts w:hint="eastAsia" w:ascii="Times New Roman" w:hAnsi="Times New Roman" w:eastAsia="FangSong" w:cs="Times New Roman"/>
+        </w:rPr>
+        <w:t xml:space="preserve">的</w:t>
+      </w:r>
+      <w:r>
+        <w:rPr>
+          <w:rFonts w:ascii="Times New Roman" w:hAnsi="Times New Roman" w:eastAsia="Times New Roman" w:cs="Times New Roman"/>
+        </w:rPr>
+        <w:t xml:space="preserve"> </w:t>
+      </w:r>
+      <w:r>
+        <w:rPr>
+          <w:rFonts w:hint="eastAsia" w:ascii="Times New Roman" w:hAnsi="Times New Roman" w:eastAsia="Times New Roman" w:cs="Times New Roman"/>
+        </w:rPr>
+        <w:t>KOH（aq）；</w:t>
+      </w:r>
+      <w:r>
+        <w:rPr>
+          <w:rFonts w:hint="eastAsia" w:ascii="Times New Roman" w:hAnsi="Times New Roman" w:eastAsia="FangSong" w:cs="Times New Roman"/>
+        </w:rPr>
+        <w:t>与</w:t>
+      </w:r>
+      <w:r>
+        <w:rPr>
+          <w:rFonts w:ascii="Times New Roman" w:hAnsi="Times New Roman" w:eastAsia="Times New Roman" w:cs="Times New Roman"/>
+        </w:rPr>
+        <w:t xml:space="preserve"> 80% </w:t>
+      </w:r>
+      <w:r>
+        <w:rPr>
+          <w:rFonts w:hint="eastAsia" w:ascii="Times New Roman" w:hAnsi="Times New Roman" w:eastAsia="FangSong" w:cs="Times New Roman"/>
+        </w:rPr>
+        <w:t>硫酸一起加热</w:t>
+      </w:r>
+      <w:r>
+        <w:rPr>
+          <w:rFonts w:hint="eastAsia" w:ascii="Times New Roman" w:hAnsi="Times New Roman" w:eastAsia="Times New Roman" w:cs="Times New Roman"/>
+        </w:rPr>
+        <w:t>，</w:t>
+      </w:r>
+      <w:r>
+        <w:rPr>
+          <w:rFonts w:hint="eastAsia" w:ascii="Times New Roman" w:hAnsi="Times New Roman" w:eastAsia="FangSong" w:cs="Times New Roman"/>
+        </w:rPr>
+        <w:t>最初这种酯的混合物有气体放出</w:t>
+      </w:r>
+      <w:r>
+        <w:rPr>
+          <w:rFonts w:hint="eastAsia" w:ascii="Times New Roman" w:hAnsi="Times New Roman" w:eastAsia="Times New Roman" w:cs="Times New Roman"/>
+        </w:rPr>
+        <w:t>，</w:t>
+      </w:r>
+      <w:r>
+        <w:rPr>
+          <w:rFonts w:hint="eastAsia" w:ascii="Times New Roman" w:hAnsi="Times New Roman" w:eastAsia="FangSong" w:cs="Times New Roman"/>
+        </w:rPr>
+        <w:t>使之冷却</w:t>
+      </w:r>
+      <w:r>
+        <w:rPr>
+          <w:rFonts w:hint="eastAsia" w:ascii="Times New Roman" w:hAnsi="Times New Roman" w:eastAsia="Times New Roman" w:cs="Times New Roman"/>
+        </w:rPr>
+        <w:t>，</w:t>
+      </w:r>
+      <w:r>
+        <w:rPr>
+          <w:rFonts w:hint="eastAsia" w:ascii="Times New Roman" w:hAnsi="Times New Roman" w:eastAsia="FangSong" w:cs="Times New Roman"/>
+        </w:rPr>
+        <w:t>收集并称重</w:t>
+      </w:r>
+      <w:r>
+        <w:rPr>
+          <w:rFonts w:hint="eastAsia" w:ascii="Times New Roman" w:hAnsi="Times New Roman" w:eastAsia="Times New Roman" w:cs="Times New Roman"/>
+        </w:rPr>
+        <w:t>；</w:t>
+      </w:r>
+      <w:r>
+        <w:rPr>
+          <w:rFonts w:hint="eastAsia" w:ascii="Times New Roman" w:hAnsi="Times New Roman" w:eastAsia="FangSong" w:cs="Times New Roman"/>
+        </w:rPr>
+        <w:t>而后</w:t>
+      </w:r>
+      <w:r>
+        <w:rPr>
+          <w:rFonts w:hint="eastAsia" w:ascii="Times New Roman" w:hAnsi="Times New Roman" w:eastAsia="Times New Roman" w:cs="Times New Roman"/>
+        </w:rPr>
+        <w:t>，</w:t>
+      </w:r>
+      <w:r>
+        <w:rPr>
+          <w:rFonts w:hint="eastAsia" w:ascii="Times New Roman" w:hAnsi="Times New Roman" w:eastAsia="FangSong" w:cs="Times New Roman"/>
+        </w:rPr>
+        <w:t>该气体缓慢通入过量的溴的水溶液</w:t>
+      </w:r>
+      <w:r>
+        <w:rPr>
+          <w:rFonts w:hint="eastAsia" w:ascii="Times New Roman" w:hAnsi="Times New Roman" w:eastAsia="Times New Roman" w:cs="Times New Roman"/>
+        </w:rPr>
+        <w:t>，</w:t>
+      </w:r>
+      <w:r>
+        <w:rPr>
+          <w:rFonts w:hint="eastAsia" w:ascii="Times New Roman" w:hAnsi="Times New Roman" w:eastAsia="FangSong" w:cs="Times New Roman"/>
+        </w:rPr>
+        <w:t>气体的重量减少三分之一</w:t>
+      </w:r>
+      <w:r>
+        <w:rPr>
+          <w:rFonts w:hint="eastAsia" w:ascii="Times New Roman" w:hAnsi="Times New Roman" w:eastAsia="Times New Roman" w:cs="Times New Roman"/>
+        </w:rPr>
+        <w:t>，</w:t>
+      </w:r>
+      <w:r>
+        <w:rPr>
+          <w:rFonts w:hint="eastAsia" w:ascii="Times New Roman" w:hAnsi="Times New Roman" w:eastAsia="FangSong" w:cs="Times New Roman"/>
+        </w:rPr>
+        <w:t>而气体的密度几乎保持不变</w:t>
+      </w:r>
+      <w:r>
+        <w:rPr>
+          <w:rFonts w:hint="eastAsia" w:ascii="Times New Roman" w:hAnsi="Times New Roman" w:eastAsia="Times New Roman" w:cs="Times New Roman"/>
+        </w:rPr>
+        <w:t>（</w:t>
+      </w:r>
+      <w:r>
+        <w:rPr>
+          <w:rFonts w:hint="eastAsia" w:ascii="Times New Roman" w:hAnsi="Times New Roman" w:eastAsia="FangSong" w:cs="Times New Roman"/>
+        </w:rPr>
+        <w:t>假定所有反应过程都是定量进行</w:t>
+      </w:r>
+      <w:r>
+        <w:rPr>
+          <w:rFonts w:hint="eastAsia" w:ascii="Times New Roman" w:hAnsi="Times New Roman" w:eastAsia="Times New Roman" w:cs="Times New Roman"/>
+        </w:rPr>
+        <w:t>）。</w:t>
+      </w:r>
+    </w:p>
+    <w:p>
+      <w:pPr>
+        <w:pStyle w:val="BodyText"/>
+      </w:pPr>
+      <w:r>
+        <w:rPr>
+          <w:rFonts w:ascii="Times New Roman" w:hAnsi="Times New Roman" w:eastAsia="Times New Roman" w:cs="Times New Roman"/>
+        </w:rPr>
+        <w:t xml:space="preserve">7-1. </w:t>
+      </w:r>
+      <w:r>
+        <w:rPr>
+          <w:rFonts w:hint="eastAsia" w:ascii="Times New Roman" w:hAnsi="Times New Roman" w:eastAsia="FangSong" w:cs="Times New Roman"/>
+        </w:rPr>
+        <w:t>计算混合酯的表观分子量</w:t>
+      </w:r>
+      <w:r>
+        <w:rPr>
+          <w:rFonts w:hint="eastAsia" w:ascii="Times New Roman" w:hAnsi="Times New Roman" w:eastAsia="Times New Roman" w:cs="Times New Roman"/>
+        </w:rPr>
+        <w:t>。</w:t>
+      </w:r>
+      <w:r>
+        <w:rPr>
+          <w:rFonts w:ascii="Times New Roman" w:hAnsi="Times New Roman" w:eastAsia="Times New Roman" w:cs="Times New Roman"/>
+        </w:rPr>
+        <w:t xml:space="preserve"> </w:t>
+      </w:r>
+      <w:r>
+        <w:rPr>
+          <w:rFonts w:ascii="Times New Roman" w:hAnsi="Times New Roman" w:eastAsia="Times New Roman" w:cs="Times New Roman"/>
+        </w:rPr>
+        <w:t xml:space="preserve">7-2. </w:t>
+      </w:r>
+      <w:r>
+        <w:rPr>
+          <w:rFonts w:hint="eastAsia" w:ascii="Times New Roman" w:hAnsi="Times New Roman" w:eastAsia="FangSong" w:cs="Times New Roman"/>
+        </w:rPr>
+        <w:t>确定冷却的气体混合物的组成</w:t>
+      </w:r>
+      <w:r>
+        <w:rPr>
+          <w:rFonts w:hint="eastAsia" w:ascii="Times New Roman" w:hAnsi="Times New Roman" w:eastAsia="Times New Roman" w:cs="Times New Roman"/>
+        </w:rPr>
+        <w:t>，</w:t>
+      </w:r>
+      <w:r>
+        <w:rPr>
+          <w:rFonts w:hint="eastAsia" w:ascii="Times New Roman" w:hAnsi="Times New Roman" w:eastAsia="FangSong" w:cs="Times New Roman"/>
+        </w:rPr>
+        <w:t>计算其质量</w:t>
+      </w:r>
+      <w:r>
+        <w:rPr>
+          <w:rFonts w:hint="eastAsia" w:ascii="Times New Roman" w:hAnsi="Times New Roman" w:eastAsia="Times New Roman" w:cs="Times New Roman"/>
+        </w:rPr>
+        <w:t>。</w:t>
+      </w:r>
+      <w:r>
+        <w:rPr>
+          <w:rFonts w:ascii="Times New Roman" w:hAnsi="Times New Roman" w:eastAsia="Times New Roman" w:cs="Times New Roman"/>
+        </w:rPr>
+        <w:t xml:space="preserve"> </w:t>
+      </w:r>
+      <w:r>
+        <w:rPr>
+          <w:rFonts w:ascii="Times New Roman" w:hAnsi="Times New Roman" w:eastAsia="Times New Roman" w:cs="Times New Roman"/>
+        </w:rPr>
+        <w:t xml:space="preserve">7-3. </w:t>
+      </w:r>
+      <w:r>
+        <w:rPr>
+          <w:rFonts w:hint="eastAsia" w:ascii="Times New Roman" w:hAnsi="Times New Roman" w:eastAsia="FangSong" w:cs="Times New Roman"/>
+        </w:rPr>
+        <w:t>确定原始酯混合物的组成</w:t>
+      </w:r>
+      <w:r>
+        <w:rPr>
+          <w:rFonts w:hint="eastAsia" w:ascii="Times New Roman" w:hAnsi="Times New Roman" w:eastAsia="Times New Roman" w:cs="Times New Roman"/>
+        </w:rPr>
+        <w:t>，</w:t>
+      </w:r>
+      <w:r>
+        <w:rPr>
+          <w:rFonts w:hint="eastAsia" w:ascii="Times New Roman" w:hAnsi="Times New Roman" w:eastAsia="FangSong" w:cs="Times New Roman"/>
+        </w:rPr>
+        <w:t>计算混合物中两种酯的含量</w:t>
+      </w:r>
+      <w:r>
+        <w:rPr>
+          <w:rFonts w:hint="eastAsia" w:ascii="Times New Roman" w:hAnsi="Times New Roman" w:eastAsia="Times New Roman" w:cs="Times New Roman"/>
+        </w:rPr>
+        <w:t>。</w:t>
+      </w:r>
+      <w:r>
+        <w:rPr>
+          <w:rFonts w:ascii="Times New Roman" w:hAnsi="Times New Roman" w:eastAsia="Times New Roman" w:cs="Times New Roman"/>
+        </w:rPr>
+        <w:t xml:space="preserve"> </w:t>
+      </w:r>
+      <w:r>
+        <w:rPr>
+          <w:rFonts w:ascii="Times New Roman" w:hAnsi="Times New Roman" w:eastAsia="Times New Roman" w:cs="Times New Roman"/>
+        </w:rPr>
+        <w:t xml:space="preserve">7-4. </w:t>
+      </w:r>
+      <w:r>
+        <w:rPr>
+          <w:rFonts w:hint="eastAsia" w:ascii="Times New Roman" w:hAnsi="Times New Roman" w:eastAsia="FangSong" w:cs="Times New Roman"/>
+        </w:rPr>
+        <w:t>写出一种酯与氧化银</w:t>
+      </w:r>
+      <w:r>
+        <w:rPr>
+          <w:rFonts w:hint="eastAsia" w:ascii="Times New Roman" w:hAnsi="Times New Roman" w:eastAsia="Times New Roman" w:cs="Times New Roman"/>
+        </w:rPr>
+        <w:t>（I）</w:t>
+      </w:r>
+      <w:r>
+        <w:rPr>
+          <w:rFonts w:hint="eastAsia" w:ascii="Times New Roman" w:hAnsi="Times New Roman" w:eastAsia="FangSong" w:cs="Times New Roman"/>
+        </w:rPr>
+        <w:t>的氨溶液的化学方程式</w:t>
+      </w:r>
+      <w:r>
+        <w:rPr>
+          <w:rFonts w:hint="eastAsia" w:ascii="Times New Roman" w:hAnsi="Times New Roman" w:eastAsia="Times New Roman" w:cs="Times New Roman"/>
+        </w:rPr>
+        <w:t>。</w:t>
+      </w:r>
+    </w:p>
+    <w:p>
+      <w:pPr>
+        <w:spacing w:before="160" w:after="80"/>
+      </w:pPr>
+      <w:r>
+        <w:pict>
+          <v:rect style="width:0;height:1.5pt" o:hralign="center" o:hrstd="t" o:hr="t"/>
+        </w:pict>
+      </w:r>
+    </w:p>
+    <w:bookmarkEnd w:id="48"/>
+    <w:bookmarkStart w:id="49" w:name="hbr加成中间体与产物第27届初赛"/>
+    <w:p>
+      <w:pPr>
+        <w:pStyle w:val="Heading2"/>
+        <w:spacing w:before="280" w:after="120"/>
+      </w:pPr>
+      <w:r>
+        <w:rPr>
+          <w:rFonts w:ascii="Times New Roman" w:hAnsi="Times New Roman" w:eastAsia="Times New Roman" w:cs="Times New Roman"/>
+        </w:rPr>
+        <w:t xml:space="preserve">11.14 </w:t>
       </w:r>
       <w:r>
         <w:rPr>
@@ -3898,8 +4244,8 @@
         </w:pict>
       </w:r>
     </w:p>
-    <w:bookmarkEnd w:id="48"/>
-    <w:bookmarkStart w:id="49" w:name="同位素标记反应历程第27届初赛"/>
+    <w:bookmarkEnd w:id="49"/>
+    <w:bookmarkStart w:id="50" w:name="同位素标记反应历程第27届初赛"/>
     <w:p>
       <w:pPr>
         <w:pStyle w:val="Heading2"/>
@@ -3909,7 +4255,7 @@
         <w:rPr>
           <w:rFonts w:ascii="Times New Roman" w:hAnsi="Times New Roman" w:eastAsia="Times New Roman" w:cs="Times New Roman"/>
         </w:rPr>
-        <w:t xml:space="preserve">11.14 </w:t>
+        <w:t xml:space="preserve">11.15 </w:t>
       </w:r>
       <w:r>
         <w:rPr>
@@ -4216,8 +4562,8 @@
         </w:pict>
       </w:r>
     </w:p>
-    <w:bookmarkEnd w:id="49"/>
-    <w:bookmarkStart w:id="56" w:name="c-f键断裂原因第32届初赛"/>
+    <w:bookmarkEnd w:id="50"/>
+    <w:bookmarkStart w:id="57" w:name="c-f键断裂原因第32届初赛"/>
     <w:p>
       <w:pPr>
         <w:pStyle w:val="Heading2"/>
@@ -4227,7 +4573,7 @@
         <w:rPr>
           <w:rFonts w:ascii="Times New Roman" w:hAnsi="Times New Roman" w:eastAsia="Times New Roman" w:cs="Times New Roman"/>
         </w:rPr>
-        <w:t xml:space="preserve">11.15 </w:t>
+        <w:t xml:space="preserve">11.16 </w:t>
       </w:r>
       <w:r>
         <w:rPr>
@@ -4429,18 +4775,18 @@
           <wp:inline>
             <wp:extent cx="3600000" cy="670694"/>
             <wp:effectExtent b="0" l="0" r="0" t="0"/>
-            <wp:docPr descr="" title="" id="51" name="Picture"/>
+            <wp:docPr descr="" title="" id="52" name="Picture"/>
             <a:graphic>
               <a:graphicData uri="http://schemas.openxmlformats.org/drawingml/2006/picture">
                 <pic:pic>
                   <pic:nvPicPr>
-                    <pic:cNvPr descr="533574102b73680b52e9a045a44fa90a088b293a4adef94a4bf526f6ea5a404a.jpg" id="52" name="Picture"/>
+                    <pic:cNvPr descr="533574102b73680b52e9a045a44fa90a088b293a4adef94a4bf526f6ea5a404a.jpg" id="53" name="Picture"/>
                     <pic:cNvPicPr>
                       <a:picLocks noChangeArrowheads="1" noChangeAspect="1"/>
                     </pic:cNvPicPr>
                   </pic:nvPicPr>
                   <pic:blipFill>
-                    <a:blip r:embed="rId50"/>
+                    <a:blip r:embed="rId51"/>
                     <a:stretch>
                       <a:fillRect/>
                     </a:stretch>
@@ -4681,18 +5027,18 @@
           <wp:inline>
             <wp:extent cx="3600000" cy="1962814"/>
             <wp:effectExtent b="0" l="0" r="0" t="0"/>
-            <wp:docPr descr="" title="" id="54" name="Picture"/>
+            <wp:docPr descr="" title="" id="55" name="Picture"/>
             <a:graphic>
               <a:graphicData uri="http://schemas.openxmlformats.org/drawingml/2006/picture">
                 <pic:pic>
                   <pic:nvPicPr>
-                    <pic:cNvPr descr="d7c5b6a7655e36d5b6312651fa2bc8eb4b2e1b9e50fdcfe578c5d8a18493bdcf.jpg" id="55" name="Picture"/>
+                    <pic:cNvPr descr="d7c5b6a7655e36d5b6312651fa2bc8eb4b2e1b9e50fdcfe578c5d8a18493bdcf.jpg" id="56" name="Picture"/>
                     <pic:cNvPicPr>
                       <a:picLocks noChangeArrowheads="1" noChangeAspect="1"/>
                     </pic:cNvPicPr>
                   </pic:nvPicPr>
                   <pic:blipFill>
-                    <a:blip r:embed="rId53"/>
+                    <a:blip r:embed="rId54"/>
                     <a:stretch>
                       <a:fillRect/>
                     </a:stretch>
@@ -4746,8 +5092,8 @@
         </w:pict>
       </w:r>
     </w:p>
-    <w:bookmarkEnd w:id="56"/>
-    <w:bookmarkStart w:id="60" w:name="l的结构推断第33届初赛"/>
+    <w:bookmarkEnd w:id="57"/>
+    <w:bookmarkStart w:id="61" w:name="l的结构推断第33届初赛"/>
     <w:p>
       <w:pPr>
         <w:pStyle w:val="Heading2"/>
@@ -4757,7 +5103,7 @@
         <w:rPr>
           <w:rFonts w:ascii="Times New Roman" w:hAnsi="Times New Roman" w:eastAsia="Times New Roman" w:cs="Times New Roman"/>
         </w:rPr>
-        <w:t xml:space="preserve">11.16 </w:t>
+        <w:t xml:space="preserve">11.17 </w:t>
       </w:r>
       <w:r>
         <w:rPr>
@@ -5013,18 +5359,18 @@
           <wp:inline>
             <wp:extent cx="3600000" cy="954764"/>
             <wp:effectExtent b="0" l="0" r="0" t="0"/>
-            <wp:docPr descr="" title="" id="58" name="Picture"/>
+            <wp:docPr descr="" title="" id="59" name="Picture"/>
             <a:graphic>
               <a:graphicData uri="http://schemas.openxmlformats.org/drawingml/2006/picture">
                 <pic:pic>
                   <pic:nvPicPr>
-                    <pic:cNvPr descr="803b348110d38fe77e9ecdd371178dff44bbd26ce81e0414231078c06f6896c2.jpg" id="59" name="Picture"/>
+                    <pic:cNvPr descr="803b348110d38fe77e9ecdd371178dff44bbd26ce81e0414231078c06f6896c2.jpg" id="60" name="Picture"/>
                     <pic:cNvPicPr>
                       <a:picLocks noChangeArrowheads="1" noChangeAspect="1"/>
                     </pic:cNvPicPr>
                   </pic:nvPicPr>
                   <pic:blipFill>
-                    <a:blip r:embed="rId57"/>
+                    <a:blip r:embed="rId58"/>
                     <a:stretch>
                       <a:fillRect/>
                     </a:stretch>
@@ -5304,8 +5650,8 @@
         </w:pict>
       </w:r>
     </w:p>
-    <w:bookmarkEnd w:id="60"/>
-    <w:bookmarkStart w:id="78" w:name="负氢转移判断第36届初赛"/>
+    <w:bookmarkEnd w:id="61"/>
+    <w:bookmarkStart w:id="79" w:name="负氢转移判断第36届初赛"/>
     <w:p>
       <w:pPr>
         <w:pStyle w:val="Heading2"/>
@@ -5315,7 +5661,7 @@
         <w:rPr>
           <w:rFonts w:ascii="Times New Roman" w:hAnsi="Times New Roman" w:eastAsia="Times New Roman" w:cs="Times New Roman"/>
         </w:rPr>
-        <w:t xml:space="preserve">11.17 </w:t>
+        <w:t xml:space="preserve">11.18 </w:t>
       </w:r>
       <w:r>
         <w:rPr>
@@ -5368,18 +5714,18 @@
           <wp:inline>
             <wp:extent cx="3600000" cy="690731"/>
             <wp:effectExtent b="0" l="0" r="0" t="0"/>
-            <wp:docPr descr="" title="" id="62" name="Picture"/>
+            <wp:docPr descr="" title="" id="63" name="Picture"/>
             <a:graphic>
               <a:graphicData uri="http://schemas.openxmlformats.org/drawingml/2006/picture">
                 <pic:pic>
                   <pic:nvPicPr>
-                    <pic:cNvPr descr="110059c996ed68ba209823e9766ba397a812db9e64ea706db30418d12b3c568d.jpg" id="63" name="Picture"/>
+                    <pic:cNvPr descr="110059c996ed68ba209823e9766ba397a812db9e64ea706db30418d12b3c568d.jpg" id="64" name="Picture"/>
                     <pic:cNvPicPr>
                       <a:picLocks noChangeArrowheads="1" noChangeAspect="1"/>
                     </pic:cNvPicPr>
                   </pic:nvPicPr>
                   <pic:blipFill>
-                    <a:blip r:embed="rId61"/>
+                    <a:blip r:embed="rId62"/>
                     <a:stretch>
                       <a:fillRect/>
                     </a:stretch>
@@ -6067,7 +6413,7 @@
         <w:t>）</w:t>
       </w:r>
     </w:p>
-    <w:bookmarkStart w:id="70" w:name="异构化机理与中间体图示"/>
+    <w:bookmarkStart w:id="71" w:name="异构化机理与中间体图示"/>
     <w:p>
       <w:pPr>
         <w:pStyle w:val="Heading3"/>
@@ -6094,18 +6440,18 @@
           <wp:inline>
             <wp:extent cx="3600000" cy="519855"/>
             <wp:effectExtent b="0" l="0" r="0" t="0"/>
-            <wp:docPr descr="" title="" id="65" name="Picture"/>
+            <wp:docPr descr="" title="" id="66" name="Picture"/>
             <a:graphic>
               <a:graphicData uri="http://schemas.openxmlformats.org/drawingml/2006/picture">
                 <pic:pic>
                   <pic:nvPicPr>
-                    <pic:cNvPr descr="32bfd7541c33632677608548c4597a0de3a9fb13085611000e6cb0828561e249.jpg" id="66" name="Picture"/>
+                    <pic:cNvPr descr="32bfd7541c33632677608548c4597a0de3a9fb13085611000e6cb0828561e249.jpg" id="67" name="Picture"/>
                     <pic:cNvPicPr>
                       <a:picLocks noChangeArrowheads="1" noChangeAspect="1"/>
                     </pic:cNvPicPr>
                   </pic:nvPicPr>
                   <pic:blipFill>
-                    <a:blip r:embed="rId64"/>
+                    <a:blip r:embed="rId65"/>
                     <a:stretch>
                       <a:fillRect/>
                     </a:stretch>
@@ -6146,18 +6492,18 @@
           <wp:inline>
             <wp:extent cx="3600000" cy="707005"/>
             <wp:effectExtent b="0" l="0" r="0" t="0"/>
-            <wp:docPr descr="" title="" id="68" name="Picture"/>
+            <wp:docPr descr="" title="" id="69" name="Picture"/>
             <a:graphic>
               <a:graphicData uri="http://schemas.openxmlformats.org/drawingml/2006/picture">
                 <pic:pic>
                   <pic:nvPicPr>
-                    <pic:cNvPr descr="5a4139de1a8b3fcc190a56b940f904fc2163dfeafe07c89ccea39139bb357b1c.jpg" id="69" name="Picture"/>
+                    <pic:cNvPr descr="5a4139de1a8b3fcc190a56b940f904fc2163dfeafe07c89ccea39139bb357b1c.jpg" id="70" name="Picture"/>
                     <pic:cNvPicPr>
                       <a:picLocks noChangeArrowheads="1" noChangeAspect="1"/>
                     </pic:cNvPicPr>
                   </pic:nvPicPr>
                   <pic:blipFill>
-                    <a:blip r:embed="rId67"/>
+                    <a:blip r:embed="rId68"/>
                     <a:stretch>
                       <a:fillRect/>
                     </a:stretch>
@@ -6297,8 +6643,8 @@
         <w:t>）</w:t>
       </w:r>
     </w:p>
-    <w:bookmarkEnd w:id="70"/>
-    <w:bookmarkStart w:id="77" w:name="中间体与催化循环图示"/>
+    <w:bookmarkEnd w:id="71"/>
+    <w:bookmarkStart w:id="78" w:name="中间体与催化循环图示"/>
     <w:p>
       <w:pPr>
         <w:pStyle w:val="Heading3"/>
@@ -6325,18 +6671,18 @@
           <wp:inline>
             <wp:extent cx="3600000" cy="1079475"/>
             <wp:effectExtent b="0" l="0" r="0" t="0"/>
-            <wp:docPr descr="" title="" id="72" name="Picture"/>
+            <wp:docPr descr="" title="" id="73" name="Picture"/>
             <a:graphic>
               <a:graphicData uri="http://schemas.openxmlformats.org/drawingml/2006/picture">
                 <pic:pic>
                   <pic:nvPicPr>
-                    <pic:cNvPr descr="f5b29320d18feb48c28012dc226b55a28355443da60af8534d809fc29b553bb8.jpg" id="73" name="Picture"/>
+                    <pic:cNvPr descr="f5b29320d18feb48c28012dc226b55a28355443da60af8534d809fc29b553bb8.jpg" id="74" name="Picture"/>
                     <pic:cNvPicPr>
                       <a:picLocks noChangeArrowheads="1" noChangeAspect="1"/>
                     </pic:cNvPicPr>
                   </pic:nvPicPr>
                   <pic:blipFill>
-                    <a:blip r:embed="rId71"/>
+                    <a:blip r:embed="rId72"/>
                     <a:stretch>
                       <a:fillRect/>
                     </a:stretch>
@@ -6377,18 +6723,18 @@
           <wp:inline>
             <wp:extent cx="3600000" cy="418783"/>
             <wp:effectExtent b="0" l="0" r="0" t="0"/>
-            <wp:docPr descr="" title="" id="75" name="Picture"/>
+            <wp:docPr descr="" title="" id="76" name="Picture"/>
             <a:graphic>
               <a:graphicData uri="http://schemas.openxmlformats.org/drawingml/2006/picture">
                 <pic:pic>
                   <pic:nvPicPr>
-                    <pic:cNvPr descr="399e7ba3c056ee22c64e5ac915a7966a045d364a834d412561ce80e84eee20d7.jpg" id="76" name="Picture"/>
+                    <pic:cNvPr descr="399e7ba3c056ee22c64e5ac915a7966a045d364a834d412561ce80e84eee20d7.jpg" id="77" name="Picture"/>
                     <pic:cNvPicPr>
                       <a:picLocks noChangeArrowheads="1" noChangeAspect="1"/>
                     </pic:cNvPicPr>
                   </pic:nvPicPr>
                   <pic:blipFill>
-                    <a:blip r:embed="rId74"/>
+                    <a:blip r:embed="rId75"/>
                     <a:stretch>
                       <a:fillRect/>
                     </a:stretch>
@@ -6425,9 +6771,9 @@
         </w:pict>
       </w:r>
     </w:p>
-    <w:bookmarkEnd w:id="77"/>
     <w:bookmarkEnd w:id="78"/>
-    <w:bookmarkStart w:id="79" w:name="ft1-p2-ex3-34届决赛litmp-da三组分"/>
+    <w:bookmarkEnd w:id="79"/>
+    <w:bookmarkStart w:id="80" w:name="ft1-p2-ex3-34届决赛litmp-da三组分"/>
     <w:p>
       <w:pPr>
         <w:pStyle w:val="Heading2"/>
@@ -6437,7 +6783,7 @@
         <w:rPr>
           <w:rFonts w:ascii="Times New Roman" w:hAnsi="Times New Roman" w:eastAsia="Times New Roman" w:cs="Times New Roman"/>
         </w:rPr>
-        <w:t xml:space="preserve">11.18 </w:t>
+        <w:t xml:space="preserve">11.19 </w:t>
       </w:r>
       <w:r>
         <w:rPr>
@@ -6990,8 +7336,8 @@
         </w:pict>
       </w:r>
     </w:p>
-    <w:bookmarkEnd w:id="79"/>
-    <w:bookmarkStart w:id="80" w:name="ft1-p2-ex4-吡啶官能团化padi催化"/>
+    <w:bookmarkEnd w:id="80"/>
+    <w:bookmarkStart w:id="81" w:name="ft1-p2-ex4-吡啶官能团化padi催化"/>
     <w:p>
       <w:pPr>
         <w:pStyle w:val="Heading2"/>
@@ -7001,7 +7347,7 @@
         <w:rPr>
           <w:rFonts w:ascii="Times New Roman" w:hAnsi="Times New Roman" w:eastAsia="Times New Roman" w:cs="Times New Roman"/>
         </w:rPr>
-        <w:t xml:space="preserve">11.19 </w:t>
+        <w:t xml:space="preserve">11.20 </w:t>
       </w:r>
       <w:r>
         <w:rPr>
@@ -7226,8 +7572,8 @@
         </w:pict>
       </w:r>
     </w:p>
-    <w:bookmarkEnd w:id="80"/>
-    <w:bookmarkStart w:id="81" w:name="ch39-p8-同位素效应活化熵推断机理"/>
+    <w:bookmarkEnd w:id="81"/>
+    <w:bookmarkStart w:id="82" w:name="ch39-p8-同位素效应活化熵推断机理"/>
     <w:p>
       <w:pPr>
         <w:pStyle w:val="Heading2"/>
@@ -7237,7 +7583,7 @@
         <w:rPr>
           <w:rFonts w:ascii="Times New Roman" w:hAnsi="Times New Roman" w:eastAsia="Times New Roman" w:cs="Times New Roman"/>
         </w:rPr>
-        <w:t xml:space="preserve">11.20 </w:t>
+        <w:t xml:space="preserve">11.21 </w:t>
       </w:r>
       <w:r>
         <w:rPr>
@@ -7685,8 +8031,8 @@
         </w:pict>
       </w:r>
     </w:p>
-    <w:bookmarkEnd w:id="81"/>
-    <w:bookmarkStart w:id="88" w:name="ch39-p11-对比同位素效应详细机理分析"/>
+    <w:bookmarkEnd w:id="82"/>
+    <w:bookmarkStart w:id="89" w:name="ch39-p11-对比同位素效应详细机理分析"/>
     <w:p>
       <w:pPr>
         <w:pStyle w:val="Heading2"/>
@@ -7696,7 +8042,7 @@
         <w:rPr>
           <w:rFonts w:ascii="Times New Roman" w:hAnsi="Times New Roman" w:eastAsia="Times New Roman" w:cs="Times New Roman"/>
         </w:rPr>
-        <w:t xml:space="preserve">11.21 </w:t>
+        <w:t xml:space="preserve">11.22 </w:t>
       </w:r>
       <w:r>
         <w:rPr>
@@ -7893,18 +8239,18 @@
           <wp:inline>
             <wp:extent cx="3600000" cy="456283"/>
             <wp:effectExtent b="0" l="0" r="0" t="0"/>
-            <wp:docPr descr="" title="" id="83" name="Picture"/>
+            <wp:docPr descr="" title="" id="84" name="Picture"/>
             <a:graphic>
               <a:graphicData uri="http://schemas.openxmlformats.org/drawingml/2006/picture">
                 <pic:pic>
                   <pic:nvPicPr>
-                    <pic:cNvPr descr="73191cd339166a8cdd4c97e86fbef0d44a6684fb34765cf89db5567ea7f36c47.jpg" id="84" name="Picture"/>
+                    <pic:cNvPr descr="73191cd339166a8cdd4c97e86fbef0d44a6684fb34765cf89db5567ea7f36c47.jpg" id="85" name="Picture"/>
                     <pic:cNvPicPr>
                       <a:picLocks noChangeArrowheads="1" noChangeAspect="1"/>
                     </pic:cNvPicPr>
                   </pic:nvPicPr>
                   <pic:blipFill>
-                    <a:blip r:embed="rId82"/>
+                    <a:blip r:embed="rId83"/>
                     <a:stretch>
                       <a:fillRect/>
                     </a:stretch>
@@ -7945,18 +8291,18 @@
           <wp:inline>
             <wp:extent cx="3600000" cy="390406"/>
             <wp:effectExtent b="0" l="0" r="0" t="0"/>
-            <wp:docPr descr="" title="" id="86" name="Picture"/>
+            <wp:docPr descr="" title="" id="87" name="Picture"/>
             <a:graphic>
               <a:graphicData uri="http://schemas.openxmlformats.org/drawingml/2006/picture">
                 <pic:pic>
                   <pic:nvPicPr>
-                    <pic:cNvPr descr="e9179f11d9471acb78c31d7615f8f00c64fa3d6493908c07dda512c49a94585f.jpg" id="87" name="Picture"/>
+                    <pic:cNvPr descr="e9179f11d9471acb78c31d7615f8f00c64fa3d6493908c07dda512c49a94585f.jpg" id="88" name="Picture"/>
                     <pic:cNvPicPr>
                       <a:picLocks noChangeArrowheads="1" noChangeAspect="1"/>
                     </pic:cNvPicPr>
                   </pic:nvPicPr>
                   <pic:blipFill>
-                    <a:blip r:embed="rId85"/>
+                    <a:blip r:embed="rId86"/>
                     <a:stretch>
                       <a:fillRect/>
                     </a:stretch>
@@ -7993,8 +8339,8 @@
         </w:pict>
       </w:r>
     </w:p>
-    <w:bookmarkEnd w:id="88"/>
-    <w:bookmarkStart w:id="92" w:name="ch39-p12-新反应中中间体内部捕获"/>
+    <w:bookmarkEnd w:id="89"/>
+    <w:bookmarkStart w:id="93" w:name="ch39-p12-新反应中中间体内部捕获"/>
     <w:p>
       <w:pPr>
         <w:pStyle w:val="Heading2"/>
@@ -8004,7 +8350,7 @@
         <w:rPr>
           <w:rFonts w:ascii="Times New Roman" w:hAnsi="Times New Roman" w:eastAsia="Times New Roman" w:cs="Times New Roman"/>
         </w:rPr>
-        <w:t xml:space="preserve">11.22 </w:t>
+        <w:t xml:space="preserve">11.23 </w:t>
       </w:r>
       <w:r>
         <w:rPr>
@@ -8169,18 +8515,18 @@
           <wp:inline>
             <wp:extent cx="3600000" cy="1277063"/>
             <wp:effectExtent b="0" l="0" r="0" t="0"/>
-            <wp:docPr descr="" title="" id="90" name="Picture"/>
+            <wp:docPr descr="" title="" id="91" name="Picture"/>
             <a:graphic>
               <a:graphicData uri="http://schemas.openxmlformats.org/drawingml/2006/picture">
                 <pic:pic>
                   <pic:nvPicPr>
-                    <pic:cNvPr descr="fc651cac79df0a8a577616911b2590d188f7f58f51122001df52a2a3a4736e9c.jpg" id="91" name="Picture"/>
+                    <pic:cNvPr descr="fc651cac79df0a8a577616911b2590d188f7f58f51122001df52a2a3a4736e9c.jpg" id="92" name="Picture"/>
                     <pic:cNvPicPr>
                       <a:picLocks noChangeArrowheads="1" noChangeAspect="1"/>
                     </pic:cNvPicPr>
                   </pic:nvPicPr>
                   <pic:blipFill>
-                    <a:blip r:embed="rId89"/>
+                    <a:blip r:embed="rId90"/>
                     <a:stretch>
                       <a:fillRect/>
                     </a:stretch>
@@ -8217,8 +8563,8 @@
         </w:pict>
       </w:r>
     </w:p>
-    <w:bookmarkEnd w:id="92"/>
-    <w:bookmarkStart w:id="99" w:name="ch39-p13-物理数据结构变化综合机理图景"/>
+    <w:bookmarkEnd w:id="93"/>
+    <w:bookmarkStart w:id="100" w:name="ch39-p13-物理数据结构变化综合机理图景"/>
     <w:p>
       <w:pPr>
         <w:pStyle w:val="Heading2"/>
@@ -8228,7 +8574,7 @@
         <w:rPr>
           <w:rFonts w:ascii="Times New Roman" w:hAnsi="Times New Roman" w:eastAsia="Times New Roman" w:cs="Times New Roman"/>
         </w:rPr>
-        <w:t xml:space="preserve">11.23 </w:t>
+        <w:t xml:space="preserve">11.24 </w:t>
       </w:r>
       <w:r>
         <w:rPr>
@@ -8570,18 +8916,18 @@
           <wp:inline>
             <wp:extent cx="3600000" cy="591945"/>
             <wp:effectExtent b="0" l="0" r="0" t="0"/>
-            <wp:docPr descr="" title="" id="94" name="Picture"/>
+            <wp:docPr descr="" title="" id="95" name="Picture"/>
             <a:graphic>
               <a:graphicData uri="http://schemas.openxmlformats.org/drawingml/2006/picture">
                 <pic:pic>
                   <pic:nvPicPr>
-                    <pic:cNvPr descr="57760558769410181a8991ffb6aec8dbc4c64db5fc5894778232a16f4c11425c.jpg" id="95" name="Picture"/>
+                    <pic:cNvPr descr="57760558769410181a8991ffb6aec8dbc4c64db5fc5894778232a16f4c11425c.jpg" id="96" name="Picture"/>
                     <pic:cNvPicPr>
                       <a:picLocks noChangeArrowheads="1" noChangeAspect="1"/>
                     </pic:cNvPicPr>
                   </pic:nvPicPr>
                   <pic:blipFill>
-                    <a:blip r:embed="rId93"/>
+                    <a:blip r:embed="rId94"/>
                     <a:stretch>
                       <a:fillRect/>
                     </a:stretch>
@@ -8703,18 +9049,18 @@
           <wp:inline>
             <wp:extent cx="3600000" cy="1049165"/>
             <wp:effectExtent b="0" l="0" r="0" t="0"/>
-            <wp:docPr descr="" title="" id="97" name="Picture"/>
+            <wp:docPr descr="" title="" id="98" name="Picture"/>
             <a:graphic>
               <a:graphicData uri="http://schemas.openxmlformats.org/drawingml/2006/picture">
                 <pic:pic>
                   <pic:nvPicPr>
-                    <pic:cNvPr descr="c76bf2da574ea73372cbb73b95a2c7df63ff87eb4d1bc8a8550f2e363c08f62f.jpg" id="98" name="Picture"/>
+                    <pic:cNvPr descr="c76bf2da574ea73372cbb73b95a2c7df63ff87eb4d1bc8a8550f2e363c08f62f.jpg" id="99" name="Picture"/>
                     <pic:cNvPicPr>
                       <a:picLocks noChangeArrowheads="1" noChangeAspect="1"/>
                     </pic:cNvPicPr>
                   </pic:nvPicPr>
                   <pic:blipFill>
-                    <a:blip r:embed="rId96"/>
+                    <a:blip r:embed="rId97"/>
                     <a:stretch>
                       <a:fillRect/>
                     </a:stretch>
@@ -8751,8 +9097,8 @@
         </w:pict>
       </w:r>
     </w:p>
-    <w:bookmarkEnd w:id="99"/>
-    <w:bookmarkStart w:id="115" w:name="有机转换中间体推断第34届初赛"/>
+    <w:bookmarkEnd w:id="100"/>
+    <w:bookmarkStart w:id="110" w:name="化学能力测试-ch9a-5-药物合成a至i结构推导"/>
     <w:p>
       <w:pPr>
         <w:pStyle w:val="Heading2"/>
@@ -8762,13 +9108,78 @@
         <w:rPr>
           <w:rFonts w:ascii="Times New Roman" w:hAnsi="Times New Roman" w:eastAsia="Times New Roman" w:cs="Times New Roman"/>
         </w:rPr>
-        <w:t xml:space="preserve">11.24 </w:t>
+        <w:t xml:space="preserve">11.25 </w:t>
       </w:r>
       <w:r>
         <w:rPr>
           <w:rFonts w:hint="eastAsia" w:ascii="Times New Roman" w:hAnsi="Times New Roman" w:eastAsia="SimHei" w:cs="Times New Roman"/>
         </w:rPr>
-        <w:t>有机转换中间体推断</w:t>
+        <w:t>化学能力测试</w:t>
+      </w:r>
+      <w:r>
+        <w:rPr>
+          <w:rFonts w:hint="eastAsia" w:ascii="Times New Roman" w:hAnsi="Times New Roman" w:eastAsia="Times New Roman" w:cs="Times New Roman"/>
+        </w:rPr>
+        <w:t>-Ch9A-5-</w:t>
+      </w:r>
+      <w:r>
+        <w:rPr>
+          <w:rFonts w:hint="eastAsia" w:ascii="Times New Roman" w:hAnsi="Times New Roman" w:eastAsia="SimHei" w:cs="Times New Roman"/>
+        </w:rPr>
+        <w:t>药物合成</w:t>
+      </w:r>
+      <w:r>
+        <w:rPr>
+          <w:rFonts w:hint="eastAsia" w:ascii="Times New Roman" w:hAnsi="Times New Roman" w:eastAsia="Times New Roman" w:cs="Times New Roman"/>
+        </w:rPr>
+        <w:t>A</w:t>
+      </w:r>
+      <w:r>
+        <w:rPr>
+          <w:rFonts w:hint="eastAsia" w:ascii="Times New Roman" w:hAnsi="Times New Roman" w:eastAsia="SimHei" w:cs="Times New Roman"/>
+        </w:rPr>
+        <w:t>至</w:t>
+      </w:r>
+      <w:r>
+        <w:rPr>
+          <w:rFonts w:hint="eastAsia" w:ascii="Times New Roman" w:hAnsi="Times New Roman" w:eastAsia="Times New Roman" w:cs="Times New Roman"/>
+        </w:rPr>
+        <w:t>I</w:t>
+      </w:r>
+      <w:r>
+        <w:rPr>
+          <w:rFonts w:hint="eastAsia" w:ascii="Times New Roman" w:hAnsi="Times New Roman" w:eastAsia="SimHei" w:cs="Times New Roman"/>
+        </w:rPr>
+        <w:t>结构推导</w:t>
+      </w:r>
+    </w:p>
+    <w:p>
+      <w:pPr>
+        <w:pStyle w:val="FirstParagraph"/>
+      </w:pPr>
+      <w:r>
+        <w:rPr>
+          <w:rFonts w:ascii="Times New Roman" w:hAnsi="Times New Roman" w:eastAsia="Times New Roman" w:cs="Times New Roman"/>
+        </w:rPr>
+        <w:t xml:space="preserve">5-1. </w:t>
+      </w:r>
+      <w:r>
+        <w:rPr>
+          <w:rFonts w:hint="eastAsia" w:ascii="Times New Roman" w:hAnsi="Times New Roman" w:eastAsia="FangSong" w:cs="Times New Roman"/>
+        </w:rPr>
+        <w:t xml:space="preserve">写出下列反应式中</w:t>
+      </w:r>
+      <w:r>
+        <w:rPr>
+          <w:rFonts w:ascii="Times New Roman" w:hAnsi="Times New Roman" w:eastAsia="Times New Roman" w:cs="Times New Roman"/>
+        </w:rPr>
+        <w:t xml:space="preserve"> A~D </w:t>
+      </w:r>
+      <w:r>
+        <w:rPr>
+          <w:rFonts w:hint="eastAsia" w:ascii="Times New Roman" w:hAnsi="Times New Roman" w:eastAsia="FangSong" w:cs="Times New Roman"/>
+        </w:rPr>
+        <w:t>的结构式</w:t>
       </w:r>
       <w:r>
         <w:rPr>
@@ -8778,50 +9189,91 @@
       </w:r>
       <w:r>
         <w:rPr>
-          <w:rFonts w:hint="eastAsia" w:ascii="Times New Roman" w:hAnsi="Times New Roman" w:eastAsia="SimHei" w:cs="Times New Roman"/>
-        </w:rPr>
-        <w:t>第</w:t>
-      </w:r>
-      <w:r>
-        <w:rPr>
-          <w:rFonts w:hint="eastAsia" w:ascii="Times New Roman" w:hAnsi="Times New Roman" w:eastAsia="Times New Roman" w:cs="Times New Roman"/>
-        </w:rPr>
-        <w:t>34</w:t>
-      </w:r>
-      <w:r>
-        <w:rPr>
-          <w:rFonts w:hint="eastAsia" w:ascii="Times New Roman" w:hAnsi="Times New Roman" w:eastAsia="SimHei" w:cs="Times New Roman"/>
-        </w:rPr>
-        <w:t>届初赛</w:t>
-      </w:r>
-      <w:r>
-        <w:rPr>
-          <w:rFonts w:hint="eastAsia" w:ascii="Times New Roman" w:hAnsi="Times New Roman" w:eastAsia="Times New Roman" w:cs="Times New Roman"/>
-        </w:rPr>
-        <w:t>）</w:t>
-      </w:r>
-    </w:p>
-    <w:p>
-      <w:pPr>
-        <w:pStyle w:val="FirstParagraph"/>
-      </w:pPr>
-      <w:r>
-        <w:rPr>
-          <w:rFonts w:ascii="Times New Roman" w:hAnsi="Times New Roman" w:eastAsia="Times New Roman" w:cs="Times New Roman"/>
-        </w:rPr>
-        <w:t xml:space="preserve">10-1 </w:t>
-      </w:r>
-      <w:r>
-        <w:rPr>
-          <w:rFonts w:hint="eastAsia" w:ascii="Times New Roman" w:hAnsi="Times New Roman" w:eastAsia="FangSong" w:cs="Times New Roman"/>
-        </w:rPr>
-        <w:t>请为以下转换提供合理的中间体</w:t>
-      </w:r>
-      <w:r>
-        <w:rPr>
-          <w:rFonts w:hint="eastAsia" w:ascii="Times New Roman" w:hAnsi="Times New Roman" w:eastAsia="Times New Roman" w:cs="Times New Roman"/>
-        </w:rPr>
-        <w:t>。</w:t>
+          <w:rFonts w:hint="eastAsia" w:ascii="Times New Roman" w:hAnsi="Times New Roman" w:eastAsia="FangSong" w:cs="Times New Roman"/>
+        </w:rPr>
+        <w:t>反应式见图</w:t>
+      </w:r>
+      <w:r>
+        <w:rPr>
+          <w:rFonts w:hint="eastAsia" w:ascii="Times New Roman" w:hAnsi="Times New Roman" w:eastAsia="Times New Roman" w:cs="Times New Roman"/>
+        </w:rPr>
+        <w:t>；D</w:t>
+      </w:r>
+      <w:r>
+        <w:rPr>
+          <w:rFonts w:ascii="Times New Roman" w:hAnsi="Times New Roman" w:eastAsia="Times New Roman" w:cs="Times New Roman"/>
+        </w:rPr>
+        <w:t xml:space="preserve"> </w:t>
+      </w:r>
+      <w:r>
+        <w:rPr>
+          <w:rFonts w:hint="eastAsia" w:ascii="Times New Roman" w:hAnsi="Times New Roman" w:eastAsia="FangSong" w:cs="Times New Roman"/>
+        </w:rPr>
+        <w:t xml:space="preserve">的分子式为</w:t>
+      </w:r>
+      <w:r>
+        <w:rPr>
+          <w:rFonts w:ascii="Times New Roman" w:hAnsi="Times New Roman" w:eastAsia="Times New Roman" w:cs="Times New Roman"/>
+        </w:rPr>
+        <w:t xml:space="preserve"> </w:t>
+      </w:r>
+      <w:r>
+        <w:rPr>
+          <w:rFonts w:hint="eastAsia" w:ascii="Times New Roman" w:hAnsi="Times New Roman" w:eastAsia="Times New Roman" w:cs="Times New Roman"/>
+        </w:rPr>
+        <w:t>C</w:t>
+      </w:r>
+      <w:r>
+        <w:rPr>
+          <w:rFonts w:hint="eastAsia" w:ascii="Times New Roman" w:hAnsi="Times New Roman" w:eastAsia="Times New Roman" w:cs="Times New Roman"/>
+          <w:vertAlign w:val="subscript"/>
+        </w:rPr>
+        <w:t>27</w:t>
+      </w:r>
+      <w:r>
+        <w:rPr>
+          <w:rFonts w:hint="eastAsia" w:ascii="Times New Roman" w:hAnsi="Times New Roman" w:eastAsia="Times New Roman" w:cs="Times New Roman"/>
+        </w:rPr>
+        <w:t>H</w:t>
+      </w:r>
+      <w:r>
+        <w:rPr>
+          <w:rFonts w:hint="eastAsia" w:ascii="Times New Roman" w:hAnsi="Times New Roman" w:eastAsia="Times New Roman" w:cs="Times New Roman"/>
+          <w:vertAlign w:val="subscript"/>
+        </w:rPr>
+        <w:t>26</w:t>
+      </w:r>
+      <w:r>
+        <w:rPr>
+          <w:rFonts w:hint="eastAsia" w:ascii="Times New Roman" w:hAnsi="Times New Roman" w:eastAsia="Times New Roman" w:cs="Times New Roman"/>
+        </w:rPr>
+        <w:t>N</w:t>
+      </w:r>
+      <w:r>
+        <w:rPr>
+          <w:rFonts w:hint="eastAsia" w:ascii="Times New Roman" w:hAnsi="Times New Roman" w:eastAsia="Times New Roman" w:cs="Times New Roman"/>
+          <w:vertAlign w:val="subscript"/>
+        </w:rPr>
+        <w:t>2</w:t>
+      </w:r>
+      <w:r>
+        <w:rPr>
+          <w:rFonts w:hint="eastAsia" w:ascii="Times New Roman" w:hAnsi="Times New Roman" w:eastAsia="Times New Roman" w:cs="Times New Roman"/>
+        </w:rPr>
+        <w:t>O</w:t>
+      </w:r>
+      <w:r>
+        <w:rPr>
+          <w:rFonts w:hint="eastAsia" w:ascii="Times New Roman" w:hAnsi="Times New Roman" w:eastAsia="Times New Roman" w:cs="Times New Roman"/>
+          <w:vertAlign w:val="subscript"/>
+        </w:rPr>
+        <w:t>5</w:t>
+      </w:r>
+      <w:r>
+        <w:rPr>
+          <w:rFonts w:hint="eastAsia" w:ascii="Times New Roman" w:hAnsi="Times New Roman" w:eastAsia="Times New Roman" w:cs="Times New Roman"/>
+        </w:rPr>
+        <w:t>）：</w:t>
       </w:r>
     </w:p>
     <w:p>
@@ -8836,20 +9288,323 @@
         </w:rPr>
         <w:drawing>
           <wp:inline>
-            <wp:extent cx="3600000" cy="944355"/>
+            <wp:extent cx="3600000" cy="348091"/>
             <wp:effectExtent b="0" l="0" r="0" t="0"/>
-            <wp:docPr descr="" title="" id="101" name="Picture"/>
+            <wp:docPr descr="" title="" id="102" name="Picture"/>
             <a:graphic>
               <a:graphicData uri="http://schemas.openxmlformats.org/drawingml/2006/picture">
                 <pic:pic>
                   <pic:nvPicPr>
-                    <pic:cNvPr descr="75667b8eff9d01323dc65443d5b0806e53b724861d5c24502cc15eb30907d6fb.jpg" id="102" name="Picture"/>
+                    <pic:cNvPr descr="4bbe1fd8850ab5b8d9a24bfa5c2f3af4e9fc587dba833698433397be9ccfba00.jpg" id="103" name="Picture"/>
                     <pic:cNvPicPr>
                       <a:picLocks noChangeArrowheads="1" noChangeAspect="1"/>
                     </pic:cNvPicPr>
                   </pic:nvPicPr>
                   <pic:blipFill>
-                    <a:blip r:embed="rId100"/>
+                    <a:blip r:embed="rId101"/>
+                    <a:stretch>
+                      <a:fillRect/>
+                    </a:stretch>
+                  </pic:blipFill>
+                  <pic:spPr bwMode="auto">
+                    <a:xfrm>
+                      <a:off x="0" y="0"/>
+                      <a:ext cx="3600000" cy="348091"/>
+                    </a:xfrm>
+                    <a:prstGeom prst="rect">
+                      <a:avLst/>
+                    </a:prstGeom>
+                    <a:noFill/>
+                    <a:ln w="9525">
+                      <a:noFill/>
+                      <a:headEnd/>
+                      <a:tailEnd/>
+                    </a:ln>
+                  </pic:spPr>
+                </pic:pic>
+              </a:graphicData>
+            </a:graphic>
+          </wp:inline>
+        </w:drawing>
+      </w:r>
+    </w:p>
+    <w:p>
+      <w:pPr>
+        <w:pStyle w:val="BodyText"/>
+      </w:pPr>
+      <w:r>
+        <w:rPr>
+          <w:rFonts w:hint="eastAsia" w:ascii="Times New Roman" w:hAnsi="Times New Roman" w:eastAsia="FangSong" w:cs="Times New Roman"/>
+        </w:rPr>
+        <w:t>提示</w:t>
+      </w:r>
+      <w:r>
+        <w:rPr>
+          <w:rFonts w:hint="eastAsia" w:ascii="Times New Roman" w:hAnsi="Times New Roman" w:eastAsia="Times New Roman" w:cs="Times New Roman"/>
+        </w:rPr>
+        <w:t>：</w:t>
+      </w:r>
+      <w:r>
+        <w:rPr>
+          <w:rFonts w:hint="eastAsia" w:ascii="Times New Roman" w:hAnsi="Times New Roman" w:eastAsia="FangSong" w:cs="Times New Roman"/>
+        </w:rPr>
+        <w:t>药物合成中常见如下反应</w:t>
+      </w:r>
+      <w:r>
+        <w:rPr>
+          <w:rFonts w:hint="eastAsia" w:ascii="Times New Roman" w:hAnsi="Times New Roman" w:eastAsia="Times New Roman" w:cs="Times New Roman"/>
+        </w:rPr>
+        <w:t>：</w:t>
+      </w:r>
+    </w:p>
+    <w:p>
+      <w:pPr>
+        <w:pStyle w:val="BodyText"/>
+        <w:spacing w:before="160" w:after="80"/>
+        <w:jc w:val="center"/>
+      </w:pPr>
+      <w:r>
+        <w:rPr>
+          <w:rFonts w:ascii="Times New Roman" w:hAnsi="Times New Roman" w:eastAsia="Times New Roman" w:cs="Times New Roman"/>
+        </w:rPr>
+        <w:drawing>
+          <wp:inline>
+            <wp:extent cx="3600000" cy="501210"/>
+            <wp:effectExtent b="0" l="0" r="0" t="0"/>
+            <wp:docPr descr="" title="" id="105" name="Picture"/>
+            <a:graphic>
+              <a:graphicData uri="http://schemas.openxmlformats.org/drawingml/2006/picture">
+                <pic:pic>
+                  <pic:nvPicPr>
+                    <pic:cNvPr descr="872a887b1f6c5bedad0874d84af27949389f126c6c1c16ed3fc559915cf6702d.jpg" id="106" name="Picture"/>
+                    <pic:cNvPicPr>
+                      <a:picLocks noChangeArrowheads="1" noChangeAspect="1"/>
+                    </pic:cNvPicPr>
+                  </pic:nvPicPr>
+                  <pic:blipFill>
+                    <a:blip r:embed="rId104"/>
+                    <a:stretch>
+                      <a:fillRect/>
+                    </a:stretch>
+                  </pic:blipFill>
+                  <pic:spPr bwMode="auto">
+                    <a:xfrm>
+                      <a:off x="0" y="0"/>
+                      <a:ext cx="3600000" cy="501210"/>
+                    </a:xfrm>
+                    <a:prstGeom prst="rect">
+                      <a:avLst/>
+                    </a:prstGeom>
+                    <a:noFill/>
+                    <a:ln w="9525">
+                      <a:noFill/>
+                      <a:headEnd/>
+                      <a:tailEnd/>
+                    </a:ln>
+                  </pic:spPr>
+                </pic:pic>
+              </a:graphicData>
+            </a:graphic>
+          </wp:inline>
+        </w:drawing>
+      </w:r>
+    </w:p>
+    <w:p>
+      <w:pPr>
+        <w:pStyle w:val="BodyText"/>
+      </w:pPr>
+      <w:r>
+        <w:rPr>
+          <w:rFonts w:ascii="Times New Roman" w:hAnsi="Times New Roman" w:eastAsia="Times New Roman" w:cs="Times New Roman"/>
+        </w:rPr>
+        <w:t xml:space="preserve">5-2. </w:t>
+      </w:r>
+      <w:r>
+        <w:rPr>
+          <w:rFonts w:hint="eastAsia" w:ascii="Times New Roman" w:hAnsi="Times New Roman" w:eastAsia="FangSong" w:cs="Times New Roman"/>
+        </w:rPr>
+        <w:t xml:space="preserve">写出下列反应式中</w:t>
+      </w:r>
+      <w:r>
+        <w:rPr>
+          <w:rFonts w:ascii="Times New Roman" w:hAnsi="Times New Roman" w:eastAsia="Times New Roman" w:cs="Times New Roman"/>
+        </w:rPr>
+        <w:t xml:space="preserve"> E~I </w:t>
+      </w:r>
+      <w:r>
+        <w:rPr>
+          <w:rFonts w:hint="eastAsia" w:ascii="Times New Roman" w:hAnsi="Times New Roman" w:eastAsia="FangSong" w:cs="Times New Roman"/>
+        </w:rPr>
+        <w:t>的结构式</w:t>
+      </w:r>
+      <w:r>
+        <w:rPr>
+          <w:rFonts w:hint="eastAsia" w:ascii="Times New Roman" w:hAnsi="Times New Roman" w:eastAsia="Times New Roman" w:cs="Times New Roman"/>
+        </w:rPr>
+        <w:t>：</w:t>
+      </w:r>
+    </w:p>
+    <w:p>
+      <w:pPr>
+        <w:pStyle w:val="BodyText"/>
+        <w:spacing w:before="160" w:after="80"/>
+        <w:jc w:val="center"/>
+      </w:pPr>
+      <w:r>
+        <w:rPr>
+          <w:rFonts w:ascii="Times New Roman" w:hAnsi="Times New Roman" w:eastAsia="Times New Roman" w:cs="Times New Roman"/>
+        </w:rPr>
+        <w:drawing>
+          <wp:inline>
+            <wp:extent cx="3600000" cy="1136656"/>
+            <wp:effectExtent b="0" l="0" r="0" t="0"/>
+            <wp:docPr descr="" title="" id="108" name="Picture"/>
+            <a:graphic>
+              <a:graphicData uri="http://schemas.openxmlformats.org/drawingml/2006/picture">
+                <pic:pic>
+                  <pic:nvPicPr>
+                    <pic:cNvPr descr="bc361b343debb3b62bdca5e82265a4de31fd4bb97ed825c2aca2d9ce346e11fd.jpg" id="109" name="Picture"/>
+                    <pic:cNvPicPr>
+                      <a:picLocks noChangeArrowheads="1" noChangeAspect="1"/>
+                    </pic:cNvPicPr>
+                  </pic:nvPicPr>
+                  <pic:blipFill>
+                    <a:blip r:embed="rId107"/>
+                    <a:stretch>
+                      <a:fillRect/>
+                    </a:stretch>
+                  </pic:blipFill>
+                  <pic:spPr bwMode="auto">
+                    <a:xfrm>
+                      <a:off x="0" y="0"/>
+                      <a:ext cx="3600000" cy="1136656"/>
+                    </a:xfrm>
+                    <a:prstGeom prst="rect">
+                      <a:avLst/>
+                    </a:prstGeom>
+                    <a:noFill/>
+                    <a:ln w="9525">
+                      <a:noFill/>
+                      <a:headEnd/>
+                      <a:tailEnd/>
+                    </a:ln>
+                  </pic:spPr>
+                </pic:pic>
+              </a:graphicData>
+            </a:graphic>
+          </wp:inline>
+        </w:drawing>
+      </w:r>
+    </w:p>
+    <w:p>
+      <w:pPr>
+        <w:spacing w:before="160" w:after="80"/>
+      </w:pPr>
+      <w:r>
+        <w:pict>
+          <v:rect style="width:0;height:1.5pt" o:hralign="center" o:hrstd="t" o:hr="t"/>
+        </w:pict>
+      </w:r>
+    </w:p>
+    <w:bookmarkEnd w:id="110"/>
+    <w:bookmarkStart w:id="126" w:name="有机转换中间体推断第34届初赛"/>
+    <w:p>
+      <w:pPr>
+        <w:pStyle w:val="Heading2"/>
+        <w:spacing w:before="280" w:after="120"/>
+      </w:pPr>
+      <w:r>
+        <w:rPr>
+          <w:rFonts w:ascii="Times New Roman" w:hAnsi="Times New Roman" w:eastAsia="Times New Roman" w:cs="Times New Roman"/>
+        </w:rPr>
+        <w:t xml:space="preserve">11.26 </w:t>
+      </w:r>
+      <w:r>
+        <w:rPr>
+          <w:rFonts w:hint="eastAsia" w:ascii="Times New Roman" w:hAnsi="Times New Roman" w:eastAsia="SimHei" w:cs="Times New Roman"/>
+        </w:rPr>
+        <w:t>有机转换中间体推断</w:t>
+      </w:r>
+      <w:r>
+        <w:rPr>
+          <w:rFonts w:hint="eastAsia" w:ascii="Times New Roman" w:hAnsi="Times New Roman" w:eastAsia="Times New Roman" w:cs="Times New Roman"/>
+        </w:rPr>
+        <w:t>（</w:t>
+      </w:r>
+      <w:r>
+        <w:rPr>
+          <w:rFonts w:hint="eastAsia" w:ascii="Times New Roman" w:hAnsi="Times New Roman" w:eastAsia="SimHei" w:cs="Times New Roman"/>
+        </w:rPr>
+        <w:t>第</w:t>
+      </w:r>
+      <w:r>
+        <w:rPr>
+          <w:rFonts w:hint="eastAsia" w:ascii="Times New Roman" w:hAnsi="Times New Roman" w:eastAsia="Times New Roman" w:cs="Times New Roman"/>
+        </w:rPr>
+        <w:t>34</w:t>
+      </w:r>
+      <w:r>
+        <w:rPr>
+          <w:rFonts w:hint="eastAsia" w:ascii="Times New Roman" w:hAnsi="Times New Roman" w:eastAsia="SimHei" w:cs="Times New Roman"/>
+        </w:rPr>
+        <w:t>届初赛</w:t>
+      </w:r>
+      <w:r>
+        <w:rPr>
+          <w:rFonts w:hint="eastAsia" w:ascii="Times New Roman" w:hAnsi="Times New Roman" w:eastAsia="Times New Roman" w:cs="Times New Roman"/>
+        </w:rPr>
+        <w:t>）</w:t>
+      </w:r>
+    </w:p>
+    <w:p>
+      <w:pPr>
+        <w:pStyle w:val="FirstParagraph"/>
+      </w:pPr>
+      <w:r>
+        <w:rPr>
+          <w:rFonts w:ascii="Times New Roman" w:hAnsi="Times New Roman" w:eastAsia="Times New Roman" w:cs="Times New Roman"/>
+        </w:rPr>
+        <w:t xml:space="preserve">10-1 </w:t>
+      </w:r>
+      <w:r>
+        <w:rPr>
+          <w:rFonts w:hint="eastAsia" w:ascii="Times New Roman" w:hAnsi="Times New Roman" w:eastAsia="FangSong" w:cs="Times New Roman"/>
+        </w:rPr>
+        <w:t>请为以下转换提供合理的中间体</w:t>
+      </w:r>
+      <w:r>
+        <w:rPr>
+          <w:rFonts w:hint="eastAsia" w:ascii="Times New Roman" w:hAnsi="Times New Roman" w:eastAsia="Times New Roman" w:cs="Times New Roman"/>
+        </w:rPr>
+        <w:t>。</w:t>
+      </w:r>
+    </w:p>
+    <w:p>
+      <w:pPr>
+        <w:pStyle w:val="BodyText"/>
+        <w:spacing w:before="160" w:after="80"/>
+        <w:jc w:val="center"/>
+      </w:pPr>
+      <w:r>
+        <w:rPr>
+          <w:rFonts w:ascii="Times New Roman" w:hAnsi="Times New Roman" w:eastAsia="Times New Roman" w:cs="Times New Roman"/>
+        </w:rPr>
+        <w:drawing>
+          <wp:inline>
+            <wp:extent cx="3600000" cy="944355"/>
+            <wp:effectExtent b="0" l="0" r="0" t="0"/>
+            <wp:docPr descr="" title="" id="112" name="Picture"/>
+            <a:graphic>
+              <a:graphicData uri="http://schemas.openxmlformats.org/drawingml/2006/picture">
+                <pic:pic>
+                  <pic:nvPicPr>
+                    <pic:cNvPr descr="75667b8eff9d01323dc65443d5b0806e53b724861d5c24502cc15eb30907d6fb.jpg" id="113" name="Picture"/>
+                    <pic:cNvPicPr>
+                      <a:picLocks noChangeArrowheads="1" noChangeAspect="1"/>
+                    </pic:cNvPicPr>
+                  </pic:nvPicPr>
+                  <pic:blipFill>
+                    <a:blip r:embed="rId111"/>
                     <a:stretch>
                       <a:fillRect/>
                     </a:stretch>
@@ -8943,18 +9698,18 @@
           <wp:inline>
             <wp:extent cx="3600000" cy="1194989"/>
             <wp:effectExtent b="0" l="0" r="0" t="0"/>
-            <wp:docPr descr="" title="" id="104" name="Picture"/>
+            <wp:docPr descr="" title="" id="115" name="Picture"/>
             <a:graphic>
               <a:graphicData uri="http://schemas.openxmlformats.org/drawingml/2006/picture">
                 <pic:pic>
                   <pic:nvPicPr>
-                    <pic:cNvPr descr="ba01d3477a5fe1073878ce815fde762623031fa4999ec764f5abc452ca762d12.jpg" id="105" name="Picture"/>
+                    <pic:cNvPr descr="ba01d3477a5fe1073878ce815fde762623031fa4999ec764f5abc452ca762d12.jpg" id="116" name="Picture"/>
                     <pic:cNvPicPr>
                       <a:picLocks noChangeArrowheads="1" noChangeAspect="1"/>
                     </pic:cNvPicPr>
                   </pic:nvPicPr>
                   <pic:blipFill>
-                    <a:blip r:embed="rId103"/>
+                    <a:blip r:embed="rId114"/>
                     <a:stretch>
                       <a:fillRect/>
                     </a:stretch>
@@ -9018,18 +9773,18 @@
           <wp:inline>
             <wp:extent cx="3600000" cy="895462"/>
             <wp:effectExtent b="0" l="0" r="0" t="0"/>
-            <wp:docPr descr="" title="" id="107" name="Picture"/>
+            <wp:docPr descr="" title="" id="118" name="Picture"/>
             <a:graphic>
               <a:graphicData uri="http://schemas.openxmlformats.org/drawingml/2006/picture">
                 <pic:pic>
                   <pic:nvPicPr>
-                    <pic:cNvPr descr="b6f4c93366deb83328b66a1eeb3ad02f15dcca23ebeec7bc97b9c7b95e1591e0.jpg" id="108" name="Picture"/>
+                    <pic:cNvPr descr="b6f4c93366deb83328b66a1eeb3ad02f15dcca23ebeec7bc97b9c7b95e1591e0.jpg" id="119" name="Picture"/>
                     <pic:cNvPicPr>
                       <a:picLocks noChangeArrowheads="1" noChangeAspect="1"/>
                     </pic:cNvPicPr>
                   </pic:nvPicPr>
                   <pic:blipFill>
-                    <a:blip r:embed="rId106"/>
+                    <a:blip r:embed="rId117"/>
                     <a:stretch>
                       <a:fillRect/>
                     </a:stretch>
@@ -9158,18 +9913,18 @@
           <wp:inline>
             <wp:extent cx="3600000" cy="534374"/>
             <wp:effectExtent b="0" l="0" r="0" t="0"/>
-            <wp:docPr descr="" title="" id="110" name="Picture"/>
+            <wp:docPr descr="" title="" id="121" name="Picture"/>
             <a:graphic>
               <a:graphicData uri="http://schemas.openxmlformats.org/drawingml/2006/picture">
                 <pic:pic>
                   <pic:nvPicPr>
-                    <pic:cNvPr descr="7f211b29b4152d69eda568f6a07d0bbc2cd00b5768e89f841d647b9c66e251b9.jpg" id="111" name="Picture"/>
+                    <pic:cNvPr descr="7f211b29b4152d69eda568f6a07d0bbc2cd00b5768e89f841d647b9c66e251b9.jpg" id="122" name="Picture"/>
                     <pic:cNvPicPr>
                       <a:picLocks noChangeArrowheads="1" noChangeAspect="1"/>
                     </pic:cNvPicPr>
                   </pic:nvPicPr>
                   <pic:blipFill>
-                    <a:blip r:embed="rId109"/>
+                    <a:blip r:embed="rId120"/>
                     <a:stretch>
                       <a:fillRect/>
                     </a:stretch>
@@ -9369,18 +10124,18 @@
           <wp:inline>
             <wp:extent cx="3600000" cy="1334831"/>
             <wp:effectExtent b="0" l="0" r="0" t="0"/>
-            <wp:docPr descr="" title="" id="113" name="Picture"/>
+            <wp:docPr descr="" title="" id="124" name="Picture"/>
             <a:graphic>
               <a:graphicData uri="http://schemas.openxmlformats.org/drawingml/2006/picture">
                 <pic:pic>
                   <pic:nvPicPr>
-                    <pic:cNvPr descr="7cff4aa15f199ba3d50ee1a9cebb940ab59ef74fa2a4c080b30d67a7b2e20d12.jpg" id="114" name="Picture"/>
+                    <pic:cNvPr descr="7cff4aa15f199ba3d50ee1a9cebb940ab59ef74fa2a4c080b30d67a7b2e20d12.jpg" id="125" name="Picture"/>
                     <pic:cNvPicPr>
                       <a:picLocks noChangeArrowheads="1" noChangeAspect="1"/>
                     </pic:cNvPicPr>
                   </pic:nvPicPr>
                   <pic:blipFill>
-                    <a:blip r:embed="rId112"/>
+                    <a:blip r:embed="rId123"/>
                     <a:stretch>
                       <a:fillRect/>
                     </a:stretch>
@@ -9523,8 +10278,8 @@
         </w:pict>
       </w:r>
     </w:p>
-    <w:bookmarkEnd w:id="115"/>
-    <w:bookmarkStart w:id="116" w:name="动力学同位素效应kie判断机理"/>
+    <w:bookmarkEnd w:id="126"/>
+    <w:bookmarkStart w:id="127" w:name="动力学同位素效应kie判断机理"/>
     <w:p>
       <w:pPr>
         <w:pStyle w:val="Heading2"/>
@@ -9534,7 +10289,7 @@
         <w:rPr>
           <w:rFonts w:ascii="Times New Roman" w:hAnsi="Times New Roman" w:eastAsia="Times New Roman" w:cs="Times New Roman"/>
         </w:rPr>
-        <w:t xml:space="preserve">11.25 </w:t>
+        <w:t xml:space="preserve">11.27 </w:t>
       </w:r>
       <w:r>
         <w:rPr>
@@ -10155,8 +10910,8 @@
         </w:pict>
       </w:r>
     </w:p>
-    <w:bookmarkEnd w:id="116"/>
-    <w:bookmarkStart w:id="117" w:name="康尼查罗反应氘代标记实验"/>
+    <w:bookmarkEnd w:id="127"/>
+    <w:bookmarkStart w:id="128" w:name="康尼查罗反应氘代标记实验"/>
     <w:p>
       <w:pPr>
         <w:pStyle w:val="Heading2"/>
@@ -10166,7 +10921,7 @@
         <w:rPr>
           <w:rFonts w:ascii="Times New Roman" w:hAnsi="Times New Roman" w:eastAsia="Times New Roman" w:cs="Times New Roman"/>
         </w:rPr>
-        <w:t xml:space="preserve">11.26 </w:t>
+        <w:t xml:space="preserve">11.28 </w:t>
       </w:r>
       <w:r>
         <w:rPr>
@@ -10469,8 +11224,8 @@
         </w:pict>
       </w:r>
     </w:p>
-    <w:bookmarkEnd w:id="117"/>
-    <w:bookmarkStart w:id="118" w:name="卡宾的结构稳定性与反应类型"/>
+    <w:bookmarkEnd w:id="128"/>
+    <w:bookmarkStart w:id="129" w:name="卡宾的结构稳定性与反应类型"/>
     <w:p>
       <w:pPr>
         <w:pStyle w:val="Heading2"/>
@@ -10480,7 +11235,7 @@
         <w:rPr>
           <w:rFonts w:ascii="Times New Roman" w:hAnsi="Times New Roman" w:eastAsia="Times New Roman" w:cs="Times New Roman"/>
         </w:rPr>
-        <w:t xml:space="preserve">11.27 </w:t>
+        <w:t xml:space="preserve">11.29 </w:t>
       </w:r>
       <w:r>
         <w:rPr>
@@ -10721,8 +11476,8 @@
         </w:pict>
       </w:r>
     </w:p>
-    <w:bookmarkEnd w:id="118"/>
-    <w:bookmarkStart w:id="119" w:name="simmons-smith反应与卡宾插入"/>
+    <w:bookmarkEnd w:id="129"/>
+    <w:bookmarkStart w:id="130" w:name="simmons-smith反应与卡宾插入"/>
     <w:p>
       <w:pPr>
         <w:pStyle w:val="Heading2"/>
@@ -10732,7 +11487,7 @@
         <w:rPr>
           <w:rFonts w:ascii="Times New Roman" w:hAnsi="Times New Roman" w:eastAsia="Times New Roman" w:cs="Times New Roman"/>
         </w:rPr>
-        <w:t xml:space="preserve">11.28 </w:t>
+        <w:t xml:space="preserve">11.30 </w:t>
       </w:r>
       <w:r>
         <w:rPr>
@@ -11031,8 +11786,8 @@
         </w:pict>
       </w:r>
     </w:p>
-    <w:bookmarkEnd w:id="119"/>
-    <w:bookmarkStart w:id="120" w:name="一锅煮多组分反应的机理分析"/>
+    <w:bookmarkEnd w:id="130"/>
+    <w:bookmarkStart w:id="131" w:name="一锅煮多组分反应的机理分析"/>
     <w:p>
       <w:pPr>
         <w:pStyle w:val="Heading2"/>
@@ -11042,7 +11797,7 @@
         <w:rPr>
           <w:rFonts w:ascii="Times New Roman" w:hAnsi="Times New Roman" w:eastAsia="Times New Roman" w:cs="Times New Roman"/>
         </w:rPr>
-        <w:t xml:space="preserve">11.29 </w:t>
+        <w:t xml:space="preserve">11.31 </w:t>
       </w:r>
       <w:r>
         <w:rPr>
@@ -11363,8 +12118,8 @@
         </w:pict>
       </w:r>
     </w:p>
-    <w:bookmarkEnd w:id="120"/>
-    <w:bookmarkStart w:id="121" w:name="有机-中间体-碳正离子碳负离子自由基稳定性比较"/>
+    <w:bookmarkEnd w:id="131"/>
+    <w:bookmarkStart w:id="132" w:name="有机-中间体-碳正离子碳负离子自由基稳定性比较"/>
     <w:p>
       <w:pPr>
         <w:pStyle w:val="Heading2"/>
@@ -11374,7 +12129,7 @@
         <w:rPr>
           <w:rFonts w:ascii="Times New Roman" w:hAnsi="Times New Roman" w:eastAsia="Times New Roman" w:cs="Times New Roman"/>
         </w:rPr>
-        <w:t xml:space="preserve">11.30 </w:t>
+        <w:t xml:space="preserve">11.32 </w:t>
       </w:r>
       <w:r>
         <w:rPr>
@@ -12151,8 +12906,8 @@
         </w:pict>
       </w:r>
     </w:p>
-    <w:bookmarkEnd w:id="121"/>
-    <w:bookmarkStart w:id="122" w:name="有机-中间体-hammett方程与反应机理判断"/>
+    <w:bookmarkEnd w:id="132"/>
+    <w:bookmarkStart w:id="133" w:name="有机-中间体-hammett方程与反应机理判断"/>
     <w:p>
       <w:pPr>
         <w:pStyle w:val="Heading2"/>
@@ -12162,7 +12917,7 @@
         <w:rPr>
           <w:rFonts w:ascii="Times New Roman" w:hAnsi="Times New Roman" w:eastAsia="Times New Roman" w:cs="Times New Roman"/>
         </w:rPr>
-        <w:t xml:space="preserve">11.31 </w:t>
+        <w:t xml:space="preserve">11.33 </w:t>
       </w:r>
       <w:r>
         <w:rPr>
@@ -12487,8 +13242,8 @@
         </w:pict>
       </w:r>
     </w:p>
-    <w:bookmarkEnd w:id="122"/>
-    <w:bookmarkStart w:id="123" w:name="有机-中间体-亚胺正离子催化机理"/>
+    <w:bookmarkEnd w:id="133"/>
+    <w:bookmarkStart w:id="134" w:name="有机-中间体-亚胺正离子催化机理"/>
     <w:p>
       <w:pPr>
         <w:pStyle w:val="Heading2"/>
@@ -12498,7 +13253,7 @@
         <w:rPr>
           <w:rFonts w:ascii="Times New Roman" w:hAnsi="Times New Roman" w:eastAsia="Times New Roman" w:cs="Times New Roman"/>
         </w:rPr>
-        <w:t xml:space="preserve">11.32 </w:t>
+        <w:t xml:space="preserve">11.34 </w:t>
       </w:r>
       <w:r>
         <w:rPr>
@@ -12718,8 +13473,8 @@
         </w:pict>
       </w:r>
     </w:p>
-    <w:bookmarkEnd w:id="123"/>
-    <w:bookmarkStart w:id="124" w:name="有机-中间体-动力学与热力学产物预测"/>
+    <w:bookmarkEnd w:id="134"/>
+    <w:bookmarkStart w:id="135" w:name="有机-中间体-动力学与热力学产物预测"/>
     <w:p>
       <w:pPr>
         <w:pStyle w:val="Heading2"/>
@@ -12729,7 +13484,7 @@
         <w:rPr>
           <w:rFonts w:ascii="Times New Roman" w:hAnsi="Times New Roman" w:eastAsia="Times New Roman" w:cs="Times New Roman"/>
         </w:rPr>
-        <w:t xml:space="preserve">11.33 </w:t>
+        <w:t xml:space="preserve">11.35 </w:t>
       </w:r>
       <w:r>
         <w:rPr>
@@ -13110,8 +13865,8 @@
         </w:pict>
       </w:r>
     </w:p>
-    <w:bookmarkEnd w:id="124"/>
-    <w:bookmarkStart w:id="125" w:name="有机-中间体-动力学同位素效应与中间体捕获"/>
+    <w:bookmarkEnd w:id="135"/>
+    <w:bookmarkStart w:id="136" w:name="有机-中间体-动力学同位素效应与中间体捕获"/>
     <w:p>
       <w:pPr>
         <w:pStyle w:val="Heading2"/>
@@ -13121,7 +13876,7 @@
         <w:rPr>
           <w:rFonts w:ascii="Times New Roman" w:hAnsi="Times New Roman" w:eastAsia="Times New Roman" w:cs="Times New Roman"/>
         </w:rPr>
-        <w:t xml:space="preserve">11.34 </w:t>
+        <w:t xml:space="preserve">11.36 </w:t>
       </w:r>
       <w:r>
         <w:rPr>
@@ -13437,8 +14192,8 @@
         </w:pict>
       </w:r>
     </w:p>
-    <w:bookmarkEnd w:id="125"/>
-    <w:bookmarkStart w:id="129" w:name="有机-中间体-卡宾的simmons-smith环丙烷化"/>
+    <w:bookmarkEnd w:id="136"/>
+    <w:bookmarkStart w:id="140" w:name="有机-中间体-卡宾的simmons-smith环丙烷化"/>
     <w:p>
       <w:pPr>
         <w:pStyle w:val="Heading2"/>
@@ -13448,7 +14203,7 @@
         <w:rPr>
           <w:rFonts w:ascii="Times New Roman" w:hAnsi="Times New Roman" w:eastAsia="Times New Roman" w:cs="Times New Roman"/>
         </w:rPr>
-        <w:t xml:space="preserve">11.35 </w:t>
+        <w:t xml:space="preserve">11.37 </w:t>
       </w:r>
       <w:r>
         <w:rPr>
@@ -13774,18 +14529,18 @@
           <wp:inline>
             <wp:extent cx="3600000" cy="2400000"/>
             <wp:effectExtent b="0" l="0" r="0" t="0"/>
-            <wp:docPr descr="" title="" id="127" name="Picture"/>
+            <wp:docPr descr="" title="" id="138" name="Picture"/>
             <a:graphic>
               <a:graphicData uri="http://schemas.openxmlformats.org/drawingml/2006/picture">
                 <pic:pic>
                   <pic:nvPicPr>
-                    <pic:cNvPr descr="56de3842c5c41f2cf6e78a14dea82b588b0a46a95e8a8ed83352b89663928e46.png" id="128" name="Picture"/>
+                    <pic:cNvPr descr="56de3842c5c41f2cf6e78a14dea82b588b0a46a95e8a8ed83352b89663928e46.png" id="139" name="Picture"/>
                     <pic:cNvPicPr>
                       <a:picLocks noChangeArrowheads="1" noChangeAspect="1"/>
                     </pic:cNvPicPr>
                   </pic:nvPicPr>
                   <pic:blipFill>
-                    <a:blip r:embed="rId126"/>
+                    <a:blip r:embed="rId137"/>
                     <a:stretch>
                       <a:fillRect/>
                     </a:stretch>
@@ -13822,8 +14577,8 @@
         </w:pict>
       </w:r>
     </w:p>
-    <w:bookmarkEnd w:id="129"/>
-    <w:bookmarkStart w:id="132" w:name="有机-中间体-卡宾的生成与单线态三线态"/>
+    <w:bookmarkEnd w:id="140"/>
+    <w:bookmarkStart w:id="143" w:name="有机-中间体-卡宾的生成与单线态三线态"/>
     <w:p>
       <w:pPr>
         <w:pStyle w:val="Heading2"/>
@@ -13833,7 +14588,7 @@
         <w:rPr>
           <w:rFonts w:ascii="Times New Roman" w:hAnsi="Times New Roman" w:eastAsia="Times New Roman" w:cs="Times New Roman"/>
         </w:rPr>
-        <w:t xml:space="preserve">11.36 </w:t>
+        <w:t xml:space="preserve">11.38 </w:t>
       </w:r>
       <w:r>
         <w:rPr>
@@ -14143,18 +14898,18 @@
           <wp:inline>
             <wp:extent cx="3600000" cy="2400000"/>
             <wp:effectExtent b="0" l="0" r="0" t="0"/>
-            <wp:docPr descr="" title="" id="130" name="Picture"/>
+            <wp:docPr descr="" title="" id="141" name="Picture"/>
             <a:graphic>
               <a:graphicData uri="http://schemas.openxmlformats.org/drawingml/2006/picture">
                 <pic:pic>
                   <pic:nvPicPr>
-                    <pic:cNvPr descr="56de3842c5c41f2cf6e78a14dea82b588b0a46a95e8a8ed83352b89663928e46.png" id="131" name="Picture"/>
+                    <pic:cNvPr descr="56de3842c5c41f2cf6e78a14dea82b588b0a46a95e8a8ed83352b89663928e46.png" id="142" name="Picture"/>
                     <pic:cNvPicPr>
                       <a:picLocks noChangeArrowheads="1" noChangeAspect="1"/>
                     </pic:cNvPicPr>
                   </pic:nvPicPr>
                   <pic:blipFill>
-                    <a:blip r:embed="rId126"/>
+                    <a:blip r:embed="rId137"/>
                     <a:stretch>
                       <a:fillRect/>
                     </a:stretch>
@@ -14191,8 +14946,8 @@
         </w:pict>
       </w:r>
     </w:p>
-    <w:bookmarkEnd w:id="132"/>
-    <w:bookmarkEnd w:id="133"/>
+    <w:bookmarkEnd w:id="143"/>
+    <w:bookmarkEnd w:id="144"/>
     <w:sectPr>
       <w:footerReference w:type="default" r:id="rId9"/>
       <w:footnotePr>

--- a/00-首页/题组Word/习题书/学生版/第三篇-有机化学/11-反应机理与推断.docx
+++ b/00-首页/题组Word/习题书/学生版/第三篇-有机化学/11-反应机理与推断.docx
@@ -2,240 +2,7 @@
 <file path=word/document.xml><?xml version="1.0" encoding="utf-8"?>
 <w:document xmlns:w="http://schemas.openxmlformats.org/wordprocessingml/2006/main" xmlns:m="http://schemas.openxmlformats.org/officeDocument/2006/math" xmlns:r="http://schemas.openxmlformats.org/officeDocument/2006/relationships" xmlns:o="urn:schemas-microsoft-com:office:office" xmlns:v="urn:schemas-microsoft-com:vml" xmlns:w10="urn:schemas-microsoft-com:office:word" xmlns:a="http://schemas.openxmlformats.org/drawingml/2006/main" xmlns:pic="http://schemas.openxmlformats.org/drawingml/2006/picture" xmlns:wp="http://schemas.openxmlformats.org/drawingml/2006/wordprocessingDrawing">
   <w:body>
-    <w:bookmarkStart w:id="144" w:name="第-11-章-反应机理与推断"/>
-    <w:p>
-      <w:pPr>
-        <w:spacing w:after="1800" w:before="1200" w:line="276" w:lineRule="auto"/>
-        <w:jc w:val="center"/>
-      </w:pPr>
-    </w:p>
-    <w:p>
-      <w:pPr>
-        <w:spacing w:after="320" w:before="0" w:line="276" w:lineRule="auto"/>
-        <w:jc w:val="center"/>
-      </w:pPr>
-      <w:r>
-        <w:rPr>
-          <w:rFonts w:ascii="Times New Roman" w:hAnsi="Times New Roman" w:eastAsia="SimHei" w:cs="Times New Roman"/>
-          <w:b/>
-          <w:color w:val="17324D"/>
-          <w:sz w:val="64"/>
-        </w:rPr>
-        <w:t>化学竞赛习题册</w:t>
-      </w:r>
-    </w:p>
-    <w:p>
-      <w:pPr>
-        <w:spacing w:after="120" w:before="0" w:line="276" w:lineRule="auto"/>
-        <w:jc w:val="center"/>
-      </w:pPr>
-      <w:r>
-        <w:rPr>
-          <w:rFonts w:ascii="Times New Roman" w:hAnsi="Times New Roman" w:eastAsia="SimHei" w:cs="Times New Roman"/>
-          <w:b w:val="0"/>
-          <w:color w:val="5B6975"/>
-          <w:sz w:val="32"/>
-        </w:rPr>
-        <w:t>第三篇</w:t>
-      </w:r>
-      <w:r>
-        <w:rPr>
-          <w:rFonts w:ascii="Times New Roman" w:hAnsi="Times New Roman" w:eastAsia="Times New Roman" w:cs="Times New Roman"/>
-          <w:b w:val="0"/>
-          <w:color w:val="5B6975"/>
-          <w:sz w:val="32"/>
-        </w:rPr>
-        <w:t xml:space="preserve"> </w:t>
-      </w:r>
-      <w:r>
-        <w:rPr>
-          <w:rFonts w:ascii="Times New Roman" w:hAnsi="Times New Roman" w:eastAsia="SimHei" w:cs="Times New Roman"/>
-          <w:b w:val="0"/>
-          <w:color w:val="5B6975"/>
-          <w:sz w:val="32"/>
-        </w:rPr>
-        <w:t>有机化学</w:t>
-      </w:r>
-    </w:p>
-    <w:p>
-      <w:pPr>
-        <w:spacing w:after="600" w:before="0" w:line="276" w:lineRule="auto"/>
-        <w:jc w:val="center"/>
-      </w:pPr>
-      <w:r>
-        <w:rPr>
-          <w:rFonts w:ascii="Times New Roman" w:hAnsi="Times New Roman" w:eastAsia="SimHei" w:cs="Times New Roman"/>
-          <w:b/>
-          <w:color w:val="17324D"/>
-          <w:sz w:val="44"/>
-        </w:rPr>
-        <w:t>第</w:t>
-      </w:r>
-      <w:r>
-        <w:rPr>
-          <w:rFonts w:ascii="Times New Roman" w:hAnsi="Times New Roman" w:eastAsia="Times New Roman" w:cs="Times New Roman"/>
-          <w:b/>
-          <w:color w:val="17324D"/>
-          <w:sz w:val="44"/>
-        </w:rPr>
-        <w:t xml:space="preserve"> 11 </w:t>
-      </w:r>
-      <w:r>
-        <w:rPr>
-          <w:rFonts w:ascii="Times New Roman" w:hAnsi="Times New Roman" w:eastAsia="SimHei" w:cs="Times New Roman"/>
-          <w:b/>
-          <w:color w:val="17324D"/>
-          <w:sz w:val="44"/>
-        </w:rPr>
-        <w:t>章</w:t>
-      </w:r>
-      <w:r>
-        <w:rPr>
-          <w:rFonts w:ascii="Times New Roman" w:hAnsi="Times New Roman" w:eastAsia="Times New Roman" w:cs="Times New Roman"/>
-          <w:b/>
-          <w:color w:val="17324D"/>
-          <w:sz w:val="44"/>
-        </w:rPr>
-        <w:t xml:space="preserve"> </w:t>
-      </w:r>
-      <w:r>
-        <w:rPr>
-          <w:rFonts w:ascii="Times New Roman" w:hAnsi="Times New Roman" w:eastAsia="SimHei" w:cs="Times New Roman"/>
-          <w:b/>
-          <w:color w:val="17324D"/>
-          <w:sz w:val="44"/>
-        </w:rPr>
-        <w:t>反应机理与推断</w:t>
-      </w:r>
-    </w:p>
-    <w:p>
-      <w:pPr>
-        <w:spacing w:after="600" w:before="120" w:line="276" w:lineRule="auto"/>
-        <w:jc w:val="center"/>
-        <w:pBdr>
-          <w:bottom w:val="single" w:sz="8" w:space="4" w:color="4A6577"/>
-        </w:pBdr>
-      </w:pPr>
-    </w:p>
-    <w:p>
-      <w:pPr>
-        <w:spacing w:after="160" w:before="0" w:line="276" w:lineRule="auto"/>
-        <w:jc w:val="center"/>
-      </w:pPr>
-      <w:r>
-        <w:rPr>
-          <w:rFonts w:ascii="Times New Roman" w:hAnsi="Times New Roman" w:eastAsia="FangSong" w:cs="Times New Roman"/>
-          <w:b w:val="0"/>
-          <w:color w:val="5B6975"/>
-          <w:sz w:val="24"/>
-        </w:rPr>
-        <w:t>题量</w:t>
-      </w:r>
-      <w:r>
-        <w:rPr>
-          <w:rFonts w:ascii="Times New Roman" w:hAnsi="Times New Roman" w:eastAsia="Times New Roman" w:cs="Times New Roman"/>
-          <w:b w:val="0"/>
-          <w:color w:val="5B6975"/>
-          <w:sz w:val="24"/>
-        </w:rPr>
-        <w:t>：38</w:t>
-      </w:r>
-    </w:p>
-    <w:p>
-      <w:pPr>
-        <w:spacing w:after="160" w:before="0" w:line="276" w:lineRule="auto"/>
-        <w:jc w:val="center"/>
-      </w:pPr>
-      <w:r>
-        <w:rPr>
-          <w:rFonts w:ascii="Times New Roman" w:hAnsi="Times New Roman" w:eastAsia="FangSong" w:cs="Times New Roman"/>
-          <w:b w:val="0"/>
-          <w:color w:val="5B6975"/>
-          <w:sz w:val="24"/>
-        </w:rPr>
-        <w:t>版本</w:t>
-      </w:r>
-      <w:r>
-        <w:rPr>
-          <w:rFonts w:ascii="Times New Roman" w:hAnsi="Times New Roman" w:eastAsia="Times New Roman" w:cs="Times New Roman"/>
-          <w:b w:val="0"/>
-          <w:color w:val="5B6975"/>
-          <w:sz w:val="24"/>
-        </w:rPr>
-        <w:t>：</w:t>
-      </w:r>
-      <w:r>
-        <w:rPr>
-          <w:rFonts w:ascii="Times New Roman" w:hAnsi="Times New Roman" w:eastAsia="FangSong" w:cs="Times New Roman"/>
-          <w:b w:val="0"/>
-          <w:color w:val="5B6975"/>
-          <w:sz w:val="24"/>
-        </w:rPr>
-        <w:t>学生版</w:t>
-      </w:r>
-      <w:r>
-        <w:rPr>
-          <w:rFonts w:ascii="Times New Roman" w:hAnsi="Times New Roman" w:eastAsia="Times New Roman" w:cs="Times New Roman"/>
-          <w:b w:val="0"/>
-          <w:color w:val="5B6975"/>
-          <w:sz w:val="24"/>
-        </w:rPr>
-        <w:t>（</w:t>
-      </w:r>
-      <w:r>
-        <w:rPr>
-          <w:rFonts w:ascii="Times New Roman" w:hAnsi="Times New Roman" w:eastAsia="FangSong" w:cs="Times New Roman"/>
-          <w:b w:val="0"/>
-          <w:color w:val="5B6975"/>
-          <w:sz w:val="24"/>
-        </w:rPr>
-        <w:t>无答案</w:t>
-      </w:r>
-      <w:r>
-        <w:rPr>
-          <w:rFonts w:ascii="Times New Roman" w:hAnsi="Times New Roman" w:eastAsia="Times New Roman" w:cs="Times New Roman"/>
-          <w:b w:val="0"/>
-          <w:color w:val="5B6975"/>
-          <w:sz w:val="24"/>
-        </w:rPr>
-        <w:t>）</w:t>
-      </w:r>
-    </w:p>
-    <w:p>
-      <w:pPr>
-        <w:spacing w:after="160" w:before="0" w:line="276" w:lineRule="auto"/>
-        <w:jc w:val="center"/>
-      </w:pPr>
-      <w:r>
-        <w:rPr>
-          <w:rFonts w:ascii="Times New Roman" w:hAnsi="Times New Roman" w:eastAsia="FangSong" w:cs="Times New Roman"/>
-          <w:b w:val="0"/>
-          <w:color w:val="5B6975"/>
-          <w:sz w:val="24"/>
-        </w:rPr>
-        <w:t>日期</w:t>
-      </w:r>
-      <w:r>
-        <w:rPr>
-          <w:rFonts w:ascii="Times New Roman" w:hAnsi="Times New Roman" w:eastAsia="Times New Roman" w:cs="Times New Roman"/>
-          <w:b w:val="0"/>
-          <w:color w:val="5B6975"/>
-          <w:sz w:val="24"/>
-        </w:rPr>
-        <w:t>：2026-09-06</w:t>
-      </w:r>
-    </w:p>
-    <w:p>
-      <w:pPr>
-        <w:jc w:val="center"/>
-      </w:pPr>
-      <w:r>
-        <w:rPr>
-          <w:rFonts w:ascii="Times New Roman" w:hAnsi="Times New Roman" w:eastAsia="Times New Roman" w:cs="Times New Roman"/>
-        </w:rPr>
-        <w:br w:type="page"/>
-      </w:r>
-    </w:p>
+    <w:bookmarkStart w:id="187" w:name="第-11-章-反应机理与推断"/>
     <w:p>
       <w:pPr>
         <w:pStyle w:val="Heading1"/>
@@ -3757,7 +3524,7 @@
       </w:r>
     </w:p>
     <w:bookmarkEnd w:id="48"/>
-    <w:bookmarkStart w:id="49" w:name="hbr加成中间体与产物第27届初赛"/>
+    <w:bookmarkStart w:id="52" w:name="二分册-l16例3-甘氨酸四物质推断"/>
     <w:p>
       <w:pPr>
         <w:pStyle w:val="Heading2"/>
@@ -3768,6 +3535,4572 @@
           <w:rFonts w:ascii="Times New Roman" w:hAnsi="Times New Roman" w:eastAsia="Times New Roman" w:cs="Times New Roman"/>
         </w:rPr>
         <w:t xml:space="preserve">11.14 </w:t>
+      </w:r>
+      <w:r>
+        <w:rPr>
+          <w:rFonts w:hint="eastAsia" w:ascii="Times New Roman" w:hAnsi="Times New Roman" w:eastAsia="SimHei" w:cs="Times New Roman"/>
+        </w:rPr>
+        <w:t>二分册</w:t>
+      </w:r>
+      <w:r>
+        <w:rPr>
+          <w:rFonts w:hint="eastAsia" w:ascii="Times New Roman" w:hAnsi="Times New Roman" w:eastAsia="Times New Roman" w:cs="Times New Roman"/>
+        </w:rPr>
+        <w:t>-L16</w:t>
+      </w:r>
+      <w:r>
+        <w:rPr>
+          <w:rFonts w:hint="eastAsia" w:ascii="Times New Roman" w:hAnsi="Times New Roman" w:eastAsia="SimHei" w:cs="Times New Roman"/>
+        </w:rPr>
+        <w:t>例</w:t>
+      </w:r>
+      <w:r>
+        <w:rPr>
+          <w:rFonts w:hint="eastAsia" w:ascii="Times New Roman" w:hAnsi="Times New Roman" w:eastAsia="Times New Roman" w:cs="Times New Roman"/>
+        </w:rPr>
+        <w:t>3-</w:t>
+      </w:r>
+      <w:r>
+        <w:rPr>
+          <w:rFonts w:hint="eastAsia" w:ascii="Times New Roman" w:hAnsi="Times New Roman" w:eastAsia="SimHei" w:cs="Times New Roman"/>
+        </w:rPr>
+        <w:t>甘氨酸四物质推断</w:t>
+      </w:r>
+    </w:p>
+    <w:p>
+      <w:pPr>
+        <w:pStyle w:val="FirstParagraph"/>
+      </w:pPr>
+      <w:r>
+        <w:rPr>
+          <w:rFonts w:hint="eastAsia" w:ascii="Times New Roman" w:hAnsi="Times New Roman" w:eastAsia="Times New Roman" w:cs="Times New Roman"/>
+        </w:rPr>
+        <w:t>【</w:t>
+      </w:r>
+      <w:r>
+        <w:rPr>
+          <w:rFonts w:hint="eastAsia" w:ascii="Times New Roman" w:hAnsi="Times New Roman" w:eastAsia="FangSong" w:cs="Times New Roman"/>
+        </w:rPr>
+        <w:t>例</w:t>
+      </w:r>
+      <w:r>
+        <w:rPr>
+          <w:rFonts w:hint="eastAsia" w:ascii="Times New Roman" w:hAnsi="Times New Roman" w:eastAsia="Times New Roman" w:cs="Times New Roman"/>
+        </w:rPr>
+        <w:t>3】</w:t>
+      </w:r>
+      <w:r>
+        <w:rPr>
+          <w:rFonts w:hint="eastAsia" w:ascii="Times New Roman" w:hAnsi="Times New Roman" w:eastAsia="FangSong" w:cs="Times New Roman"/>
+        </w:rPr>
+        <w:t>某有机物</w:t>
+      </w:r>
+      <w:r>
+        <w:rPr>
+          <w:rFonts w:hint="eastAsia" w:ascii="Times New Roman" w:hAnsi="Times New Roman" w:eastAsia="Times New Roman" w:cs="Times New Roman"/>
+        </w:rPr>
+        <w:t>A，</w:t>
+      </w:r>
+      <w:r>
+        <w:rPr>
+          <w:rFonts w:hint="eastAsia" w:ascii="Times New Roman" w:hAnsi="Times New Roman" w:eastAsia="FangSong" w:cs="Times New Roman"/>
+        </w:rPr>
+        <w:t>经实验测得含碳</w:t>
+      </w:r>
+      <w:r>
+        <w:rPr>
+          <w:rFonts w:ascii="Times New Roman" w:hAnsi="Times New Roman" w:eastAsia="Times New Roman" w:cs="Times New Roman"/>
+        </w:rPr>
+        <w:t xml:space="preserve"> </w:t>
+      </w:r>
+      <m:oMath>
+        <m:r>
+          <m:t>32</m:t>
+        </m:r>
+        <m:r>
+          <m:rPr>
+            <m:sty m:val="p"/>
+          </m:rPr>
+          <m:t>%</m:t>
+        </m:r>
+      </m:oMath>
+      <w:r>
+        <w:rPr>
+          <w:rFonts w:hint="eastAsia" w:ascii="Times New Roman" w:hAnsi="Times New Roman" w:eastAsia="Times New Roman" w:cs="Times New Roman"/>
+        </w:rPr>
+        <w:t>、</w:t>
+      </w:r>
+      <w:r>
+        <w:rPr>
+          <w:rFonts w:hint="eastAsia" w:ascii="Times New Roman" w:hAnsi="Times New Roman" w:eastAsia="FangSong" w:cs="Times New Roman"/>
+        </w:rPr>
+        <w:t>含氢</w:t>
+      </w:r>
+      <w:r>
+        <w:rPr>
+          <w:rFonts w:ascii="Times New Roman" w:hAnsi="Times New Roman" w:eastAsia="Times New Roman" w:cs="Times New Roman"/>
+        </w:rPr>
+        <w:t xml:space="preserve"> </w:t>
+      </w:r>
+      <m:oMath>
+        <m:r>
+          <m:t>6.7</m:t>
+        </m:r>
+        <m:r>
+          <m:rPr>
+            <m:sty m:val="p"/>
+          </m:rPr>
+          <m:t>%</m:t>
+        </m:r>
+      </m:oMath>
+      <w:r>
+        <w:rPr>
+          <w:rFonts w:hint="eastAsia" w:ascii="Times New Roman" w:hAnsi="Times New Roman" w:eastAsia="Times New Roman" w:cs="Times New Roman"/>
+        </w:rPr>
+        <w:t>、</w:t>
+      </w:r>
+      <w:r>
+        <w:rPr>
+          <w:rFonts w:hint="eastAsia" w:ascii="Times New Roman" w:hAnsi="Times New Roman" w:eastAsia="FangSong" w:cs="Times New Roman"/>
+        </w:rPr>
+        <w:t>含氮</w:t>
+      </w:r>
+      <w:r>
+        <w:rPr>
+          <w:rFonts w:ascii="Times New Roman" w:hAnsi="Times New Roman" w:eastAsia="Times New Roman" w:cs="Times New Roman"/>
+        </w:rPr>
+        <w:t xml:space="preserve"> </w:t>
+      </w:r>
+      <m:oMath>
+        <m:r>
+          <m:t>18.7</m:t>
+        </m:r>
+        <m:r>
+          <m:rPr>
+            <m:sty m:val="p"/>
+          </m:rPr>
+          <m:t>%</m:t>
+        </m:r>
+      </m:oMath>
+      <w:r>
+        <w:rPr>
+          <w:rFonts w:hint="eastAsia" w:ascii="Times New Roman" w:hAnsi="Times New Roman" w:eastAsia="Times New Roman" w:cs="Times New Roman"/>
+        </w:rPr>
+        <w:t>、</w:t>
+      </w:r>
+      <w:r>
+        <w:rPr>
+          <w:rFonts w:hint="eastAsia" w:ascii="Times New Roman" w:hAnsi="Times New Roman" w:eastAsia="FangSong" w:cs="Times New Roman"/>
+        </w:rPr>
+        <w:t>含氧</w:t>
+      </w:r>
+      <w:r>
+        <w:rPr>
+          <w:rFonts w:ascii="Times New Roman" w:hAnsi="Times New Roman" w:eastAsia="Times New Roman" w:cs="Times New Roman"/>
+        </w:rPr>
+        <w:t xml:space="preserve"> </w:t>
+      </w:r>
+      <m:oMath>
+        <m:r>
+          <m:t>42.6</m:t>
+        </m:r>
+        <m:r>
+          <m:rPr>
+            <m:sty m:val="p"/>
+          </m:rPr>
+          <m:t>%</m:t>
+        </m:r>
+      </m:oMath>
+      <w:r>
+        <w:rPr>
+          <w:rFonts w:hint="eastAsia" w:ascii="Times New Roman" w:hAnsi="Times New Roman" w:eastAsia="Times New Roman" w:cs="Times New Roman"/>
+        </w:rPr>
+        <w:t>，A</w:t>
+      </w:r>
+      <w:r>
+        <w:rPr>
+          <w:rFonts w:hint="eastAsia" w:ascii="Times New Roman" w:hAnsi="Times New Roman" w:eastAsia="FangSong" w:cs="Times New Roman"/>
+        </w:rPr>
+        <w:t>的相对分子质量为</w:t>
+      </w:r>
+      <w:r>
+        <w:rPr>
+          <w:rFonts w:hint="eastAsia" w:ascii="Times New Roman" w:hAnsi="Times New Roman" w:eastAsia="Times New Roman" w:cs="Times New Roman"/>
+        </w:rPr>
+        <w:t>75，</w:t>
+      </w:r>
+      <w:r>
+        <w:rPr>
+          <w:rFonts w:hint="eastAsia" w:ascii="Times New Roman" w:hAnsi="Times New Roman" w:eastAsia="FangSong" w:cs="Times New Roman"/>
+        </w:rPr>
+        <w:t>该有机物能溶于水</w:t>
+      </w:r>
+      <w:r>
+        <w:rPr>
+          <w:rFonts w:hint="eastAsia" w:ascii="Times New Roman" w:hAnsi="Times New Roman" w:eastAsia="Times New Roman" w:cs="Times New Roman"/>
+        </w:rPr>
+        <w:t>，</w:t>
+      </w:r>
+      <w:r>
+        <w:rPr>
+          <w:rFonts w:hint="eastAsia" w:ascii="Times New Roman" w:hAnsi="Times New Roman" w:eastAsia="FangSong" w:cs="Times New Roman"/>
+        </w:rPr>
+        <w:t>并有如下图所示的变化关系</w:t>
+      </w:r>
+      <w:r>
+        <w:rPr>
+          <w:rFonts w:hint="eastAsia" w:ascii="Times New Roman" w:hAnsi="Times New Roman" w:eastAsia="Times New Roman" w:cs="Times New Roman"/>
+        </w:rPr>
+        <w:t>，</w:t>
+      </w:r>
+      <w:r>
+        <w:rPr>
+          <w:rFonts w:hint="eastAsia" w:ascii="Times New Roman" w:hAnsi="Times New Roman" w:eastAsia="FangSong" w:cs="Times New Roman"/>
+        </w:rPr>
+        <w:t>写出</w:t>
+      </w:r>
+      <w:r>
+        <w:rPr>
+          <w:rFonts w:hint="eastAsia" w:ascii="Times New Roman" w:hAnsi="Times New Roman" w:eastAsia="Times New Roman" w:cs="Times New Roman"/>
+        </w:rPr>
+        <w:t>A、B、C、D</w:t>
+      </w:r>
+      <w:r>
+        <w:rPr>
+          <w:rFonts w:hint="eastAsia" w:ascii="Times New Roman" w:hAnsi="Times New Roman" w:eastAsia="FangSong" w:cs="Times New Roman"/>
+        </w:rPr>
+        <w:t>各物质的结构简式</w:t>
+      </w:r>
+      <w:r>
+        <w:rPr>
+          <w:rFonts w:hint="eastAsia" w:ascii="Times New Roman" w:hAnsi="Times New Roman" w:eastAsia="Times New Roman" w:cs="Times New Roman"/>
+        </w:rPr>
+        <w:t>。</w:t>
+      </w:r>
+    </w:p>
+    <w:p>
+      <w:pPr>
+        <w:pStyle w:val="BodyText"/>
+        <w:spacing w:before="160" w:after="80"/>
+        <w:jc w:val="center"/>
+      </w:pPr>
+      <w:r>
+        <w:rPr>
+          <w:rFonts w:ascii="Times New Roman" w:hAnsi="Times New Roman" w:eastAsia="Times New Roman" w:cs="Times New Roman"/>
+        </w:rPr>
+        <w:drawing>
+          <wp:inline>
+            <wp:extent cx="3600000" cy="2006213"/>
+            <wp:effectExtent b="0" l="0" r="0" t="0"/>
+            <wp:docPr descr="" title="" id="50" name="Picture"/>
+            <a:graphic>
+              <a:graphicData uri="http://schemas.openxmlformats.org/drawingml/2006/picture">
+                <pic:pic>
+                  <pic:nvPicPr>
+                    <pic:cNvPr descr="1f4ceeb90ef6566fbc8a98ae0a497bf064050a4db9b7c1ae8b70b182d1d2647d.jpg" id="51" name="Picture"/>
+                    <pic:cNvPicPr>
+                      <a:picLocks noChangeArrowheads="1" noChangeAspect="1"/>
+                    </pic:cNvPicPr>
+                  </pic:nvPicPr>
+                  <pic:blipFill>
+                    <a:blip r:embed="rId49"/>
+                    <a:stretch>
+                      <a:fillRect/>
+                    </a:stretch>
+                  </pic:blipFill>
+                  <pic:spPr bwMode="auto">
+                    <a:xfrm>
+                      <a:off x="0" y="0"/>
+                      <a:ext cx="3600000" cy="2006213"/>
+                    </a:xfrm>
+                    <a:prstGeom prst="rect">
+                      <a:avLst/>
+                    </a:prstGeom>
+                    <a:noFill/>
+                    <a:ln w="9525">
+                      <a:noFill/>
+                      <a:headEnd/>
+                      <a:tailEnd/>
+                    </a:ln>
+                  </pic:spPr>
+                </pic:pic>
+              </a:graphicData>
+            </a:graphic>
+          </wp:inline>
+        </w:drawing>
+      </w:r>
+    </w:p>
+    <w:p>
+      <w:pPr>
+        <w:spacing w:before="160" w:after="80"/>
+      </w:pPr>
+      <w:r>
+        <w:pict>
+          <v:rect style="width:0;height:1.5pt" o:hralign="center" o:hrstd="t" o:hr="t"/>
+        </w:pict>
+      </w:r>
+    </w:p>
+    <w:bookmarkEnd w:id="52"/>
+    <w:bookmarkStart w:id="80" w:name="二分册-l17实11-油品降凝剂j合成路线推断"/>
+    <w:p>
+      <w:pPr>
+        <w:pStyle w:val="Heading2"/>
+        <w:spacing w:before="280" w:after="120"/>
+      </w:pPr>
+      <w:r>
+        <w:rPr>
+          <w:rFonts w:ascii="Times New Roman" w:hAnsi="Times New Roman" w:eastAsia="Times New Roman" w:cs="Times New Roman"/>
+        </w:rPr>
+        <w:t xml:space="preserve">11.15 </w:t>
+      </w:r>
+      <w:r>
+        <w:rPr>
+          <w:rFonts w:hint="eastAsia" w:ascii="Times New Roman" w:hAnsi="Times New Roman" w:eastAsia="SimHei" w:cs="Times New Roman"/>
+        </w:rPr>
+        <w:t>二分册</w:t>
+      </w:r>
+      <w:r>
+        <w:rPr>
+          <w:rFonts w:hint="eastAsia" w:ascii="Times New Roman" w:hAnsi="Times New Roman" w:eastAsia="Times New Roman" w:cs="Times New Roman"/>
+        </w:rPr>
+        <w:t>-L17</w:t>
+      </w:r>
+      <w:r>
+        <w:rPr>
+          <w:rFonts w:hint="eastAsia" w:ascii="Times New Roman" w:hAnsi="Times New Roman" w:eastAsia="SimHei" w:cs="Times New Roman"/>
+        </w:rPr>
+        <w:t>实</w:t>
+      </w:r>
+      <w:r>
+        <w:rPr>
+          <w:rFonts w:hint="eastAsia" w:ascii="Times New Roman" w:hAnsi="Times New Roman" w:eastAsia="Times New Roman" w:cs="Times New Roman"/>
+        </w:rPr>
+        <w:t>11-</w:t>
+      </w:r>
+      <w:r>
+        <w:rPr>
+          <w:rFonts w:hint="eastAsia" w:ascii="Times New Roman" w:hAnsi="Times New Roman" w:eastAsia="SimHei" w:cs="Times New Roman"/>
+        </w:rPr>
+        <w:t>油品降凝剂</w:t>
+      </w:r>
+      <w:r>
+        <w:rPr>
+          <w:rFonts w:hint="eastAsia" w:ascii="Times New Roman" w:hAnsi="Times New Roman" w:eastAsia="Times New Roman" w:cs="Times New Roman"/>
+        </w:rPr>
+        <w:t>J</w:t>
+      </w:r>
+      <w:r>
+        <w:rPr>
+          <w:rFonts w:hint="eastAsia" w:ascii="Times New Roman" w:hAnsi="Times New Roman" w:eastAsia="SimHei" w:cs="Times New Roman"/>
+        </w:rPr>
+        <w:t>合成路线推断</w:t>
+      </w:r>
+    </w:p>
+    <w:p>
+      <w:pPr>
+        <w:pStyle w:val="FirstParagraph"/>
+      </w:pPr>
+      <w:r>
+        <w:rPr>
+          <w:rFonts w:ascii="Times New Roman" w:hAnsi="Times New Roman" w:eastAsia="Times New Roman" w:cs="Times New Roman"/>
+        </w:rPr>
+        <w:t xml:space="preserve">11 </w:t>
+      </w:r>
+      <w:r>
+        <w:rPr>
+          <w:rFonts w:hint="eastAsia" w:ascii="Times New Roman" w:hAnsi="Times New Roman" w:eastAsia="FangSong" w:cs="Times New Roman"/>
+        </w:rPr>
+        <w:t>为扩大现有资源的使用效率</w:t>
+      </w:r>
+      <w:r>
+        <w:rPr>
+          <w:rFonts w:hint="eastAsia" w:ascii="Times New Roman" w:hAnsi="Times New Roman" w:eastAsia="Times New Roman" w:cs="Times New Roman"/>
+        </w:rPr>
+        <w:t>，</w:t>
+      </w:r>
+      <w:r>
+        <w:rPr>
+          <w:rFonts w:hint="eastAsia" w:ascii="Times New Roman" w:hAnsi="Times New Roman" w:eastAsia="FangSong" w:cs="Times New Roman"/>
+        </w:rPr>
+        <w:t>在一些油品中加入降凝剂</w:t>
+      </w:r>
+      <w:r>
+        <w:rPr>
+          <w:rFonts w:ascii="Times New Roman" w:hAnsi="Times New Roman" w:eastAsia="Times New Roman" w:cs="Times New Roman"/>
+        </w:rPr>
+        <w:t xml:space="preserve"> </w:t>
+      </w:r>
+      <w:r>
+        <w:rPr>
+          <w:rFonts w:hint="eastAsia" w:ascii="Times New Roman" w:hAnsi="Times New Roman" w:eastAsia="Times New Roman" w:cs="Times New Roman"/>
+        </w:rPr>
+        <w:t>J，</w:t>
+      </w:r>
+      <w:r>
+        <w:rPr>
+          <w:rFonts w:hint="eastAsia" w:ascii="Times New Roman" w:hAnsi="Times New Roman" w:eastAsia="FangSong" w:cs="Times New Roman"/>
+        </w:rPr>
+        <w:t>以降低其凝固点</w:t>
+      </w:r>
+      <w:r>
+        <w:rPr>
+          <w:rFonts w:hint="eastAsia" w:ascii="Times New Roman" w:hAnsi="Times New Roman" w:eastAsia="Times New Roman" w:cs="Times New Roman"/>
+        </w:rPr>
+        <w:t>，</w:t>
+      </w:r>
+      <w:r>
+        <w:rPr>
+          <w:rFonts w:hint="eastAsia" w:ascii="Times New Roman" w:hAnsi="Times New Roman" w:eastAsia="FangSong" w:cs="Times New Roman"/>
+        </w:rPr>
+        <w:t>扩大燃料油品的使用范围</w:t>
+      </w:r>
+      <w:r>
+        <w:rPr>
+          <w:rFonts w:hint="eastAsia" w:ascii="Times New Roman" w:hAnsi="Times New Roman" w:eastAsia="Times New Roman" w:cs="Times New Roman"/>
+        </w:rPr>
+        <w:t>。J</w:t>
+      </w:r>
+      <w:r>
+        <w:rPr>
+          <w:rFonts w:ascii="Times New Roman" w:hAnsi="Times New Roman" w:eastAsia="Times New Roman" w:cs="Times New Roman"/>
+        </w:rPr>
+        <w:t xml:space="preserve"> </w:t>
+      </w:r>
+      <w:r>
+        <w:rPr>
+          <w:rFonts w:hint="eastAsia" w:ascii="Times New Roman" w:hAnsi="Times New Roman" w:eastAsia="FangSong" w:cs="Times New Roman"/>
+        </w:rPr>
+        <w:t>是一种高分子聚合物</w:t>
+      </w:r>
+      <w:r>
+        <w:rPr>
+          <w:rFonts w:hint="eastAsia" w:ascii="Times New Roman" w:hAnsi="Times New Roman" w:eastAsia="Times New Roman" w:cs="Times New Roman"/>
+        </w:rPr>
+        <w:t>，</w:t>
+      </w:r>
+      <w:r>
+        <w:rPr>
+          <w:rFonts w:hint="eastAsia" w:ascii="Times New Roman" w:hAnsi="Times New Roman" w:eastAsia="FangSong" w:cs="Times New Roman"/>
+        </w:rPr>
+        <w:t>它的合成路线可以设计如下</w:t>
+      </w:r>
+      <w:r>
+        <w:rPr>
+          <w:rFonts w:hint="eastAsia" w:ascii="Times New Roman" w:hAnsi="Times New Roman" w:eastAsia="Times New Roman" w:cs="Times New Roman"/>
+        </w:rPr>
+        <w:t>，</w:t>
+      </w:r>
+      <w:r>
+        <w:rPr>
+          <w:rFonts w:hint="eastAsia" w:ascii="Times New Roman" w:hAnsi="Times New Roman" w:eastAsia="FangSong" w:cs="Times New Roman"/>
+        </w:rPr>
+        <w:t>其中</w:t>
+      </w:r>
+      <w:r>
+        <w:rPr>
+          <w:rFonts w:ascii="Times New Roman" w:hAnsi="Times New Roman" w:eastAsia="Times New Roman" w:cs="Times New Roman"/>
+        </w:rPr>
+        <w:t xml:space="preserve"> A </w:t>
+      </w:r>
+      <w:r>
+        <w:rPr>
+          <w:rFonts w:hint="eastAsia" w:ascii="Times New Roman" w:hAnsi="Times New Roman" w:eastAsia="FangSong" w:cs="Times New Roman"/>
+        </w:rPr>
+        <w:t>的氧化产物不发生银镜反应</w:t>
+      </w:r>
+      <w:r>
+        <w:rPr>
+          <w:rFonts w:hint="eastAsia" w:ascii="Times New Roman" w:hAnsi="Times New Roman" w:eastAsia="Times New Roman" w:cs="Times New Roman"/>
+        </w:rPr>
+        <w:t>：</w:t>
+      </w:r>
+    </w:p>
+    <w:p>
+      <w:pPr>
+        <w:pStyle w:val="BodyText"/>
+        <w:spacing w:before="160" w:after="80"/>
+        <w:jc w:val="center"/>
+      </w:pPr>
+      <w:r>
+        <w:rPr>
+          <w:rFonts w:ascii="Times New Roman" w:hAnsi="Times New Roman" w:eastAsia="Times New Roman" w:cs="Times New Roman"/>
+        </w:rPr>
+        <w:drawing>
+          <wp:inline>
+            <wp:extent cx="3600000" cy="1644776"/>
+            <wp:effectExtent b="0" l="0" r="0" t="0"/>
+            <wp:docPr descr="" title="" id="54" name="Picture"/>
+            <a:graphic>
+              <a:graphicData uri="http://schemas.openxmlformats.org/drawingml/2006/picture">
+                <pic:pic>
+                  <pic:nvPicPr>
+                    <pic:cNvPr descr="ea7c2ff65aabaaba1757ab802e60bbf07bb1ecdb54803ca5da5e319d6ac37335.jpg" id="55" name="Picture"/>
+                    <pic:cNvPicPr>
+                      <a:picLocks noChangeArrowheads="1" noChangeAspect="1"/>
+                    </pic:cNvPicPr>
+                  </pic:nvPicPr>
+                  <pic:blipFill>
+                    <a:blip r:embed="rId53"/>
+                    <a:stretch>
+                      <a:fillRect/>
+                    </a:stretch>
+                  </pic:blipFill>
+                  <pic:spPr bwMode="auto">
+                    <a:xfrm>
+                      <a:off x="0" y="0"/>
+                      <a:ext cx="3600000" cy="1644776"/>
+                    </a:xfrm>
+                    <a:prstGeom prst="rect">
+                      <a:avLst/>
+                    </a:prstGeom>
+                    <a:noFill/>
+                    <a:ln w="9525">
+                      <a:noFill/>
+                      <a:headEnd/>
+                      <a:tailEnd/>
+                    </a:ln>
+                  </pic:spPr>
+                </pic:pic>
+              </a:graphicData>
+            </a:graphic>
+          </wp:inline>
+        </w:drawing>
+      </w:r>
+    </w:p>
+    <w:p>
+      <w:pPr>
+        <w:pStyle w:val="BodyText"/>
+      </w:pPr>
+      <w:r>
+        <w:rPr>
+          <w:rFonts w:hint="eastAsia" w:ascii="Times New Roman" w:hAnsi="Times New Roman" w:eastAsia="FangSong" w:cs="Times New Roman"/>
+        </w:rPr>
+        <w:t>试写出</w:t>
+      </w:r>
+      <w:r>
+        <w:rPr>
+          <w:rFonts w:hint="eastAsia" w:ascii="Times New Roman" w:hAnsi="Times New Roman" w:eastAsia="Times New Roman" w:cs="Times New Roman"/>
+        </w:rPr>
+        <w:t>：</w:t>
+      </w:r>
+    </w:p>
+    <w:p>
+      <w:pPr>
+        <w:numPr>
+          <w:ilvl w:val="0"/>
+          <w:numId w:val="1003"/>
+        </w:numPr>
+      </w:pPr>
+      <w:r>
+        <w:rPr>
+          <w:rFonts w:hint="eastAsia" w:ascii="Times New Roman" w:hAnsi="Times New Roman" w:eastAsia="FangSong" w:cs="Times New Roman"/>
+        </w:rPr>
+        <w:t>反应类型</w:t>
+      </w:r>
+      <w:r>
+        <w:rPr>
+          <w:rFonts w:hint="eastAsia" w:ascii="Times New Roman" w:hAnsi="Times New Roman" w:eastAsia="Times New Roman" w:cs="Times New Roman"/>
+        </w:rPr>
+        <w:t>：a_</w:t>
+      </w:r>
+      <w:r>
+        <w:rPr>
+          <w:rFonts w:ascii="Times New Roman" w:hAnsi="Times New Roman" w:eastAsia="Times New Roman" w:cs="Times New Roman"/>
+          <w:b/>
+          <w:bCs/>
+          <w:i/>
+          <w:iCs/>
+        </w:rPr>
+        <w:t xml:space="preserve">、b</w:t>
+      </w:r>
+      <w:r>
+        <w:rPr>
+          <w:rFonts w:ascii="Times New Roman" w:hAnsi="Times New Roman" w:eastAsia="Times New Roman" w:cs="Times New Roman"/>
+        </w:rPr>
+        <w:t xml:space="preserve">_、c____</w:t>
+      </w:r>
+    </w:p>
+    <w:p>
+      <w:pPr>
+        <w:numPr>
+          <w:ilvl w:val="0"/>
+          <w:numId w:val="1003"/>
+        </w:numPr>
+      </w:pPr>
+      <w:r>
+        <w:rPr>
+          <w:rFonts w:hint="eastAsia" w:ascii="Times New Roman" w:hAnsi="Times New Roman" w:eastAsia="FangSong" w:cs="Times New Roman"/>
+        </w:rPr>
+        <w:t>结构简式</w:t>
+      </w:r>
+      <w:r>
+        <w:rPr>
+          <w:rFonts w:hint="eastAsia" w:ascii="Times New Roman" w:hAnsi="Times New Roman" w:eastAsia="Times New Roman" w:cs="Times New Roman"/>
+        </w:rPr>
+        <w:t>：F_</w:t>
+      </w:r>
+      <w:r>
+        <w:rPr>
+          <w:rFonts w:ascii="Times New Roman" w:hAnsi="Times New Roman" w:eastAsia="Times New Roman" w:cs="Times New Roman"/>
+          <w:b/>
+          <w:bCs/>
+          <w:i/>
+          <w:iCs/>
+        </w:rPr>
+        <w:t xml:space="preserve">、H</w:t>
+      </w:r>
+      <w:r>
+        <w:rPr>
+          <w:rFonts w:ascii="Times New Roman" w:hAnsi="Times New Roman" w:eastAsia="Times New Roman" w:cs="Times New Roman"/>
+        </w:rPr>
+        <w:t xml:space="preserve">_</w:t>
+      </w:r>
+    </w:p>
+    <w:p>
+      <w:pPr>
+        <w:numPr>
+          <w:ilvl w:val="0"/>
+          <w:numId w:val="1003"/>
+        </w:numPr>
+      </w:pPr>
+      <w:r>
+        <w:rPr>
+          <w:rFonts w:hint="eastAsia" w:ascii="Times New Roman" w:hAnsi="Times New Roman" w:eastAsia="FangSong" w:cs="Times New Roman"/>
+        </w:rPr>
+        <w:t>化学方程式</w:t>
+      </w:r>
+      <w:r>
+        <w:rPr>
+          <w:rFonts w:hint="eastAsia" w:ascii="Times New Roman" w:hAnsi="Times New Roman" w:eastAsia="Times New Roman" w:cs="Times New Roman"/>
+        </w:rPr>
+        <w:t>：D→E_</w:t>
+      </w:r>
+      <w:r>
+        <w:rPr>
+          <w:rFonts w:hint="eastAsia" w:ascii="Times New Roman" w:hAnsi="Times New Roman" w:eastAsia="Times New Roman" w:cs="Times New Roman"/>
+          <w:b/>
+          <w:bCs/>
+          <w:i/>
+          <w:iCs/>
+        </w:rPr>
+        <w:t xml:space="preserve">，E＋K→J</w:t>
+      </w:r>
+      <w:r>
+        <w:rPr>
+          <w:rFonts w:ascii="Times New Roman" w:hAnsi="Times New Roman" w:eastAsia="Times New Roman" w:cs="Times New Roman"/>
+        </w:rPr>
+        <w:t xml:space="preserve">_</w:t>
+      </w:r>
+    </w:p>
+    <w:p>
+      <w:pPr>
+        <w:pStyle w:val="FirstParagraph"/>
+      </w:pPr>
+      <w:r>
+        <w:rPr>
+          <w:rFonts w:hint="eastAsia" w:ascii="Times New Roman" w:hAnsi="Times New Roman" w:eastAsia="FangSong" w:cs="Times New Roman"/>
+          <w:b/>
+          <w:bCs/>
+        </w:rPr>
+        <w:t xml:space="preserve">解析</w:t>
+      </w:r>
+      <w:r>
+        <w:rPr>
+          <w:rFonts w:ascii="Times New Roman" w:hAnsi="Times New Roman" w:eastAsia="Times New Roman" w:cs="Times New Roman"/>
+        </w:rPr>
+        <w:t xml:space="preserve"> </w:t>
+      </w:r>
+      <w:r>
+        <w:rPr>
+          <w:rFonts w:hint="eastAsia" w:ascii="Times New Roman" w:hAnsi="Times New Roman" w:eastAsia="FangSong" w:cs="Times New Roman"/>
+        </w:rPr>
+        <w:t>此题可采用正向思维和逆向思维相结合的方法解题</w:t>
+      </w:r>
+      <w:r>
+        <w:rPr>
+          <w:rFonts w:hint="eastAsia" w:ascii="Times New Roman" w:hAnsi="Times New Roman" w:eastAsia="Times New Roman" w:cs="Times New Roman"/>
+        </w:rPr>
+        <w:t>。</w:t>
+      </w:r>
+      <w:r>
+        <w:rPr>
+          <w:rFonts w:hint="eastAsia" w:ascii="Times New Roman" w:hAnsi="Times New Roman" w:eastAsia="FangSong" w:cs="Times New Roman"/>
+        </w:rPr>
+        <w:t>先判断高聚物</w:t>
+      </w:r>
+      <w:r>
+        <w:rPr>
+          <w:rFonts w:ascii="Times New Roman" w:hAnsi="Times New Roman" w:eastAsia="Times New Roman" w:cs="Times New Roman"/>
+        </w:rPr>
+        <w:t xml:space="preserve"> J </w:t>
+      </w:r>
+      <w:r>
+        <w:rPr>
+          <w:rFonts w:hint="eastAsia" w:ascii="Times New Roman" w:hAnsi="Times New Roman" w:eastAsia="FangSong" w:cs="Times New Roman"/>
+        </w:rPr>
+        <w:t>的单体</w:t>
+      </w:r>
+      <w:r>
+        <w:rPr>
+          <w:rFonts w:hint="eastAsia" w:ascii="Times New Roman" w:hAnsi="Times New Roman" w:eastAsia="Times New Roman" w:cs="Times New Roman"/>
+        </w:rPr>
+        <w:t>：</w:t>
+      </w:r>
+    </w:p>
+    <w:p>
+      <w:pPr>
+        <w:pStyle w:val="BodyText"/>
+        <w:spacing w:before="160" w:after="80"/>
+        <w:jc w:val="center"/>
+      </w:pPr>
+      <w:r>
+        <w:rPr>
+          <w:rFonts w:ascii="Times New Roman" w:hAnsi="Times New Roman" w:eastAsia="Times New Roman" w:cs="Times New Roman"/>
+        </w:rPr>
+        <w:drawing>
+          <wp:inline>
+            <wp:extent cx="3505200" cy="1600200"/>
+            <wp:effectExtent b="0" l="0" r="0" t="0"/>
+            <wp:docPr descr="" title="" id="57" name="Picture"/>
+            <a:graphic>
+              <a:graphicData uri="http://schemas.openxmlformats.org/drawingml/2006/picture">
+                <pic:pic>
+                  <pic:nvPicPr>
+                    <pic:cNvPr descr="6c1d1ccf7469c0bd5cbfd45af9126880d6cadfc20b804c7c988d39186eb0edbe.jpg" id="58" name="Picture"/>
+                    <pic:cNvPicPr>
+                      <a:picLocks noChangeArrowheads="1" noChangeAspect="1"/>
+                    </pic:cNvPicPr>
+                  </pic:nvPicPr>
+                  <pic:blipFill>
+                    <a:blip r:embed="rId56"/>
+                    <a:stretch>
+                      <a:fillRect/>
+                    </a:stretch>
+                  </pic:blipFill>
+                  <pic:spPr bwMode="auto">
+                    <a:xfrm>
+                      <a:off x="0" y="0"/>
+                      <a:ext cx="3505200" cy="1600200"/>
+                    </a:xfrm>
+                    <a:prstGeom prst="rect">
+                      <a:avLst/>
+                    </a:prstGeom>
+                    <a:noFill/>
+                    <a:ln w="9525">
+                      <a:noFill/>
+                      <a:headEnd/>
+                      <a:tailEnd/>
+                    </a:ln>
+                  </pic:spPr>
+                </pic:pic>
+              </a:graphicData>
+            </a:graphic>
+          </wp:inline>
+        </w:drawing>
+      </w:r>
+    </w:p>
+    <w:p>
+      <w:pPr>
+        <w:pStyle w:val="BodyText"/>
+        <w:spacing w:before="160" w:after="80"/>
+        <w:jc w:val="center"/>
+      </w:pPr>
+      <w:r>
+        <w:rPr>
+          <w:rFonts w:ascii="Times New Roman" w:hAnsi="Times New Roman" w:eastAsia="Times New Roman" w:cs="Times New Roman"/>
+        </w:rPr>
+        <w:drawing>
+          <wp:inline>
+            <wp:extent cx="3263900" cy="2374900"/>
+            <wp:effectExtent b="0" l="0" r="0" t="0"/>
+            <wp:docPr descr="" title="" id="60" name="Picture"/>
+            <a:graphic>
+              <a:graphicData uri="http://schemas.openxmlformats.org/drawingml/2006/picture">
+                <pic:pic>
+                  <pic:nvPicPr>
+                    <pic:cNvPr descr="adcf87efd0e55fab89d041597e6767c4d8e56ffd2ccecf6b40545241f899e3dd.jpg" id="61" name="Picture"/>
+                    <pic:cNvPicPr>
+                      <a:picLocks noChangeArrowheads="1" noChangeAspect="1"/>
+                    </pic:cNvPicPr>
+                  </pic:nvPicPr>
+                  <pic:blipFill>
+                    <a:blip r:embed="rId59"/>
+                    <a:stretch>
+                      <a:fillRect/>
+                    </a:stretch>
+                  </pic:blipFill>
+                  <pic:spPr bwMode="auto">
+                    <a:xfrm>
+                      <a:off x="0" y="0"/>
+                      <a:ext cx="3263900" cy="2374900"/>
+                    </a:xfrm>
+                    <a:prstGeom prst="rect">
+                      <a:avLst/>
+                    </a:prstGeom>
+                    <a:noFill/>
+                    <a:ln w="9525">
+                      <a:noFill/>
+                      <a:headEnd/>
+                      <a:tailEnd/>
+                    </a:ln>
+                  </pic:spPr>
+                </pic:pic>
+              </a:graphicData>
+            </a:graphic>
+          </wp:inline>
+        </w:drawing>
+      </w:r>
+    </w:p>
+    <w:p>
+      <w:pPr>
+        <w:pStyle w:val="BodyText"/>
+      </w:pPr>
+      <w:r>
+        <w:rPr>
+          <w:rFonts w:hint="eastAsia" w:ascii="Times New Roman" w:hAnsi="Times New Roman" w:eastAsia="FangSong" w:cs="Times New Roman"/>
+        </w:rPr>
+        <w:t xml:space="preserve">即</w:t>
+      </w:r>
+      <w:r>
+        <w:rPr>
+          <w:rFonts w:ascii="Times New Roman" w:hAnsi="Times New Roman" w:eastAsia="Times New Roman" w:cs="Times New Roman"/>
+        </w:rPr>
+        <w:t xml:space="preserve"> </w:t>
+      </w:r>
+      <m:oMath>
+        <m:oMathPr>
+          <m:ctrlPr>
+            <w:rPr>
+              <w:sz w:val="28"/>
+              <w:szCs w:val="28"/>
+            </w:rPr>
+          </m:ctrlPr>
+        </m:oMathPr>
+        <m:r>
+          <m:rPr>
+            <m:sty m:val="p"/>
+          </m:rPr>
+          <m:t>C</m:t>
+        </m:r>
+        <m:sSub>
+          <m:e>
+            <m:r>
+              <m:rPr>
+                <m:sty m:val="p"/>
+              </m:rPr>
+              <m:t>H</m:t>
+            </m:r>
+          </m:e>
+          <m:sub>
+            <m:r>
+              <m:rPr>
+                <m:sty m:val="p"/>
+              </m:rPr>
+              <m:t>2</m:t>
+            </m:r>
+          </m:sub>
+        </m:sSub>
+        <m:r>
+          <m:rPr>
+            <m:sty m:val="p"/>
+          </m:rPr>
+          <m:t>=</m:t>
+        </m:r>
+        <m:r>
+          <m:rPr>
+            <m:sty m:val="p"/>
+          </m:rPr>
+          <m:t>C</m:t>
+        </m:r>
+        <m:r>
+          <m:rPr>
+            <m:sty m:val="p"/>
+          </m:rPr>
+          <m:t>(</m:t>
+        </m:r>
+        <m:sSub>
+          <m:e>
+            <m:r>
+              <m:rPr>
+                <m:sty m:val="p"/>
+              </m:rPr>
+              <m:t>C</m:t>
+            </m:r>
+          </m:e>
+          <m:sub>
+            <m:r>
+              <m:rPr>
+                <m:sty m:val="p"/>
+              </m:rPr>
+              <m:t>16</m:t>
+            </m:r>
+          </m:sub>
+        </m:sSub>
+        <m:sSub>
+          <m:e>
+            <m:r>
+              <m:rPr>
+                <m:sty m:val="p"/>
+              </m:rPr>
+              <m:t>H</m:t>
+            </m:r>
+          </m:e>
+          <m:sub>
+            <m:r>
+              <m:rPr>
+                <m:sty m:val="p"/>
+              </m:rPr>
+              <m:t>33</m:t>
+            </m:r>
+          </m:sub>
+        </m:sSub>
+        <m:r>
+          <m:rPr>
+            <m:sty m:val="p"/>
+          </m:rPr>
+          <m:t>)</m:t>
+        </m:r>
+        <m:r>
+          <m:rPr>
+            <m:sty m:val="p"/>
+          </m:rPr>
+          <m:t>C</m:t>
+        </m:r>
+        <m:r>
+          <m:rPr>
+            <m:sty m:val="p"/>
+          </m:rPr>
+          <m:t>O</m:t>
+        </m:r>
+        <m:r>
+          <m:rPr>
+            <m:sty m:val="p"/>
+          </m:rPr>
+          <m:t>O</m:t>
+        </m:r>
+        <m:r>
+          <m:rPr>
+            <m:sty m:val="p"/>
+          </m:rPr>
+          <m:t>−</m:t>
+        </m:r>
+        <m:r>
+          <m:rPr>
+            <m:sty m:val="p"/>
+          </m:rPr>
+          <m:t>C</m:t>
+        </m:r>
+        <m:r>
+          <m:rPr>
+            <m:sty m:val="p"/>
+          </m:rPr>
+          <m:t>H</m:t>
+        </m:r>
+      </m:oMath>
+      <w:r>
+        <w:rPr>
+          <w:rFonts w:ascii="Times New Roman" w:hAnsi="Times New Roman" w:eastAsia="Times New Roman" w:cs="Times New Roman"/>
+        </w:rPr>
+        <w:t xml:space="preserve"> </w:t>
+      </w:r>
+      <w:r>
+        <w:rPr>
+          <w:rFonts w:hint="eastAsia" w:ascii="Times New Roman" w:hAnsi="Times New Roman" w:eastAsia="FangSong" w:cs="Times New Roman"/>
+        </w:rPr>
+        <w:t>型长链烯烃单体与马来酸酯型单体</w:t>
+      </w:r>
+      <w:r>
+        <w:rPr>
+          <w:rFonts w:hint="eastAsia" w:ascii="Times New Roman" w:hAnsi="Times New Roman" w:eastAsia="Times New Roman" w:cs="Times New Roman"/>
+        </w:rPr>
+        <w:t>。D</w:t>
+      </w:r>
+      <w:r>
+        <w:rPr>
+          <w:rFonts w:ascii="Times New Roman" w:hAnsi="Times New Roman" w:eastAsia="Times New Roman" w:cs="Times New Roman"/>
+        </w:rPr>
+        <w:t xml:space="preserve"> </w:t>
+      </w:r>
+      <w:r>
+        <w:rPr>
+          <w:rFonts w:hint="eastAsia" w:ascii="Times New Roman" w:hAnsi="Times New Roman" w:eastAsia="FangSong" w:cs="Times New Roman"/>
+        </w:rPr>
+        <w:t xml:space="preserve">生成</w:t>
+      </w:r>
+      <w:r>
+        <w:rPr>
+          <w:rFonts w:ascii="Times New Roman" w:hAnsi="Times New Roman" w:eastAsia="Times New Roman" w:cs="Times New Roman"/>
+        </w:rPr>
+        <w:t xml:space="preserve"> E </w:t>
+      </w:r>
+      <w:r>
+        <w:rPr>
+          <w:rFonts w:hint="eastAsia" w:ascii="Times New Roman" w:hAnsi="Times New Roman" w:eastAsia="FangSong" w:cs="Times New Roman"/>
+        </w:rPr>
+        <w:t>的反应为酯化反应</w:t>
+      </w:r>
+      <w:r>
+        <w:rPr>
+          <w:rFonts w:hint="eastAsia" w:ascii="Times New Roman" w:hAnsi="Times New Roman" w:eastAsia="Times New Roman" w:cs="Times New Roman"/>
+        </w:rPr>
+        <w:t>，</w:t>
+      </w:r>
+      <w:r>
+        <w:rPr>
+          <w:rFonts w:hint="eastAsia" w:ascii="Times New Roman" w:hAnsi="Times New Roman" w:eastAsia="FangSong" w:cs="Times New Roman"/>
+        </w:rPr>
+        <w:t>说明了反应</w:t>
+      </w:r>
+      <w:r>
+        <w:rPr>
+          <w:rFonts w:ascii="Times New Roman" w:hAnsi="Times New Roman" w:eastAsia="Times New Roman" w:cs="Times New Roman"/>
+        </w:rPr>
+        <w:t xml:space="preserve"> b </w:t>
+      </w:r>
+      <w:r>
+        <w:rPr>
+          <w:rFonts w:hint="eastAsia" w:ascii="Times New Roman" w:hAnsi="Times New Roman" w:eastAsia="FangSong" w:cs="Times New Roman"/>
+        </w:rPr>
+        <w:t>为消去反应</w:t>
+      </w:r>
+      <w:r>
+        <w:rPr>
+          <w:rFonts w:hint="eastAsia" w:ascii="Times New Roman" w:hAnsi="Times New Roman" w:eastAsia="Times New Roman" w:cs="Times New Roman"/>
+        </w:rPr>
+        <w:t>，a</w:t>
+      </w:r>
+      <w:r>
+        <w:rPr>
+          <w:rFonts w:ascii="Times New Roman" w:hAnsi="Times New Roman" w:eastAsia="Times New Roman" w:cs="Times New Roman"/>
+        </w:rPr>
+        <w:t xml:space="preserve"> </w:t>
+      </w:r>
+      <w:r>
+        <w:rPr>
+          <w:rFonts w:hint="eastAsia" w:ascii="Times New Roman" w:hAnsi="Times New Roman" w:eastAsia="FangSong" w:cs="Times New Roman"/>
+        </w:rPr>
+        <w:t>为乙烯与水的加成反应</w:t>
+      </w:r>
+      <w:r>
+        <w:rPr>
+          <w:rFonts w:hint="eastAsia" w:ascii="Times New Roman" w:hAnsi="Times New Roman" w:eastAsia="Times New Roman" w:cs="Times New Roman"/>
+        </w:rPr>
+        <w:t>；H</w:t>
+      </w:r>
+      <w:r>
+        <w:rPr>
+          <w:rFonts w:ascii="Times New Roman" w:hAnsi="Times New Roman" w:eastAsia="Times New Roman" w:cs="Times New Roman"/>
+        </w:rPr>
+        <w:t xml:space="preserve"> </w:t>
+      </w:r>
+      <w:r>
+        <w:rPr>
+          <w:rFonts w:hint="eastAsia" w:ascii="Times New Roman" w:hAnsi="Times New Roman" w:eastAsia="FangSong" w:cs="Times New Roman"/>
+        </w:rPr>
+        <w:t xml:space="preserve">到</w:t>
+      </w:r>
+      <w:r>
+        <w:rPr>
+          <w:rFonts w:ascii="Times New Roman" w:hAnsi="Times New Roman" w:eastAsia="Times New Roman" w:cs="Times New Roman"/>
+        </w:rPr>
+        <w:t xml:space="preserve"> K </w:t>
+      </w:r>
+      <w:r>
+        <w:rPr>
+          <w:rFonts w:hint="eastAsia" w:ascii="Times New Roman" w:hAnsi="Times New Roman" w:eastAsia="FangSong" w:cs="Times New Roman"/>
+        </w:rPr>
+        <w:t>的反应为分子内两个</w:t>
+      </w:r>
+      <w:r>
+        <w:rPr>
+          <w:rFonts w:hint="eastAsia" w:ascii="Times New Roman" w:hAnsi="Times New Roman" w:eastAsia="Times New Roman" w:cs="Times New Roman"/>
+        </w:rPr>
+        <w:t>—COOH</w:t>
+      </w:r>
+      <w:r>
+        <w:rPr>
+          <w:rFonts w:ascii="Times New Roman" w:hAnsi="Times New Roman" w:eastAsia="Times New Roman" w:cs="Times New Roman"/>
+        </w:rPr>
+        <w:t xml:space="preserve"> </w:t>
+      </w:r>
+      <w:r>
+        <w:rPr>
+          <w:rFonts w:hint="eastAsia" w:ascii="Times New Roman" w:hAnsi="Times New Roman" w:eastAsia="FangSong" w:cs="Times New Roman"/>
+        </w:rPr>
+        <w:t>脱水成环</w:t>
+      </w:r>
+      <w:r>
+        <w:rPr>
+          <w:rFonts w:hint="eastAsia" w:ascii="Times New Roman" w:hAnsi="Times New Roman" w:eastAsia="Times New Roman" w:cs="Times New Roman"/>
+        </w:rPr>
+        <w:t>；</w:t>
+      </w:r>
+      <m:oMath>
+        <m:oMathPr>
+          <m:ctrlPr>
+            <w:rPr>
+              <w:sz w:val="28"/>
+              <w:szCs w:val="28"/>
+            </w:rPr>
+          </m:ctrlPr>
+        </m:oMathPr>
+        <m:r>
+          <m:rPr>
+            <m:sty m:val="p"/>
+          </m:rPr>
+          <m:t>C</m:t>
+        </m:r>
+        <m:sSub>
+          <m:e>
+            <m:r>
+              <m:rPr>
+                <m:sty m:val="p"/>
+              </m:rPr>
+              <m:t>H</m:t>
+            </m:r>
+          </m:e>
+          <m:sub>
+            <m:r>
+              <m:rPr>
+                <m:sty m:val="p"/>
+              </m:rPr>
+              <m:t>2</m:t>
+            </m:r>
+          </m:sub>
+        </m:sSub>
+        <m:r>
+          <m:rPr>
+            <m:sty m:val="p"/>
+          </m:rPr>
+          <m:t>=</m:t>
+        </m:r>
+        <m:r>
+          <m:rPr>
+            <m:sty m:val="p"/>
+          </m:rPr>
+          <m:t>C</m:t>
+        </m:r>
+        <m:r>
+          <m:rPr>
+            <m:sty m:val="p"/>
+          </m:rPr>
+          <m:t>H</m:t>
+        </m:r>
+        <m:r>
+          <m:rPr>
+            <m:sty m:val="p"/>
+          </m:rPr>
+          <m:t>−</m:t>
+        </m:r>
+        <m:r>
+          <m:rPr>
+            <m:sty m:val="p"/>
+          </m:rPr>
+          <m:t>C</m:t>
+        </m:r>
+        <m:r>
+          <m:rPr>
+            <m:sty m:val="p"/>
+          </m:rPr>
+          <m:t>H</m:t>
+        </m:r>
+        <m:r>
+          <m:rPr>
+            <m:sty m:val="p"/>
+          </m:rPr>
+          <m:t>=</m:t>
+        </m:r>
+        <m:r>
+          <m:rPr>
+            <m:sty m:val="p"/>
+          </m:rPr>
+          <m:t>C</m:t>
+        </m:r>
+        <m:sSub>
+          <m:e>
+            <m:r>
+              <m:rPr>
+                <m:sty m:val="p"/>
+              </m:rPr>
+              <m:t>H</m:t>
+            </m:r>
+          </m:e>
+          <m:sub>
+            <m:r>
+              <m:rPr>
+                <m:sty m:val="p"/>
+              </m:rPr>
+              <m:t>2</m:t>
+            </m:r>
+          </m:sub>
+        </m:sSub>
+      </m:oMath>
+      <w:r>
+        <w:rPr>
+          <w:rFonts w:ascii="Times New Roman" w:hAnsi="Times New Roman" w:eastAsia="Times New Roman" w:cs="Times New Roman"/>
+        </w:rPr>
+        <w:t xml:space="preserve"> </w:t>
+      </w:r>
+      <w:r>
+        <w:rPr>
+          <w:rFonts w:hint="eastAsia" w:ascii="Times New Roman" w:hAnsi="Times New Roman" w:eastAsia="FangSong" w:cs="Times New Roman"/>
+        </w:rPr>
+        <w:t xml:space="preserve">与氯气发生了</w:t>
+      </w:r>
+      <w:r>
+        <w:rPr>
+          <w:rFonts w:ascii="Times New Roman" w:hAnsi="Times New Roman" w:eastAsia="Times New Roman" w:cs="Times New Roman"/>
+        </w:rPr>
+        <w:t xml:space="preserve"> </w:t>
+      </w:r>
+      <w:r>
+        <w:rPr>
+          <w:rFonts w:hint="eastAsia" w:ascii="Times New Roman" w:hAnsi="Times New Roman" w:eastAsia="Times New Roman" w:cs="Times New Roman"/>
+        </w:rPr>
+        <w:t>1,4-</w:t>
+      </w:r>
+      <w:r>
+        <w:rPr>
+          <w:rFonts w:hint="eastAsia" w:ascii="Times New Roman" w:hAnsi="Times New Roman" w:eastAsia="FangSong" w:cs="Times New Roman"/>
+        </w:rPr>
+        <w:t>加成反应</w:t>
+      </w:r>
+      <w:r>
+        <w:rPr>
+          <w:rFonts w:hint="eastAsia" w:ascii="Times New Roman" w:hAnsi="Times New Roman" w:eastAsia="Times New Roman" w:cs="Times New Roman"/>
+        </w:rPr>
+        <w:t>，</w:t>
+      </w:r>
+      <w:r>
+        <w:rPr>
+          <w:rFonts w:hint="eastAsia" w:ascii="Times New Roman" w:hAnsi="Times New Roman" w:eastAsia="FangSong" w:cs="Times New Roman"/>
+        </w:rPr>
+        <w:t>生成物水解得到二元醇</w:t>
+      </w:r>
+      <w:r>
+        <w:rPr>
+          <w:rFonts w:hint="eastAsia" w:ascii="Times New Roman" w:hAnsi="Times New Roman" w:eastAsia="Times New Roman" w:cs="Times New Roman"/>
+        </w:rPr>
+        <w:t>，</w:t>
+      </w:r>
+      <w:r>
+        <w:rPr>
+          <w:rFonts w:hint="eastAsia" w:ascii="Times New Roman" w:hAnsi="Times New Roman" w:eastAsia="FangSong" w:cs="Times New Roman"/>
+        </w:rPr>
+        <w:t>最终氧化为二元羧酸</w:t>
+      </w:r>
+      <w:r>
+        <w:rPr>
+          <w:rFonts w:ascii="Times New Roman" w:hAnsi="Times New Roman" w:eastAsia="Times New Roman" w:cs="Times New Roman"/>
+        </w:rPr>
+        <w:t xml:space="preserve"> </w:t>
+      </w:r>
+      <m:oMath>
+        <m:oMathPr>
+          <m:ctrlPr>
+            <w:rPr>
+              <w:sz w:val="28"/>
+              <w:szCs w:val="28"/>
+            </w:rPr>
+          </m:ctrlPr>
+        </m:oMathPr>
+        <m:r>
+          <m:rPr>
+            <m:sty m:val="p"/>
+          </m:rPr>
+          <m:t>H</m:t>
+        </m:r>
+        <m:r>
+          <m:rPr>
+            <m:sty m:val="p"/>
+          </m:rPr>
+          <m:t>O</m:t>
+        </m:r>
+        <m:r>
+          <m:rPr>
+            <m:sty m:val="p"/>
+          </m:rPr>
+          <m:t>O</m:t>
+        </m:r>
+        <m:r>
+          <m:rPr>
+            <m:sty m:val="p"/>
+          </m:rPr>
+          <m:t>C</m:t>
+        </m:r>
+        <m:r>
+          <m:rPr>
+            <m:sty m:val="p"/>
+          </m:rPr>
+          <m:t>C</m:t>
+        </m:r>
+        <m:r>
+          <m:rPr>
+            <m:sty m:val="p"/>
+          </m:rPr>
+          <m:t>H</m:t>
+        </m:r>
+        <m:r>
+          <m:rPr>
+            <m:sty m:val="p"/>
+          </m:rPr>
+          <m:t>=</m:t>
+        </m:r>
+        <m:r>
+          <m:rPr>
+            <m:sty m:val="p"/>
+          </m:rPr>
+          <m:t>C</m:t>
+        </m:r>
+        <m:r>
+          <m:rPr>
+            <m:sty m:val="p"/>
+          </m:rPr>
+          <m:t>H</m:t>
+        </m:r>
+        <m:r>
+          <m:rPr>
+            <m:sty m:val="p"/>
+          </m:rPr>
+          <m:t>C</m:t>
+        </m:r>
+        <m:r>
+          <m:rPr>
+            <m:sty m:val="p"/>
+          </m:rPr>
+          <m:t>O</m:t>
+        </m:r>
+        <m:r>
+          <m:rPr>
+            <m:sty m:val="p"/>
+          </m:rPr>
+          <m:t>O</m:t>
+        </m:r>
+        <m:r>
+          <m:rPr>
+            <m:sty m:val="p"/>
+          </m:rPr>
+          <m:t>H</m:t>
+        </m:r>
+      </m:oMath>
+      <w:r>
+        <w:rPr>
+          <w:rFonts w:hint="eastAsia" w:ascii="Times New Roman" w:hAnsi="Times New Roman" w:eastAsia="Times New Roman" w:cs="Times New Roman"/>
+        </w:rPr>
+        <w:t>，</w:t>
+      </w:r>
+      <w:r>
+        <w:rPr>
+          <w:rFonts w:hint="eastAsia" w:ascii="Times New Roman" w:hAnsi="Times New Roman" w:eastAsia="FangSong" w:cs="Times New Roman"/>
+        </w:rPr>
+        <w:t>因此反应</w:t>
+      </w:r>
+      <w:r>
+        <w:rPr>
+          <w:rFonts w:ascii="Times New Roman" w:hAnsi="Times New Roman" w:eastAsia="Times New Roman" w:cs="Times New Roman"/>
+        </w:rPr>
+        <w:t xml:space="preserve"> c </w:t>
+      </w:r>
+      <w:r>
+        <w:rPr>
+          <w:rFonts w:hint="eastAsia" w:ascii="Times New Roman" w:hAnsi="Times New Roman" w:eastAsia="FangSong" w:cs="Times New Roman"/>
+        </w:rPr>
+        <w:t>为取代反应</w:t>
+      </w:r>
+      <w:r>
+        <w:rPr>
+          <w:rFonts w:hint="eastAsia" w:ascii="Times New Roman" w:hAnsi="Times New Roman" w:eastAsia="Times New Roman" w:cs="Times New Roman"/>
+        </w:rPr>
+        <w:t>。</w:t>
+      </w:r>
+    </w:p>
+    <w:p>
+      <w:pPr>
+        <w:pStyle w:val="BodyText"/>
+      </w:pPr>
+      <w:r>
+        <w:rPr>
+          <w:rFonts w:ascii="Times New Roman" w:hAnsi="Times New Roman" w:eastAsia="Times New Roman" w:cs="Times New Roman"/>
+        </w:rPr>
+        <w:t xml:space="preserve">F </w:t>
+      </w:r>
+      <w:r>
+        <w:rPr>
+          <w:rFonts w:hint="eastAsia" w:ascii="Times New Roman" w:hAnsi="Times New Roman" w:eastAsia="FangSong" w:cs="Times New Roman"/>
+        </w:rPr>
+        <w:t xml:space="preserve">的结构简式为</w:t>
+      </w:r>
+      <w:r>
+        <w:rPr>
+          <w:rFonts w:ascii="Times New Roman" w:hAnsi="Times New Roman" w:eastAsia="Times New Roman" w:cs="Times New Roman"/>
+        </w:rPr>
+        <w:t xml:space="preserve"> </w:t>
+      </w:r>
+      <m:oMath>
+        <m:oMathPr>
+          <m:ctrlPr>
+            <w:rPr>
+              <w:sz w:val="28"/>
+              <w:szCs w:val="28"/>
+            </w:rPr>
+          </m:ctrlPr>
+        </m:oMathPr>
+        <m:r>
+          <m:rPr>
+            <m:sty m:val="p"/>
+          </m:rPr>
+          <m:t>C</m:t>
+        </m:r>
+        <m:r>
+          <m:rPr>
+            <m:sty m:val="p"/>
+          </m:rPr>
+          <m:t>l</m:t>
+        </m:r>
+        <m:r>
+          <m:rPr>
+            <m:sty m:val="p"/>
+          </m:rPr>
+          <m:t>C</m:t>
+        </m:r>
+        <m:sSub>
+          <m:e>
+            <m:r>
+              <m:rPr>
+                <m:sty m:val="p"/>
+              </m:rPr>
+              <m:t>H</m:t>
+            </m:r>
+          </m:e>
+          <m:sub>
+            <m:r>
+              <m:rPr>
+                <m:sty m:val="p"/>
+              </m:rPr>
+              <m:t>2</m:t>
+            </m:r>
+          </m:sub>
+        </m:sSub>
+        <m:r>
+          <m:rPr>
+            <m:sty m:val="p"/>
+          </m:rPr>
+          <m:t>−</m:t>
+        </m:r>
+        <m:r>
+          <m:rPr>
+            <m:sty m:val="p"/>
+          </m:rPr>
+          <m:t>C</m:t>
+        </m:r>
+        <m:r>
+          <m:rPr>
+            <m:sty m:val="p"/>
+          </m:rPr>
+          <m:t>H</m:t>
+        </m:r>
+        <m:r>
+          <m:rPr>
+            <m:sty m:val="p"/>
+          </m:rPr>
+          <m:t>=</m:t>
+        </m:r>
+        <m:r>
+          <m:rPr>
+            <m:sty m:val="p"/>
+          </m:rPr>
+          <m:t>C</m:t>
+        </m:r>
+        <m:r>
+          <m:rPr>
+            <m:sty m:val="p"/>
+          </m:rPr>
+          <m:t>H</m:t>
+        </m:r>
+        <m:r>
+          <m:rPr>
+            <m:sty m:val="p"/>
+          </m:rPr>
+          <m:t>−</m:t>
+        </m:r>
+        <m:r>
+          <m:rPr>
+            <m:sty m:val="p"/>
+          </m:rPr>
+          <m:t>C</m:t>
+        </m:r>
+        <m:sSub>
+          <m:e>
+            <m:r>
+              <m:rPr>
+                <m:sty m:val="p"/>
+              </m:rPr>
+              <m:t>H</m:t>
+            </m:r>
+          </m:e>
+          <m:sub>
+            <m:r>
+              <m:rPr>
+                <m:sty m:val="p"/>
+              </m:rPr>
+              <m:t>2</m:t>
+            </m:r>
+          </m:sub>
+        </m:sSub>
+        <m:r>
+          <m:rPr>
+            <m:sty m:val="p"/>
+          </m:rPr>
+          <m:t>C</m:t>
+        </m:r>
+        <m:r>
+          <m:rPr>
+            <m:sty m:val="p"/>
+          </m:rPr>
+          <m:t>l</m:t>
+        </m:r>
+      </m:oMath>
+      <w:r>
+        <w:rPr>
+          <w:rFonts w:hint="eastAsia" w:ascii="Times New Roman" w:hAnsi="Times New Roman" w:eastAsia="Times New Roman" w:cs="Times New Roman"/>
+        </w:rPr>
+        <w:t>（1,4-</w:t>
+      </w:r>
+      <w:r>
+        <w:rPr>
+          <w:rFonts w:hint="eastAsia" w:ascii="Times New Roman" w:hAnsi="Times New Roman" w:eastAsia="FangSong" w:cs="Times New Roman"/>
+        </w:rPr>
+        <w:t>二氯</w:t>
+      </w:r>
+      <w:r>
+        <w:rPr>
+          <w:rFonts w:hint="eastAsia" w:ascii="Times New Roman" w:hAnsi="Times New Roman" w:eastAsia="Times New Roman" w:cs="Times New Roman"/>
+        </w:rPr>
+        <w:t>-2-</w:t>
+      </w:r>
+      <w:r>
+        <w:rPr>
+          <w:rFonts w:hint="eastAsia" w:ascii="Times New Roman" w:hAnsi="Times New Roman" w:eastAsia="FangSong" w:cs="Times New Roman"/>
+        </w:rPr>
+        <w:t>丁烯</w:t>
+      </w:r>
+      <w:r>
+        <w:rPr>
+          <w:rFonts w:hint="eastAsia" w:ascii="Times New Roman" w:hAnsi="Times New Roman" w:eastAsia="Times New Roman" w:cs="Times New Roman"/>
+        </w:rPr>
+        <w:t>）：</w:t>
+      </w:r>
+    </w:p>
+    <w:p>
+      <w:pPr>
+        <w:pStyle w:val="BodyText"/>
+        <w:spacing w:before="160" w:after="80"/>
+        <w:jc w:val="center"/>
+      </w:pPr>
+      <w:r>
+        <w:rPr>
+          <w:rFonts w:ascii="Times New Roman" w:hAnsi="Times New Roman" w:eastAsia="Times New Roman" w:cs="Times New Roman"/>
+        </w:rPr>
+        <w:drawing>
+          <wp:inline>
+            <wp:extent cx="3600000" cy="1177659"/>
+            <wp:effectExtent b="0" l="0" r="0" t="0"/>
+            <wp:docPr descr="" title="" id="63" name="Picture"/>
+            <a:graphic>
+              <a:graphicData uri="http://schemas.openxmlformats.org/drawingml/2006/picture">
+                <pic:pic>
+                  <pic:nvPicPr>
+                    <pic:cNvPr descr="c1a20be9b7c38c822f058ca459e5d4994041ff3b7f5e7dfd9874bc4baa0d9eed.jpg" id="64" name="Picture"/>
+                    <pic:cNvPicPr>
+                      <a:picLocks noChangeArrowheads="1" noChangeAspect="1"/>
+                    </pic:cNvPicPr>
+                  </pic:nvPicPr>
+                  <pic:blipFill>
+                    <a:blip r:embed="rId62"/>
+                    <a:stretch>
+                      <a:fillRect/>
+                    </a:stretch>
+                  </pic:blipFill>
+                  <pic:spPr bwMode="auto">
+                    <a:xfrm>
+                      <a:off x="0" y="0"/>
+                      <a:ext cx="3600000" cy="1177659"/>
+                    </a:xfrm>
+                    <a:prstGeom prst="rect">
+                      <a:avLst/>
+                    </a:prstGeom>
+                    <a:noFill/>
+                    <a:ln w="9525">
+                      <a:noFill/>
+                      <a:headEnd/>
+                      <a:tailEnd/>
+                    </a:ln>
+                  </pic:spPr>
+                </pic:pic>
+              </a:graphicData>
+            </a:graphic>
+          </wp:inline>
+        </w:drawing>
+      </w:r>
+    </w:p>
+    <w:p>
+      <w:pPr>
+        <w:numPr>
+          <w:ilvl w:val="0"/>
+          <w:numId w:val="1004"/>
+        </w:numPr>
+      </w:pPr>
+      <w:r>
+        <w:rPr>
+          <w:rFonts w:hint="eastAsia" w:ascii="Times New Roman" w:hAnsi="Times New Roman" w:eastAsia="Times New Roman" w:cs="Times New Roman"/>
+        </w:rPr>
+        <w:t>a：</w:t>
+      </w:r>
+      <w:r>
+        <w:rPr>
+          <w:rFonts w:hint="eastAsia" w:ascii="Times New Roman" w:hAnsi="Times New Roman" w:eastAsia="FangSong" w:cs="Times New Roman"/>
+        </w:rPr>
+        <w:t>加成反应</w:t>
+      </w:r>
+      <w:r>
+        <w:rPr>
+          <w:rFonts w:hint="eastAsia" w:ascii="Times New Roman" w:hAnsi="Times New Roman" w:eastAsia="Times New Roman" w:cs="Times New Roman"/>
+        </w:rPr>
+        <w:t>；b：</w:t>
+      </w:r>
+      <w:r>
+        <w:rPr>
+          <w:rFonts w:hint="eastAsia" w:ascii="Times New Roman" w:hAnsi="Times New Roman" w:eastAsia="FangSong" w:cs="Times New Roman"/>
+        </w:rPr>
+        <w:t>消去反应</w:t>
+      </w:r>
+      <w:r>
+        <w:rPr>
+          <w:rFonts w:hint="eastAsia" w:ascii="Times New Roman" w:hAnsi="Times New Roman" w:eastAsia="Times New Roman" w:cs="Times New Roman"/>
+        </w:rPr>
+        <w:t>；c：</w:t>
+      </w:r>
+      <w:r>
+        <w:rPr>
+          <w:rFonts w:hint="eastAsia" w:ascii="Times New Roman" w:hAnsi="Times New Roman" w:eastAsia="FangSong" w:cs="Times New Roman"/>
+        </w:rPr>
+        <w:t>取代反应</w:t>
+      </w:r>
+    </w:p>
+    <w:p>
+      <w:pPr>
+        <w:numPr>
+          <w:ilvl w:val="0"/>
+          <w:numId w:val="1004"/>
+        </w:numPr>
+      </w:pPr>
+      <w:r>
+        <w:rPr>
+          <w:rFonts w:hint="eastAsia" w:ascii="Times New Roman" w:hAnsi="Times New Roman" w:eastAsia="Times New Roman" w:cs="Times New Roman"/>
+        </w:rPr>
+        <w:t xml:space="preserve">F：</w:t>
+      </w:r>
+      <m:oMath>
+        <m:oMathPr>
+          <m:ctrlPr>
+            <w:rPr>
+              <w:sz w:val="28"/>
+              <w:szCs w:val="28"/>
+            </w:rPr>
+          </m:ctrlPr>
+        </m:oMathPr>
+        <m:r>
+          <m:rPr>
+            <m:sty m:val="p"/>
+          </m:rPr>
+          <m:t>C</m:t>
+        </m:r>
+        <m:r>
+          <m:rPr>
+            <m:sty m:val="p"/>
+          </m:rPr>
+          <m:t>l</m:t>
+        </m:r>
+        <m:r>
+          <m:rPr>
+            <m:sty m:val="p"/>
+          </m:rPr>
+          <m:t>C</m:t>
+        </m:r>
+        <m:sSub>
+          <m:e>
+            <m:r>
+              <m:rPr>
+                <m:sty m:val="p"/>
+              </m:rPr>
+              <m:t>H</m:t>
+            </m:r>
+          </m:e>
+          <m:sub>
+            <m:r>
+              <m:rPr>
+                <m:sty m:val="p"/>
+              </m:rPr>
+              <m:t>2</m:t>
+            </m:r>
+          </m:sub>
+        </m:sSub>
+        <m:r>
+          <m:rPr>
+            <m:sty m:val="p"/>
+          </m:rPr>
+          <m:t>C</m:t>
+        </m:r>
+        <m:r>
+          <m:rPr>
+            <m:sty m:val="p"/>
+          </m:rPr>
+          <m:t>H</m:t>
+        </m:r>
+        <m:r>
+          <m:rPr>
+            <m:sty m:val="p"/>
+          </m:rPr>
+          <m:t>=</m:t>
+        </m:r>
+        <m:r>
+          <m:rPr>
+            <m:sty m:val="p"/>
+          </m:rPr>
+          <m:t>C</m:t>
+        </m:r>
+        <m:r>
+          <m:rPr>
+            <m:sty m:val="p"/>
+          </m:rPr>
+          <m:t>H</m:t>
+        </m:r>
+        <m:r>
+          <m:rPr>
+            <m:sty m:val="p"/>
+          </m:rPr>
+          <m:t>C</m:t>
+        </m:r>
+        <m:sSub>
+          <m:e>
+            <m:r>
+              <m:rPr>
+                <m:sty m:val="p"/>
+              </m:rPr>
+              <m:t>H</m:t>
+            </m:r>
+          </m:e>
+          <m:sub>
+            <m:r>
+              <m:rPr>
+                <m:sty m:val="p"/>
+              </m:rPr>
+              <m:t>2</m:t>
+            </m:r>
+          </m:sub>
+        </m:sSub>
+        <m:r>
+          <m:rPr>
+            <m:sty m:val="p"/>
+          </m:rPr>
+          <m:t>C</m:t>
+        </m:r>
+        <m:r>
+          <m:rPr>
+            <m:sty m:val="p"/>
+          </m:rPr>
+          <m:t>l</m:t>
+        </m:r>
+      </m:oMath>
+      <w:r>
+        <w:rPr>
+          <w:rFonts w:hint="eastAsia" w:ascii="Times New Roman" w:hAnsi="Times New Roman" w:eastAsia="Times New Roman" w:cs="Times New Roman"/>
+        </w:rPr>
+        <w:t>；H：</w:t>
+      </w:r>
+      <w:r>
+        <w:rPr>
+          <w:rFonts w:hint="eastAsia" w:ascii="Times New Roman" w:hAnsi="Times New Roman" w:eastAsia="FangSong" w:cs="Times New Roman"/>
+        </w:rPr>
+        <w:t>丁烯二酸酐</w:t>
+      </w:r>
+      <w:r>
+        <w:rPr>
+          <w:rFonts w:hint="eastAsia" w:ascii="Times New Roman" w:hAnsi="Times New Roman" w:eastAsia="Times New Roman" w:cs="Times New Roman"/>
+        </w:rPr>
+        <w:t>（</w:t>
+      </w:r>
+      <w:r>
+        <w:rPr>
+          <w:rFonts w:hint="eastAsia" w:ascii="Times New Roman" w:hAnsi="Times New Roman" w:eastAsia="FangSong" w:cs="Times New Roman"/>
+        </w:rPr>
+        <w:t>分子内脱水成环状酸酐</w:t>
+      </w:r>
+      <w:r>
+        <w:rPr>
+          <w:rFonts w:hint="eastAsia" w:ascii="Times New Roman" w:hAnsi="Times New Roman" w:eastAsia="Times New Roman" w:cs="Times New Roman"/>
+        </w:rPr>
+        <w:t>）</w:t>
+      </w:r>
+    </w:p>
+    <w:p>
+      <w:pPr>
+        <w:numPr>
+          <w:ilvl w:val="0"/>
+          <w:numId w:val="1004"/>
+        </w:numPr>
+      </w:pPr>
+      <w:r>
+        <w:rPr>
+          <w:rFonts w:hint="eastAsia" w:ascii="Times New Roman" w:hAnsi="Times New Roman" w:eastAsia="Times New Roman" w:cs="Times New Roman"/>
+        </w:rPr>
+        <w:t xml:space="preserve">D→E：</w:t>
+      </w:r>
+    </w:p>
+    <w:p>
+      <w:pPr>
+        <w:pStyle w:val="FirstParagraph"/>
+        <w:spacing w:before="160" w:after="80"/>
+        <w:jc w:val="center"/>
+      </w:pPr>
+      <w:r>
+        <w:rPr>
+          <w:rFonts w:ascii="Times New Roman" w:hAnsi="Times New Roman" w:eastAsia="Times New Roman" w:cs="Times New Roman"/>
+        </w:rPr>
+        <w:drawing>
+          <wp:inline>
+            <wp:extent cx="3600000" cy="1438392"/>
+            <wp:effectExtent b="0" l="0" r="0" t="0"/>
+            <wp:docPr descr="" title="" id="66" name="Picture"/>
+            <a:graphic>
+              <a:graphicData uri="http://schemas.openxmlformats.org/drawingml/2006/picture">
+                <pic:pic>
+                  <pic:nvPicPr>
+                    <pic:cNvPr descr="7e9d0ab8f67a06ec7d0bbd6dc5c7cf888d7ed03462cdcb761cbdbcbfe06887c2.jpg" id="67" name="Picture"/>
+                    <pic:cNvPicPr>
+                      <a:picLocks noChangeArrowheads="1" noChangeAspect="1"/>
+                    </pic:cNvPicPr>
+                  </pic:nvPicPr>
+                  <pic:blipFill>
+                    <a:blip r:embed="rId65"/>
+                    <a:stretch>
+                      <a:fillRect/>
+                    </a:stretch>
+                  </pic:blipFill>
+                  <pic:spPr bwMode="auto">
+                    <a:xfrm>
+                      <a:off x="0" y="0"/>
+                      <a:ext cx="3600000" cy="1438392"/>
+                    </a:xfrm>
+                    <a:prstGeom prst="rect">
+                      <a:avLst/>
+                    </a:prstGeom>
+                    <a:noFill/>
+                    <a:ln w="9525">
+                      <a:noFill/>
+                      <a:headEnd/>
+                      <a:tailEnd/>
+                    </a:ln>
+                  </pic:spPr>
+                </pic:pic>
+              </a:graphicData>
+            </a:graphic>
+          </wp:inline>
+        </w:drawing>
+      </w:r>
+    </w:p>
+    <w:p>
+      <w:pPr>
+        <w:pStyle w:val="BodyText"/>
+        <w:spacing w:before="160" w:after="80"/>
+        <w:jc w:val="center"/>
+      </w:pPr>
+      <w:r>
+        <w:rPr>
+          <w:rFonts w:ascii="Times New Roman" w:hAnsi="Times New Roman" w:eastAsia="Times New Roman" w:cs="Times New Roman"/>
+        </w:rPr>
+        <w:drawing>
+          <wp:inline>
+            <wp:extent cx="3600000" cy="721518"/>
+            <wp:effectExtent b="0" l="0" r="0" t="0"/>
+            <wp:docPr descr="" title="" id="69" name="Picture"/>
+            <a:graphic>
+              <a:graphicData uri="http://schemas.openxmlformats.org/drawingml/2006/picture">
+                <pic:pic>
+                  <pic:nvPicPr>
+                    <pic:cNvPr descr="a1a73df48304c89f260fd9e2edcb84bf6d3b7ef09c85c505444b226732f40b84.jpg" id="70" name="Picture"/>
+                    <pic:cNvPicPr>
+                      <a:picLocks noChangeArrowheads="1" noChangeAspect="1"/>
+                    </pic:cNvPicPr>
+                  </pic:nvPicPr>
+                  <pic:blipFill>
+                    <a:blip r:embed="rId68"/>
+                    <a:stretch>
+                      <a:fillRect/>
+                    </a:stretch>
+                  </pic:blipFill>
+                  <pic:spPr bwMode="auto">
+                    <a:xfrm>
+                      <a:off x="0" y="0"/>
+                      <a:ext cx="3600000" cy="721518"/>
+                    </a:xfrm>
+                    <a:prstGeom prst="rect">
+                      <a:avLst/>
+                    </a:prstGeom>
+                    <a:noFill/>
+                    <a:ln w="9525">
+                      <a:noFill/>
+                      <a:headEnd/>
+                      <a:tailEnd/>
+                    </a:ln>
+                  </pic:spPr>
+                </pic:pic>
+              </a:graphicData>
+            </a:graphic>
+          </wp:inline>
+        </w:drawing>
+      </w:r>
+    </w:p>
+    <w:p>
+      <w:pPr>
+        <w:pStyle w:val="BodyText"/>
+      </w:pPr>
+      <w:r>
+        <w:rPr>
+          <w:rFonts w:hint="eastAsia" w:ascii="Times New Roman" w:hAnsi="Times New Roman" w:eastAsia="Times New Roman" w:cs="Times New Roman"/>
+        </w:rPr>
+        <w:t xml:space="preserve">E＋K→J：</w:t>
+      </w:r>
+    </w:p>
+    <w:p>
+      <w:pPr>
+        <w:pStyle w:val="BodyText"/>
+        <w:spacing w:before="160" w:after="80"/>
+        <w:jc w:val="center"/>
+      </w:pPr>
+      <w:r>
+        <w:rPr>
+          <w:rFonts w:ascii="Times New Roman" w:hAnsi="Times New Roman" w:eastAsia="Times New Roman" w:cs="Times New Roman"/>
+        </w:rPr>
+        <w:drawing>
+          <wp:inline>
+            <wp:extent cx="3600000" cy="1414285"/>
+            <wp:effectExtent b="0" l="0" r="0" t="0"/>
+            <wp:docPr descr="" title="" id="72" name="Picture"/>
+            <a:graphic>
+              <a:graphicData uri="http://schemas.openxmlformats.org/drawingml/2006/picture">
+                <pic:pic>
+                  <pic:nvPicPr>
+                    <pic:cNvPr descr="80936c69038290dd62b38d0ed64d5403c2a504a709e3aad2a1608ad18dc02742.jpg" id="73" name="Picture"/>
+                    <pic:cNvPicPr>
+                      <a:picLocks noChangeArrowheads="1" noChangeAspect="1"/>
+                    </pic:cNvPicPr>
+                  </pic:nvPicPr>
+                  <pic:blipFill>
+                    <a:blip r:embed="rId71"/>
+                    <a:stretch>
+                      <a:fillRect/>
+                    </a:stretch>
+                  </pic:blipFill>
+                  <pic:spPr bwMode="auto">
+                    <a:xfrm>
+                      <a:off x="0" y="0"/>
+                      <a:ext cx="3600000" cy="1414285"/>
+                    </a:xfrm>
+                    <a:prstGeom prst="rect">
+                      <a:avLst/>
+                    </a:prstGeom>
+                    <a:noFill/>
+                    <a:ln w="9525">
+                      <a:noFill/>
+                      <a:headEnd/>
+                      <a:tailEnd/>
+                    </a:ln>
+                  </pic:spPr>
+                </pic:pic>
+              </a:graphicData>
+            </a:graphic>
+          </wp:inline>
+        </w:drawing>
+      </w:r>
+    </w:p>
+    <w:p>
+      <w:pPr>
+        <w:pStyle w:val="BodyText"/>
+        <w:spacing w:before="160" w:after="80"/>
+        <w:jc w:val="center"/>
+      </w:pPr>
+      <w:r>
+        <w:rPr>
+          <w:rFonts w:ascii="Times New Roman" w:hAnsi="Times New Roman" w:eastAsia="Times New Roman" w:cs="Times New Roman"/>
+        </w:rPr>
+        <w:drawing>
+          <wp:inline>
+            <wp:extent cx="3600000" cy="684210"/>
+            <wp:effectExtent b="0" l="0" r="0" t="0"/>
+            <wp:docPr descr="" title="" id="75" name="Picture"/>
+            <a:graphic>
+              <a:graphicData uri="http://schemas.openxmlformats.org/drawingml/2006/picture">
+                <pic:pic>
+                  <pic:nvPicPr>
+                    <pic:cNvPr descr="2543abcd71e0f861a6e1f2fe9484498b5335f3fe020e59bf9eec6615a0eb4c1f.jpg" id="76" name="Picture"/>
+                    <pic:cNvPicPr>
+                      <a:picLocks noChangeArrowheads="1" noChangeAspect="1"/>
+                    </pic:cNvPicPr>
+                  </pic:nvPicPr>
+                  <pic:blipFill>
+                    <a:blip r:embed="rId74"/>
+                    <a:stretch>
+                      <a:fillRect/>
+                    </a:stretch>
+                  </pic:blipFill>
+                  <pic:spPr bwMode="auto">
+                    <a:xfrm>
+                      <a:off x="0" y="0"/>
+                      <a:ext cx="3600000" cy="684210"/>
+                    </a:xfrm>
+                    <a:prstGeom prst="rect">
+                      <a:avLst/>
+                    </a:prstGeom>
+                    <a:noFill/>
+                    <a:ln w="9525">
+                      <a:noFill/>
+                      <a:headEnd/>
+                      <a:tailEnd/>
+                    </a:ln>
+                  </pic:spPr>
+                </pic:pic>
+              </a:graphicData>
+            </a:graphic>
+          </wp:inline>
+        </w:drawing>
+      </w:r>
+    </w:p>
+    <w:p>
+      <w:pPr>
+        <w:pStyle w:val="BodyText"/>
+        <w:spacing w:before="160" w:after="80"/>
+        <w:jc w:val="center"/>
+      </w:pPr>
+      <w:r>
+        <w:rPr>
+          <w:rFonts w:ascii="Times New Roman" w:hAnsi="Times New Roman" w:eastAsia="Times New Roman" w:cs="Times New Roman"/>
+        </w:rPr>
+        <w:drawing>
+          <wp:inline>
+            <wp:extent cx="3600000" cy="2332518"/>
+            <wp:effectExtent b="0" l="0" r="0" t="0"/>
+            <wp:docPr descr="" title="" id="78" name="Picture"/>
+            <a:graphic>
+              <a:graphicData uri="http://schemas.openxmlformats.org/drawingml/2006/picture">
+                <pic:pic>
+                  <pic:nvPicPr>
+                    <pic:cNvPr descr="b0293fc687d04b3e6fd34b6f075156228f39c2b9aece426ed07bb0113e9462de.jpg" id="79" name="Picture"/>
+                    <pic:cNvPicPr>
+                      <a:picLocks noChangeArrowheads="1" noChangeAspect="1"/>
+                    </pic:cNvPicPr>
+                  </pic:nvPicPr>
+                  <pic:blipFill>
+                    <a:blip r:embed="rId77"/>
+                    <a:stretch>
+                      <a:fillRect/>
+                    </a:stretch>
+                  </pic:blipFill>
+                  <pic:spPr bwMode="auto">
+                    <a:xfrm>
+                      <a:off x="0" y="0"/>
+                      <a:ext cx="3600000" cy="2332518"/>
+                    </a:xfrm>
+                    <a:prstGeom prst="rect">
+                      <a:avLst/>
+                    </a:prstGeom>
+                    <a:noFill/>
+                    <a:ln w="9525">
+                      <a:noFill/>
+                      <a:headEnd/>
+                      <a:tailEnd/>
+                    </a:ln>
+                  </pic:spPr>
+                </pic:pic>
+              </a:graphicData>
+            </a:graphic>
+          </wp:inline>
+        </w:drawing>
+      </w:r>
+    </w:p>
+    <w:p>
+      <w:pPr>
+        <w:spacing w:before="160" w:after="80"/>
+      </w:pPr>
+      <w:r>
+        <w:pict>
+          <v:rect style="width:0;height:1.5pt" o:hralign="center" o:hrstd="t" o:hr="t"/>
+        </w:pict>
+      </w:r>
+    </w:p>
+    <w:bookmarkEnd w:id="80"/>
+    <w:bookmarkStart w:id="90" w:name="二分册-l17实13-pvc燃烧与聚氨酯热解产物推断"/>
+    <w:p>
+      <w:pPr>
+        <w:pStyle w:val="Heading2"/>
+        <w:spacing w:before="280" w:after="120"/>
+      </w:pPr>
+      <w:r>
+        <w:rPr>
+          <w:rFonts w:ascii="Times New Roman" w:hAnsi="Times New Roman" w:eastAsia="Times New Roman" w:cs="Times New Roman"/>
+        </w:rPr>
+        <w:t xml:space="preserve">11.16 </w:t>
+      </w:r>
+      <w:r>
+        <w:rPr>
+          <w:rFonts w:hint="eastAsia" w:ascii="Times New Roman" w:hAnsi="Times New Roman" w:eastAsia="SimHei" w:cs="Times New Roman"/>
+        </w:rPr>
+        <w:t>二分册</w:t>
+      </w:r>
+      <w:r>
+        <w:rPr>
+          <w:rFonts w:hint="eastAsia" w:ascii="Times New Roman" w:hAnsi="Times New Roman" w:eastAsia="Times New Roman" w:cs="Times New Roman"/>
+        </w:rPr>
+        <w:t>-L17</w:t>
+      </w:r>
+      <w:r>
+        <w:rPr>
+          <w:rFonts w:hint="eastAsia" w:ascii="Times New Roman" w:hAnsi="Times New Roman" w:eastAsia="SimHei" w:cs="Times New Roman"/>
+        </w:rPr>
+        <w:t>实</w:t>
+      </w:r>
+      <w:r>
+        <w:rPr>
+          <w:rFonts w:hint="eastAsia" w:ascii="Times New Roman" w:hAnsi="Times New Roman" w:eastAsia="Times New Roman" w:cs="Times New Roman"/>
+        </w:rPr>
+        <w:t>13-PVC</w:t>
+      </w:r>
+      <w:r>
+        <w:rPr>
+          <w:rFonts w:hint="eastAsia" w:ascii="Times New Roman" w:hAnsi="Times New Roman" w:eastAsia="SimHei" w:cs="Times New Roman"/>
+        </w:rPr>
+        <w:t>燃烧与聚氨酯热解产物推断</w:t>
+      </w:r>
+    </w:p>
+    <w:p>
+      <w:pPr>
+        <w:pStyle w:val="FirstParagraph"/>
+      </w:pPr>
+      <w:r>
+        <w:rPr>
+          <w:rFonts w:ascii="Times New Roman" w:hAnsi="Times New Roman" w:eastAsia="Times New Roman" w:cs="Times New Roman"/>
+        </w:rPr>
+        <w:t xml:space="preserve">13 (1) </w:t>
+      </w:r>
+      <w:r>
+        <w:rPr>
+          <w:rFonts w:hint="eastAsia" w:ascii="Times New Roman" w:hAnsi="Times New Roman" w:eastAsia="FangSong" w:cs="Times New Roman"/>
+        </w:rPr>
+        <w:t>以聚氯乙烯</w:t>
+      </w:r>
+      <w:r>
+        <w:rPr>
+          <w:rFonts w:hint="eastAsia" w:ascii="Times New Roman" w:hAnsi="Times New Roman" w:eastAsia="Times New Roman" w:cs="Times New Roman"/>
+        </w:rPr>
+        <w:t>（A）</w:t>
+      </w:r>
+      <w:r>
+        <w:rPr>
+          <w:rFonts w:hint="eastAsia" w:ascii="Times New Roman" w:hAnsi="Times New Roman" w:eastAsia="FangSong" w:cs="Times New Roman"/>
+        </w:rPr>
+        <w:t>为代表的含氯塑料</w:t>
+      </w:r>
+      <w:r>
+        <w:rPr>
+          <w:rFonts w:hint="eastAsia" w:ascii="Times New Roman" w:hAnsi="Times New Roman" w:eastAsia="Times New Roman" w:cs="Times New Roman"/>
+        </w:rPr>
+        <w:t>，</w:t>
+      </w:r>
+      <w:r>
+        <w:rPr>
+          <w:rFonts w:hint="eastAsia" w:ascii="Times New Roman" w:hAnsi="Times New Roman" w:eastAsia="FangSong" w:cs="Times New Roman"/>
+        </w:rPr>
+        <w:t>当用它们制成的电线及电缆包皮</w:t>
+      </w:r>
+      <w:r>
+        <w:rPr>
+          <w:rFonts w:hint="eastAsia" w:ascii="Times New Roman" w:hAnsi="Times New Roman" w:eastAsia="Times New Roman" w:cs="Times New Roman"/>
+        </w:rPr>
+        <w:t>、</w:t>
+      </w:r>
+      <w:r>
+        <w:rPr>
+          <w:rFonts w:hint="eastAsia" w:ascii="Times New Roman" w:hAnsi="Times New Roman" w:eastAsia="FangSong" w:cs="Times New Roman"/>
+        </w:rPr>
+        <w:t>管材</w:t>
+      </w:r>
+      <w:r>
+        <w:rPr>
+          <w:rFonts w:hint="eastAsia" w:ascii="Times New Roman" w:hAnsi="Times New Roman" w:eastAsia="Times New Roman" w:cs="Times New Roman"/>
+        </w:rPr>
+        <w:t>、</w:t>
+      </w:r>
+      <w:r>
+        <w:rPr>
+          <w:rFonts w:hint="eastAsia" w:ascii="Times New Roman" w:hAnsi="Times New Roman" w:eastAsia="FangSong" w:cs="Times New Roman"/>
+        </w:rPr>
+        <w:t>板材</w:t>
+      </w:r>
+      <w:r>
+        <w:rPr>
+          <w:rFonts w:hint="eastAsia" w:ascii="Times New Roman" w:hAnsi="Times New Roman" w:eastAsia="Times New Roman" w:cs="Times New Roman"/>
+        </w:rPr>
+        <w:t>、</w:t>
+      </w:r>
+      <w:r>
+        <w:rPr>
+          <w:rFonts w:hint="eastAsia" w:ascii="Times New Roman" w:hAnsi="Times New Roman" w:eastAsia="FangSong" w:cs="Times New Roman"/>
+        </w:rPr>
+        <w:t>人造革</w:t>
+      </w:r>
+      <w:r>
+        <w:rPr>
+          <w:rFonts w:hint="eastAsia" w:ascii="Times New Roman" w:hAnsi="Times New Roman" w:eastAsia="Times New Roman" w:cs="Times New Roman"/>
+        </w:rPr>
+        <w:t>、</w:t>
+      </w:r>
+      <w:r>
+        <w:rPr>
+          <w:rFonts w:hint="eastAsia" w:ascii="Times New Roman" w:hAnsi="Times New Roman" w:eastAsia="FangSong" w:cs="Times New Roman"/>
+        </w:rPr>
+        <w:t>雨布等物着火时</w:t>
+      </w:r>
+      <w:r>
+        <w:rPr>
+          <w:rFonts w:hint="eastAsia" w:ascii="Times New Roman" w:hAnsi="Times New Roman" w:eastAsia="Times New Roman" w:cs="Times New Roman"/>
+        </w:rPr>
+        <w:t>，</w:t>
+      </w:r>
+      <w:r>
+        <w:rPr>
+          <w:rFonts w:hint="eastAsia" w:ascii="Times New Roman" w:hAnsi="Times New Roman" w:eastAsia="FangSong" w:cs="Times New Roman"/>
+        </w:rPr>
+        <w:t>可因受热分解产生质量分数高达</w:t>
+      </w:r>
+      <w:r>
+        <w:rPr>
+          <w:rFonts w:ascii="Times New Roman" w:hAnsi="Times New Roman" w:eastAsia="Times New Roman" w:cs="Times New Roman"/>
+        </w:rPr>
+        <w:t xml:space="preserve"> </w:t>
+      </w:r>
+      <w:r>
+        <w:rPr>
+          <w:rFonts w:hint="eastAsia" w:ascii="Times New Roman" w:hAnsi="Times New Roman" w:eastAsia="Times New Roman" w:cs="Times New Roman"/>
+        </w:rPr>
+        <w:t>50%</w:t>
+      </w:r>
+      <w:r>
+        <w:rPr>
+          <w:rFonts w:hint="eastAsia" w:ascii="Times New Roman" w:hAnsi="Times New Roman" w:eastAsia="FangSong" w:cs="Times New Roman"/>
+        </w:rPr>
+        <w:t>的</w:t>
+      </w:r>
+      <w:r>
+        <w:rPr>
+          <w:rFonts w:ascii="Times New Roman" w:hAnsi="Times New Roman" w:eastAsia="Times New Roman" w:cs="Times New Roman"/>
+        </w:rPr>
+        <w:t xml:space="preserve"> </w:t>
+      </w:r>
+      <m:oMath>
+        <m:r>
+          <m:rPr>
+            <m:sty m:val="p"/>
+          </m:rPr>
+          <m:t>H</m:t>
+        </m:r>
+        <m:r>
+          <m:rPr>
+            <m:sty m:val="p"/>
+          </m:rPr>
+          <m:t>C</m:t>
+        </m:r>
+        <m:r>
+          <m:rPr>
+            <m:sty m:val="p"/>
+          </m:rPr>
+          <m:t>l</m:t>
+        </m:r>
+      </m:oMath>
+      <w:r>
+        <w:rPr>
+          <w:rFonts w:ascii="Times New Roman" w:hAnsi="Times New Roman" w:eastAsia="Times New Roman" w:cs="Times New Roman"/>
+        </w:rPr>
+        <w:t xml:space="preserve"> </w:t>
+      </w:r>
+      <w:r>
+        <w:rPr>
+          <w:rFonts w:hint="eastAsia" w:ascii="Times New Roman" w:hAnsi="Times New Roman" w:eastAsia="FangSong" w:cs="Times New Roman"/>
+        </w:rPr>
+        <w:t>气体</w:t>
+      </w:r>
+      <w:r>
+        <w:rPr>
+          <w:rFonts w:hint="eastAsia" w:ascii="Times New Roman" w:hAnsi="Times New Roman" w:eastAsia="Times New Roman" w:cs="Times New Roman"/>
+        </w:rPr>
+        <w:t>，</w:t>
+      </w:r>
+      <w:r>
+        <w:rPr>
+          <w:rFonts w:hint="eastAsia" w:ascii="Times New Roman" w:hAnsi="Times New Roman" w:eastAsia="FangSong" w:cs="Times New Roman"/>
+        </w:rPr>
+        <w:t>余下的不饱和碳链即重排成单环或多环芳烃</w:t>
+      </w:r>
+      <w:r>
+        <w:rPr>
+          <w:rFonts w:hint="eastAsia" w:ascii="Times New Roman" w:hAnsi="Times New Roman" w:eastAsia="Times New Roman" w:cs="Times New Roman"/>
+        </w:rPr>
+        <w:t>，</w:t>
+      </w:r>
+      <w:r>
+        <w:rPr>
+          <w:rFonts w:hint="eastAsia" w:ascii="Times New Roman" w:hAnsi="Times New Roman" w:eastAsia="FangSong" w:cs="Times New Roman"/>
+        </w:rPr>
+        <w:t>导致燃烧时生成大量黑烟</w:t>
+      </w:r>
+      <w:r>
+        <w:rPr>
+          <w:rFonts w:hint="eastAsia" w:ascii="Times New Roman" w:hAnsi="Times New Roman" w:eastAsia="Times New Roman" w:cs="Times New Roman"/>
+        </w:rPr>
+        <w:t>。</w:t>
+      </w:r>
+      <w:r>
+        <w:rPr>
+          <w:rFonts w:hint="eastAsia" w:ascii="Times New Roman" w:hAnsi="Times New Roman" w:eastAsia="FangSong" w:cs="Times New Roman"/>
+        </w:rPr>
+        <w:t>反应过程如下式所示</w:t>
+      </w:r>
+      <w:r>
+        <w:rPr>
+          <w:rFonts w:hint="eastAsia" w:ascii="Times New Roman" w:hAnsi="Times New Roman" w:eastAsia="Times New Roman" w:cs="Times New Roman"/>
+        </w:rPr>
+        <w:t>（</w:t>
+      </w:r>
+      <w:r>
+        <w:rPr>
+          <w:rFonts w:hint="eastAsia" w:ascii="Times New Roman" w:hAnsi="Times New Roman" w:eastAsia="FangSong" w:cs="Times New Roman"/>
+        </w:rPr>
+        <w:t>不反应的基团可用</w:t>
+      </w:r>
+      <w:r>
+        <w:rPr>
+          <w:rFonts w:ascii="Times New Roman" w:hAnsi="Times New Roman" w:eastAsia="Times New Roman" w:cs="Times New Roman"/>
+        </w:rPr>
+        <w:t xml:space="preserve"> </w:t>
+      </w:r>
+      <w:r>
+        <w:rPr>
+          <w:rFonts w:hint="eastAsia" w:ascii="Times New Roman" w:hAnsi="Times New Roman" w:eastAsia="Times New Roman" w:cs="Times New Roman"/>
+        </w:rPr>
+        <w:t xml:space="preserve">R，R’</w:t>
+      </w:r>
+      <w:r>
+        <w:rPr>
+          <w:rFonts w:ascii="Times New Roman" w:hAnsi="Times New Roman" w:eastAsia="Times New Roman" w:cs="Times New Roman"/>
+        </w:rPr>
+        <w:t xml:space="preserve"> </w:t>
+      </w:r>
+      <w:r>
+        <w:rPr>
+          <w:rFonts w:hint="eastAsia" w:ascii="Times New Roman" w:hAnsi="Times New Roman" w:eastAsia="FangSong" w:cs="Times New Roman"/>
+        </w:rPr>
+        <w:t>表示</w:t>
+      </w:r>
+      <w:r>
+        <w:rPr>
+          <w:rFonts w:hint="eastAsia" w:ascii="Times New Roman" w:hAnsi="Times New Roman" w:eastAsia="Times New Roman" w:cs="Times New Roman"/>
+        </w:rPr>
+        <w:t>）：</w:t>
+      </w:r>
+    </w:p>
+    <w:p>
+      <w:pPr>
+        <w:pStyle w:val="BodyText"/>
+      </w:pPr>
+      <m:oMathPara>
+        <m:oMathParaPr>
+          <m:jc m:val="center"/>
+          <m:ctrlPr>
+            <w:rPr>
+              <w:sz w:val="28"/>
+              <w:szCs w:val="28"/>
+            </w:rPr>
+          </m:ctrlPr>
+        </m:oMathParaPr>
+        <m:oMath>
+          <m:r>
+            <m:rPr>
+              <m:sty m:val="p"/>
+            </m:rPr>
+            <m:t>A</m:t>
+          </m:r>
+          <m:limUpp>
+            <m:e>
+              <m:r>
+                <m:rPr>
+                  <m:sty m:val="p"/>
+                </m:rPr>
+                <m:t>→</m:t>
+              </m:r>
+            </m:e>
+            <m:lim>
+              <m:r>
+                <m:rPr>
+                  <m:sty m:val="p"/>
+                </m:rPr>
+                <m:t>−</m:t>
+              </m:r>
+              <m:r>
+                <m:rPr>
+                  <m:sty m:val="p"/>
+                </m:rPr>
+                <m:t>H</m:t>
+              </m:r>
+              <m:r>
+                <m:rPr>
+                  <m:sty m:val="p"/>
+                </m:rPr>
+                <m:t>C</m:t>
+              </m:r>
+              <m:r>
+                <m:rPr>
+                  <m:sty m:val="p"/>
+                </m:rPr>
+                <m:t>l</m:t>
+              </m:r>
+            </m:lim>
+          </m:limUpp>
+          <m:r>
+            <m:rPr>
+              <m:sty m:val="p"/>
+            </m:rPr>
+            <m:t>B</m:t>
+          </m:r>
+          <m:limUpp>
+            <m:e>
+              <m:r>
+                <m:rPr>
+                  <m:sty m:val="p"/>
+                </m:rPr>
+                <m:t>→</m:t>
+              </m:r>
+            </m:e>
+            <m:lim>
+              <m:r>
+                <m:rPr>
+                  <m:sty m:val="p"/>
+                </m:rPr>
+                <m:t>−</m:t>
+              </m:r>
+              <m:r>
+                <m:t>2</m:t>
+              </m:r>
+              <m:r>
+                <m:rPr>
+                  <m:sty m:val="p"/>
+                </m:rPr>
+                <m:t>H</m:t>
+              </m:r>
+              <m:r>
+                <m:rPr>
+                  <m:sty m:val="p"/>
+                </m:rPr>
+                <m:t>C</m:t>
+              </m:r>
+              <m:r>
+                <m:rPr>
+                  <m:sty m:val="p"/>
+                </m:rPr>
+                <m:t>l</m:t>
+              </m:r>
+            </m:lim>
+          </m:limUpp>
+          <m:r>
+            <m:rPr>
+              <m:sty m:val="p"/>
+            </m:rPr>
+            <m:t>C</m:t>
+          </m:r>
+          <m:limUpp>
+            <m:e>
+              <m:r>
+                <m:rPr>
+                  <m:sty m:val="p"/>
+                </m:rPr>
+                <m:t>→</m:t>
+              </m:r>
+            </m:e>
+            <m:lim>
+              <m:r>
+                <m:rPr>
+                  <m:nor/>
+                  <m:sty m:val="p"/>
+                </m:rPr>
+                <m:t>闭环</m:t>
+              </m:r>
+            </m:lim>
+          </m:limUpp>
+          <m:r>
+            <m:rPr>
+              <m:sty m:val="p"/>
+            </m:rPr>
+            <m:t>D</m:t>
+          </m:r>
+          <m:limUpp>
+            <m:e>
+              <m:r>
+                <m:rPr>
+                  <m:sty m:val="p"/>
+                </m:rPr>
+                <m:t>→</m:t>
+              </m:r>
+            </m:e>
+            <m:lim>
+              <m:r>
+                <m:rPr>
+                  <m:sty m:val="p"/>
+                </m:rPr>
+                <m:t>−</m:t>
+              </m:r>
+              <m:sSub>
+                <m:e>
+                  <m:r>
+                    <m:rPr>
+                      <m:sty m:val="p"/>
+                    </m:rPr>
+                    <m:t>H</m:t>
+                  </m:r>
+                </m:e>
+                <m:sub>
+                  <m:r>
+                    <m:rPr>
+                      <m:sty m:val="p"/>
+                    </m:rPr>
+                    <m:t>2</m:t>
+                  </m:r>
+                </m:sub>
+              </m:sSub>
+            </m:lim>
+          </m:limUpp>
+          <m:r>
+            <m:rPr>
+              <m:sty m:val="p"/>
+            </m:rPr>
+            <m:t>E</m:t>
+          </m:r>
+          <m:limUpp>
+            <m:e>
+              <m:r>
+                <m:rPr>
+                  <m:sty m:val="p"/>
+                </m:rPr>
+                <m:t>→</m:t>
+              </m:r>
+            </m:e>
+            <m:lim>
+              <m:r>
+                <m:rPr>
+                  <m:sty m:val="p"/>
+                </m:rPr>
+                <m:t>−</m:t>
+              </m:r>
+              <m:r>
+                <m:rPr>
+                  <m:sty m:val="p"/>
+                </m:rPr>
+                <m:t>R</m:t>
+              </m:r>
+              <m:r>
+                <m:rPr>
+                  <m:sty m:val="p"/>
+                </m:rPr>
+                <m:t>,</m:t>
+              </m:r>
+              <m:r>
+                <m:rPr>
+                  <m:sty m:val="p"/>
+                </m:rPr>
+                <m:t>−</m:t>
+              </m:r>
+              <m:sSup>
+                <m:e>
+                  <m:r>
+                    <m:rPr>
+                      <m:sty m:val="p"/>
+                    </m:rPr>
+                    <m:t>R</m:t>
+                  </m:r>
+                </m:e>
+                <m:sup>
+                  <m:r>
+                    <m:rPr>
+                      <m:sty m:val="p"/>
+                    </m:rPr>
+                    <m:t>′</m:t>
+                  </m:r>
+                </m:sup>
+              </m:sSup>
+            </m:lim>
+          </m:limUpp>
+          <m:r>
+            <m:rPr>
+              <m:nor/>
+              <m:sty m:val="p"/>
+            </m:rPr>
+            <m:t>苯</m:t>
+          </m:r>
+        </m:oMath>
+      </m:oMathPara>
+    </w:p>
+    <w:p>
+      <w:pPr>
+        <w:pStyle w:val="FirstParagraph"/>
+      </w:pPr>
+      <w:r>
+        <w:rPr>
+          <w:rFonts w:ascii="Times New Roman" w:hAnsi="Times New Roman" w:eastAsia="Times New Roman" w:cs="Times New Roman"/>
+        </w:rPr>
+        <w:t xml:space="preserve">① </w:t>
+      </w:r>
+      <w:r>
+        <w:rPr>
+          <w:rFonts w:hint="eastAsia" w:ascii="Times New Roman" w:hAnsi="Times New Roman" w:eastAsia="FangSong" w:cs="Times New Roman"/>
+        </w:rPr>
+        <w:t xml:space="preserve">写出有机物</w:t>
+      </w:r>
+      <w:r>
+        <w:rPr>
+          <w:rFonts w:ascii="Times New Roman" w:hAnsi="Times New Roman" w:eastAsia="Times New Roman" w:cs="Times New Roman"/>
+        </w:rPr>
+        <w:t xml:space="preserve"> A、B、C、D、E </w:t>
+      </w:r>
+      <w:r>
+        <w:rPr>
+          <w:rFonts w:hint="eastAsia" w:ascii="Times New Roman" w:hAnsi="Times New Roman" w:eastAsia="FangSong" w:cs="Times New Roman"/>
+        </w:rPr>
+        <w:t>的结构简式</w:t>
+      </w:r>
+      <w:r>
+        <w:rPr>
+          <w:rFonts w:hint="eastAsia" w:ascii="Times New Roman" w:hAnsi="Times New Roman" w:eastAsia="Times New Roman" w:cs="Times New Roman"/>
+        </w:rPr>
+        <w:t>。</w:t>
+      </w:r>
+    </w:p>
+    <w:p>
+      <w:pPr>
+        <w:pStyle w:val="BodyText"/>
+      </w:pPr>
+      <w:r>
+        <w:rPr>
+          <w:rFonts w:ascii="Times New Roman" w:hAnsi="Times New Roman" w:eastAsia="Times New Roman" w:cs="Times New Roman"/>
+        </w:rPr>
+        <w:t xml:space="preserve">② </w:t>
+      </w:r>
+      <w:r>
+        <w:rPr>
+          <w:rFonts w:hint="eastAsia" w:ascii="Times New Roman" w:hAnsi="Times New Roman" w:eastAsia="FangSong" w:cs="Times New Roman"/>
+        </w:rPr>
+        <w:t xml:space="preserve">聚氯乙烯最多可释放出多少质量分数的</w:t>
+      </w:r>
+      <w:r>
+        <w:rPr>
+          <w:rFonts w:ascii="Times New Roman" w:hAnsi="Times New Roman" w:eastAsia="Times New Roman" w:cs="Times New Roman"/>
+        </w:rPr>
+        <w:t xml:space="preserve"> </w:t>
+      </w:r>
+      <w:r>
+        <w:rPr>
+          <w:rFonts w:hint="eastAsia" w:ascii="Times New Roman" w:hAnsi="Times New Roman" w:eastAsia="Times New Roman" w:cs="Times New Roman"/>
+        </w:rPr>
+        <w:t xml:space="preserve">HCl？</w:t>
+      </w:r>
+    </w:p>
+    <w:p>
+      <w:pPr>
+        <w:pStyle w:val="Compact"/>
+        <w:numPr>
+          <w:ilvl w:val="0"/>
+          <w:numId w:val="1005"/>
+        </w:numPr>
+      </w:pPr>
+      <w:r>
+        <w:rPr>
+          <w:rFonts w:hint="eastAsia" w:ascii="Times New Roman" w:hAnsi="Times New Roman" w:eastAsia="FangSong" w:cs="Times New Roman"/>
+        </w:rPr>
+        <w:t>聚氨酯类树脂可以根据原料配比的不同</w:t>
+      </w:r>
+      <w:r>
+        <w:rPr>
+          <w:rFonts w:hint="eastAsia" w:ascii="Times New Roman" w:hAnsi="Times New Roman" w:eastAsia="Times New Roman" w:cs="Times New Roman"/>
+        </w:rPr>
+        <w:t>，</w:t>
+      </w:r>
+      <w:r>
+        <w:rPr>
+          <w:rFonts w:hint="eastAsia" w:ascii="Times New Roman" w:hAnsi="Times New Roman" w:eastAsia="FangSong" w:cs="Times New Roman"/>
+        </w:rPr>
+        <w:t>制成软质或硬质泡沫塑料</w:t>
+      </w:r>
+      <w:r>
+        <w:rPr>
+          <w:rFonts w:hint="eastAsia" w:ascii="Times New Roman" w:hAnsi="Times New Roman" w:eastAsia="Times New Roman" w:cs="Times New Roman"/>
+        </w:rPr>
+        <w:t>。</w:t>
+      </w:r>
+      <w:r>
+        <w:rPr>
+          <w:rFonts w:hint="eastAsia" w:ascii="Times New Roman" w:hAnsi="Times New Roman" w:eastAsia="FangSong" w:cs="Times New Roman"/>
+        </w:rPr>
+        <w:t>软质制品可用于做床垫</w:t>
+      </w:r>
+      <w:r>
+        <w:rPr>
+          <w:rFonts w:hint="eastAsia" w:ascii="Times New Roman" w:hAnsi="Times New Roman" w:eastAsia="Times New Roman" w:cs="Times New Roman"/>
+        </w:rPr>
+        <w:t>、</w:t>
+      </w:r>
+      <w:r>
+        <w:rPr>
+          <w:rFonts w:hint="eastAsia" w:ascii="Times New Roman" w:hAnsi="Times New Roman" w:eastAsia="FangSong" w:cs="Times New Roman"/>
+        </w:rPr>
+        <w:t>坐垫</w:t>
+      </w:r>
+      <w:r>
+        <w:rPr>
+          <w:rFonts w:hint="eastAsia" w:ascii="Times New Roman" w:hAnsi="Times New Roman" w:eastAsia="Times New Roman" w:cs="Times New Roman"/>
+        </w:rPr>
+        <w:t>、</w:t>
+      </w:r>
+      <w:r>
+        <w:rPr>
+          <w:rFonts w:hint="eastAsia" w:ascii="Times New Roman" w:hAnsi="Times New Roman" w:eastAsia="FangSong" w:cs="Times New Roman"/>
+        </w:rPr>
+        <w:t>地毯垫等</w:t>
+      </w:r>
+      <w:r>
+        <w:rPr>
+          <w:rFonts w:hint="eastAsia" w:ascii="Times New Roman" w:hAnsi="Times New Roman" w:eastAsia="Times New Roman" w:cs="Times New Roman"/>
+        </w:rPr>
+        <w:t>；</w:t>
+      </w:r>
+      <w:r>
+        <w:rPr>
+          <w:rFonts w:hint="eastAsia" w:ascii="Times New Roman" w:hAnsi="Times New Roman" w:eastAsia="FangSong" w:cs="Times New Roman"/>
+        </w:rPr>
+        <w:t>硬质制品则用于制作隔热</w:t>
+      </w:r>
+      <w:r>
+        <w:rPr>
+          <w:rFonts w:hint="eastAsia" w:ascii="Times New Roman" w:hAnsi="Times New Roman" w:eastAsia="Times New Roman" w:cs="Times New Roman"/>
+        </w:rPr>
+        <w:t>、</w:t>
+      </w:r>
+      <w:r>
+        <w:rPr>
+          <w:rFonts w:hint="eastAsia" w:ascii="Times New Roman" w:hAnsi="Times New Roman" w:eastAsia="FangSong" w:cs="Times New Roman"/>
+        </w:rPr>
+        <w:t>隔音</w:t>
+      </w:r>
+      <w:r>
+        <w:rPr>
+          <w:rFonts w:hint="eastAsia" w:ascii="Times New Roman" w:hAnsi="Times New Roman" w:eastAsia="Times New Roman" w:cs="Times New Roman"/>
+        </w:rPr>
+        <w:t>、</w:t>
+      </w:r>
+      <w:r>
+        <w:rPr>
+          <w:rFonts w:hint="eastAsia" w:ascii="Times New Roman" w:hAnsi="Times New Roman" w:eastAsia="FangSong" w:cs="Times New Roman"/>
+        </w:rPr>
+        <w:t>绝缘材料</w:t>
+      </w:r>
+      <w:r>
+        <w:rPr>
+          <w:rFonts w:hint="eastAsia" w:ascii="Times New Roman" w:hAnsi="Times New Roman" w:eastAsia="Times New Roman" w:cs="Times New Roman"/>
+        </w:rPr>
+        <w:t>，</w:t>
+      </w:r>
+      <w:r>
+        <w:rPr>
+          <w:rFonts w:hint="eastAsia" w:ascii="Times New Roman" w:hAnsi="Times New Roman" w:eastAsia="FangSong" w:cs="Times New Roman"/>
+        </w:rPr>
+        <w:t>包装的填充材料等</w:t>
+      </w:r>
+      <w:r>
+        <w:rPr>
+          <w:rFonts w:hint="eastAsia" w:ascii="Times New Roman" w:hAnsi="Times New Roman" w:eastAsia="Times New Roman" w:cs="Times New Roman"/>
+        </w:rPr>
+        <w:t>。</w:t>
+      </w:r>
+      <w:r>
+        <w:rPr>
+          <w:rFonts w:hint="eastAsia" w:ascii="Times New Roman" w:hAnsi="Times New Roman" w:eastAsia="FangSong" w:cs="Times New Roman"/>
+        </w:rPr>
+        <w:t>它们遇火燃烧后</w:t>
+      </w:r>
+      <w:r>
+        <w:rPr>
+          <w:rFonts w:hint="eastAsia" w:ascii="Times New Roman" w:hAnsi="Times New Roman" w:eastAsia="Times New Roman" w:cs="Times New Roman"/>
+        </w:rPr>
+        <w:t>，</w:t>
+      </w:r>
+      <w:r>
+        <w:rPr>
+          <w:rFonts w:hint="eastAsia" w:ascii="Times New Roman" w:hAnsi="Times New Roman" w:eastAsia="FangSong" w:cs="Times New Roman"/>
+        </w:rPr>
+        <w:t>生成的黑烟中会混杂有黄色的碳化二亚胺</w:t>
+      </w:r>
+      <w:r>
+        <w:rPr>
+          <w:rFonts w:hint="eastAsia" w:ascii="Times New Roman" w:hAnsi="Times New Roman" w:eastAsia="Times New Roman" w:cs="Times New Roman"/>
+        </w:rPr>
+        <w:t>，</w:t>
+      </w:r>
+      <w:r>
+        <w:rPr>
+          <w:rFonts w:hint="eastAsia" w:ascii="Times New Roman" w:hAnsi="Times New Roman" w:eastAsia="FangSong" w:cs="Times New Roman"/>
+        </w:rPr>
+        <w:t>进一步分解则产生剧毒的</w:t>
+      </w:r>
+      <w:r>
+        <w:rPr>
+          <w:rFonts w:ascii="Times New Roman" w:hAnsi="Times New Roman" w:eastAsia="Times New Roman" w:cs="Times New Roman"/>
+        </w:rPr>
+        <w:t xml:space="preserve"> </w:t>
+      </w:r>
+      <w:r>
+        <w:rPr>
+          <w:rFonts w:hint="eastAsia" w:ascii="Times New Roman" w:hAnsi="Times New Roman" w:eastAsia="Times New Roman" w:cs="Times New Roman"/>
+        </w:rPr>
+        <w:t>HCN。</w:t>
+      </w:r>
+      <w:r>
+        <w:rPr>
+          <w:rFonts w:hint="eastAsia" w:ascii="Times New Roman" w:hAnsi="Times New Roman" w:eastAsia="FangSong" w:cs="Times New Roman"/>
+        </w:rPr>
+        <w:t>反应过程如下式所示</w:t>
+      </w:r>
+      <w:r>
+        <w:rPr>
+          <w:rFonts w:hint="eastAsia" w:ascii="Times New Roman" w:hAnsi="Times New Roman" w:eastAsia="Times New Roman" w:cs="Times New Roman"/>
+        </w:rPr>
+        <w:t>（</w:t>
+      </w:r>
+      <w:r>
+        <w:rPr>
+          <w:rFonts w:hint="eastAsia" w:ascii="Times New Roman" w:hAnsi="Times New Roman" w:eastAsia="FangSong" w:cs="Times New Roman"/>
+        </w:rPr>
+        <w:t>不反应的基团可用</w:t>
+      </w:r>
+      <w:r>
+        <w:rPr>
+          <w:rFonts w:ascii="Times New Roman" w:hAnsi="Times New Roman" w:eastAsia="Times New Roman" w:cs="Times New Roman"/>
+        </w:rPr>
+        <w:t xml:space="preserve"> </w:t>
+      </w:r>
+      <w:r>
+        <w:rPr>
+          <w:rFonts w:hint="eastAsia" w:ascii="Times New Roman" w:hAnsi="Times New Roman" w:eastAsia="Times New Roman" w:cs="Times New Roman"/>
+        </w:rPr>
+        <w:t xml:space="preserve">R，R’</w:t>
+      </w:r>
+      <w:r>
+        <w:rPr>
+          <w:rFonts w:ascii="Times New Roman" w:hAnsi="Times New Roman" w:eastAsia="Times New Roman" w:cs="Times New Roman"/>
+        </w:rPr>
+        <w:t xml:space="preserve"> </w:t>
+      </w:r>
+      <w:r>
+        <w:rPr>
+          <w:rFonts w:hint="eastAsia" w:ascii="Times New Roman" w:hAnsi="Times New Roman" w:eastAsia="FangSong" w:cs="Times New Roman"/>
+        </w:rPr>
+        <w:t>表示</w:t>
+      </w:r>
+      <w:r>
+        <w:rPr>
+          <w:rFonts w:hint="eastAsia" w:ascii="Times New Roman" w:hAnsi="Times New Roman" w:eastAsia="Times New Roman" w:cs="Times New Roman"/>
+        </w:rPr>
+        <w:t>）：</w:t>
+      </w:r>
+    </w:p>
+    <w:p>
+      <w:pPr>
+        <w:pStyle w:val="FirstParagraph"/>
+      </w:pPr>
+      <w:r>
+        <w:rPr>
+          <w:rFonts w:hint="eastAsia" w:ascii="Times New Roman" w:hAnsi="Times New Roman" w:eastAsia="FangSong" w:cs="Times New Roman"/>
+        </w:rPr>
+        <w:t xml:space="preserve">聚氨酯</w:t>
+      </w:r>
+      <w:r>
+        <w:rPr>
+          <w:rFonts w:ascii="Times New Roman" w:hAnsi="Times New Roman" w:eastAsia="Times New Roman" w:cs="Times New Roman"/>
+        </w:rPr>
+        <w:t xml:space="preserve"> </w:t>
+      </w:r>
+      <w:r>
+        <w:rPr>
+          <w:rFonts w:hint="eastAsia" w:ascii="Times New Roman" w:hAnsi="Times New Roman" w:eastAsia="Times New Roman" w:cs="Times New Roman"/>
+        </w:rPr>
+        <w:t xml:space="preserve">F（RXR’，X</w:t>
+      </w:r>
+      <w:r>
+        <w:rPr>
+          <w:rFonts w:ascii="Times New Roman" w:hAnsi="Times New Roman" w:eastAsia="Times New Roman" w:cs="Times New Roman"/>
+        </w:rPr>
+        <w:t xml:space="preserve"> </w:t>
+      </w:r>
+      <w:r>
+        <w:rPr>
+          <w:rFonts w:hint="eastAsia" w:ascii="Times New Roman" w:hAnsi="Times New Roman" w:eastAsia="FangSong" w:cs="Times New Roman"/>
+        </w:rPr>
+        <w:t>是其中一个官能团</w:t>
+      </w:r>
+      <w:r>
+        <w:rPr>
+          <w:rFonts w:hint="eastAsia" w:ascii="Times New Roman" w:hAnsi="Times New Roman" w:eastAsia="Times New Roman" w:cs="Times New Roman"/>
+        </w:rPr>
+        <w:t>）</w:t>
+      </w:r>
+      <m:oMath>
+        <m:oMathPr>
+          <m:ctrlPr>
+            <w:rPr>
+              <w:sz w:val="28"/>
+              <w:szCs w:val="28"/>
+            </w:rPr>
+          </m:ctrlPr>
+        </m:oMathPr>
+        <m:limUpp>
+          <m:e>
+            <m:r>
+              <m:rPr>
+                <m:sty m:val="p"/>
+              </m:rPr>
+              <m:t>→</m:t>
+            </m:r>
+          </m:e>
+          <m:lim>
+            <m:r>
+              <m:t>500</m:t>
+            </m:r>
+            <m:r>
+              <m:rPr>
+                <m:sty m:val="p"/>
+              </m:rPr>
+              <m:t>∼</m:t>
+            </m:r>
+            <m:r>
+              <m:t>210</m:t>
+            </m:r>
+            <m:r>
+              <m:t> </m:t>
+            </m:r>
+            <m:r>
+              <m:rPr>
+                <m:sty m:val="p"/>
+              </m:rPr>
+              <m:t>K</m:t>
+            </m:r>
+          </m:lim>
+        </m:limUpp>
+      </m:oMath>
+      <w:r>
+        <w:rPr>
+          <w:rFonts w:ascii="Times New Roman" w:hAnsi="Times New Roman" w:eastAsia="Times New Roman" w:cs="Times New Roman"/>
+        </w:rPr>
+        <w:t xml:space="preserve"> </w:t>
+      </w:r>
+      <w:r>
+        <w:rPr>
+          <w:rFonts w:hint="eastAsia" w:ascii="Times New Roman" w:hAnsi="Times New Roman" w:eastAsia="FangSong" w:cs="Times New Roman"/>
+        </w:rPr>
+        <w:t xml:space="preserve">异腈酸酯</w:t>
+      </w:r>
+      <w:r>
+        <w:rPr>
+          <w:rFonts w:ascii="Times New Roman" w:hAnsi="Times New Roman" w:eastAsia="Times New Roman" w:cs="Times New Roman"/>
+        </w:rPr>
+        <w:t xml:space="preserve"> G</w:t>
+      </w:r>
+      <w:r>
+        <w:rPr>
+          <w:rFonts w:ascii="Times New Roman" w:hAnsi="Times New Roman" w:eastAsia="Times New Roman" w:cs="Times New Roman"/>
+        </w:rPr>
+        <w:t xml:space="preserve"> </w:t>
+      </w:r>
+      <m:oMath>
+        <m:oMathPr>
+          <m:ctrlPr>
+            <w:rPr>
+              <w:sz w:val="28"/>
+              <w:szCs w:val="28"/>
+            </w:rPr>
+          </m:ctrlPr>
+        </m:oMathPr>
+        <m:limUpp>
+          <m:e>
+            <m:r>
+              <m:rPr>
+                <m:sty m:val="p"/>
+              </m:rPr>
+              <m:t>→</m:t>
+            </m:r>
+          </m:e>
+          <m:lim>
+            <m:r>
+              <m:rPr>
+                <m:nor/>
+                <m:sty m:val="p"/>
+              </m:rPr>
+              <m:t>分子间消去</m:t>
+            </m:r>
+            <m:r>
+              <m:t> </m:t>
+            </m:r>
+            <m:r>
+              <m:rPr>
+                <m:sty m:val="p"/>
+              </m:rPr>
+              <m:t>C</m:t>
+            </m:r>
+            <m:sSub>
+              <m:e>
+                <m:r>
+                  <m:rPr>
+                    <m:sty m:val="p"/>
+                  </m:rPr>
+                  <m:t>O</m:t>
+                </m:r>
+              </m:e>
+              <m:sub>
+                <m:r>
+                  <m:rPr>
+                    <m:sty m:val="p"/>
+                  </m:rPr>
+                  <m:t>2</m:t>
+                </m:r>
+              </m:sub>
+            </m:sSub>
+          </m:lim>
+        </m:limUpp>
+      </m:oMath>
+      <w:r>
+        <w:rPr>
+          <w:rFonts w:ascii="Times New Roman" w:hAnsi="Times New Roman" w:eastAsia="Times New Roman" w:cs="Times New Roman"/>
+        </w:rPr>
+        <w:t xml:space="preserve"> </w:t>
+      </w:r>
+      <w:r>
+        <w:rPr>
+          <w:rFonts w:hint="eastAsia" w:ascii="Times New Roman" w:hAnsi="Times New Roman" w:eastAsia="FangSong" w:cs="Times New Roman"/>
+        </w:rPr>
+        <w:t xml:space="preserve">碳化二亚胺</w:t>
+      </w:r>
+      <w:r>
+        <w:rPr>
+          <w:rFonts w:ascii="Times New Roman" w:hAnsi="Times New Roman" w:eastAsia="Times New Roman" w:cs="Times New Roman"/>
+        </w:rPr>
+        <w:t xml:space="preserve"> H</w:t>
+      </w:r>
+      <w:r>
+        <w:rPr>
+          <w:rFonts w:ascii="Times New Roman" w:hAnsi="Times New Roman" w:eastAsia="Times New Roman" w:cs="Times New Roman"/>
+        </w:rPr>
+        <w:t xml:space="preserve"> </w:t>
+      </w:r>
+      <m:oMath>
+        <m:oMathPr>
+          <m:ctrlPr>
+            <w:rPr>
+              <w:sz w:val="28"/>
+              <w:szCs w:val="28"/>
+            </w:rPr>
+          </m:ctrlPr>
+        </m:oMathPr>
+        <m:limUpp>
+          <m:e>
+            <m:r>
+              <m:rPr>
+                <m:sty m:val="p"/>
+              </m:rPr>
+              <m:t>→</m:t>
+            </m:r>
+          </m:e>
+          <m:lim>
+            <m:r>
+              <m:t>1100</m:t>
+            </m:r>
+            <m:r>
+              <m:rPr>
+                <m:sty m:val="p"/>
+              </m:rPr>
+              <m:t>∼</m:t>
+            </m:r>
+            <m:r>
+              <m:t>1300</m:t>
+            </m:r>
+            <m:r>
+              <m:t> </m:t>
+            </m:r>
+            <m:r>
+              <m:rPr>
+                <m:sty m:val="p"/>
+              </m:rPr>
+              <m:t>K</m:t>
+            </m:r>
+          </m:lim>
+        </m:limUpp>
+      </m:oMath>
+      <w:r>
+        <w:rPr>
+          <w:rFonts w:ascii="Times New Roman" w:hAnsi="Times New Roman" w:eastAsia="Times New Roman" w:cs="Times New Roman"/>
+        </w:rPr>
+        <w:t xml:space="preserve"> </w:t>
+      </w:r>
+      <w:r>
+        <w:rPr>
+          <w:rFonts w:hint="eastAsia" w:ascii="Times New Roman" w:hAnsi="Times New Roman" w:eastAsia="Times New Roman" w:cs="Times New Roman"/>
+        </w:rPr>
+        <w:t>HCN＋</w:t>
+      </w:r>
+      <w:r>
+        <w:rPr>
+          <w:rFonts w:hint="eastAsia" w:ascii="Times New Roman" w:hAnsi="Times New Roman" w:eastAsia="FangSong" w:cs="Times New Roman"/>
+        </w:rPr>
+        <w:t>乙腈</w:t>
+      </w:r>
+      <w:r>
+        <w:rPr>
+          <w:rFonts w:ascii="Times New Roman" w:hAnsi="Times New Roman" w:eastAsia="Times New Roman" w:cs="Times New Roman"/>
+        </w:rPr>
+        <w:t xml:space="preserve"> </w:t>
+      </w:r>
+      <m:oMath>
+        <m:d>
+          <m:dPr>
+            <m:begChr m:val="("/>
+            <m:sepChr m:val=""/>
+            <m:endChr m:val=")"/>
+            <m:grow/>
+          </m:dPr>
+          <m:e>
+            <m:r>
+              <m:rPr>
+                <m:sty m:val="p"/>
+              </m:rPr>
+              <m:t>C</m:t>
+            </m:r>
+            <m:sSub>
+              <m:e>
+                <m:r>
+                  <m:rPr>
+                    <m:sty m:val="p"/>
+                  </m:rPr>
+                  <m:t>H</m:t>
+                </m:r>
+              </m:e>
+              <m:sub>
+                <m:r>
+                  <m:rPr>
+                    <m:sty m:val="p"/>
+                  </m:rPr>
+                  <m:t>3</m:t>
+                </m:r>
+              </m:sub>
+            </m:sSub>
+            <m:r>
+              <m:rPr>
+                <m:sty m:val="p"/>
+              </m:rPr>
+              <m:t>C</m:t>
+            </m:r>
+            <m:r>
+              <m:rPr>
+                <m:sty m:val="p"/>
+              </m:rPr>
+              <m:t>N</m:t>
+            </m:r>
+          </m:e>
+        </m:d>
+      </m:oMath>
+      <w:r>
+        <w:rPr>
+          <w:rFonts w:hint="eastAsia" w:ascii="Times New Roman" w:hAnsi="Times New Roman" w:eastAsia="Times New Roman" w:cs="Times New Roman"/>
+        </w:rPr>
+        <w:t>＋</w:t>
+      </w:r>
+      <w:r>
+        <w:rPr>
+          <w:rFonts w:hint="eastAsia" w:ascii="Times New Roman" w:hAnsi="Times New Roman" w:eastAsia="FangSong" w:cs="Times New Roman"/>
+        </w:rPr>
+        <w:t>丙烯腈</w:t>
+      </w:r>
+      <w:r>
+        <w:rPr>
+          <w:rFonts w:ascii="Times New Roman" w:hAnsi="Times New Roman" w:eastAsia="Times New Roman" w:cs="Times New Roman"/>
+        </w:rPr>
+        <w:t xml:space="preserve"> </w:t>
+      </w:r>
+      <w:r>
+        <w:rPr>
+          <w:rFonts w:hint="eastAsia" w:ascii="Times New Roman" w:hAnsi="Times New Roman" w:eastAsia="Times New Roman" w:cs="Times New Roman"/>
+        </w:rPr>
+        <w:t>I＋</w:t>
+      </w:r>
+      <w:r>
+        <w:rPr>
+          <w:rFonts w:hint="eastAsia" w:ascii="Times New Roman" w:hAnsi="Times New Roman" w:eastAsia="FangSong" w:cs="Times New Roman"/>
+        </w:rPr>
+        <w:t>苄腈</w:t>
+      </w:r>
+      <w:r>
+        <w:rPr>
+          <w:rFonts w:ascii="Times New Roman" w:hAnsi="Times New Roman" w:eastAsia="Times New Roman" w:cs="Times New Roman"/>
+        </w:rPr>
+        <w:t xml:space="preserve"> J</w:t>
+      </w:r>
+    </w:p>
+    <w:p>
+      <w:pPr>
+        <w:pStyle w:val="BodyText"/>
+      </w:pPr>
+      <w:r>
+        <w:rPr>
+          <w:rFonts w:hint="eastAsia" w:ascii="Times New Roman" w:hAnsi="Times New Roman" w:eastAsia="FangSong" w:cs="Times New Roman"/>
+        </w:rPr>
+        <w:t xml:space="preserve">写出有机物</w:t>
+      </w:r>
+      <w:r>
+        <w:rPr>
+          <w:rFonts w:ascii="Times New Roman" w:hAnsi="Times New Roman" w:eastAsia="Times New Roman" w:cs="Times New Roman"/>
+        </w:rPr>
+        <w:t xml:space="preserve"> F、G、H、I、J </w:t>
+      </w:r>
+      <w:r>
+        <w:rPr>
+          <w:rFonts w:hint="eastAsia" w:ascii="Times New Roman" w:hAnsi="Times New Roman" w:eastAsia="FangSong" w:cs="Times New Roman"/>
+        </w:rPr>
+        <w:t>的结构简式</w:t>
+      </w:r>
+      <w:r>
+        <w:rPr>
+          <w:rFonts w:hint="eastAsia" w:ascii="Times New Roman" w:hAnsi="Times New Roman" w:eastAsia="Times New Roman" w:cs="Times New Roman"/>
+        </w:rPr>
+        <w:t>。</w:t>
+      </w:r>
+    </w:p>
+    <w:p>
+      <w:pPr>
+        <w:pStyle w:val="Compact"/>
+        <w:numPr>
+          <w:ilvl w:val="0"/>
+          <w:numId w:val="1006"/>
+        </w:numPr>
+      </w:pPr>
+      <w:r>
+        <w:rPr>
+          <w:rFonts w:ascii="Times New Roman" w:hAnsi="Times New Roman" w:eastAsia="Times New Roman" w:cs="Times New Roman"/>
+        </w:rPr>
+        <w:t xml:space="preserve">① </w:t>
+      </w:r>
+      <w:r>
+        <w:rPr>
+          <w:rFonts w:hint="eastAsia" w:ascii="Times New Roman" w:hAnsi="Times New Roman" w:eastAsia="Times New Roman" w:cs="Times New Roman"/>
+        </w:rPr>
+        <w:t>A（</w:t>
+      </w:r>
+      <w:r>
+        <w:rPr>
+          <w:rFonts w:hint="eastAsia" w:ascii="Times New Roman" w:hAnsi="Times New Roman" w:eastAsia="FangSong" w:cs="Times New Roman"/>
+        </w:rPr>
+        <w:t>聚氯乙烯</w:t>
+      </w:r>
+      <w:r>
+        <w:rPr>
+          <w:rFonts w:hint="eastAsia" w:ascii="Times New Roman" w:hAnsi="Times New Roman" w:eastAsia="Times New Roman" w:cs="Times New Roman"/>
+        </w:rPr>
+        <w:t>）、B（</w:t>
+      </w:r>
+      <w:r>
+        <w:rPr>
+          <w:rFonts w:hint="eastAsia" w:ascii="Times New Roman" w:hAnsi="Times New Roman" w:eastAsia="FangSong" w:cs="Times New Roman"/>
+        </w:rPr>
+        <w:t>脱一份</w:t>
+      </w:r>
+      <w:r>
+        <w:rPr>
+          <w:rFonts w:ascii="Times New Roman" w:hAnsi="Times New Roman" w:eastAsia="Times New Roman" w:cs="Times New Roman"/>
+        </w:rPr>
+        <w:t xml:space="preserve"> HCl </w:t>
+      </w:r>
+      <w:r>
+        <w:rPr>
+          <w:rFonts w:hint="eastAsia" w:ascii="Times New Roman" w:hAnsi="Times New Roman" w:eastAsia="FangSong" w:cs="Times New Roman"/>
+        </w:rPr>
+        <w:t>的共轭链段</w:t>
+      </w:r>
+      <w:r>
+        <w:rPr>
+          <w:rFonts w:hint="eastAsia" w:ascii="Times New Roman" w:hAnsi="Times New Roman" w:eastAsia="Times New Roman" w:cs="Times New Roman"/>
+        </w:rPr>
+        <w:t>）、C（</w:t>
+      </w:r>
+      <w:r>
+        <w:rPr>
+          <w:rFonts w:hint="eastAsia" w:ascii="Times New Roman" w:hAnsi="Times New Roman" w:eastAsia="FangSong" w:cs="Times New Roman"/>
+        </w:rPr>
+        <w:t>再脱两份</w:t>
+      </w:r>
+      <w:r>
+        <w:rPr>
+          <w:rFonts w:ascii="Times New Roman" w:hAnsi="Times New Roman" w:eastAsia="Times New Roman" w:cs="Times New Roman"/>
+        </w:rPr>
+        <w:t xml:space="preserve"> HCl </w:t>
+      </w:r>
+      <w:r>
+        <w:rPr>
+          <w:rFonts w:hint="eastAsia" w:ascii="Times New Roman" w:hAnsi="Times New Roman" w:eastAsia="FangSong" w:cs="Times New Roman"/>
+        </w:rPr>
+        <w:t>的多烯链段</w:t>
+      </w:r>
+      <w:r>
+        <w:rPr>
+          <w:rFonts w:hint="eastAsia" w:ascii="Times New Roman" w:hAnsi="Times New Roman" w:eastAsia="Times New Roman" w:cs="Times New Roman"/>
+        </w:rPr>
+        <w:t>）、D（</w:t>
+      </w:r>
+      <w:r>
+        <w:rPr>
+          <w:rFonts w:hint="eastAsia" w:ascii="Times New Roman" w:hAnsi="Times New Roman" w:eastAsia="FangSong" w:cs="Times New Roman"/>
+        </w:rPr>
+        <w:t>环己二烯型闭环</w:t>
+      </w:r>
+      <w:r>
+        <w:rPr>
+          <w:rFonts w:hint="eastAsia" w:ascii="Times New Roman" w:hAnsi="Times New Roman" w:eastAsia="Times New Roman" w:cs="Times New Roman"/>
+        </w:rPr>
+        <w:t>）、E（</w:t>
+      </w:r>
+      <w:r>
+        <w:rPr>
+          <w:rFonts w:hint="eastAsia" w:ascii="Times New Roman" w:hAnsi="Times New Roman" w:eastAsia="FangSong" w:cs="Times New Roman"/>
+        </w:rPr>
+        <w:t>脱氢成苯环衍生物</w:t>
+      </w:r>
+      <w:r>
+        <w:rPr>
+          <w:rFonts w:hint="eastAsia" w:ascii="Times New Roman" w:hAnsi="Times New Roman" w:eastAsia="Times New Roman" w:cs="Times New Roman"/>
+        </w:rPr>
+        <w:t>）</w:t>
+      </w:r>
+      <w:r>
+        <w:rPr>
+          <w:rFonts w:hint="eastAsia" w:ascii="Times New Roman" w:hAnsi="Times New Roman" w:eastAsia="FangSong" w:cs="Times New Roman"/>
+        </w:rPr>
+        <w:t>的结构式</w:t>
+      </w:r>
+      <w:r>
+        <w:rPr>
+          <w:rFonts w:hint="eastAsia" w:ascii="Times New Roman" w:hAnsi="Times New Roman" w:eastAsia="Times New Roman" w:cs="Times New Roman"/>
+        </w:rPr>
+        <w:t>：</w:t>
+      </w:r>
+    </w:p>
+    <w:p>
+      <w:pPr>
+        <w:pStyle w:val="FirstParagraph"/>
+        <w:spacing w:before="160" w:after="80"/>
+        <w:jc w:val="center"/>
+      </w:pPr>
+      <w:r>
+        <w:rPr>
+          <w:rFonts w:ascii="Times New Roman" w:hAnsi="Times New Roman" w:eastAsia="Times New Roman" w:cs="Times New Roman"/>
+        </w:rPr>
+        <w:drawing>
+          <wp:inline>
+            <wp:extent cx="3600000" cy="1508070"/>
+            <wp:effectExtent b="0" l="0" r="0" t="0"/>
+            <wp:docPr descr="" title="" id="82" name="Picture"/>
+            <a:graphic>
+              <a:graphicData uri="http://schemas.openxmlformats.org/drawingml/2006/picture">
+                <pic:pic>
+                  <pic:nvPicPr>
+                    <pic:cNvPr descr="cf07c4853fbd70d5916bd43ffa5c6318d2f602382dfbb4228885705272d130b7.jpg" id="83" name="Picture"/>
+                    <pic:cNvPicPr>
+                      <a:picLocks noChangeArrowheads="1" noChangeAspect="1"/>
+                    </pic:cNvPicPr>
+                  </pic:nvPicPr>
+                  <pic:blipFill>
+                    <a:blip r:embed="rId81"/>
+                    <a:stretch>
+                      <a:fillRect/>
+                    </a:stretch>
+                  </pic:blipFill>
+                  <pic:spPr bwMode="auto">
+                    <a:xfrm>
+                      <a:off x="0" y="0"/>
+                      <a:ext cx="3600000" cy="1508070"/>
+                    </a:xfrm>
+                    <a:prstGeom prst="rect">
+                      <a:avLst/>
+                    </a:prstGeom>
+                    <a:noFill/>
+                    <a:ln w="9525">
+                      <a:noFill/>
+                      <a:headEnd/>
+                      <a:tailEnd/>
+                    </a:ln>
+                  </pic:spPr>
+                </pic:pic>
+              </a:graphicData>
+            </a:graphic>
+          </wp:inline>
+        </w:drawing>
+      </w:r>
+    </w:p>
+    <w:p>
+      <w:pPr>
+        <w:pStyle w:val="BodyText"/>
+      </w:pPr>
+      <w:r>
+        <w:rPr>
+          <w:rFonts w:hint="eastAsia" w:ascii="Times New Roman" w:hAnsi="Times New Roman" w:eastAsia="Times New Roman" w:cs="Times New Roman"/>
+        </w:rPr>
+        <w:t xml:space="preserve">（A：</w:t>
+      </w:r>
+      <m:oMath>
+        <m:oMathPr>
+          <m:ctrlPr>
+            <w:rPr>
+              <w:sz w:val="28"/>
+              <w:szCs w:val="28"/>
+            </w:rPr>
+          </m:ctrlPr>
+        </m:oMathPr>
+        <m:sSub>
+          <m:e>
+            <m:d>
+              <m:dPr>
+                <m:begChr m:val="["/>
+                <m:sepChr m:val=""/>
+                <m:endChr m:val="]"/>
+                <m:grow/>
+              </m:dPr>
+              <m:e>
+                <m:r>
+                  <m:rPr>
+                    <m:sty m:val="p"/>
+                  </m:rPr>
+                  <m:t>C</m:t>
+                </m:r>
+                <m:sSub>
+                  <m:e>
+                    <m:r>
+                      <m:rPr>
+                        <m:sty m:val="p"/>
+                      </m:rPr>
+                      <m:t>H</m:t>
+                    </m:r>
+                  </m:e>
+                  <m:sub>
+                    <m:r>
+                      <m:rPr>
+                        <m:sty m:val="p"/>
+                      </m:rPr>
+                      <m:t>2</m:t>
+                    </m:r>
+                  </m:sub>
+                </m:sSub>
+                <m:r>
+                  <m:rPr>
+                    <m:sty m:val="p"/>
+                  </m:rPr>
+                  <m:t>C</m:t>
+                </m:r>
+                <m:r>
+                  <m:rPr>
+                    <m:sty m:val="p"/>
+                  </m:rPr>
+                  <m:t>H</m:t>
+                </m:r>
+                <m:r>
+                  <m:rPr>
+                    <m:sty m:val="p"/>
+                  </m:rPr>
+                  <m:t>C</m:t>
+                </m:r>
+                <m:r>
+                  <m:rPr>
+                    <m:sty m:val="p"/>
+                  </m:rPr>
+                  <m:t>l</m:t>
+                </m:r>
+              </m:e>
+            </m:d>
+          </m:e>
+          <m:sub>
+            <m:r>
+              <m:t>n</m:t>
+            </m:r>
+          </m:sub>
+        </m:sSub>
+      </m:oMath>
+      <w:r>
+        <w:rPr>
+          <w:rFonts w:ascii="Times New Roman" w:hAnsi="Times New Roman" w:eastAsia="Times New Roman" w:cs="Times New Roman"/>
+        </w:rPr>
+        <w:t xml:space="preserve"> </w:t>
+      </w:r>
+      <w:r>
+        <w:rPr>
+          <w:rFonts w:hint="eastAsia" w:ascii="Times New Roman" w:hAnsi="Times New Roman" w:eastAsia="FangSong" w:cs="Times New Roman"/>
+        </w:rPr>
+        <w:t>或展开链段</w:t>
+      </w:r>
+      <w:r>
+        <w:rPr>
+          <w:rFonts w:hint="eastAsia" w:ascii="Times New Roman" w:hAnsi="Times New Roman" w:eastAsia="Times New Roman" w:cs="Times New Roman"/>
+        </w:rPr>
+        <w:t>；B：</w:t>
+      </w:r>
+      <m:oMath>
+        <m:oMathPr>
+          <m:ctrlPr>
+            <w:rPr>
+              <w:sz w:val="28"/>
+              <w:szCs w:val="28"/>
+            </w:rPr>
+          </m:ctrlPr>
+        </m:oMathPr>
+        <m:r>
+          <m:rPr>
+            <m:sty m:val="p"/>
+          </m:rPr>
+          <m:t>R</m:t>
+        </m:r>
+        <m:r>
+          <m:rPr>
+            <m:sty m:val="p"/>
+          </m:rPr>
+          <m:t>C</m:t>
+        </m:r>
+        <m:r>
+          <m:rPr>
+            <m:sty m:val="p"/>
+          </m:rPr>
+          <m:t>H</m:t>
+        </m:r>
+        <m:r>
+          <m:rPr>
+            <m:sty m:val="p"/>
+          </m:rPr>
+          <m:t>C</m:t>
+        </m:r>
+        <m:r>
+          <m:rPr>
+            <m:sty m:val="p"/>
+          </m:rPr>
+          <m:t>l</m:t>
+        </m:r>
+        <m:r>
+          <m:rPr>
+            <m:sty m:val="p"/>
+          </m:rPr>
+          <m:t>C</m:t>
+        </m:r>
+        <m:sSub>
+          <m:e>
+            <m:r>
+              <m:rPr>
+                <m:sty m:val="p"/>
+              </m:rPr>
+              <m:t>H</m:t>
+            </m:r>
+          </m:e>
+          <m:sub>
+            <m:r>
+              <m:rPr>
+                <m:sty m:val="p"/>
+              </m:rPr>
+              <m:t>2</m:t>
+            </m:r>
+          </m:sub>
+        </m:sSub>
+        <m:r>
+          <m:rPr>
+            <m:sty m:val="p"/>
+          </m:rPr>
+          <m:t>C</m:t>
+        </m:r>
+        <m:r>
+          <m:rPr>
+            <m:sty m:val="p"/>
+          </m:rPr>
+          <m:t>H</m:t>
+        </m:r>
+        <m:r>
+          <m:rPr>
+            <m:sty m:val="p"/>
+          </m:rPr>
+          <m:t>=</m:t>
+        </m:r>
+        <m:r>
+          <m:rPr>
+            <m:sty m:val="p"/>
+          </m:rPr>
+          <m:t>C</m:t>
+        </m:r>
+        <m:r>
+          <m:rPr>
+            <m:sty m:val="p"/>
+          </m:rPr>
+          <m:t>H</m:t>
+        </m:r>
+        <m:r>
+          <m:rPr>
+            <m:sty m:val="p"/>
+          </m:rPr>
+          <m:t>C</m:t>
+        </m:r>
+        <m:r>
+          <m:rPr>
+            <m:sty m:val="p"/>
+          </m:rPr>
+          <m:t>H</m:t>
+        </m:r>
+        <m:r>
+          <m:rPr>
+            <m:sty m:val="p"/>
+          </m:rPr>
+          <m:t>C</m:t>
+        </m:r>
+        <m:r>
+          <m:rPr>
+            <m:sty m:val="p"/>
+          </m:rPr>
+          <m:t>l</m:t>
+        </m:r>
+        <m:r>
+          <m:rPr>
+            <m:sty m:val="p"/>
+          </m:rPr>
+          <m:t>C</m:t>
+        </m:r>
+        <m:sSub>
+          <m:e>
+            <m:r>
+              <m:rPr>
+                <m:sty m:val="p"/>
+              </m:rPr>
+              <m:t>H</m:t>
+            </m:r>
+          </m:e>
+          <m:sub>
+            <m:r>
+              <m:rPr>
+                <m:sty m:val="p"/>
+              </m:rPr>
+              <m:t>2</m:t>
+            </m:r>
+          </m:sub>
+        </m:sSub>
+        <m:sSup>
+          <m:e>
+            <m:r>
+              <m:rPr>
+                <m:sty m:val="p"/>
+              </m:rPr>
+              <m:t>R</m:t>
+            </m:r>
+          </m:e>
+          <m:sup>
+            <m:r>
+              <m:rPr>
+                <m:sty m:val="p"/>
+              </m:rPr>
+              <m:t>′</m:t>
+            </m:r>
+          </m:sup>
+        </m:sSup>
+      </m:oMath>
+      <w:r>
+        <w:rPr>
+          <w:rFonts w:ascii="Times New Roman" w:hAnsi="Times New Roman" w:eastAsia="Times New Roman" w:cs="Times New Roman"/>
+        </w:rPr>
+        <w:t xml:space="preserve"> </w:t>
+      </w:r>
+      <w:r>
+        <w:rPr>
+          <w:rFonts w:hint="eastAsia" w:ascii="Times New Roman" w:hAnsi="Times New Roman" w:eastAsia="FangSong" w:cs="Times New Roman"/>
+        </w:rPr>
+        <w:t>型</w:t>
+      </w:r>
+      <w:r>
+        <w:rPr>
+          <w:rFonts w:hint="eastAsia" w:ascii="Times New Roman" w:hAnsi="Times New Roman" w:eastAsia="Times New Roman" w:cs="Times New Roman"/>
+        </w:rPr>
+        <w:t>；C：</w:t>
+      </w:r>
+      <m:oMath>
+        <m:oMathPr>
+          <m:ctrlPr>
+            <w:rPr>
+              <w:sz w:val="28"/>
+              <w:szCs w:val="28"/>
+            </w:rPr>
+          </m:ctrlPr>
+        </m:oMathPr>
+        <m:r>
+          <m:rPr>
+            <m:sty m:val="p"/>
+          </m:rPr>
+          <m:t>R</m:t>
+        </m:r>
+        <m:r>
+          <m:rPr>
+            <m:sty m:val="p"/>
+          </m:rPr>
+          <m:t>C</m:t>
+        </m:r>
+        <m:r>
+          <m:rPr>
+            <m:sty m:val="p"/>
+          </m:rPr>
+          <m:t>H</m:t>
+        </m:r>
+        <m:r>
+          <m:rPr>
+            <m:sty m:val="p"/>
+          </m:rPr>
+          <m:t>=</m:t>
+        </m:r>
+        <m:r>
+          <m:rPr>
+            <m:sty m:val="p"/>
+          </m:rPr>
+          <m:t>C</m:t>
+        </m:r>
+        <m:r>
+          <m:rPr>
+            <m:sty m:val="p"/>
+          </m:rPr>
+          <m:t>H</m:t>
+        </m:r>
+        <m:r>
+          <m:rPr>
+            <m:sty m:val="p"/>
+          </m:rPr>
+          <m:t>C</m:t>
+        </m:r>
+        <m:r>
+          <m:rPr>
+            <m:sty m:val="p"/>
+          </m:rPr>
+          <m:t>H</m:t>
+        </m:r>
+        <m:r>
+          <m:rPr>
+            <m:sty m:val="p"/>
+          </m:rPr>
+          <m:t>=</m:t>
+        </m:r>
+        <m:r>
+          <m:rPr>
+            <m:sty m:val="p"/>
+          </m:rPr>
+          <m:t>C</m:t>
+        </m:r>
+        <m:r>
+          <m:rPr>
+            <m:sty m:val="p"/>
+          </m:rPr>
+          <m:t>H</m:t>
+        </m:r>
+        <m:r>
+          <m:rPr>
+            <m:sty m:val="p"/>
+          </m:rPr>
+          <m:t>C</m:t>
+        </m:r>
+        <m:r>
+          <m:rPr>
+            <m:sty m:val="p"/>
+          </m:rPr>
+          <m:t>H</m:t>
+        </m:r>
+        <m:r>
+          <m:rPr>
+            <m:sty m:val="p"/>
+          </m:rPr>
+          <m:t>=</m:t>
+        </m:r>
+        <m:r>
+          <m:rPr>
+            <m:sty m:val="p"/>
+          </m:rPr>
+          <m:t>C</m:t>
+        </m:r>
+        <m:r>
+          <m:rPr>
+            <m:sty m:val="p"/>
+          </m:rPr>
+          <m:t>H</m:t>
+        </m:r>
+        <m:sSup>
+          <m:e>
+            <m:r>
+              <m:rPr>
+                <m:sty m:val="p"/>
+              </m:rPr>
+              <m:t>R</m:t>
+            </m:r>
+          </m:e>
+          <m:sup>
+            <m:r>
+              <m:rPr>
+                <m:sty m:val="p"/>
+              </m:rPr>
+              <m:t>′</m:t>
+            </m:r>
+          </m:sup>
+        </m:sSup>
+      </m:oMath>
+      <w:r>
+        <w:rPr>
+          <w:rFonts w:ascii="Times New Roman" w:hAnsi="Times New Roman" w:eastAsia="Times New Roman" w:cs="Times New Roman"/>
+        </w:rPr>
+        <w:t xml:space="preserve"> </w:t>
+      </w:r>
+      <w:r>
+        <w:rPr>
+          <w:rFonts w:hint="eastAsia" w:ascii="Times New Roman" w:hAnsi="Times New Roman" w:eastAsia="FangSong" w:cs="Times New Roman"/>
+        </w:rPr>
+        <w:t>型</w:t>
+      </w:r>
+      <w:r>
+        <w:rPr>
+          <w:rFonts w:hint="eastAsia" w:ascii="Times New Roman" w:hAnsi="Times New Roman" w:eastAsia="Times New Roman" w:cs="Times New Roman"/>
+        </w:rPr>
+        <w:t>；D：</w:t>
+      </w:r>
+      <w:r>
+        <w:rPr>
+          <w:rFonts w:hint="eastAsia" w:ascii="Times New Roman" w:hAnsi="Times New Roman" w:eastAsia="FangSong" w:cs="Times New Roman"/>
+        </w:rPr>
+        <w:t>环己二烯衍生物</w:t>
+      </w:r>
+      <w:r>
+        <w:rPr>
+          <w:rFonts w:hint="eastAsia" w:ascii="Times New Roman" w:hAnsi="Times New Roman" w:eastAsia="Times New Roman" w:cs="Times New Roman"/>
+        </w:rPr>
+        <w:t>；E：</w:t>
+      </w:r>
+      <w:r>
+        <w:rPr>
+          <w:rFonts w:hint="eastAsia" w:ascii="Times New Roman" w:hAnsi="Times New Roman" w:eastAsia="FangSong" w:cs="Times New Roman"/>
+        </w:rPr>
+        <w:t>苯衍生物</w:t>
+      </w:r>
+      <w:r>
+        <w:rPr>
+          <w:rFonts w:hint="eastAsia" w:ascii="Times New Roman" w:hAnsi="Times New Roman" w:eastAsia="Times New Roman" w:cs="Times New Roman"/>
+        </w:rPr>
+        <w:t>）</w:t>
+      </w:r>
+    </w:p>
+    <w:p>
+      <w:pPr>
+        <w:pStyle w:val="BodyText"/>
+        <w:spacing w:before="160" w:after="80"/>
+        <w:jc w:val="center"/>
+      </w:pPr>
+      <w:r>
+        <w:rPr>
+          <w:rFonts w:ascii="Times New Roman" w:hAnsi="Times New Roman" w:eastAsia="Times New Roman" w:cs="Times New Roman"/>
+        </w:rPr>
+        <w:drawing>
+          <wp:inline>
+            <wp:extent cx="3600000" cy="1231578"/>
+            <wp:effectExtent b="0" l="0" r="0" t="0"/>
+            <wp:docPr descr="" title="" id="85" name="Picture"/>
+            <a:graphic>
+              <a:graphicData uri="http://schemas.openxmlformats.org/drawingml/2006/picture">
+                <pic:pic>
+                  <pic:nvPicPr>
+                    <pic:cNvPr descr="42198a490c9d8ae7ea97d41b70b0c10886c09701f05ac25aaeb5941ac75aa22b.jpg" id="86" name="Picture"/>
+                    <pic:cNvPicPr>
+                      <a:picLocks noChangeArrowheads="1" noChangeAspect="1"/>
+                    </pic:cNvPicPr>
+                  </pic:nvPicPr>
+                  <pic:blipFill>
+                    <a:blip r:embed="rId84"/>
+                    <a:stretch>
+                      <a:fillRect/>
+                    </a:stretch>
+                  </pic:blipFill>
+                  <pic:spPr bwMode="auto">
+                    <a:xfrm>
+                      <a:off x="0" y="0"/>
+                      <a:ext cx="3600000" cy="1231578"/>
+                    </a:xfrm>
+                    <a:prstGeom prst="rect">
+                      <a:avLst/>
+                    </a:prstGeom>
+                    <a:noFill/>
+                    <a:ln w="9525">
+                      <a:noFill/>
+                      <a:headEnd/>
+                      <a:tailEnd/>
+                    </a:ln>
+                  </pic:spPr>
+                </pic:pic>
+              </a:graphicData>
+            </a:graphic>
+          </wp:inline>
+        </w:drawing>
+      </w:r>
+    </w:p>
+    <w:p>
+      <w:pPr>
+        <w:pStyle w:val="BodyText"/>
+      </w:pPr>
+      <w:r>
+        <w:rPr>
+          <w:rFonts w:ascii="Times New Roman" w:hAnsi="Times New Roman" w:eastAsia="Times New Roman" w:cs="Times New Roman"/>
+        </w:rPr>
+        <w:t xml:space="preserve">②</w:t>
+      </w:r>
+      <w:r>
+        <w:rPr>
+          <w:rFonts w:ascii="Times New Roman" w:hAnsi="Times New Roman" w:eastAsia="Times New Roman" w:cs="Times New Roman"/>
+        </w:rPr>
+        <w:t xml:space="preserve"> </w:t>
+      </w:r>
+      <m:oMath>
+        <m:oMathPr>
+          <m:ctrlPr>
+            <w:rPr>
+              <w:sz w:val="28"/>
+              <w:szCs w:val="28"/>
+            </w:rPr>
+          </m:ctrlPr>
+        </m:oMathPr>
+        <m:sSub>
+          <m:e>
+            <m:d>
+              <m:dPr>
+                <m:begChr m:val="["/>
+                <m:sepChr m:val=""/>
+                <m:endChr m:val="]"/>
+                <m:grow/>
+              </m:dPr>
+              <m:e>
+                <m:r>
+                  <m:rPr>
+                    <m:sty m:val="p"/>
+                  </m:rPr>
+                  <m:t>C</m:t>
+                </m:r>
+                <m:sSub>
+                  <m:e>
+                    <m:r>
+                      <m:rPr>
+                        <m:sty m:val="p"/>
+                      </m:rPr>
+                      <m:t>H</m:t>
+                    </m:r>
+                  </m:e>
+                  <m:sub>
+                    <m:r>
+                      <m:rPr>
+                        <m:sty m:val="p"/>
+                      </m:rPr>
+                      <m:t>2</m:t>
+                    </m:r>
+                  </m:sub>
+                </m:sSub>
+                <m:r>
+                  <m:rPr>
+                    <m:sty m:val="p"/>
+                  </m:rPr>
+                  <m:t>C</m:t>
+                </m:r>
+                <m:r>
+                  <m:rPr>
+                    <m:sty m:val="p"/>
+                  </m:rPr>
+                  <m:t>H</m:t>
+                </m:r>
+                <m:r>
+                  <m:rPr>
+                    <m:sty m:val="p"/>
+                  </m:rPr>
+                  <m:t>C</m:t>
+                </m:r>
+                <m:r>
+                  <m:rPr>
+                    <m:sty m:val="p"/>
+                  </m:rPr>
+                  <m:t>l</m:t>
+                </m:r>
+              </m:e>
+            </m:d>
+          </m:e>
+          <m:sub>
+            <m:r>
+              <m:t>n</m:t>
+            </m:r>
+          </m:sub>
+        </m:sSub>
+        <m:r>
+          <m:rPr>
+            <m:sty m:val="p"/>
+          </m:rPr>
+          <m:t>→</m:t>
+        </m:r>
+        <m:f>
+          <m:fPr>
+            <m:type m:val="bar"/>
+          </m:fPr>
+          <m:num>
+            <m:r>
+              <m:t>n</m:t>
+            </m:r>
+          </m:num>
+          <m:den>
+            <m:r>
+              <m:t>3</m:t>
+            </m:r>
+          </m:den>
+        </m:f>
+        <m:sSub>
+          <m:e>
+            <m:r>
+              <m:rPr>
+                <m:sty m:val="p"/>
+              </m:rPr>
+              <m:t>C</m:t>
+            </m:r>
+          </m:e>
+          <m:sub>
+            <m:r>
+              <m:rPr>
+                <m:sty m:val="p"/>
+              </m:rPr>
+              <m:t>6</m:t>
+            </m:r>
+          </m:sub>
+        </m:sSub>
+        <m:sSub>
+          <m:e>
+            <m:r>
+              <m:rPr>
+                <m:sty m:val="p"/>
+              </m:rPr>
+              <m:t>H</m:t>
+            </m:r>
+          </m:e>
+          <m:sub>
+            <m:r>
+              <m:rPr>
+                <m:sty m:val="p"/>
+              </m:rPr>
+              <m:t>6</m:t>
+            </m:r>
+          </m:sub>
+        </m:sSub>
+        <m:r>
+          <m:rPr>
+            <m:sty m:val="p"/>
+          </m:rPr>
+          <m:t>+</m:t>
+        </m:r>
+        <m:r>
+          <m:t>n</m:t>
+        </m:r>
+        <m:r>
+          <m:rPr>
+            <m:sty m:val="p"/>
+          </m:rPr>
+          <m:t>H</m:t>
+        </m:r>
+        <m:r>
+          <m:rPr>
+            <m:sty m:val="p"/>
+          </m:rPr>
+          <m:t>C</m:t>
+        </m:r>
+        <m:r>
+          <m:rPr>
+            <m:sty m:val="p"/>
+          </m:rPr>
+          <m:t>l</m:t>
+        </m:r>
+      </m:oMath>
+      <w:r>
+        <w:rPr>
+          <w:rFonts w:hint="eastAsia" w:ascii="Times New Roman" w:hAnsi="Times New Roman" w:eastAsia="Times New Roman" w:cs="Times New Roman"/>
+        </w:rPr>
+        <w:t xml:space="preserve">，HCl</w:t>
+      </w:r>
+      <w:r>
+        <w:rPr>
+          <w:rFonts w:ascii="Times New Roman" w:hAnsi="Times New Roman" w:eastAsia="Times New Roman" w:cs="Times New Roman"/>
+        </w:rPr>
+        <w:t xml:space="preserve"> </w:t>
+      </w:r>
+      <w:r>
+        <w:rPr>
+          <w:rFonts w:hint="eastAsia" w:ascii="Times New Roman" w:hAnsi="Times New Roman" w:eastAsia="FangSong" w:cs="Times New Roman"/>
+        </w:rPr>
+        <w:t xml:space="preserve">的质量分数为</w:t>
+      </w:r>
+      <w:r>
+        <w:rPr>
+          <w:rFonts w:ascii="Times New Roman" w:hAnsi="Times New Roman" w:eastAsia="Times New Roman" w:cs="Times New Roman"/>
+        </w:rPr>
+        <w:t xml:space="preserve"> </w:t>
+      </w:r>
+      <m:oMath>
+        <m:oMathPr>
+          <m:ctrlPr>
+            <w:rPr>
+              <w:sz w:val="28"/>
+              <w:szCs w:val="28"/>
+            </w:rPr>
+          </m:ctrlPr>
+        </m:oMathPr>
+        <m:r>
+          <m:t>36.5</m:t>
+        </m:r>
+        <m:r>
+          <m:rPr>
+            <m:sty m:val="p"/>
+          </m:rPr>
+          <m:t>/</m:t>
+        </m:r>
+        <m:r>
+          <m:t>62.5</m:t>
+        </m:r>
+        <m:r>
+          <m:rPr>
+            <m:sty m:val="p"/>
+          </m:rPr>
+          <m:t>=</m:t>
+        </m:r>
+        <m:r>
+          <m:t>0.584</m:t>
+        </m:r>
+      </m:oMath>
+      <w:r>
+        <w:rPr>
+          <w:rFonts w:hint="eastAsia" w:ascii="Times New Roman" w:hAnsi="Times New Roman" w:eastAsia="Times New Roman" w:cs="Times New Roman"/>
+        </w:rPr>
+        <w:t>，</w:t>
+      </w:r>
+      <w:r>
+        <w:rPr>
+          <w:rFonts w:hint="eastAsia" w:ascii="Times New Roman" w:hAnsi="Times New Roman" w:eastAsia="FangSong" w:cs="Times New Roman"/>
+        </w:rPr>
+        <w:t>即最多可释放</w:t>
+      </w:r>
+      <w:r>
+        <w:rPr>
+          <w:rFonts w:ascii="Times New Roman" w:hAnsi="Times New Roman" w:eastAsia="Times New Roman" w:cs="Times New Roman"/>
+        </w:rPr>
+        <w:t xml:space="preserve"> </w:t>
+      </w:r>
+      <w:r>
+        <w:rPr>
+          <w:rFonts w:hint="eastAsia" w:ascii="Times New Roman" w:hAnsi="Times New Roman" w:eastAsia="Times New Roman" w:cs="Times New Roman"/>
+        </w:rPr>
+        <w:t>58.4%</w:t>
+      </w:r>
+      <w:r>
+        <w:rPr>
+          <w:rFonts w:hint="eastAsia" w:ascii="Times New Roman" w:hAnsi="Times New Roman" w:eastAsia="FangSong" w:cs="Times New Roman"/>
+        </w:rPr>
+        <w:t>的</w:t>
+      </w:r>
+      <w:r>
+        <w:rPr>
+          <w:rFonts w:ascii="Times New Roman" w:hAnsi="Times New Roman" w:eastAsia="Times New Roman" w:cs="Times New Roman"/>
+        </w:rPr>
+        <w:t xml:space="preserve"> HCl。</w:t>
+      </w:r>
+    </w:p>
+    <w:p>
+      <w:pPr>
+        <w:pStyle w:val="Compact"/>
+        <w:numPr>
+          <w:ilvl w:val="0"/>
+          <w:numId w:val="1007"/>
+        </w:numPr>
+      </w:pPr>
+      <w:r>
+        <w:rPr>
+          <w:rFonts w:hint="eastAsia" w:ascii="Times New Roman" w:hAnsi="Times New Roman" w:eastAsia="Times New Roman" w:cs="Times New Roman"/>
+        </w:rPr>
+        <w:t>F（</w:t>
+      </w:r>
+      <w:r>
+        <w:rPr>
+          <w:rFonts w:hint="eastAsia" w:ascii="Times New Roman" w:hAnsi="Times New Roman" w:eastAsia="FangSong" w:cs="Times New Roman"/>
+        </w:rPr>
+        <w:t>聚氨酯</w:t>
+      </w:r>
+      <w:r>
+        <w:rPr>
+          <w:rFonts w:hint="eastAsia" w:ascii="Times New Roman" w:hAnsi="Times New Roman" w:eastAsia="Times New Roman" w:cs="Times New Roman"/>
+        </w:rPr>
+        <w:t>，</w:t>
+      </w:r>
+      <w:r>
+        <w:rPr>
+          <w:rFonts w:hint="eastAsia" w:ascii="Times New Roman" w:hAnsi="Times New Roman" w:eastAsia="FangSong" w:cs="Times New Roman"/>
+        </w:rPr>
+        <w:t>特征官能团为氨基甲酸酯基</w:t>
+      </w:r>
+      <w:r>
+        <w:rPr>
+          <w:rFonts w:ascii="Times New Roman" w:hAnsi="Times New Roman" w:eastAsia="Times New Roman" w:cs="Times New Roman"/>
+        </w:rPr>
+        <w:t xml:space="preserve"> </w:t>
+      </w:r>
+      <w:r>
+        <w:rPr>
+          <w:rFonts w:hint="eastAsia" w:ascii="Times New Roman" w:hAnsi="Times New Roman" w:eastAsia="Times New Roman" w:cs="Times New Roman"/>
+        </w:rPr>
+        <w:t>—NH—CO—O—）；G（</w:t>
+      </w:r>
+      <w:r>
+        <w:rPr>
+          <w:rFonts w:hint="eastAsia" w:ascii="Times New Roman" w:hAnsi="Times New Roman" w:eastAsia="FangSong" w:cs="Times New Roman"/>
+        </w:rPr>
+        <w:t>异腈酸酯</w:t>
+      </w:r>
+      <w:r>
+        <w:rPr>
+          <w:rFonts w:ascii="Times New Roman" w:hAnsi="Times New Roman" w:eastAsia="Times New Roman" w:cs="Times New Roman"/>
+        </w:rPr>
+        <w:t xml:space="preserve"> </w:t>
+      </w:r>
+      <w:r>
+        <w:rPr>
+          <w:rFonts w:hint="eastAsia" w:ascii="Times New Roman" w:hAnsi="Times New Roman" w:eastAsia="Times New Roman" w:cs="Times New Roman"/>
+        </w:rPr>
+        <w:t>R—N=C=O）；H（</w:t>
+      </w:r>
+      <w:r>
+        <w:rPr>
+          <w:rFonts w:hint="eastAsia" w:ascii="Times New Roman" w:hAnsi="Times New Roman" w:eastAsia="FangSong" w:cs="Times New Roman"/>
+        </w:rPr>
+        <w:t>碳化二亚胺</w:t>
+      </w:r>
+      <w:r>
+        <w:rPr>
+          <w:rFonts w:ascii="Times New Roman" w:hAnsi="Times New Roman" w:eastAsia="Times New Roman" w:cs="Times New Roman"/>
+        </w:rPr>
+        <w:t xml:space="preserve"> </w:t>
+      </w:r>
+      <w:r>
+        <w:rPr>
+          <w:rFonts w:hint="eastAsia" w:ascii="Times New Roman" w:hAnsi="Times New Roman" w:eastAsia="Times New Roman" w:cs="Times New Roman"/>
+        </w:rPr>
+        <w:t xml:space="preserve">R—N=C=N—R’）；I、J：</w:t>
+      </w:r>
+    </w:p>
+    <w:p>
+      <w:pPr>
+        <w:pStyle w:val="FirstParagraph"/>
+        <w:spacing w:before="160" w:after="80"/>
+        <w:jc w:val="center"/>
+      </w:pPr>
+      <w:r>
+        <w:rPr>
+          <w:rFonts w:ascii="Times New Roman" w:hAnsi="Times New Roman" w:eastAsia="Times New Roman" w:cs="Times New Roman"/>
+        </w:rPr>
+        <w:drawing>
+          <wp:inline>
+            <wp:extent cx="3600000" cy="526829"/>
+            <wp:effectExtent b="0" l="0" r="0" t="0"/>
+            <wp:docPr descr="" title="" id="88" name="Picture"/>
+            <a:graphic>
+              <a:graphicData uri="http://schemas.openxmlformats.org/drawingml/2006/picture">
+                <pic:pic>
+                  <pic:nvPicPr>
+                    <pic:cNvPr descr="f2af35d3d4598414c82d531aa5e94a19fed2ede75718978a2bd4c03cb94c62fa.jpg" id="89" name="Picture"/>
+                    <pic:cNvPicPr>
+                      <a:picLocks noChangeArrowheads="1" noChangeAspect="1"/>
+                    </pic:cNvPicPr>
+                  </pic:nvPicPr>
+                  <pic:blipFill>
+                    <a:blip r:embed="rId87"/>
+                    <a:stretch>
+                      <a:fillRect/>
+                    </a:stretch>
+                  </pic:blipFill>
+                  <pic:spPr bwMode="auto">
+                    <a:xfrm>
+                      <a:off x="0" y="0"/>
+                      <a:ext cx="3600000" cy="526829"/>
+                    </a:xfrm>
+                    <a:prstGeom prst="rect">
+                      <a:avLst/>
+                    </a:prstGeom>
+                    <a:noFill/>
+                    <a:ln w="9525">
+                      <a:noFill/>
+                      <a:headEnd/>
+                      <a:tailEnd/>
+                    </a:ln>
+                  </pic:spPr>
+                </pic:pic>
+              </a:graphicData>
+            </a:graphic>
+          </wp:inline>
+        </w:drawing>
+      </w:r>
+    </w:p>
+    <w:p>
+      <w:pPr>
+        <w:pStyle w:val="BodyText"/>
+      </w:pPr>
+      <w:r>
+        <w:rPr>
+          <w:rFonts w:hint="eastAsia" w:ascii="Times New Roman" w:hAnsi="Times New Roman" w:eastAsia="Times New Roman" w:cs="Times New Roman"/>
+        </w:rPr>
+        <w:t xml:space="preserve">（I：</w:t>
+      </w:r>
+      <m:oMath>
+        <m:oMathPr>
+          <m:ctrlPr>
+            <w:rPr>
+              <w:sz w:val="28"/>
+              <w:szCs w:val="28"/>
+            </w:rPr>
+          </m:ctrlPr>
+        </m:oMathPr>
+        <m:r>
+          <m:rPr>
+            <m:sty m:val="p"/>
+          </m:rPr>
+          <m:t>C</m:t>
+        </m:r>
+        <m:sSub>
+          <m:e>
+            <m:r>
+              <m:rPr>
+                <m:sty m:val="p"/>
+              </m:rPr>
+              <m:t>H</m:t>
+            </m:r>
+          </m:e>
+          <m:sub>
+            <m:r>
+              <m:rPr>
+                <m:sty m:val="p"/>
+              </m:rPr>
+              <m:t>2</m:t>
+            </m:r>
+          </m:sub>
+        </m:sSub>
+        <m:r>
+          <m:rPr>
+            <m:sty m:val="p"/>
+          </m:rPr>
+          <m:t>=</m:t>
+        </m:r>
+        <m:r>
+          <m:rPr>
+            <m:sty m:val="p"/>
+          </m:rPr>
+          <m:t>C</m:t>
+        </m:r>
+        <m:r>
+          <m:rPr>
+            <m:sty m:val="p"/>
+          </m:rPr>
+          <m:t>H</m:t>
+        </m:r>
+        <m:r>
+          <m:rPr>
+            <m:sty m:val="p"/>
+          </m:rPr>
+          <m:t>−</m:t>
+        </m:r>
+        <m:r>
+          <m:rPr>
+            <m:sty m:val="p"/>
+          </m:rPr>
+          <m:t>C</m:t>
+        </m:r>
+        <m:r>
+          <m:rPr>
+            <m:sty m:val="p"/>
+          </m:rPr>
+          <m:t>N</m:t>
+        </m:r>
+      </m:oMath>
+      <w:r>
+        <w:rPr>
+          <w:rFonts w:ascii="Times New Roman" w:hAnsi="Times New Roman" w:eastAsia="Times New Roman" w:cs="Times New Roman"/>
+        </w:rPr>
+        <w:t xml:space="preserve"> </w:t>
+      </w:r>
+      <w:r>
+        <w:rPr>
+          <w:rFonts w:hint="eastAsia" w:ascii="Times New Roman" w:hAnsi="Times New Roman" w:eastAsia="FangSong" w:cs="Times New Roman"/>
+        </w:rPr>
+        <w:t>丙烯腈</w:t>
+      </w:r>
+      <w:r>
+        <w:rPr>
+          <w:rFonts w:hint="eastAsia" w:ascii="Times New Roman" w:hAnsi="Times New Roman" w:eastAsia="Times New Roman" w:cs="Times New Roman"/>
+        </w:rPr>
+        <w:t>；J：</w:t>
+      </w:r>
+      <m:oMath>
+        <m:oMathPr>
+          <m:ctrlPr>
+            <w:rPr>
+              <w:sz w:val="28"/>
+              <w:szCs w:val="28"/>
+            </w:rPr>
+          </m:ctrlPr>
+        </m:oMathPr>
+        <m:sSub>
+          <m:e>
+            <m:r>
+              <m:rPr>
+                <m:sty m:val="p"/>
+              </m:rPr>
+              <m:t>C</m:t>
+            </m:r>
+          </m:e>
+          <m:sub>
+            <m:r>
+              <m:rPr>
+                <m:sty m:val="p"/>
+              </m:rPr>
+              <m:t>6</m:t>
+            </m:r>
+          </m:sub>
+        </m:sSub>
+        <m:sSub>
+          <m:e>
+            <m:r>
+              <m:rPr>
+                <m:sty m:val="p"/>
+              </m:rPr>
+              <m:t>H</m:t>
+            </m:r>
+          </m:e>
+          <m:sub>
+            <m:r>
+              <m:rPr>
+                <m:sty m:val="p"/>
+              </m:rPr>
+              <m:t>5</m:t>
+            </m:r>
+          </m:sub>
+        </m:sSub>
+        <m:r>
+          <m:rPr>
+            <m:sty m:val="p"/>
+          </m:rPr>
+          <m:t>−</m:t>
+        </m:r>
+        <m:r>
+          <m:rPr>
+            <m:sty m:val="p"/>
+          </m:rPr>
+          <m:t>C</m:t>
+        </m:r>
+        <m:sSub>
+          <m:e>
+            <m:r>
+              <m:rPr>
+                <m:sty m:val="p"/>
+              </m:rPr>
+              <m:t>H</m:t>
+            </m:r>
+          </m:e>
+          <m:sub>
+            <m:r>
+              <m:rPr>
+                <m:sty m:val="p"/>
+              </m:rPr>
+              <m:t>2</m:t>
+            </m:r>
+          </m:sub>
+        </m:sSub>
+        <m:r>
+          <m:rPr>
+            <m:sty m:val="p"/>
+          </m:rPr>
+          <m:t>−</m:t>
+        </m:r>
+        <m:r>
+          <m:rPr>
+            <m:sty m:val="p"/>
+          </m:rPr>
+          <m:t>C</m:t>
+        </m:r>
+        <m:r>
+          <m:rPr>
+            <m:sty m:val="p"/>
+          </m:rPr>
+          <m:t>N</m:t>
+        </m:r>
+      </m:oMath>
+      <w:r>
+        <w:rPr>
+          <w:rFonts w:ascii="Times New Roman" w:hAnsi="Times New Roman" w:eastAsia="Times New Roman" w:cs="Times New Roman"/>
+        </w:rPr>
+        <w:t xml:space="preserve"> </w:t>
+      </w:r>
+      <w:r>
+        <w:rPr>
+          <w:rFonts w:hint="eastAsia" w:ascii="Times New Roman" w:hAnsi="Times New Roman" w:eastAsia="FangSong" w:cs="Times New Roman"/>
+        </w:rPr>
+        <w:t>苄腈</w:t>
+      </w:r>
+      <w:r>
+        <w:rPr>
+          <w:rFonts w:hint="eastAsia" w:ascii="Times New Roman" w:hAnsi="Times New Roman" w:eastAsia="Times New Roman" w:cs="Times New Roman"/>
+        </w:rPr>
+        <w:t>）</w:t>
+      </w:r>
+    </w:p>
+    <w:p>
+      <w:pPr>
+        <w:spacing w:before="160" w:after="80"/>
+      </w:pPr>
+      <w:r>
+        <w:pict>
+          <v:rect style="width:0;height:1.5pt" o:hralign="center" o:hrstd="t" o:hr="t"/>
+        </w:pict>
+      </w:r>
+    </w:p>
+    <w:bookmarkEnd w:id="90"/>
+    <w:bookmarkStart w:id="91" w:name="hbr加成中间体与产物第27届初赛"/>
+    <w:p>
+      <w:pPr>
+        <w:pStyle w:val="Heading2"/>
+        <w:spacing w:before="280" w:after="120"/>
+      </w:pPr>
+      <w:r>
+        <w:rPr>
+          <w:rFonts w:ascii="Times New Roman" w:hAnsi="Times New Roman" w:eastAsia="Times New Roman" w:cs="Times New Roman"/>
+        </w:rPr>
+        <w:t xml:space="preserve">11.17 </w:t>
       </w:r>
       <w:r>
         <w:rPr>
@@ -4244,8 +8577,8 @@
         </w:pict>
       </w:r>
     </w:p>
-    <w:bookmarkEnd w:id="49"/>
-    <w:bookmarkStart w:id="50" w:name="同位素标记反应历程第27届初赛"/>
+    <w:bookmarkEnd w:id="91"/>
+    <w:bookmarkStart w:id="92" w:name="同位素标记反应历程第27届初赛"/>
     <w:p>
       <w:pPr>
         <w:pStyle w:val="Heading2"/>
@@ -4255,7 +8588,7 @@
         <w:rPr>
           <w:rFonts w:ascii="Times New Roman" w:hAnsi="Times New Roman" w:eastAsia="Times New Roman" w:cs="Times New Roman"/>
         </w:rPr>
-        <w:t xml:space="preserve">11.15 </w:t>
+        <w:t xml:space="preserve">11.18 </w:t>
       </w:r>
       <w:r>
         <w:rPr>
@@ -4437,7 +8770,7 @@
         <w:pStyle w:val="Compact"/>
         <w:numPr>
           <w:ilvl w:val="0"/>
-          <w:numId w:val="1003"/>
+          <w:numId w:val="1008"/>
         </w:numPr>
       </w:pPr>
       <w:r>
@@ -4482,7 +8815,7 @@
         <w:pStyle w:val="Compact"/>
         <w:numPr>
           <w:ilvl w:val="0"/>
-          <w:numId w:val="1003"/>
+          <w:numId w:val="1008"/>
         </w:numPr>
       </w:pPr>
       <w:r>
@@ -4503,7 +8836,7 @@
         <w:pStyle w:val="Compact"/>
         <w:numPr>
           <w:ilvl w:val="0"/>
-          <w:numId w:val="1003"/>
+          <w:numId w:val="1008"/>
         </w:numPr>
       </w:pPr>
       <w:r>
@@ -4536,7 +8869,7 @@
         <w:pStyle w:val="Compact"/>
         <w:numPr>
           <w:ilvl w:val="0"/>
-          <w:numId w:val="1003"/>
+          <w:numId w:val="1008"/>
         </w:numPr>
       </w:pPr>
       <w:r>
@@ -4562,8 +8895,8 @@
         </w:pict>
       </w:r>
     </w:p>
-    <w:bookmarkEnd w:id="50"/>
-    <w:bookmarkStart w:id="57" w:name="c-f键断裂原因第32届初赛"/>
+    <w:bookmarkEnd w:id="92"/>
+    <w:bookmarkStart w:id="99" w:name="c-f键断裂原因第32届初赛"/>
     <w:p>
       <w:pPr>
         <w:pStyle w:val="Heading2"/>
@@ -4573,7 +8906,7 @@
         <w:rPr>
           <w:rFonts w:ascii="Times New Roman" w:hAnsi="Times New Roman" w:eastAsia="Times New Roman" w:cs="Times New Roman"/>
         </w:rPr>
-        <w:t xml:space="preserve">11.16 </w:t>
+        <w:t xml:space="preserve">11.19 </w:t>
       </w:r>
       <w:r>
         <w:rPr>
@@ -4775,18 +9108,18 @@
           <wp:inline>
             <wp:extent cx="3600000" cy="670694"/>
             <wp:effectExtent b="0" l="0" r="0" t="0"/>
-            <wp:docPr descr="" title="" id="52" name="Picture"/>
+            <wp:docPr descr="" title="" id="94" name="Picture"/>
             <a:graphic>
               <a:graphicData uri="http://schemas.openxmlformats.org/drawingml/2006/picture">
                 <pic:pic>
                   <pic:nvPicPr>
-                    <pic:cNvPr descr="533574102b73680b52e9a045a44fa90a088b293a4adef94a4bf526f6ea5a404a.jpg" id="53" name="Picture"/>
+                    <pic:cNvPr descr="533574102b73680b52e9a045a44fa90a088b293a4adef94a4bf526f6ea5a404a.jpg" id="95" name="Picture"/>
                     <pic:cNvPicPr>
                       <a:picLocks noChangeArrowheads="1" noChangeAspect="1"/>
                     </pic:cNvPicPr>
                   </pic:nvPicPr>
                   <pic:blipFill>
-                    <a:blip r:embed="rId51"/>
+                    <a:blip r:embed="rId93"/>
                     <a:stretch>
                       <a:fillRect/>
                     </a:stretch>
@@ -5027,18 +9360,18 @@
           <wp:inline>
             <wp:extent cx="3600000" cy="1962814"/>
             <wp:effectExtent b="0" l="0" r="0" t="0"/>
-            <wp:docPr descr="" title="" id="55" name="Picture"/>
+            <wp:docPr descr="" title="" id="97" name="Picture"/>
             <a:graphic>
               <a:graphicData uri="http://schemas.openxmlformats.org/drawingml/2006/picture">
                 <pic:pic>
                   <pic:nvPicPr>
-                    <pic:cNvPr descr="d7c5b6a7655e36d5b6312651fa2bc8eb4b2e1b9e50fdcfe578c5d8a18493bdcf.jpg" id="56" name="Picture"/>
+                    <pic:cNvPr descr="d7c5b6a7655e36d5b6312651fa2bc8eb4b2e1b9e50fdcfe578c5d8a18493bdcf.jpg" id="98" name="Picture"/>
                     <pic:cNvPicPr>
                       <a:picLocks noChangeArrowheads="1" noChangeAspect="1"/>
                     </pic:cNvPicPr>
                   </pic:nvPicPr>
                   <pic:blipFill>
-                    <a:blip r:embed="rId54"/>
+                    <a:blip r:embed="rId96"/>
                     <a:stretch>
                       <a:fillRect/>
                     </a:stretch>
@@ -5092,8 +9425,8 @@
         </w:pict>
       </w:r>
     </w:p>
-    <w:bookmarkEnd w:id="57"/>
-    <w:bookmarkStart w:id="61" w:name="l的结构推断第33届初赛"/>
+    <w:bookmarkEnd w:id="99"/>
+    <w:bookmarkStart w:id="103" w:name="l的结构推断第33届初赛"/>
     <w:p>
       <w:pPr>
         <w:pStyle w:val="Heading2"/>
@@ -5103,7 +9436,7 @@
         <w:rPr>
           <w:rFonts w:ascii="Times New Roman" w:hAnsi="Times New Roman" w:eastAsia="Times New Roman" w:cs="Times New Roman"/>
         </w:rPr>
-        <w:t xml:space="preserve">11.17 </w:t>
+        <w:t xml:space="preserve">11.20 </w:t>
       </w:r>
       <w:r>
         <w:rPr>
@@ -5359,18 +9692,18 @@
           <wp:inline>
             <wp:extent cx="3600000" cy="954764"/>
             <wp:effectExtent b="0" l="0" r="0" t="0"/>
-            <wp:docPr descr="" title="" id="59" name="Picture"/>
+            <wp:docPr descr="" title="" id="101" name="Picture"/>
             <a:graphic>
               <a:graphicData uri="http://schemas.openxmlformats.org/drawingml/2006/picture">
                 <pic:pic>
                   <pic:nvPicPr>
-                    <pic:cNvPr descr="803b348110d38fe77e9ecdd371178dff44bbd26ce81e0414231078c06f6896c2.jpg" id="60" name="Picture"/>
+                    <pic:cNvPr descr="803b348110d38fe77e9ecdd371178dff44bbd26ce81e0414231078c06f6896c2.jpg" id="102" name="Picture"/>
                     <pic:cNvPicPr>
                       <a:picLocks noChangeArrowheads="1" noChangeAspect="1"/>
                     </pic:cNvPicPr>
                   </pic:nvPicPr>
                   <pic:blipFill>
-                    <a:blip r:embed="rId58"/>
+                    <a:blip r:embed="rId100"/>
                     <a:stretch>
                       <a:fillRect/>
                     </a:stretch>
@@ -5650,8 +9983,8 @@
         </w:pict>
       </w:r>
     </w:p>
-    <w:bookmarkEnd w:id="61"/>
-    <w:bookmarkStart w:id="79" w:name="负氢转移判断第36届初赛"/>
+    <w:bookmarkEnd w:id="103"/>
+    <w:bookmarkStart w:id="121" w:name="负氢转移判断第36届初赛"/>
     <w:p>
       <w:pPr>
         <w:pStyle w:val="Heading2"/>
@@ -5661,7 +9994,7 @@
         <w:rPr>
           <w:rFonts w:ascii="Times New Roman" w:hAnsi="Times New Roman" w:eastAsia="Times New Roman" w:cs="Times New Roman"/>
         </w:rPr>
-        <w:t xml:space="preserve">11.18 </w:t>
+        <w:t xml:space="preserve">11.21 </w:t>
       </w:r>
       <w:r>
         <w:rPr>
@@ -5714,18 +10047,18 @@
           <wp:inline>
             <wp:extent cx="3600000" cy="690731"/>
             <wp:effectExtent b="0" l="0" r="0" t="0"/>
-            <wp:docPr descr="" title="" id="63" name="Picture"/>
+            <wp:docPr descr="" title="" id="105" name="Picture"/>
             <a:graphic>
               <a:graphicData uri="http://schemas.openxmlformats.org/drawingml/2006/picture">
                 <pic:pic>
                   <pic:nvPicPr>
-                    <pic:cNvPr descr="110059c996ed68ba209823e9766ba397a812db9e64ea706db30418d12b3c568d.jpg" id="64" name="Picture"/>
+                    <pic:cNvPr descr="110059c996ed68ba209823e9766ba397a812db9e64ea706db30418d12b3c568d.jpg" id="106" name="Picture"/>
                     <pic:cNvPicPr>
                       <a:picLocks noChangeArrowheads="1" noChangeAspect="1"/>
                     </pic:cNvPicPr>
                   </pic:nvPicPr>
                   <pic:blipFill>
-                    <a:blip r:embed="rId62"/>
+                    <a:blip r:embed="rId104"/>
                     <a:stretch>
                       <a:fillRect/>
                     </a:stretch>
@@ -6413,7 +10746,7 @@
         <w:t>）</w:t>
       </w:r>
     </w:p>
-    <w:bookmarkStart w:id="71" w:name="异构化机理与中间体图示"/>
+    <w:bookmarkStart w:id="113" w:name="异构化机理与中间体图示"/>
     <w:p>
       <w:pPr>
         <w:pStyle w:val="Heading3"/>
@@ -6440,18 +10773,18 @@
           <wp:inline>
             <wp:extent cx="3600000" cy="519855"/>
             <wp:effectExtent b="0" l="0" r="0" t="0"/>
-            <wp:docPr descr="" title="" id="66" name="Picture"/>
+            <wp:docPr descr="" title="" id="108" name="Picture"/>
             <a:graphic>
               <a:graphicData uri="http://schemas.openxmlformats.org/drawingml/2006/picture">
                 <pic:pic>
                   <pic:nvPicPr>
-                    <pic:cNvPr descr="32bfd7541c33632677608548c4597a0de3a9fb13085611000e6cb0828561e249.jpg" id="67" name="Picture"/>
+                    <pic:cNvPr descr="32bfd7541c33632677608548c4597a0de3a9fb13085611000e6cb0828561e249.jpg" id="109" name="Picture"/>
                     <pic:cNvPicPr>
                       <a:picLocks noChangeArrowheads="1" noChangeAspect="1"/>
                     </pic:cNvPicPr>
                   </pic:nvPicPr>
                   <pic:blipFill>
-                    <a:blip r:embed="rId65"/>
+                    <a:blip r:embed="rId107"/>
                     <a:stretch>
                       <a:fillRect/>
                     </a:stretch>
@@ -6492,18 +10825,18 @@
           <wp:inline>
             <wp:extent cx="3600000" cy="707005"/>
             <wp:effectExtent b="0" l="0" r="0" t="0"/>
-            <wp:docPr descr="" title="" id="69" name="Picture"/>
+            <wp:docPr descr="" title="" id="111" name="Picture"/>
             <a:graphic>
               <a:graphicData uri="http://schemas.openxmlformats.org/drawingml/2006/picture">
                 <pic:pic>
                   <pic:nvPicPr>
-                    <pic:cNvPr descr="5a4139de1a8b3fcc190a56b940f904fc2163dfeafe07c89ccea39139bb357b1c.jpg" id="70" name="Picture"/>
+                    <pic:cNvPr descr="5a4139de1a8b3fcc190a56b940f904fc2163dfeafe07c89ccea39139bb357b1c.jpg" id="112" name="Picture"/>
                     <pic:cNvPicPr>
                       <a:picLocks noChangeArrowheads="1" noChangeAspect="1"/>
                     </pic:cNvPicPr>
                   </pic:nvPicPr>
                   <pic:blipFill>
-                    <a:blip r:embed="rId68"/>
+                    <a:blip r:embed="rId110"/>
                     <a:stretch>
                       <a:fillRect/>
                     </a:stretch>
@@ -6643,8 +10976,8 @@
         <w:t>）</w:t>
       </w:r>
     </w:p>
-    <w:bookmarkEnd w:id="71"/>
-    <w:bookmarkStart w:id="78" w:name="中间体与催化循环图示"/>
+    <w:bookmarkEnd w:id="113"/>
+    <w:bookmarkStart w:id="120" w:name="中间体与催化循环图示"/>
     <w:p>
       <w:pPr>
         <w:pStyle w:val="Heading3"/>
@@ -6671,18 +11004,18 @@
           <wp:inline>
             <wp:extent cx="3600000" cy="1079475"/>
             <wp:effectExtent b="0" l="0" r="0" t="0"/>
-            <wp:docPr descr="" title="" id="73" name="Picture"/>
+            <wp:docPr descr="" title="" id="115" name="Picture"/>
             <a:graphic>
               <a:graphicData uri="http://schemas.openxmlformats.org/drawingml/2006/picture">
                 <pic:pic>
                   <pic:nvPicPr>
-                    <pic:cNvPr descr="f5b29320d18feb48c28012dc226b55a28355443da60af8534d809fc29b553bb8.jpg" id="74" name="Picture"/>
+                    <pic:cNvPr descr="f5b29320d18feb48c28012dc226b55a28355443da60af8534d809fc29b553bb8.jpg" id="116" name="Picture"/>
                     <pic:cNvPicPr>
                       <a:picLocks noChangeArrowheads="1" noChangeAspect="1"/>
                     </pic:cNvPicPr>
                   </pic:nvPicPr>
                   <pic:blipFill>
-                    <a:blip r:embed="rId72"/>
+                    <a:blip r:embed="rId114"/>
                     <a:stretch>
                       <a:fillRect/>
                     </a:stretch>
@@ -6723,18 +11056,18 @@
           <wp:inline>
             <wp:extent cx="3600000" cy="418783"/>
             <wp:effectExtent b="0" l="0" r="0" t="0"/>
-            <wp:docPr descr="" title="" id="76" name="Picture"/>
+            <wp:docPr descr="" title="" id="118" name="Picture"/>
             <a:graphic>
               <a:graphicData uri="http://schemas.openxmlformats.org/drawingml/2006/picture">
                 <pic:pic>
                   <pic:nvPicPr>
-                    <pic:cNvPr descr="399e7ba3c056ee22c64e5ac915a7966a045d364a834d412561ce80e84eee20d7.jpg" id="77" name="Picture"/>
+                    <pic:cNvPr descr="399e7ba3c056ee22c64e5ac915a7966a045d364a834d412561ce80e84eee20d7.jpg" id="119" name="Picture"/>
                     <pic:cNvPicPr>
                       <a:picLocks noChangeArrowheads="1" noChangeAspect="1"/>
                     </pic:cNvPicPr>
                   </pic:nvPicPr>
                   <pic:blipFill>
-                    <a:blip r:embed="rId75"/>
+                    <a:blip r:embed="rId117"/>
                     <a:stretch>
                       <a:fillRect/>
                     </a:stretch>
@@ -6771,9 +11104,9 @@
         </w:pict>
       </w:r>
     </w:p>
-    <w:bookmarkEnd w:id="78"/>
-    <w:bookmarkEnd w:id="79"/>
-    <w:bookmarkStart w:id="80" w:name="ft1-p2-ex3-34届决赛litmp-da三组分"/>
+    <w:bookmarkEnd w:id="120"/>
+    <w:bookmarkEnd w:id="121"/>
+    <w:bookmarkStart w:id="122" w:name="ft1-p2-ex3-34届决赛litmp-da三组分"/>
     <w:p>
       <w:pPr>
         <w:pStyle w:val="Heading2"/>
@@ -6783,7 +11116,7 @@
         <w:rPr>
           <w:rFonts w:ascii="Times New Roman" w:hAnsi="Times New Roman" w:eastAsia="Times New Roman" w:cs="Times New Roman"/>
         </w:rPr>
-        <w:t xml:space="preserve">11.19 </w:t>
+        <w:t xml:space="preserve">11.22 </w:t>
       </w:r>
       <w:r>
         <w:rPr>
@@ -6826,7 +11159,7 @@
       <w:pPr>
         <w:numPr>
           <w:ilvl w:val="0"/>
-          <w:numId w:val="1004"/>
+          <w:numId w:val="1009"/>
         </w:numPr>
       </w:pPr>
       <w:r>
@@ -7014,7 +11347,7 @@
       <w:pPr>
         <w:numPr>
           <w:ilvl w:val="0"/>
-          <w:numId w:val="1004"/>
+          <w:numId w:val="1009"/>
         </w:numPr>
       </w:pPr>
       <w:r>
@@ -7172,7 +11505,7 @@
       <w:pPr>
         <w:numPr>
           <w:ilvl w:val="0"/>
-          <w:numId w:val="1004"/>
+          <w:numId w:val="1009"/>
         </w:numPr>
       </w:pPr>
       <w:r>
@@ -7336,8 +11669,8 @@
         </w:pict>
       </w:r>
     </w:p>
-    <w:bookmarkEnd w:id="80"/>
-    <w:bookmarkStart w:id="81" w:name="ft1-p2-ex4-吡啶官能团化padi催化"/>
+    <w:bookmarkEnd w:id="122"/>
+    <w:bookmarkStart w:id="123" w:name="ft1-p2-ex4-吡啶官能团化padi催化"/>
     <w:p>
       <w:pPr>
         <w:pStyle w:val="Heading2"/>
@@ -7347,7 +11680,7 @@
         <w:rPr>
           <w:rFonts w:ascii="Times New Roman" w:hAnsi="Times New Roman" w:eastAsia="Times New Roman" w:cs="Times New Roman"/>
         </w:rPr>
-        <w:t xml:space="preserve">11.20 </w:t>
+        <w:t xml:space="preserve">11.23 </w:t>
       </w:r>
       <w:r>
         <w:rPr>
@@ -7456,7 +11789,7 @@
         <w:pStyle w:val="Compact"/>
         <w:numPr>
           <w:ilvl w:val="0"/>
-          <w:numId w:val="1005"/>
+          <w:numId w:val="1010"/>
         </w:numPr>
       </w:pPr>
       <w:r>
@@ -7501,7 +11834,7 @@
         <w:pStyle w:val="Compact"/>
         <w:numPr>
           <w:ilvl w:val="0"/>
-          <w:numId w:val="1005"/>
+          <w:numId w:val="1010"/>
         </w:numPr>
       </w:pPr>
       <w:r>
@@ -7522,7 +11855,7 @@
         <w:pStyle w:val="Compact"/>
         <w:numPr>
           <w:ilvl w:val="0"/>
-          <w:numId w:val="1005"/>
+          <w:numId w:val="1010"/>
         </w:numPr>
       </w:pPr>
       <w:r>
@@ -7572,8 +11905,8 @@
         </w:pict>
       </w:r>
     </w:p>
-    <w:bookmarkEnd w:id="81"/>
-    <w:bookmarkStart w:id="82" w:name="ch39-p8-同位素效应活化熵推断机理"/>
+    <w:bookmarkEnd w:id="123"/>
+    <w:bookmarkStart w:id="124" w:name="ch39-p8-同位素效应活化熵推断机理"/>
     <w:p>
       <w:pPr>
         <w:pStyle w:val="Heading2"/>
@@ -7583,7 +11916,7 @@
         <w:rPr>
           <w:rFonts w:ascii="Times New Roman" w:hAnsi="Times New Roman" w:eastAsia="Times New Roman" w:cs="Times New Roman"/>
         </w:rPr>
-        <w:t xml:space="preserve">11.21 </w:t>
+        <w:t xml:space="preserve">11.24 </w:t>
       </w:r>
       <w:r>
         <w:rPr>
@@ -8031,8 +12364,8 @@
         </w:pict>
       </w:r>
     </w:p>
-    <w:bookmarkEnd w:id="82"/>
-    <w:bookmarkStart w:id="89" w:name="ch39-p11-对比同位素效应详细机理分析"/>
+    <w:bookmarkEnd w:id="124"/>
+    <w:bookmarkStart w:id="131" w:name="ch39-p11-对比同位素效应详细机理分析"/>
     <w:p>
       <w:pPr>
         <w:pStyle w:val="Heading2"/>
@@ -8042,7 +12375,7 @@
         <w:rPr>
           <w:rFonts w:ascii="Times New Roman" w:hAnsi="Times New Roman" w:eastAsia="Times New Roman" w:cs="Times New Roman"/>
         </w:rPr>
-        <w:t xml:space="preserve">11.22 </w:t>
+        <w:t xml:space="preserve">11.25 </w:t>
       </w:r>
       <w:r>
         <w:rPr>
@@ -8239,18 +12572,18 @@
           <wp:inline>
             <wp:extent cx="3600000" cy="456283"/>
             <wp:effectExtent b="0" l="0" r="0" t="0"/>
-            <wp:docPr descr="" title="" id="84" name="Picture"/>
+            <wp:docPr descr="" title="" id="126" name="Picture"/>
             <a:graphic>
               <a:graphicData uri="http://schemas.openxmlformats.org/drawingml/2006/picture">
                 <pic:pic>
                   <pic:nvPicPr>
-                    <pic:cNvPr descr="73191cd339166a8cdd4c97e86fbef0d44a6684fb34765cf89db5567ea7f36c47.jpg" id="85" name="Picture"/>
+                    <pic:cNvPr descr="73191cd339166a8cdd4c97e86fbef0d44a6684fb34765cf89db5567ea7f36c47.jpg" id="127" name="Picture"/>
                     <pic:cNvPicPr>
                       <a:picLocks noChangeArrowheads="1" noChangeAspect="1"/>
                     </pic:cNvPicPr>
                   </pic:nvPicPr>
                   <pic:blipFill>
-                    <a:blip r:embed="rId83"/>
+                    <a:blip r:embed="rId125"/>
                     <a:stretch>
                       <a:fillRect/>
                     </a:stretch>
@@ -8291,18 +12624,18 @@
           <wp:inline>
             <wp:extent cx="3600000" cy="390406"/>
             <wp:effectExtent b="0" l="0" r="0" t="0"/>
-            <wp:docPr descr="" title="" id="87" name="Picture"/>
+            <wp:docPr descr="" title="" id="129" name="Picture"/>
             <a:graphic>
               <a:graphicData uri="http://schemas.openxmlformats.org/drawingml/2006/picture">
                 <pic:pic>
                   <pic:nvPicPr>
-                    <pic:cNvPr descr="e9179f11d9471acb78c31d7615f8f00c64fa3d6493908c07dda512c49a94585f.jpg" id="88" name="Picture"/>
+                    <pic:cNvPr descr="e9179f11d9471acb78c31d7615f8f00c64fa3d6493908c07dda512c49a94585f.jpg" id="130" name="Picture"/>
                     <pic:cNvPicPr>
                       <a:picLocks noChangeArrowheads="1" noChangeAspect="1"/>
                     </pic:cNvPicPr>
                   </pic:nvPicPr>
                   <pic:blipFill>
-                    <a:blip r:embed="rId86"/>
+                    <a:blip r:embed="rId128"/>
                     <a:stretch>
                       <a:fillRect/>
                     </a:stretch>
@@ -8339,8 +12672,8 @@
         </w:pict>
       </w:r>
     </w:p>
-    <w:bookmarkEnd w:id="89"/>
-    <w:bookmarkStart w:id="93" w:name="ch39-p12-新反应中中间体内部捕获"/>
+    <w:bookmarkEnd w:id="131"/>
+    <w:bookmarkStart w:id="135" w:name="ch39-p12-新反应中中间体内部捕获"/>
     <w:p>
       <w:pPr>
         <w:pStyle w:val="Heading2"/>
@@ -8350,7 +12683,7 @@
         <w:rPr>
           <w:rFonts w:ascii="Times New Roman" w:hAnsi="Times New Roman" w:eastAsia="Times New Roman" w:cs="Times New Roman"/>
         </w:rPr>
-        <w:t xml:space="preserve">11.23 </w:t>
+        <w:t xml:space="preserve">11.26 </w:t>
       </w:r>
       <w:r>
         <w:rPr>
@@ -8515,18 +12848,18 @@
           <wp:inline>
             <wp:extent cx="3600000" cy="1277063"/>
             <wp:effectExtent b="0" l="0" r="0" t="0"/>
-            <wp:docPr descr="" title="" id="91" name="Picture"/>
+            <wp:docPr descr="" title="" id="133" name="Picture"/>
             <a:graphic>
               <a:graphicData uri="http://schemas.openxmlformats.org/drawingml/2006/picture">
                 <pic:pic>
                   <pic:nvPicPr>
-                    <pic:cNvPr descr="fc651cac79df0a8a577616911b2590d188f7f58f51122001df52a2a3a4736e9c.jpg" id="92" name="Picture"/>
+                    <pic:cNvPr descr="fc651cac79df0a8a577616911b2590d188f7f58f51122001df52a2a3a4736e9c.jpg" id="134" name="Picture"/>
                     <pic:cNvPicPr>
                       <a:picLocks noChangeArrowheads="1" noChangeAspect="1"/>
                     </pic:cNvPicPr>
                   </pic:nvPicPr>
                   <pic:blipFill>
-                    <a:blip r:embed="rId90"/>
+                    <a:blip r:embed="rId132"/>
                     <a:stretch>
                       <a:fillRect/>
                     </a:stretch>
@@ -8563,8 +12896,8 @@
         </w:pict>
       </w:r>
     </w:p>
-    <w:bookmarkEnd w:id="93"/>
-    <w:bookmarkStart w:id="100" w:name="ch39-p13-物理数据结构变化综合机理图景"/>
+    <w:bookmarkEnd w:id="135"/>
+    <w:bookmarkStart w:id="142" w:name="ch39-p13-物理数据结构变化综合机理图景"/>
     <w:p>
       <w:pPr>
         <w:pStyle w:val="Heading2"/>
@@ -8574,7 +12907,7 @@
         <w:rPr>
           <w:rFonts w:ascii="Times New Roman" w:hAnsi="Times New Roman" w:eastAsia="Times New Roman" w:cs="Times New Roman"/>
         </w:rPr>
-        <w:t xml:space="preserve">11.24 </w:t>
+        <w:t xml:space="preserve">11.27 </w:t>
       </w:r>
       <w:r>
         <w:rPr>
@@ -8712,7 +13045,7 @@
       <w:pPr>
         <w:numPr>
           <w:ilvl w:val="0"/>
-          <w:numId w:val="1006"/>
+          <w:numId w:val="1011"/>
         </w:numPr>
       </w:pPr>
       <w:r>
@@ -8777,7 +13110,7 @@
       <w:pPr>
         <w:numPr>
           <w:ilvl w:val="0"/>
-          <w:numId w:val="1006"/>
+          <w:numId w:val="1011"/>
         </w:numPr>
       </w:pPr>
       <w:r>
@@ -8827,7 +13160,7 @@
       <w:pPr>
         <w:numPr>
           <w:ilvl w:val="0"/>
-          <w:numId w:val="1006"/>
+          <w:numId w:val="1011"/>
         </w:numPr>
       </w:pPr>
       <w:r>
@@ -8916,18 +13249,18 @@
           <wp:inline>
             <wp:extent cx="3600000" cy="591945"/>
             <wp:effectExtent b="0" l="0" r="0" t="0"/>
-            <wp:docPr descr="" title="" id="95" name="Picture"/>
+            <wp:docPr descr="" title="" id="137" name="Picture"/>
             <a:graphic>
               <a:graphicData uri="http://schemas.openxmlformats.org/drawingml/2006/picture">
                 <pic:pic>
                   <pic:nvPicPr>
-                    <pic:cNvPr descr="57760558769410181a8991ffb6aec8dbc4c64db5fc5894778232a16f4c11425c.jpg" id="96" name="Picture"/>
+                    <pic:cNvPr descr="57760558769410181a8991ffb6aec8dbc4c64db5fc5894778232a16f4c11425c.jpg" id="138" name="Picture"/>
                     <pic:cNvPicPr>
                       <a:picLocks noChangeArrowheads="1" noChangeAspect="1"/>
                     </pic:cNvPicPr>
                   </pic:nvPicPr>
                   <pic:blipFill>
-                    <a:blip r:embed="rId94"/>
+                    <a:blip r:embed="rId136"/>
                     <a:stretch>
                       <a:fillRect/>
                     </a:stretch>
@@ -8958,7 +13291,7 @@
       <w:pPr>
         <w:numPr>
           <w:ilvl w:val="0"/>
-          <w:numId w:val="1007"/>
+          <w:numId w:val="1012"/>
         </w:numPr>
       </w:pPr>
       <w:r>
@@ -9011,7 +13344,7 @@
       <w:pPr>
         <w:numPr>
           <w:ilvl w:val="0"/>
-          <w:numId w:val="1007"/>
+          <w:numId w:val="1012"/>
         </w:numPr>
       </w:pPr>
       <w:r>
@@ -9025,7 +13358,7 @@
       <w:pPr>
         <w:numPr>
           <w:ilvl w:val="0"/>
-          <w:numId w:val="1007"/>
+          <w:numId w:val="1012"/>
         </w:numPr>
       </w:pPr>
       <w:r>
@@ -9049,18 +13382,18 @@
           <wp:inline>
             <wp:extent cx="3600000" cy="1049165"/>
             <wp:effectExtent b="0" l="0" r="0" t="0"/>
-            <wp:docPr descr="" title="" id="98" name="Picture"/>
+            <wp:docPr descr="" title="" id="140" name="Picture"/>
             <a:graphic>
               <a:graphicData uri="http://schemas.openxmlformats.org/drawingml/2006/picture">
                 <pic:pic>
                   <pic:nvPicPr>
-                    <pic:cNvPr descr="c76bf2da574ea73372cbb73b95a2c7df63ff87eb4d1bc8a8550f2e363c08f62f.jpg" id="99" name="Picture"/>
+                    <pic:cNvPr descr="c76bf2da574ea73372cbb73b95a2c7df63ff87eb4d1bc8a8550f2e363c08f62f.jpg" id="141" name="Picture"/>
                     <pic:cNvPicPr>
                       <a:picLocks noChangeArrowheads="1" noChangeAspect="1"/>
                     </pic:cNvPicPr>
                   </pic:nvPicPr>
                   <pic:blipFill>
-                    <a:blip r:embed="rId97"/>
+                    <a:blip r:embed="rId139"/>
                     <a:stretch>
                       <a:fillRect/>
                     </a:stretch>
@@ -9097,8 +13430,8 @@
         </w:pict>
       </w:r>
     </w:p>
-    <w:bookmarkEnd w:id="100"/>
-    <w:bookmarkStart w:id="110" w:name="化学能力测试-ch9a-5-药物合成a至i结构推导"/>
+    <w:bookmarkEnd w:id="142"/>
+    <w:bookmarkStart w:id="152" w:name="化学能力测试-ch9a-5-药物合成a至i结构推导"/>
     <w:p>
       <w:pPr>
         <w:pStyle w:val="Heading2"/>
@@ -9108,7 +13441,7 @@
         <w:rPr>
           <w:rFonts w:ascii="Times New Roman" w:hAnsi="Times New Roman" w:eastAsia="Times New Roman" w:cs="Times New Roman"/>
         </w:rPr>
-        <w:t xml:space="preserve">11.25 </w:t>
+        <w:t xml:space="preserve">11.28 </w:t>
       </w:r>
       <w:r>
         <w:rPr>
@@ -9290,18 +13623,18 @@
           <wp:inline>
             <wp:extent cx="3600000" cy="348091"/>
             <wp:effectExtent b="0" l="0" r="0" t="0"/>
-            <wp:docPr descr="" title="" id="102" name="Picture"/>
+            <wp:docPr descr="" title="" id="144" name="Picture"/>
             <a:graphic>
               <a:graphicData uri="http://schemas.openxmlformats.org/drawingml/2006/picture">
                 <pic:pic>
                   <pic:nvPicPr>
-                    <pic:cNvPr descr="4bbe1fd8850ab5b8d9a24bfa5c2f3af4e9fc587dba833698433397be9ccfba00.jpg" id="103" name="Picture"/>
+                    <pic:cNvPr descr="4bbe1fd8850ab5b8d9a24bfa5c2f3af4e9fc587dba833698433397be9ccfba00.jpg" id="145" name="Picture"/>
                     <pic:cNvPicPr>
                       <a:picLocks noChangeArrowheads="1" noChangeAspect="1"/>
                     </pic:cNvPicPr>
                   </pic:nvPicPr>
                   <pic:blipFill>
-                    <a:blip r:embed="rId101"/>
+                    <a:blip r:embed="rId143"/>
                     <a:stretch>
                       <a:fillRect/>
                     </a:stretch>
@@ -9371,18 +13704,18 @@
           <wp:inline>
             <wp:extent cx="3600000" cy="501210"/>
             <wp:effectExtent b="0" l="0" r="0" t="0"/>
-            <wp:docPr descr="" title="" id="105" name="Picture"/>
+            <wp:docPr descr="" title="" id="147" name="Picture"/>
             <a:graphic>
               <a:graphicData uri="http://schemas.openxmlformats.org/drawingml/2006/picture">
                 <pic:pic>
                   <pic:nvPicPr>
-                    <pic:cNvPr descr="872a887b1f6c5bedad0874d84af27949389f126c6c1c16ed3fc559915cf6702d.jpg" id="106" name="Picture"/>
+                    <pic:cNvPr descr="872a887b1f6c5bedad0874d84af27949389f126c6c1c16ed3fc559915cf6702d.jpg" id="148" name="Picture"/>
                     <pic:cNvPicPr>
                       <a:picLocks noChangeArrowheads="1" noChangeAspect="1"/>
                     </pic:cNvPicPr>
                   </pic:nvPicPr>
                   <pic:blipFill>
-                    <a:blip r:embed="rId104"/>
+                    <a:blip r:embed="rId146"/>
                     <a:stretch>
                       <a:fillRect/>
                     </a:stretch>
@@ -9458,18 +13791,18 @@
           <wp:inline>
             <wp:extent cx="3600000" cy="1136656"/>
             <wp:effectExtent b="0" l="0" r="0" t="0"/>
-            <wp:docPr descr="" title="" id="108" name="Picture"/>
+            <wp:docPr descr="" title="" id="150" name="Picture"/>
             <a:graphic>
               <a:graphicData uri="http://schemas.openxmlformats.org/drawingml/2006/picture">
                 <pic:pic>
                   <pic:nvPicPr>
-                    <pic:cNvPr descr="bc361b343debb3b62bdca5e82265a4de31fd4bb97ed825c2aca2d9ce346e11fd.jpg" id="109" name="Picture"/>
+                    <pic:cNvPr descr="bc361b343debb3b62bdca5e82265a4de31fd4bb97ed825c2aca2d9ce346e11fd.jpg" id="151" name="Picture"/>
                     <pic:cNvPicPr>
                       <a:picLocks noChangeArrowheads="1" noChangeAspect="1"/>
                     </pic:cNvPicPr>
                   </pic:nvPicPr>
                   <pic:blipFill>
-                    <a:blip r:embed="rId107"/>
+                    <a:blip r:embed="rId149"/>
                     <a:stretch>
                       <a:fillRect/>
                     </a:stretch>
@@ -9506,8 +13839,8 @@
         </w:pict>
       </w:r>
     </w:p>
-    <w:bookmarkEnd w:id="110"/>
-    <w:bookmarkStart w:id="126" w:name="有机转换中间体推断第34届初赛"/>
+    <w:bookmarkEnd w:id="152"/>
+    <w:bookmarkStart w:id="153" w:name="二分册-l16例1-化合物x五实验推断葡萄糖"/>
     <w:p>
       <w:pPr>
         <w:pStyle w:val="Heading2"/>
@@ -9517,7 +13850,736 @@
         <w:rPr>
           <w:rFonts w:ascii="Times New Roman" w:hAnsi="Times New Roman" w:eastAsia="Times New Roman" w:cs="Times New Roman"/>
         </w:rPr>
-        <w:t xml:space="preserve">11.26 </w:t>
+        <w:t xml:space="preserve">11.29 </w:t>
+      </w:r>
+      <w:r>
+        <w:rPr>
+          <w:rFonts w:hint="eastAsia" w:ascii="Times New Roman" w:hAnsi="Times New Roman" w:eastAsia="SimHei" w:cs="Times New Roman"/>
+        </w:rPr>
+        <w:t>二分册</w:t>
+      </w:r>
+      <w:r>
+        <w:rPr>
+          <w:rFonts w:hint="eastAsia" w:ascii="Times New Roman" w:hAnsi="Times New Roman" w:eastAsia="Times New Roman" w:cs="Times New Roman"/>
+        </w:rPr>
+        <w:t>-L16</w:t>
+      </w:r>
+      <w:r>
+        <w:rPr>
+          <w:rFonts w:hint="eastAsia" w:ascii="Times New Roman" w:hAnsi="Times New Roman" w:eastAsia="SimHei" w:cs="Times New Roman"/>
+        </w:rPr>
+        <w:t>例</w:t>
+      </w:r>
+      <w:r>
+        <w:rPr>
+          <w:rFonts w:hint="eastAsia" w:ascii="Times New Roman" w:hAnsi="Times New Roman" w:eastAsia="Times New Roman" w:cs="Times New Roman"/>
+        </w:rPr>
+        <w:t>1-</w:t>
+      </w:r>
+      <w:r>
+        <w:rPr>
+          <w:rFonts w:hint="eastAsia" w:ascii="Times New Roman" w:hAnsi="Times New Roman" w:eastAsia="SimHei" w:cs="Times New Roman"/>
+        </w:rPr>
+        <w:t>化合物</w:t>
+      </w:r>
+      <w:r>
+        <w:rPr>
+          <w:rFonts w:hint="eastAsia" w:ascii="Times New Roman" w:hAnsi="Times New Roman" w:eastAsia="Times New Roman" w:cs="Times New Roman"/>
+        </w:rPr>
+        <w:t>X</w:t>
+      </w:r>
+      <w:r>
+        <w:rPr>
+          <w:rFonts w:hint="eastAsia" w:ascii="Times New Roman" w:hAnsi="Times New Roman" w:eastAsia="SimHei" w:cs="Times New Roman"/>
+        </w:rPr>
+        <w:t>五实验推断葡萄糖</w:t>
+      </w:r>
+    </w:p>
+    <w:p>
+      <w:pPr>
+        <w:pStyle w:val="FirstParagraph"/>
+      </w:pPr>
+      <w:r>
+        <w:rPr>
+          <w:rFonts w:hint="eastAsia" w:ascii="Times New Roman" w:hAnsi="Times New Roman" w:eastAsia="Times New Roman" w:cs="Times New Roman"/>
+        </w:rPr>
+        <w:t>【</w:t>
+      </w:r>
+      <w:r>
+        <w:rPr>
+          <w:rFonts w:hint="eastAsia" w:ascii="Times New Roman" w:hAnsi="Times New Roman" w:eastAsia="FangSong" w:cs="Times New Roman"/>
+        </w:rPr>
+        <w:t>例</w:t>
+      </w:r>
+      <w:r>
+        <w:rPr>
+          <w:rFonts w:hint="eastAsia" w:ascii="Times New Roman" w:hAnsi="Times New Roman" w:eastAsia="Times New Roman" w:cs="Times New Roman"/>
+        </w:rPr>
+        <w:t>1】</w:t>
+      </w:r>
+      <w:r>
+        <w:rPr>
+          <w:rFonts w:hint="eastAsia" w:ascii="Times New Roman" w:hAnsi="Times New Roman" w:eastAsia="FangSong" w:cs="Times New Roman"/>
+        </w:rPr>
+        <w:t>化合物</w:t>
+      </w:r>
+      <w:r>
+        <w:rPr>
+          <w:rFonts w:ascii="Times New Roman" w:hAnsi="Times New Roman" w:eastAsia="Times New Roman" w:cs="Times New Roman"/>
+        </w:rPr>
+        <w:t xml:space="preserve"> X </w:t>
+      </w:r>
+      <w:r>
+        <w:rPr>
+          <w:rFonts w:hint="eastAsia" w:ascii="Times New Roman" w:hAnsi="Times New Roman" w:eastAsia="FangSong" w:cs="Times New Roman"/>
+        </w:rPr>
+        <w:t>是从天然产物中分离而得</w:t>
+      </w:r>
+      <w:r>
+        <w:rPr>
+          <w:rFonts w:hint="eastAsia" w:ascii="Times New Roman" w:hAnsi="Times New Roman" w:eastAsia="Times New Roman" w:cs="Times New Roman"/>
+        </w:rPr>
+        <w:t>，</w:t>
+      </w:r>
+      <w:r>
+        <w:rPr>
+          <w:rFonts w:hint="eastAsia" w:ascii="Times New Roman" w:hAnsi="Times New Roman" w:eastAsia="FangSong" w:cs="Times New Roman"/>
+        </w:rPr>
+        <w:t>为确定</w:t>
+      </w:r>
+      <w:r>
+        <w:rPr>
+          <w:rFonts w:ascii="Times New Roman" w:hAnsi="Times New Roman" w:eastAsia="Times New Roman" w:cs="Times New Roman"/>
+        </w:rPr>
+        <w:t xml:space="preserve"> X </w:t>
+      </w:r>
+      <w:r>
+        <w:rPr>
+          <w:rFonts w:hint="eastAsia" w:ascii="Times New Roman" w:hAnsi="Times New Roman" w:eastAsia="FangSong" w:cs="Times New Roman"/>
+        </w:rPr>
+        <w:t>的结构</w:t>
+      </w:r>
+      <w:r>
+        <w:rPr>
+          <w:rFonts w:hint="eastAsia" w:ascii="Times New Roman" w:hAnsi="Times New Roman" w:eastAsia="Times New Roman" w:cs="Times New Roman"/>
+        </w:rPr>
+        <w:t>，</w:t>
+      </w:r>
+      <w:r>
+        <w:rPr>
+          <w:rFonts w:hint="eastAsia" w:ascii="Times New Roman" w:hAnsi="Times New Roman" w:eastAsia="FangSong" w:cs="Times New Roman"/>
+        </w:rPr>
+        <w:t>得到下表的实验结果</w:t>
+      </w:r>
+      <w:r>
+        <w:rPr>
+          <w:rFonts w:hint="eastAsia" w:ascii="Times New Roman" w:hAnsi="Times New Roman" w:eastAsia="Times New Roman" w:cs="Times New Roman"/>
+        </w:rPr>
+        <w:t>：</w:t>
+      </w:r>
+    </w:p>
+    <w:p>
+      <w:pPr>
+        <w:pStyle w:val="BodyText"/>
+      </w:pPr>
+      <m:oMathPara>
+        <m:oMathParaPr>
+          <m:jc m:val="center"/>
+          <m:ctrlPr>
+            <w:rPr>
+              <w:sz w:val="28"/>
+              <w:szCs w:val="28"/>
+            </w:rPr>
+          </m:ctrlPr>
+        </m:oMathParaPr>
+        <m:oMath>
+          <m:m>
+            <m:mPr>
+              <m:baseJc m:val="center"/>
+              <m:plcHide m:val="on"/>
+              <m:mcs>
+                <m:mc>
+                  <m:mcPr>
+                    <m:mcJc m:val="left"/>
+                    <m:count m:val="1"/>
+                  </m:mcPr>
+                </m:mc>
+              </m:mcs>
+            </m:mPr>
+            <m:mr>
+              <m:e>
+                <m:r>
+                  <m:rPr>
+                    <m:nor/>
+                    <m:sty m:val="p"/>
+                  </m:rPr>
+                  <m:t>I.</m:t>
+                </m:r>
+                <m:limUpp>
+                  <m:e>
+                    <m:r>
+                      <m:rPr>
+                        <m:sty m:val="p"/>
+                      </m:rPr>
+                      <m:t>→</m:t>
+                    </m:r>
+                  </m:e>
+                  <m:lim>
+                    <m:r>
+                      <m:rPr>
+                        <m:nor/>
+                        <m:sty m:val="p"/>
+                      </m:rPr>
+                      <m:t>燃烧</m:t>
+                    </m:r>
+                  </m:lim>
+                </m:limUpp>
+                <m:sSub>
+                  <m:e>
+                    <m:r>
+                      <m:rPr>
+                        <m:sty m:val="p"/>
+                      </m:rPr>
+                      <m:t>C</m:t>
+                    </m:r>
+                    <m:r>
+                      <m:rPr>
+                        <m:sty m:val="p"/>
+                      </m:rPr>
+                      <m:t>O</m:t>
+                    </m:r>
+                  </m:e>
+                  <m:sub>
+                    <m:r>
+                      <m:t>2</m:t>
+                    </m:r>
+                  </m:sub>
+                </m:sSub>
+                <m:r>
+                  <m:rPr>
+                    <m:sty m:val="p"/>
+                  </m:rPr>
+                  <m:t>+</m:t>
+                </m:r>
+                <m:sSub>
+                  <m:e>
+                    <m:r>
+                      <m:rPr>
+                        <m:sty m:val="p"/>
+                      </m:rPr>
+                      <m:t>H</m:t>
+                    </m:r>
+                  </m:e>
+                  <m:sub>
+                    <m:r>
+                      <m:t>2</m:t>
+                    </m:r>
+                  </m:sub>
+                </m:sSub>
+                <m:r>
+                  <m:rPr>
+                    <m:sty m:val="p"/>
+                  </m:rPr>
+                  <m:t>O</m:t>
+                </m:r>
+              </m:e>
+            </m:mr>
+            <m:mr>
+              <m:e>
+                <m:r>
+                  <m:rPr>
+                    <m:nor/>
+                    <m:sty m:val="p"/>
+                  </m:rPr>
+                  <m:t>II.</m:t>
+                </m:r>
+                <m:limUpp>
+                  <m:e>
+                    <m:r>
+                      <m:rPr>
+                        <m:sty m:val="p"/>
+                      </m:rPr>
+                      <m:t>→</m:t>
+                    </m:r>
+                  </m:e>
+                  <m:lim>
+                    <m:r>
+                      <m:rPr>
+                        <m:nor/>
+                        <m:sty m:val="p"/>
+                      </m:rPr>
+                      <m:t>+苯肼</m:t>
+                    </m:r>
+                  </m:lim>
+                </m:limUpp>
+                <m:r>
+                  <m:rPr>
+                    <m:sty m:val="p"/>
+                  </m:rPr>
+                  <m:t>A</m:t>
+                </m:r>
+              </m:e>
+            </m:mr>
+            <m:mr>
+              <m:e>
+                <m:r>
+                  <m:rPr>
+                    <m:nor/>
+                    <m:sty m:val="p"/>
+                  </m:rPr>
+                  <m:t>III.</m:t>
+                </m:r>
+                <m:limUpp>
+                  <m:e>
+                    <m:r>
+                      <m:rPr>
+                        <m:sty m:val="p"/>
+                      </m:rPr>
+                      <m:t>→</m:t>
+                    </m:r>
+                  </m:e>
+                  <m:lim>
+                    <m:r>
+                      <m:rPr>
+                        <m:nor/>
+                        <m:sty m:val="p"/>
+                      </m:rPr>
+                      <m:t>+NaIO</m:t>
+                    </m:r>
+                  </m:lim>
+                </m:limUpp>
+                <m:r>
+                  <m:rPr>
+                    <m:sty m:val="p"/>
+                  </m:rPr>
+                  <m:t>B</m:t>
+                </m:r>
+              </m:e>
+            </m:mr>
+            <m:mr>
+              <m:e>
+                <m:r>
+                  <m:rPr>
+                    <m:nor/>
+                    <m:sty m:val="p"/>
+                  </m:rPr>
+                  <m:t>IV.</m:t>
+                </m:r>
+                <m:limUpp>
+                  <m:e>
+                    <m:r>
+                      <m:rPr>
+                        <m:sty m:val="p"/>
+                      </m:rPr>
+                      <m:t>→</m:t>
+                    </m:r>
+                  </m:e>
+                  <m:lim>
+                    <m:r>
+                      <m:rPr>
+                        <m:nor/>
+                        <m:sty m:val="p"/>
+                      </m:rPr>
+                      <m:t>+KCN</m:t>
+                    </m:r>
+                  </m:lim>
+                </m:limUpp>
+                <m:r>
+                  <m:rPr>
+                    <m:sty m:val="p"/>
+                  </m:rPr>
+                  <m:t>C</m:t>
+                </m:r>
+                <m:r>
+                  <m:rPr>
+                    <m:sty m:val="p"/>
+                  </m:rPr>
+                  <m:t>+</m:t>
+                </m:r>
+                <m:sSub>
+                  <m:e>
+                    <m:r>
+                      <m:rPr>
+                        <m:sty m:val="p"/>
+                      </m:rPr>
+                      <m:t>H</m:t>
+                    </m:r>
+                  </m:e>
+                  <m:sub>
+                    <m:r>
+                      <m:t>2</m:t>
+                    </m:r>
+                  </m:sub>
+                </m:sSub>
+                <m:r>
+                  <m:rPr>
+                    <m:sty m:val="p"/>
+                  </m:rPr>
+                  <m:t>O</m:t>
+                </m:r>
+                <m:r>
+                  <m:rPr>
+                    <m:sty m:val="p"/>
+                  </m:rPr>
+                  <m:t>,</m:t>
+                </m:r>
+                <m:sSup>
+                  <m:e>
+                    <m:r>
+                      <m:rPr>
+                        <m:sty m:val="p"/>
+                      </m:rPr>
+                      <m:t>O</m:t>
+                    </m:r>
+                    <m:r>
+                      <m:rPr>
+                        <m:sty m:val="p"/>
+                      </m:rPr>
+                      <m:t>H</m:t>
+                    </m:r>
+                  </m:e>
+                  <m:sup>
+                    <m:r>
+                      <m:rPr>
+                        <m:sty m:val="p"/>
+                      </m:rPr>
+                      <m:t>−</m:t>
+                    </m:r>
+                  </m:sup>
+                </m:sSup>
+              </m:e>
+            </m:mr>
+            <m:mr>
+              <m:e>
+                <m:r>
+                  <m:rPr>
+                    <m:nor/>
+                    <m:sty m:val="p"/>
+                  </m:rPr>
+                  <m:t>V.</m:t>
+                </m:r>
+                <m:limUpp>
+                  <m:e>
+                    <m:r>
+                      <m:rPr>
+                        <m:sty m:val="p"/>
+                      </m:rPr>
+                      <m:t>→</m:t>
+                    </m:r>
+                  </m:e>
+                  <m:lim>
+                    <m:r>
+                      <m:rPr>
+                        <m:nor/>
+                        <m:sty m:val="p"/>
+                      </m:rPr>
+                      <m:t>乙酸酐</m:t>
+                    </m:r>
+                  </m:lim>
+                </m:limUpp>
+                <m:r>
+                  <m:rPr>
+                    <m:sty m:val="p"/>
+                  </m:rPr>
+                  <m:t>E</m:t>
+                </m:r>
+              </m:e>
+            </m:mr>
+          </m:m>
+        </m:oMath>
+      </m:oMathPara>
+    </w:p>
+    <w:p>
+      <w:pPr>
+        <w:pStyle w:val="Compact"/>
+        <w:numPr>
+          <w:ilvl w:val="0"/>
+          <w:numId w:val="1013"/>
+        </w:numPr>
+      </w:pPr>
+      <w:r>
+        <w:rPr>
+          <w:rFonts w:hint="eastAsia" w:ascii="Times New Roman" w:hAnsi="Times New Roman" w:eastAsia="FangSong" w:cs="Times New Roman"/>
+        </w:rPr>
+        <w:t xml:space="preserve">从以上实验结果可对</w:t>
+      </w:r>
+      <w:r>
+        <w:rPr>
+          <w:rFonts w:ascii="Times New Roman" w:hAnsi="Times New Roman" w:eastAsia="Times New Roman" w:cs="Times New Roman"/>
+        </w:rPr>
+        <w:t xml:space="preserve"> </w:t>
+      </w:r>
+      <m:oMath>
+        <m:r>
+          <m:t>X</m:t>
+        </m:r>
+      </m:oMath>
+      <w:r>
+        <w:rPr>
+          <w:rFonts w:ascii="Times New Roman" w:hAnsi="Times New Roman" w:eastAsia="Times New Roman" w:cs="Times New Roman"/>
+        </w:rPr>
+        <w:t xml:space="preserve"> </w:t>
+      </w:r>
+      <w:r>
+        <w:rPr>
+          <w:rFonts w:hint="eastAsia" w:ascii="Times New Roman" w:hAnsi="Times New Roman" w:eastAsia="FangSong" w:cs="Times New Roman"/>
+        </w:rPr>
+        <w:t>的组成与结构得出什么结论</w:t>
+      </w:r>
+      <w:r>
+        <w:rPr>
+          <w:rFonts w:hint="eastAsia" w:ascii="Times New Roman" w:hAnsi="Times New Roman" w:eastAsia="Times New Roman" w:cs="Times New Roman"/>
+        </w:rPr>
+        <w:t>？</w:t>
+      </w:r>
+      <w:r>
+        <w:rPr>
+          <w:rFonts w:hint="eastAsia" w:ascii="Times New Roman" w:hAnsi="Times New Roman" w:eastAsia="FangSong" w:cs="Times New Roman"/>
+        </w:rPr>
+        <w:t>请简单明确地推导这些结论</w:t>
+      </w:r>
+      <w:r>
+        <w:rPr>
+          <w:rFonts w:hint="eastAsia" w:ascii="Times New Roman" w:hAnsi="Times New Roman" w:eastAsia="Times New Roman" w:cs="Times New Roman"/>
+        </w:rPr>
+        <w:t>，</w:t>
+      </w:r>
+      <w:r>
+        <w:rPr>
+          <w:rFonts w:hint="eastAsia" w:ascii="Times New Roman" w:hAnsi="Times New Roman" w:eastAsia="FangSong" w:cs="Times New Roman"/>
+        </w:rPr>
+        <w:t>填写下表而不写推导过程</w:t>
+      </w:r>
+      <w:r>
+        <w:rPr>
+          <w:rFonts w:hint="eastAsia" w:ascii="Times New Roman" w:hAnsi="Times New Roman" w:eastAsia="Times New Roman" w:cs="Times New Roman"/>
+        </w:rPr>
+        <w:t>。</w:t>
+      </w:r>
+    </w:p>
+    <w:p>
+      <w:pPr>
+        <w:pStyle w:val="FirstParagraph"/>
+      </w:pPr>
+      <w:r>
+        <w:rPr>
+          <w:rFonts w:ascii="Times New Roman" w:hAnsi="Times New Roman" w:eastAsia="Times New Roman" w:cs="Times New Roman"/>
+        </w:rPr>
+        <w:t xml:space="preserve">I. </w:t>
+      </w:r>
+      <w:r>
+        <w:rPr>
+          <w:rFonts w:hint="eastAsia" w:ascii="Times New Roman" w:hAnsi="Times New Roman" w:eastAsia="Times New Roman" w:cs="Times New Roman"/>
+        </w:rPr>
+        <w:t xml:space="preserve">____；</w:t>
+      </w:r>
+    </w:p>
+    <w:p>
+      <w:pPr>
+        <w:pStyle w:val="Compact"/>
+        <w:numPr>
+          <w:ilvl w:val="0"/>
+          <w:numId w:val="1014"/>
+        </w:numPr>
+      </w:pPr>
+      <w:r>
+        <w:rPr>
+          <w:rFonts w:hint="eastAsia" w:ascii="Times New Roman" w:hAnsi="Times New Roman" w:eastAsia="Times New Roman" w:cs="Times New Roman"/>
+        </w:rPr>
+        <w:t xml:space="preserve">____；</w:t>
+      </w:r>
+    </w:p>
+    <w:p>
+      <w:pPr>
+        <w:pStyle w:val="FirstParagraph"/>
+      </w:pPr>
+      <w:r>
+        <w:rPr>
+          <w:rFonts w:hint="eastAsia" w:ascii="Times New Roman" w:hAnsi="Times New Roman" w:eastAsia="Times New Roman" w:cs="Times New Roman"/>
+        </w:rPr>
+        <w:t xml:space="preserve">Ⅲ．；</w:t>
+      </w:r>
+    </w:p>
+    <w:p>
+      <w:pPr>
+        <w:pStyle w:val="Compact"/>
+        <w:numPr>
+          <w:ilvl w:val="0"/>
+          <w:numId w:val="1015"/>
+        </w:numPr>
+      </w:pPr>
+      <w:r>
+        <w:rPr>
+          <w:rFonts w:hint="eastAsia" w:ascii="Times New Roman" w:hAnsi="Times New Roman" w:eastAsia="Times New Roman" w:cs="Times New Roman"/>
+        </w:rPr>
+        <w:t xml:space="preserve">____；</w:t>
+      </w:r>
+    </w:p>
+    <w:p>
+      <w:pPr>
+        <w:pStyle w:val="FirstParagraph"/>
+      </w:pPr>
+      <w:r>
+        <w:rPr>
+          <w:rFonts w:ascii="Times New Roman" w:hAnsi="Times New Roman" w:eastAsia="Times New Roman" w:cs="Times New Roman"/>
+        </w:rPr>
+        <w:t xml:space="preserve">V. ____。</w:t>
+      </w:r>
+    </w:p>
+    <w:p>
+      <w:pPr>
+        <w:numPr>
+          <w:ilvl w:val="0"/>
+          <w:numId w:val="1016"/>
+        </w:numPr>
+      </w:pPr>
+      <w:r>
+        <w:rPr>
+          <w:rFonts w:hint="eastAsia" w:ascii="Times New Roman" w:hAnsi="Times New Roman" w:eastAsia="FangSong" w:cs="Times New Roman"/>
+        </w:rPr>
+        <w:t>根据第一问</w:t>
+      </w:r>
+      <w:r>
+        <w:rPr>
+          <w:rFonts w:hint="eastAsia" w:ascii="Times New Roman" w:hAnsi="Times New Roman" w:eastAsia="Times New Roman" w:cs="Times New Roman"/>
+        </w:rPr>
+        <w:t>，</w:t>
+      </w:r>
+      <w:r>
+        <w:rPr>
+          <w:rFonts w:hint="eastAsia" w:ascii="Times New Roman" w:hAnsi="Times New Roman" w:eastAsia="FangSong" w:cs="Times New Roman"/>
+        </w:rPr>
+        <w:t>写出</w:t>
+      </w:r>
+      <w:r>
+        <w:rPr>
+          <w:rFonts w:ascii="Times New Roman" w:hAnsi="Times New Roman" w:eastAsia="Times New Roman" w:cs="Times New Roman"/>
+        </w:rPr>
+        <w:t xml:space="preserve"> X </w:t>
+      </w:r>
+      <w:r>
+        <w:rPr>
+          <w:rFonts w:hint="eastAsia" w:ascii="Times New Roman" w:hAnsi="Times New Roman" w:eastAsia="FangSong" w:cs="Times New Roman"/>
+        </w:rPr>
+        <w:t>的结构式</w:t>
+      </w:r>
+      <w:r>
+        <w:rPr>
+          <w:rFonts w:hint="eastAsia" w:ascii="Times New Roman" w:hAnsi="Times New Roman" w:eastAsia="Times New Roman" w:cs="Times New Roman"/>
+        </w:rPr>
+        <w:t>。</w:t>
+      </w:r>
+    </w:p>
+    <w:p>
+      <w:pPr>
+        <w:numPr>
+          <w:ilvl w:val="0"/>
+          <w:numId w:val="1016"/>
+        </w:numPr>
+      </w:pPr>
+      <w:r>
+        <w:rPr>
+          <w:rFonts w:hint="eastAsia" w:ascii="Times New Roman" w:hAnsi="Times New Roman" w:eastAsia="FangSong" w:cs="Times New Roman"/>
+        </w:rPr>
+        <w:t xml:space="preserve">写出物质</w:t>
+      </w:r>
+      <w:r>
+        <w:rPr>
+          <w:rFonts w:ascii="Times New Roman" w:hAnsi="Times New Roman" w:eastAsia="Times New Roman" w:cs="Times New Roman"/>
+        </w:rPr>
+        <w:t xml:space="preserve"> A、B、C、D、E </w:t>
+      </w:r>
+      <w:r>
+        <w:rPr>
+          <w:rFonts w:hint="eastAsia" w:ascii="Times New Roman" w:hAnsi="Times New Roman" w:eastAsia="FangSong" w:cs="Times New Roman"/>
+        </w:rPr>
+        <w:t>和庚酸的结构式</w:t>
+      </w:r>
+      <w:r>
+        <w:rPr>
+          <w:rFonts w:hint="eastAsia" w:ascii="Times New Roman" w:hAnsi="Times New Roman" w:eastAsia="Times New Roman" w:cs="Times New Roman"/>
+        </w:rPr>
+        <w:t>。</w:t>
+      </w:r>
+    </w:p>
+    <w:p>
+      <w:pPr>
+        <w:numPr>
+          <w:ilvl w:val="0"/>
+          <w:numId w:val="1016"/>
+        </w:numPr>
+      </w:pPr>
+      <w:r>
+        <w:rPr>
+          <w:rFonts w:hint="eastAsia" w:ascii="Times New Roman" w:hAnsi="Times New Roman" w:eastAsia="FangSong" w:cs="Times New Roman"/>
+        </w:rPr>
+        <w:t xml:space="preserve">与</w:t>
+      </w:r>
+      <w:r>
+        <w:rPr>
+          <w:rFonts w:ascii="Times New Roman" w:hAnsi="Times New Roman" w:eastAsia="Times New Roman" w:cs="Times New Roman"/>
+        </w:rPr>
+        <w:t xml:space="preserve"> X </w:t>
+      </w:r>
+      <w:r>
+        <w:rPr>
+          <w:rFonts w:hint="eastAsia" w:ascii="Times New Roman" w:hAnsi="Times New Roman" w:eastAsia="FangSong" w:cs="Times New Roman"/>
+        </w:rPr>
+        <w:t>的结构式一致的天然产物是什么</w:t>
+      </w:r>
+      <w:r>
+        <w:rPr>
+          <w:rFonts w:hint="eastAsia" w:ascii="Times New Roman" w:hAnsi="Times New Roman" w:eastAsia="Times New Roman" w:cs="Times New Roman"/>
+        </w:rPr>
+        <w:t>？</w:t>
+      </w:r>
+      <w:r>
+        <w:rPr>
+          <w:rFonts w:hint="eastAsia" w:ascii="Times New Roman" w:hAnsi="Times New Roman" w:eastAsia="FangSong" w:cs="Times New Roman"/>
+        </w:rPr>
+        <w:t>写出它的名称</w:t>
+      </w:r>
+      <w:r>
+        <w:rPr>
+          <w:rFonts w:hint="eastAsia" w:ascii="Times New Roman" w:hAnsi="Times New Roman" w:eastAsia="Times New Roman" w:cs="Times New Roman"/>
+        </w:rPr>
+        <w:t>，</w:t>
+      </w:r>
+      <w:r>
+        <w:rPr>
+          <w:rFonts w:hint="eastAsia" w:ascii="Times New Roman" w:hAnsi="Times New Roman" w:eastAsia="FangSong" w:cs="Times New Roman"/>
+        </w:rPr>
+        <w:t>并以最好的方式写出它的结构</w:t>
+      </w:r>
+      <w:r>
+        <w:rPr>
+          <w:rFonts w:hint="eastAsia" w:ascii="Times New Roman" w:hAnsi="Times New Roman" w:eastAsia="Times New Roman" w:cs="Times New Roman"/>
+        </w:rPr>
+        <w:t>。</w:t>
+      </w:r>
+    </w:p>
+    <w:p>
+      <w:pPr>
+        <w:spacing w:before="160" w:after="80"/>
+      </w:pPr>
+      <w:r>
+        <w:pict>
+          <v:rect style="width:0;height:1.5pt" o:hralign="center" o:hrstd="t" o:hr="t"/>
+        </w:pict>
+      </w:r>
+    </w:p>
+    <w:bookmarkEnd w:id="153"/>
+    <w:bookmarkStart w:id="169" w:name="有机转换中间体推断第34届初赛"/>
+    <w:p>
+      <w:pPr>
+        <w:pStyle w:val="Heading2"/>
+        <w:spacing w:before="280" w:after="120"/>
+      </w:pPr>
+      <w:r>
+        <w:rPr>
+          <w:rFonts w:ascii="Times New Roman" w:hAnsi="Times New Roman" w:eastAsia="Times New Roman" w:cs="Times New Roman"/>
+        </w:rPr>
+        <w:t xml:space="preserve">11.30 </w:t>
       </w:r>
       <w:r>
         <w:rPr>
@@ -9593,18 +14655,18 @@
           <wp:inline>
             <wp:extent cx="3600000" cy="944355"/>
             <wp:effectExtent b="0" l="0" r="0" t="0"/>
-            <wp:docPr descr="" title="" id="112" name="Picture"/>
+            <wp:docPr descr="" title="" id="155" name="Picture"/>
             <a:graphic>
               <a:graphicData uri="http://schemas.openxmlformats.org/drawingml/2006/picture">
                 <pic:pic>
                   <pic:nvPicPr>
-                    <pic:cNvPr descr="75667b8eff9d01323dc65443d5b0806e53b724861d5c24502cc15eb30907d6fb.jpg" id="113" name="Picture"/>
+                    <pic:cNvPr descr="75667b8eff9d01323dc65443d5b0806e53b724861d5c24502cc15eb30907d6fb.jpg" id="156" name="Picture"/>
                     <pic:cNvPicPr>
                       <a:picLocks noChangeArrowheads="1" noChangeAspect="1"/>
                     </pic:cNvPicPr>
                   </pic:nvPicPr>
                   <pic:blipFill>
-                    <a:blip r:embed="rId111"/>
+                    <a:blip r:embed="rId154"/>
                     <a:stretch>
                       <a:fillRect/>
                     </a:stretch>
@@ -9698,18 +14760,18 @@
           <wp:inline>
             <wp:extent cx="3600000" cy="1194989"/>
             <wp:effectExtent b="0" l="0" r="0" t="0"/>
-            <wp:docPr descr="" title="" id="115" name="Picture"/>
+            <wp:docPr descr="" title="" id="158" name="Picture"/>
             <a:graphic>
               <a:graphicData uri="http://schemas.openxmlformats.org/drawingml/2006/picture">
                 <pic:pic>
                   <pic:nvPicPr>
-                    <pic:cNvPr descr="ba01d3477a5fe1073878ce815fde762623031fa4999ec764f5abc452ca762d12.jpg" id="116" name="Picture"/>
+                    <pic:cNvPr descr="ba01d3477a5fe1073878ce815fde762623031fa4999ec764f5abc452ca762d12.jpg" id="159" name="Picture"/>
                     <pic:cNvPicPr>
                       <a:picLocks noChangeArrowheads="1" noChangeAspect="1"/>
                     </pic:cNvPicPr>
                   </pic:nvPicPr>
                   <pic:blipFill>
-                    <a:blip r:embed="rId114"/>
+                    <a:blip r:embed="rId157"/>
                     <a:stretch>
                       <a:fillRect/>
                     </a:stretch>
@@ -9773,18 +14835,18 @@
           <wp:inline>
             <wp:extent cx="3600000" cy="895462"/>
             <wp:effectExtent b="0" l="0" r="0" t="0"/>
-            <wp:docPr descr="" title="" id="118" name="Picture"/>
+            <wp:docPr descr="" title="" id="161" name="Picture"/>
             <a:graphic>
               <a:graphicData uri="http://schemas.openxmlformats.org/drawingml/2006/picture">
                 <pic:pic>
                   <pic:nvPicPr>
-                    <pic:cNvPr descr="b6f4c93366deb83328b66a1eeb3ad02f15dcca23ebeec7bc97b9c7b95e1591e0.jpg" id="119" name="Picture"/>
+                    <pic:cNvPr descr="b6f4c93366deb83328b66a1eeb3ad02f15dcca23ebeec7bc97b9c7b95e1591e0.jpg" id="162" name="Picture"/>
                     <pic:cNvPicPr>
                       <a:picLocks noChangeArrowheads="1" noChangeAspect="1"/>
                     </pic:cNvPicPr>
                   </pic:nvPicPr>
                   <pic:blipFill>
-                    <a:blip r:embed="rId117"/>
+                    <a:blip r:embed="rId160"/>
                     <a:stretch>
                       <a:fillRect/>
                     </a:stretch>
@@ -9913,18 +14975,18 @@
           <wp:inline>
             <wp:extent cx="3600000" cy="534374"/>
             <wp:effectExtent b="0" l="0" r="0" t="0"/>
-            <wp:docPr descr="" title="" id="121" name="Picture"/>
+            <wp:docPr descr="" title="" id="164" name="Picture"/>
             <a:graphic>
               <a:graphicData uri="http://schemas.openxmlformats.org/drawingml/2006/picture">
                 <pic:pic>
                   <pic:nvPicPr>
-                    <pic:cNvPr descr="7f211b29b4152d69eda568f6a07d0bbc2cd00b5768e89f841d647b9c66e251b9.jpg" id="122" name="Picture"/>
+                    <pic:cNvPr descr="7f211b29b4152d69eda568f6a07d0bbc2cd00b5768e89f841d647b9c66e251b9.jpg" id="165" name="Picture"/>
                     <pic:cNvPicPr>
                       <a:picLocks noChangeArrowheads="1" noChangeAspect="1"/>
                     </pic:cNvPicPr>
                   </pic:nvPicPr>
                   <pic:blipFill>
-                    <a:blip r:embed="rId120"/>
+                    <a:blip r:embed="rId163"/>
                     <a:stretch>
                       <a:fillRect/>
                     </a:stretch>
@@ -10124,18 +15186,18 @@
           <wp:inline>
             <wp:extent cx="3600000" cy="1334831"/>
             <wp:effectExtent b="0" l="0" r="0" t="0"/>
-            <wp:docPr descr="" title="" id="124" name="Picture"/>
+            <wp:docPr descr="" title="" id="167" name="Picture"/>
             <a:graphic>
               <a:graphicData uri="http://schemas.openxmlformats.org/drawingml/2006/picture">
                 <pic:pic>
                   <pic:nvPicPr>
-                    <pic:cNvPr descr="7cff4aa15f199ba3d50ee1a9cebb940ab59ef74fa2a4c080b30d67a7b2e20d12.jpg" id="125" name="Picture"/>
+                    <pic:cNvPr descr="7cff4aa15f199ba3d50ee1a9cebb940ab59ef74fa2a4c080b30d67a7b2e20d12.jpg" id="168" name="Picture"/>
                     <pic:cNvPicPr>
                       <a:picLocks noChangeArrowheads="1" noChangeAspect="1"/>
                     </pic:cNvPicPr>
                   </pic:nvPicPr>
                   <pic:blipFill>
-                    <a:blip r:embed="rId123"/>
+                    <a:blip r:embed="rId166"/>
                     <a:stretch>
                       <a:fillRect/>
                     </a:stretch>
@@ -10278,8 +15340,8 @@
         </w:pict>
       </w:r>
     </w:p>
-    <w:bookmarkEnd w:id="126"/>
-    <w:bookmarkStart w:id="127" w:name="动力学同位素效应kie判断机理"/>
+    <w:bookmarkEnd w:id="169"/>
+    <w:bookmarkStart w:id="170" w:name="动力学同位素效应kie判断机理"/>
     <w:p>
       <w:pPr>
         <w:pStyle w:val="Heading2"/>
@@ -10289,7 +15351,7 @@
         <w:rPr>
           <w:rFonts w:ascii="Times New Roman" w:hAnsi="Times New Roman" w:eastAsia="Times New Roman" w:cs="Times New Roman"/>
         </w:rPr>
-        <w:t xml:space="preserve">11.27 </w:t>
+        <w:t xml:space="preserve">11.31 </w:t>
       </w:r>
       <w:r>
         <w:rPr>
@@ -10910,8 +15972,8 @@
         </w:pict>
       </w:r>
     </w:p>
-    <w:bookmarkEnd w:id="127"/>
-    <w:bookmarkStart w:id="128" w:name="康尼查罗反应氘代标记实验"/>
+    <w:bookmarkEnd w:id="170"/>
+    <w:bookmarkStart w:id="171" w:name="康尼查罗反应氘代标记实验"/>
     <w:p>
       <w:pPr>
         <w:pStyle w:val="Heading2"/>
@@ -10921,7 +15983,7 @@
         <w:rPr>
           <w:rFonts w:ascii="Times New Roman" w:hAnsi="Times New Roman" w:eastAsia="Times New Roman" w:cs="Times New Roman"/>
         </w:rPr>
-        <w:t xml:space="preserve">11.28 </w:t>
+        <w:t xml:space="preserve">11.32 </w:t>
       </w:r>
       <w:r>
         <w:rPr>
@@ -11224,8 +16286,8 @@
         </w:pict>
       </w:r>
     </w:p>
-    <w:bookmarkEnd w:id="128"/>
-    <w:bookmarkStart w:id="129" w:name="卡宾的结构稳定性与反应类型"/>
+    <w:bookmarkEnd w:id="171"/>
+    <w:bookmarkStart w:id="172" w:name="卡宾的结构稳定性与反应类型"/>
     <w:p>
       <w:pPr>
         <w:pStyle w:val="Heading2"/>
@@ -11235,7 +16297,7 @@
         <w:rPr>
           <w:rFonts w:ascii="Times New Roman" w:hAnsi="Times New Roman" w:eastAsia="Times New Roman" w:cs="Times New Roman"/>
         </w:rPr>
-        <w:t xml:space="preserve">11.29 </w:t>
+        <w:t xml:space="preserve">11.33 </w:t>
       </w:r>
       <w:r>
         <w:rPr>
@@ -11476,8 +16538,8 @@
         </w:pict>
       </w:r>
     </w:p>
-    <w:bookmarkEnd w:id="129"/>
-    <w:bookmarkStart w:id="130" w:name="simmons-smith反应与卡宾插入"/>
+    <w:bookmarkEnd w:id="172"/>
+    <w:bookmarkStart w:id="173" w:name="simmons-smith反应与卡宾插入"/>
     <w:p>
       <w:pPr>
         <w:pStyle w:val="Heading2"/>
@@ -11487,7 +16549,7 @@
         <w:rPr>
           <w:rFonts w:ascii="Times New Roman" w:hAnsi="Times New Roman" w:eastAsia="Times New Roman" w:cs="Times New Roman"/>
         </w:rPr>
-        <w:t xml:space="preserve">11.30 </w:t>
+        <w:t xml:space="preserve">11.34 </w:t>
       </w:r>
       <w:r>
         <w:rPr>
@@ -11786,8 +16848,8 @@
         </w:pict>
       </w:r>
     </w:p>
-    <w:bookmarkEnd w:id="130"/>
-    <w:bookmarkStart w:id="131" w:name="一锅煮多组分反应的机理分析"/>
+    <w:bookmarkEnd w:id="173"/>
+    <w:bookmarkStart w:id="174" w:name="一锅煮多组分反应的机理分析"/>
     <w:p>
       <w:pPr>
         <w:pStyle w:val="Heading2"/>
@@ -11797,7 +16859,7 @@
         <w:rPr>
           <w:rFonts w:ascii="Times New Roman" w:hAnsi="Times New Roman" w:eastAsia="Times New Roman" w:cs="Times New Roman"/>
         </w:rPr>
-        <w:t xml:space="preserve">11.31 </w:t>
+        <w:t xml:space="preserve">11.35 </w:t>
       </w:r>
       <w:r>
         <w:rPr>
@@ -12118,8 +17180,8 @@
         </w:pict>
       </w:r>
     </w:p>
-    <w:bookmarkEnd w:id="131"/>
-    <w:bookmarkStart w:id="132" w:name="有机-中间体-碳正离子碳负离子自由基稳定性比较"/>
+    <w:bookmarkEnd w:id="174"/>
+    <w:bookmarkStart w:id="175" w:name="有机-中间体-碳正离子碳负离子自由基稳定性比较"/>
     <w:p>
       <w:pPr>
         <w:pStyle w:val="Heading2"/>
@@ -12129,7 +17191,7 @@
         <w:rPr>
           <w:rFonts w:ascii="Times New Roman" w:hAnsi="Times New Roman" w:eastAsia="Times New Roman" w:cs="Times New Roman"/>
         </w:rPr>
-        <w:t xml:space="preserve">11.32 </w:t>
+        <w:t xml:space="preserve">11.36 </w:t>
       </w:r>
       <w:r>
         <w:rPr>
@@ -12167,7 +17229,7 @@
         <w:pStyle w:val="Compact"/>
         <w:numPr>
           <w:ilvl w:val="0"/>
-          <w:numId w:val="1008"/>
+          <w:numId w:val="1017"/>
         </w:numPr>
       </w:pPr>
       <w:r>
@@ -12402,7 +17464,7 @@
         <w:pStyle w:val="Compact"/>
         <w:numPr>
           <w:ilvl w:val="0"/>
-          <w:numId w:val="1009"/>
+          <w:numId w:val="1018"/>
         </w:numPr>
       </w:pPr>
       <w:r>
@@ -12649,7 +17711,7 @@
         <w:pStyle w:val="Compact"/>
         <w:numPr>
           <w:ilvl w:val="0"/>
-          <w:numId w:val="1010"/>
+          <w:numId w:val="1019"/>
         </w:numPr>
       </w:pPr>
       <w:r>
@@ -12856,7 +17918,7 @@
         <w:pStyle w:val="Compact"/>
         <w:numPr>
           <w:ilvl w:val="0"/>
-          <w:numId w:val="1011"/>
+          <w:numId w:val="1020"/>
         </w:numPr>
       </w:pPr>
       <w:r>
@@ -12906,8 +17968,8 @@
         </w:pict>
       </w:r>
     </w:p>
-    <w:bookmarkEnd w:id="132"/>
-    <w:bookmarkStart w:id="133" w:name="有机-中间体-hammett方程与反应机理判断"/>
+    <w:bookmarkEnd w:id="175"/>
+    <w:bookmarkStart w:id="176" w:name="有机-中间体-hammett方程与反应机理判断"/>
     <w:p>
       <w:pPr>
         <w:pStyle w:val="Heading2"/>
@@ -12917,7 +17979,7 @@
         <w:rPr>
           <w:rFonts w:ascii="Times New Roman" w:hAnsi="Times New Roman" w:eastAsia="Times New Roman" w:cs="Times New Roman"/>
         </w:rPr>
-        <w:t xml:space="preserve">11.33 </w:t>
+        <w:t xml:space="preserve">11.37 </w:t>
       </w:r>
       <w:r>
         <w:rPr>
@@ -13242,8 +18304,8 @@
         </w:pict>
       </w:r>
     </w:p>
-    <w:bookmarkEnd w:id="133"/>
-    <w:bookmarkStart w:id="134" w:name="有机-中间体-亚胺正离子催化机理"/>
+    <w:bookmarkEnd w:id="176"/>
+    <w:bookmarkStart w:id="177" w:name="有机-中间体-亚胺正离子催化机理"/>
     <w:p>
       <w:pPr>
         <w:pStyle w:val="Heading2"/>
@@ -13253,7 +18315,7 @@
         <w:rPr>
           <w:rFonts w:ascii="Times New Roman" w:hAnsi="Times New Roman" w:eastAsia="Times New Roman" w:cs="Times New Roman"/>
         </w:rPr>
-        <w:t xml:space="preserve">11.34 </w:t>
+        <w:t xml:space="preserve">11.38 </w:t>
       </w:r>
       <w:r>
         <w:rPr>
@@ -13473,8 +18535,8 @@
         </w:pict>
       </w:r>
     </w:p>
-    <w:bookmarkEnd w:id="134"/>
-    <w:bookmarkStart w:id="135" w:name="有机-中间体-动力学与热力学产物预测"/>
+    <w:bookmarkEnd w:id="177"/>
+    <w:bookmarkStart w:id="178" w:name="有机-中间体-动力学与热力学产物预测"/>
     <w:p>
       <w:pPr>
         <w:pStyle w:val="Heading2"/>
@@ -13484,7 +18546,7 @@
         <w:rPr>
           <w:rFonts w:ascii="Times New Roman" w:hAnsi="Times New Roman" w:eastAsia="Times New Roman" w:cs="Times New Roman"/>
         </w:rPr>
-        <w:t xml:space="preserve">11.35 </w:t>
+        <w:t xml:space="preserve">11.39 </w:t>
       </w:r>
       <w:r>
         <w:rPr>
@@ -13583,7 +18645,7 @@
         <w:pStyle w:val="Compact"/>
         <w:numPr>
           <w:ilvl w:val="0"/>
-          <w:numId w:val="1012"/>
+          <w:numId w:val="1021"/>
         </w:numPr>
       </w:pPr>
       <w:r>
@@ -13624,7 +18686,7 @@
         <w:pStyle w:val="Compact"/>
         <w:numPr>
           <w:ilvl w:val="0"/>
-          <w:numId w:val="1012"/>
+          <w:numId w:val="1021"/>
         </w:numPr>
       </w:pPr>
       <w:r>
@@ -13865,8 +18927,8 @@
         </w:pict>
       </w:r>
     </w:p>
-    <w:bookmarkEnd w:id="135"/>
-    <w:bookmarkStart w:id="136" w:name="有机-中间体-动力学同位素效应与中间体捕获"/>
+    <w:bookmarkEnd w:id="178"/>
+    <w:bookmarkStart w:id="179" w:name="有机-中间体-动力学同位素效应与中间体捕获"/>
     <w:p>
       <w:pPr>
         <w:pStyle w:val="Heading2"/>
@@ -13876,7 +18938,7 @@
         <w:rPr>
           <w:rFonts w:ascii="Times New Roman" w:hAnsi="Times New Roman" w:eastAsia="Times New Roman" w:cs="Times New Roman"/>
         </w:rPr>
-        <w:t xml:space="preserve">11.36 </w:t>
+        <w:t xml:space="preserve">11.40 </w:t>
       </w:r>
       <w:r>
         <w:rPr>
@@ -14192,8 +19254,8 @@
         </w:pict>
       </w:r>
     </w:p>
-    <w:bookmarkEnd w:id="136"/>
-    <w:bookmarkStart w:id="140" w:name="有机-中间体-卡宾的simmons-smith环丙烷化"/>
+    <w:bookmarkEnd w:id="179"/>
+    <w:bookmarkStart w:id="183" w:name="有机-中间体-卡宾的simmons-smith环丙烷化"/>
     <w:p>
       <w:pPr>
         <w:pStyle w:val="Heading2"/>
@@ -14203,7 +19265,7 @@
         <w:rPr>
           <w:rFonts w:ascii="Times New Roman" w:hAnsi="Times New Roman" w:eastAsia="Times New Roman" w:cs="Times New Roman"/>
         </w:rPr>
-        <w:t xml:space="preserve">11.37 </w:t>
+        <w:t xml:space="preserve">11.41 </w:t>
       </w:r>
       <w:r>
         <w:rPr>
@@ -14529,18 +19591,18 @@
           <wp:inline>
             <wp:extent cx="3600000" cy="2400000"/>
             <wp:effectExtent b="0" l="0" r="0" t="0"/>
-            <wp:docPr descr="" title="" id="138" name="Picture"/>
+            <wp:docPr descr="" title="" id="181" name="Picture"/>
             <a:graphic>
               <a:graphicData uri="http://schemas.openxmlformats.org/drawingml/2006/picture">
                 <pic:pic>
                   <pic:nvPicPr>
-                    <pic:cNvPr descr="56de3842c5c41f2cf6e78a14dea82b588b0a46a95e8a8ed83352b89663928e46.png" id="139" name="Picture"/>
+                    <pic:cNvPr descr="56de3842c5c41f2cf6e78a14dea82b588b0a46a95e8a8ed83352b89663928e46.png" id="182" name="Picture"/>
                     <pic:cNvPicPr>
                       <a:picLocks noChangeArrowheads="1" noChangeAspect="1"/>
                     </pic:cNvPicPr>
                   </pic:nvPicPr>
                   <pic:blipFill>
-                    <a:blip r:embed="rId137"/>
+                    <a:blip r:embed="rId180"/>
                     <a:stretch>
                       <a:fillRect/>
                     </a:stretch>
@@ -14577,8 +19639,8 @@
         </w:pict>
       </w:r>
     </w:p>
-    <w:bookmarkEnd w:id="140"/>
-    <w:bookmarkStart w:id="143" w:name="有机-中间体-卡宾的生成与单线态三线态"/>
+    <w:bookmarkEnd w:id="183"/>
+    <w:bookmarkStart w:id="186" w:name="有机-中间体-卡宾的生成与单线态三线态"/>
     <w:p>
       <w:pPr>
         <w:pStyle w:val="Heading2"/>
@@ -14588,7 +19650,7 @@
         <w:rPr>
           <w:rFonts w:ascii="Times New Roman" w:hAnsi="Times New Roman" w:eastAsia="Times New Roman" w:cs="Times New Roman"/>
         </w:rPr>
-        <w:t xml:space="preserve">11.38 </w:t>
+        <w:t xml:space="preserve">11.42 </w:t>
       </w:r>
       <w:r>
         <w:rPr>
@@ -14898,18 +19960,18 @@
           <wp:inline>
             <wp:extent cx="3600000" cy="2400000"/>
             <wp:effectExtent b="0" l="0" r="0" t="0"/>
-            <wp:docPr descr="" title="" id="141" name="Picture"/>
+            <wp:docPr descr="" title="" id="184" name="Picture"/>
             <a:graphic>
               <a:graphicData uri="http://schemas.openxmlformats.org/drawingml/2006/picture">
                 <pic:pic>
                   <pic:nvPicPr>
-                    <pic:cNvPr descr="56de3842c5c41f2cf6e78a14dea82b588b0a46a95e8a8ed83352b89663928e46.png" id="142" name="Picture"/>
+                    <pic:cNvPr descr="56de3842c5c41f2cf6e78a14dea82b588b0a46a95e8a8ed83352b89663928e46.png" id="185" name="Picture"/>
                     <pic:cNvPicPr>
                       <a:picLocks noChangeArrowheads="1" noChangeAspect="1"/>
                     </pic:cNvPicPr>
                   </pic:nvPicPr>
                   <pic:blipFill>
-                    <a:blip r:embed="rId137"/>
+                    <a:blip r:embed="rId180"/>
                     <a:stretch>
                       <a:fillRect/>
                     </a:stretch>
@@ -14946,8 +20008,8 @@
         </w:pict>
       </w:r>
     </w:p>
-    <w:bookmarkEnd w:id="143"/>
-    <w:bookmarkEnd w:id="144"/>
+    <w:bookmarkEnd w:id="186"/>
+    <w:bookmarkEnd w:id="187"/>
     <w:sectPr>
       <w:footerReference w:type="default" r:id="rId9"/>
       <w:footnotePr>
@@ -15266,6 +20328,91 @@
       </w:pPr>
     </w:lvl>
   </w:abstractNum>
+  <w:abstractNum w:abstractNumId="99432">
+    <w:nsid w:val="00A99432"/>
+    <w:multiLevelType w:val="multilevel"/>
+    <w:lvl w:ilvl="0">
+      <w:start w:val="2"/>
+      <w:numFmt w:val="decimal"/>
+      <w:lvlText w:val="(%1)"/>
+      <w:lvlJc w:val="left"/>
+      <w:pPr>
+        <w:ind w:left="720" w:hanging="360"/>
+      </w:pPr>
+    </w:lvl>
+    <w:lvl w:ilvl="1">
+      <w:start w:val="2"/>
+      <w:numFmt w:val="decimal"/>
+      <w:lvlText w:val="(%2)"/>
+      <w:lvlJc w:val="left"/>
+      <w:pPr>
+        <w:ind w:left="1440" w:hanging="360"/>
+      </w:pPr>
+    </w:lvl>
+    <w:lvl w:ilvl="2">
+      <w:start w:val="2"/>
+      <w:numFmt w:val="decimal"/>
+      <w:lvlText w:val="(%3)"/>
+      <w:lvlJc w:val="left"/>
+      <w:pPr>
+        <w:ind w:left="2160" w:hanging="360"/>
+      </w:pPr>
+    </w:lvl>
+    <w:lvl w:ilvl="3">
+      <w:start w:val="2"/>
+      <w:numFmt w:val="decimal"/>
+      <w:lvlText w:val="(%4)"/>
+      <w:lvlJc w:val="left"/>
+      <w:pPr>
+        <w:ind w:left="2880" w:hanging="360"/>
+      </w:pPr>
+    </w:lvl>
+    <w:lvl w:ilvl="4">
+      <w:start w:val="2"/>
+      <w:numFmt w:val="decimal"/>
+      <w:lvlText w:val="(%5)"/>
+      <w:lvlJc w:val="left"/>
+      <w:pPr>
+        <w:ind w:left="3600" w:hanging="360"/>
+      </w:pPr>
+    </w:lvl>
+    <w:lvl w:ilvl="5">
+      <w:start w:val="2"/>
+      <w:numFmt w:val="decimal"/>
+      <w:lvlText w:val="(%6)"/>
+      <w:lvlJc w:val="left"/>
+      <w:pPr>
+        <w:ind w:left="4320" w:hanging="360"/>
+      </w:pPr>
+    </w:lvl>
+    <w:lvl w:ilvl="6">
+      <w:start w:val="2"/>
+      <w:numFmt w:val="decimal"/>
+      <w:lvlText w:val="(%7)"/>
+      <w:lvlJc w:val="left"/>
+      <w:pPr>
+        <w:ind w:left="5040" w:hanging="360"/>
+      </w:pPr>
+    </w:lvl>
+    <w:lvl w:ilvl="7">
+      <w:start w:val="2"/>
+      <w:numFmt w:val="decimal"/>
+      <w:lvlText w:val="(%8)"/>
+      <w:lvlJc w:val="left"/>
+      <w:pPr>
+        <w:ind w:left="5760" w:hanging="360"/>
+      </w:pPr>
+    </w:lvl>
+    <w:lvl w:ilvl="8">
+      <w:start w:val="2"/>
+      <w:numFmt w:val="decimal"/>
+      <w:lvlText w:val="(%9)"/>
+      <w:lvlJc w:val="left"/>
+      <w:pPr>
+        <w:ind w:left="6480" w:hanging="360"/>
+      </w:pPr>
+    </w:lvl>
+  </w:abstractNum>
   <w:abstractNum w:abstractNumId="99731">
     <w:nsid w:val="00A99731"/>
     <w:multiLevelType w:val="multilevel"/>
@@ -15351,13 +20498,13 @@
       </w:pPr>
     </w:lvl>
   </w:abstractNum>
-  <w:abstractNum w:abstractNumId="99432">
-    <w:nsid w:val="00A99432"/>
+  <w:abstractNum w:abstractNumId="99612">
+    <w:nsid w:val="00A99612"/>
     <w:multiLevelType w:val="multilevel"/>
     <w:lvl w:ilvl="0">
       <w:start w:val="2"/>
-      <w:numFmt w:val="decimal"/>
-      <w:lvlText w:val="(%1)"/>
+      <w:numFmt w:val="upperRoman"/>
+      <w:lvlText w:val="%1."/>
       <w:lvlJc w:val="left"/>
       <w:pPr>
         <w:ind w:left="720" w:hanging="360"/>
@@ -15365,8 +20512,8 @@
     </w:lvl>
     <w:lvl w:ilvl="1">
       <w:start w:val="2"/>
-      <w:numFmt w:val="decimal"/>
-      <w:lvlText w:val="(%2)"/>
+      <w:numFmt w:val="upperRoman"/>
+      <w:lvlText w:val="%2."/>
       <w:lvlJc w:val="left"/>
       <w:pPr>
         <w:ind w:left="1440" w:hanging="360"/>
@@ -15374,8 +20521,8 @@
     </w:lvl>
     <w:lvl w:ilvl="2">
       <w:start w:val="2"/>
-      <w:numFmt w:val="decimal"/>
-      <w:lvlText w:val="(%3)"/>
+      <w:numFmt w:val="upperRoman"/>
+      <w:lvlText w:val="%3."/>
       <w:lvlJc w:val="left"/>
       <w:pPr>
         <w:ind w:left="2160" w:hanging="360"/>
@@ -15383,8 +20530,8 @@
     </w:lvl>
     <w:lvl w:ilvl="3">
       <w:start w:val="2"/>
-      <w:numFmt w:val="decimal"/>
-      <w:lvlText w:val="(%4)"/>
+      <w:numFmt w:val="upperRoman"/>
+      <w:lvlText w:val="%4."/>
       <w:lvlJc w:val="left"/>
       <w:pPr>
         <w:ind w:left="2880" w:hanging="360"/>
@@ -15392,8 +20539,8 @@
     </w:lvl>
     <w:lvl w:ilvl="4">
       <w:start w:val="2"/>
-      <w:numFmt w:val="decimal"/>
-      <w:lvlText w:val="(%5)"/>
+      <w:numFmt w:val="upperRoman"/>
+      <w:lvlText w:val="%5."/>
       <w:lvlJc w:val="left"/>
       <w:pPr>
         <w:ind w:left="3600" w:hanging="360"/>
@@ -15401,8 +20548,8 @@
     </w:lvl>
     <w:lvl w:ilvl="5">
       <w:start w:val="2"/>
-      <w:numFmt w:val="decimal"/>
-      <w:lvlText w:val="(%6)"/>
+      <w:numFmt w:val="upperRoman"/>
+      <w:lvlText w:val="%6."/>
       <w:lvlJc w:val="left"/>
       <w:pPr>
         <w:ind w:left="4320" w:hanging="360"/>
@@ -15410,8 +20557,8 @@
     </w:lvl>
     <w:lvl w:ilvl="6">
       <w:start w:val="2"/>
-      <w:numFmt w:val="decimal"/>
-      <w:lvlText w:val="(%7)"/>
+      <w:numFmt w:val="upperRoman"/>
+      <w:lvlText w:val="%7."/>
       <w:lvlJc w:val="left"/>
       <w:pPr>
         <w:ind w:left="5040" w:hanging="360"/>
@@ -15419,8 +20566,8 @@
     </w:lvl>
     <w:lvl w:ilvl="7">
       <w:start w:val="2"/>
-      <w:numFmt w:val="decimal"/>
-      <w:lvlText w:val="(%8)"/>
+      <w:numFmt w:val="upperRoman"/>
+      <w:lvlText w:val="%8."/>
       <w:lvlJc w:val="left"/>
       <w:pPr>
         <w:ind w:left="5760" w:hanging="360"/>
@@ -15428,8 +20575,93 @@
     </w:lvl>
     <w:lvl w:ilvl="8">
       <w:start w:val="2"/>
-      <w:numFmt w:val="decimal"/>
-      <w:lvlText w:val="(%9)"/>
+      <w:numFmt w:val="upperRoman"/>
+      <w:lvlText w:val="%9."/>
+      <w:lvlJc w:val="left"/>
+      <w:pPr>
+        <w:ind w:left="6480" w:hanging="360"/>
+      </w:pPr>
+    </w:lvl>
+  </w:abstractNum>
+  <w:abstractNum w:abstractNumId="99614">
+    <w:nsid w:val="00A99614"/>
+    <w:multiLevelType w:val="multilevel"/>
+    <w:lvl w:ilvl="0">
+      <w:start w:val="4"/>
+      <w:numFmt w:val="upperRoman"/>
+      <w:lvlText w:val="%1."/>
+      <w:lvlJc w:val="left"/>
+      <w:pPr>
+        <w:ind w:left="720" w:hanging="360"/>
+      </w:pPr>
+    </w:lvl>
+    <w:lvl w:ilvl="1">
+      <w:start w:val="4"/>
+      <w:numFmt w:val="upperRoman"/>
+      <w:lvlText w:val="%2."/>
+      <w:lvlJc w:val="left"/>
+      <w:pPr>
+        <w:ind w:left="1440" w:hanging="360"/>
+      </w:pPr>
+    </w:lvl>
+    <w:lvl w:ilvl="2">
+      <w:start w:val="4"/>
+      <w:numFmt w:val="upperRoman"/>
+      <w:lvlText w:val="%3."/>
+      <w:lvlJc w:val="left"/>
+      <w:pPr>
+        <w:ind w:left="2160" w:hanging="360"/>
+      </w:pPr>
+    </w:lvl>
+    <w:lvl w:ilvl="3">
+      <w:start w:val="4"/>
+      <w:numFmt w:val="upperRoman"/>
+      <w:lvlText w:val="%4."/>
+      <w:lvlJc w:val="left"/>
+      <w:pPr>
+        <w:ind w:left="2880" w:hanging="360"/>
+      </w:pPr>
+    </w:lvl>
+    <w:lvl w:ilvl="4">
+      <w:start w:val="4"/>
+      <w:numFmt w:val="upperRoman"/>
+      <w:lvlText w:val="%5."/>
+      <w:lvlJc w:val="left"/>
+      <w:pPr>
+        <w:ind w:left="3600" w:hanging="360"/>
+      </w:pPr>
+    </w:lvl>
+    <w:lvl w:ilvl="5">
+      <w:start w:val="4"/>
+      <w:numFmt w:val="upperRoman"/>
+      <w:lvlText w:val="%6."/>
+      <w:lvlJc w:val="left"/>
+      <w:pPr>
+        <w:ind w:left="4320" w:hanging="360"/>
+      </w:pPr>
+    </w:lvl>
+    <w:lvl w:ilvl="6">
+      <w:start w:val="4"/>
+      <w:numFmt w:val="upperRoman"/>
+      <w:lvlText w:val="%7."/>
+      <w:lvlJc w:val="left"/>
+      <w:pPr>
+        <w:ind w:left="5040" w:hanging="360"/>
+      </w:pPr>
+    </w:lvl>
+    <w:lvl w:ilvl="7">
+      <w:start w:val="4"/>
+      <w:numFmt w:val="upperRoman"/>
+      <w:lvlText w:val="%8."/>
+      <w:lvlJc w:val="left"/>
+      <w:pPr>
+        <w:ind w:left="5760" w:hanging="360"/>
+      </w:pPr>
+    </w:lvl>
+    <w:lvl w:ilvl="8">
+      <w:start w:val="4"/>
+      <w:numFmt w:val="upperRoman"/>
+      <w:lvlText w:val="%9."/>
       <w:lvlJc w:val="left"/>
       <w:pPr>
         <w:ind w:left="6480" w:hanging="360"/>
@@ -15803,7 +21035,7 @@
     </w:lvlOverride>
   </w:num>
   <w:num w:numId="1004">
-    <w:abstractNumId w:val="99411"/>
+    <w:abstractNumId w:val="99431"/>
     <w:lvlOverride w:ilvl="0">
       <w:startOverride w:val="1"/>
     </w:lvlOverride>
@@ -15833,37 +21065,37 @@
     </w:lvlOverride>
   </w:num>
   <w:num w:numId="1005">
-    <w:abstractNumId w:val="99411"/>
+    <w:abstractNumId w:val="99432"/>
     <w:lvlOverride w:ilvl="0">
-      <w:startOverride w:val="1"/>
+      <w:startOverride w:val="2"/>
     </w:lvlOverride>
     <w:lvlOverride w:ilvl="1">
-      <w:startOverride w:val="1"/>
+      <w:startOverride w:val="2"/>
     </w:lvlOverride>
     <w:lvlOverride w:ilvl="2">
-      <w:startOverride w:val="1"/>
+      <w:startOverride w:val="2"/>
     </w:lvlOverride>
     <w:lvlOverride w:ilvl="3">
-      <w:startOverride w:val="1"/>
+      <w:startOverride w:val="2"/>
     </w:lvlOverride>
     <w:lvlOverride w:ilvl="4">
-      <w:startOverride w:val="1"/>
+      <w:startOverride w:val="2"/>
     </w:lvlOverride>
     <w:lvlOverride w:ilvl="5">
-      <w:startOverride w:val="1"/>
+      <w:startOverride w:val="2"/>
     </w:lvlOverride>
     <w:lvlOverride w:ilvl="6">
-      <w:startOverride w:val="1"/>
+      <w:startOverride w:val="2"/>
     </w:lvlOverride>
     <w:lvlOverride w:ilvl="7">
-      <w:startOverride w:val="1"/>
+      <w:startOverride w:val="2"/>
     </w:lvlOverride>
     <w:lvlOverride w:ilvl="8">
-      <w:startOverride w:val="1"/>
+      <w:startOverride w:val="2"/>
     </w:lvlOverride>
   </w:num>
   <w:num w:numId="1006">
-    <w:abstractNumId w:val="99731"/>
+    <w:abstractNumId w:val="99431"/>
     <w:lvlOverride w:ilvl="0">
       <w:startOverride w:val="1"/>
     </w:lvlOverride>
@@ -15893,33 +21125,33 @@
     </w:lvlOverride>
   </w:num>
   <w:num w:numId="1007">
-    <w:abstractNumId w:val="99731"/>
+    <w:abstractNumId w:val="99432"/>
     <w:lvlOverride w:ilvl="0">
-      <w:startOverride w:val="1"/>
+      <w:startOverride w:val="2"/>
     </w:lvlOverride>
     <w:lvlOverride w:ilvl="1">
-      <w:startOverride w:val="1"/>
+      <w:startOverride w:val="2"/>
     </w:lvlOverride>
     <w:lvlOverride w:ilvl="2">
-      <w:startOverride w:val="1"/>
+      <w:startOverride w:val="2"/>
     </w:lvlOverride>
     <w:lvlOverride w:ilvl="3">
-      <w:startOverride w:val="1"/>
+      <w:startOverride w:val="2"/>
     </w:lvlOverride>
     <w:lvlOverride w:ilvl="4">
-      <w:startOverride w:val="1"/>
+      <w:startOverride w:val="2"/>
     </w:lvlOverride>
     <w:lvlOverride w:ilvl="5">
-      <w:startOverride w:val="1"/>
+      <w:startOverride w:val="2"/>
     </w:lvlOverride>
     <w:lvlOverride w:ilvl="6">
-      <w:startOverride w:val="1"/>
+      <w:startOverride w:val="2"/>
     </w:lvlOverride>
     <w:lvlOverride w:ilvl="7">
-      <w:startOverride w:val="1"/>
+      <w:startOverride w:val="2"/>
     </w:lvlOverride>
     <w:lvlOverride w:ilvl="8">
-      <w:startOverride w:val="1"/>
+      <w:startOverride w:val="2"/>
     </w:lvlOverride>
   </w:num>
   <w:num w:numId="1008">
@@ -15953,6 +21185,216 @@
     </w:lvlOverride>
   </w:num>
   <w:num w:numId="1009">
+    <w:abstractNumId w:val="99411"/>
+    <w:lvlOverride w:ilvl="0">
+      <w:startOverride w:val="1"/>
+    </w:lvlOverride>
+    <w:lvlOverride w:ilvl="1">
+      <w:startOverride w:val="1"/>
+    </w:lvlOverride>
+    <w:lvlOverride w:ilvl="2">
+      <w:startOverride w:val="1"/>
+    </w:lvlOverride>
+    <w:lvlOverride w:ilvl="3">
+      <w:startOverride w:val="1"/>
+    </w:lvlOverride>
+    <w:lvlOverride w:ilvl="4">
+      <w:startOverride w:val="1"/>
+    </w:lvlOverride>
+    <w:lvlOverride w:ilvl="5">
+      <w:startOverride w:val="1"/>
+    </w:lvlOverride>
+    <w:lvlOverride w:ilvl="6">
+      <w:startOverride w:val="1"/>
+    </w:lvlOverride>
+    <w:lvlOverride w:ilvl="7">
+      <w:startOverride w:val="1"/>
+    </w:lvlOverride>
+    <w:lvlOverride w:ilvl="8">
+      <w:startOverride w:val="1"/>
+    </w:lvlOverride>
+  </w:num>
+  <w:num w:numId="1010">
+    <w:abstractNumId w:val="99411"/>
+    <w:lvlOverride w:ilvl="0">
+      <w:startOverride w:val="1"/>
+    </w:lvlOverride>
+    <w:lvlOverride w:ilvl="1">
+      <w:startOverride w:val="1"/>
+    </w:lvlOverride>
+    <w:lvlOverride w:ilvl="2">
+      <w:startOverride w:val="1"/>
+    </w:lvlOverride>
+    <w:lvlOverride w:ilvl="3">
+      <w:startOverride w:val="1"/>
+    </w:lvlOverride>
+    <w:lvlOverride w:ilvl="4">
+      <w:startOverride w:val="1"/>
+    </w:lvlOverride>
+    <w:lvlOverride w:ilvl="5">
+      <w:startOverride w:val="1"/>
+    </w:lvlOverride>
+    <w:lvlOverride w:ilvl="6">
+      <w:startOverride w:val="1"/>
+    </w:lvlOverride>
+    <w:lvlOverride w:ilvl="7">
+      <w:startOverride w:val="1"/>
+    </w:lvlOverride>
+    <w:lvlOverride w:ilvl="8">
+      <w:startOverride w:val="1"/>
+    </w:lvlOverride>
+  </w:num>
+  <w:num w:numId="1011">
+    <w:abstractNumId w:val="99731"/>
+    <w:lvlOverride w:ilvl="0">
+      <w:startOverride w:val="1"/>
+    </w:lvlOverride>
+    <w:lvlOverride w:ilvl="1">
+      <w:startOverride w:val="1"/>
+    </w:lvlOverride>
+    <w:lvlOverride w:ilvl="2">
+      <w:startOverride w:val="1"/>
+    </w:lvlOverride>
+    <w:lvlOverride w:ilvl="3">
+      <w:startOverride w:val="1"/>
+    </w:lvlOverride>
+    <w:lvlOverride w:ilvl="4">
+      <w:startOverride w:val="1"/>
+    </w:lvlOverride>
+    <w:lvlOverride w:ilvl="5">
+      <w:startOverride w:val="1"/>
+    </w:lvlOverride>
+    <w:lvlOverride w:ilvl="6">
+      <w:startOverride w:val="1"/>
+    </w:lvlOverride>
+    <w:lvlOverride w:ilvl="7">
+      <w:startOverride w:val="1"/>
+    </w:lvlOverride>
+    <w:lvlOverride w:ilvl="8">
+      <w:startOverride w:val="1"/>
+    </w:lvlOverride>
+  </w:num>
+  <w:num w:numId="1012">
+    <w:abstractNumId w:val="99731"/>
+    <w:lvlOverride w:ilvl="0">
+      <w:startOverride w:val="1"/>
+    </w:lvlOverride>
+    <w:lvlOverride w:ilvl="1">
+      <w:startOverride w:val="1"/>
+    </w:lvlOverride>
+    <w:lvlOverride w:ilvl="2">
+      <w:startOverride w:val="1"/>
+    </w:lvlOverride>
+    <w:lvlOverride w:ilvl="3">
+      <w:startOverride w:val="1"/>
+    </w:lvlOverride>
+    <w:lvlOverride w:ilvl="4">
+      <w:startOverride w:val="1"/>
+    </w:lvlOverride>
+    <w:lvlOverride w:ilvl="5">
+      <w:startOverride w:val="1"/>
+    </w:lvlOverride>
+    <w:lvlOverride w:ilvl="6">
+      <w:startOverride w:val="1"/>
+    </w:lvlOverride>
+    <w:lvlOverride w:ilvl="7">
+      <w:startOverride w:val="1"/>
+    </w:lvlOverride>
+    <w:lvlOverride w:ilvl="8">
+      <w:startOverride w:val="1"/>
+    </w:lvlOverride>
+  </w:num>
+  <w:num w:numId="1013">
+    <w:abstractNumId w:val="99431"/>
+    <w:lvlOverride w:ilvl="0">
+      <w:startOverride w:val="1"/>
+    </w:lvlOverride>
+    <w:lvlOverride w:ilvl="1">
+      <w:startOverride w:val="1"/>
+    </w:lvlOverride>
+    <w:lvlOverride w:ilvl="2">
+      <w:startOverride w:val="1"/>
+    </w:lvlOverride>
+    <w:lvlOverride w:ilvl="3">
+      <w:startOverride w:val="1"/>
+    </w:lvlOverride>
+    <w:lvlOverride w:ilvl="4">
+      <w:startOverride w:val="1"/>
+    </w:lvlOverride>
+    <w:lvlOverride w:ilvl="5">
+      <w:startOverride w:val="1"/>
+    </w:lvlOverride>
+    <w:lvlOverride w:ilvl="6">
+      <w:startOverride w:val="1"/>
+    </w:lvlOverride>
+    <w:lvlOverride w:ilvl="7">
+      <w:startOverride w:val="1"/>
+    </w:lvlOverride>
+    <w:lvlOverride w:ilvl="8">
+      <w:startOverride w:val="1"/>
+    </w:lvlOverride>
+  </w:num>
+  <w:num w:numId="1014">
+    <w:abstractNumId w:val="99612"/>
+    <w:lvlOverride w:ilvl="0">
+      <w:startOverride w:val="2"/>
+    </w:lvlOverride>
+    <w:lvlOverride w:ilvl="1">
+      <w:startOverride w:val="2"/>
+    </w:lvlOverride>
+    <w:lvlOverride w:ilvl="2">
+      <w:startOverride w:val="2"/>
+    </w:lvlOverride>
+    <w:lvlOverride w:ilvl="3">
+      <w:startOverride w:val="2"/>
+    </w:lvlOverride>
+    <w:lvlOverride w:ilvl="4">
+      <w:startOverride w:val="2"/>
+    </w:lvlOverride>
+    <w:lvlOverride w:ilvl="5">
+      <w:startOverride w:val="2"/>
+    </w:lvlOverride>
+    <w:lvlOverride w:ilvl="6">
+      <w:startOverride w:val="2"/>
+    </w:lvlOverride>
+    <w:lvlOverride w:ilvl="7">
+      <w:startOverride w:val="2"/>
+    </w:lvlOverride>
+    <w:lvlOverride w:ilvl="8">
+      <w:startOverride w:val="2"/>
+    </w:lvlOverride>
+  </w:num>
+  <w:num w:numId="1015">
+    <w:abstractNumId w:val="99614"/>
+    <w:lvlOverride w:ilvl="0">
+      <w:startOverride w:val="4"/>
+    </w:lvlOverride>
+    <w:lvlOverride w:ilvl="1">
+      <w:startOverride w:val="4"/>
+    </w:lvlOverride>
+    <w:lvlOverride w:ilvl="2">
+      <w:startOverride w:val="4"/>
+    </w:lvlOverride>
+    <w:lvlOverride w:ilvl="3">
+      <w:startOverride w:val="4"/>
+    </w:lvlOverride>
+    <w:lvlOverride w:ilvl="4">
+      <w:startOverride w:val="4"/>
+    </w:lvlOverride>
+    <w:lvlOverride w:ilvl="5">
+      <w:startOverride w:val="4"/>
+    </w:lvlOverride>
+    <w:lvlOverride w:ilvl="6">
+      <w:startOverride w:val="4"/>
+    </w:lvlOverride>
+    <w:lvlOverride w:ilvl="7">
+      <w:startOverride w:val="4"/>
+    </w:lvlOverride>
+    <w:lvlOverride w:ilvl="8">
+      <w:startOverride w:val="4"/>
+    </w:lvlOverride>
+  </w:num>
+  <w:num w:numId="1016">
     <w:abstractNumId w:val="99432"/>
     <w:lvlOverride w:ilvl="0">
       <w:startOverride w:val="2"/>
@@ -15982,7 +21424,67 @@
       <w:startOverride w:val="2"/>
     </w:lvlOverride>
   </w:num>
-  <w:num w:numId="1010">
+  <w:num w:numId="1017">
+    <w:abstractNumId w:val="99431"/>
+    <w:lvlOverride w:ilvl="0">
+      <w:startOverride w:val="1"/>
+    </w:lvlOverride>
+    <w:lvlOverride w:ilvl="1">
+      <w:startOverride w:val="1"/>
+    </w:lvlOverride>
+    <w:lvlOverride w:ilvl="2">
+      <w:startOverride w:val="1"/>
+    </w:lvlOverride>
+    <w:lvlOverride w:ilvl="3">
+      <w:startOverride w:val="1"/>
+    </w:lvlOverride>
+    <w:lvlOverride w:ilvl="4">
+      <w:startOverride w:val="1"/>
+    </w:lvlOverride>
+    <w:lvlOverride w:ilvl="5">
+      <w:startOverride w:val="1"/>
+    </w:lvlOverride>
+    <w:lvlOverride w:ilvl="6">
+      <w:startOverride w:val="1"/>
+    </w:lvlOverride>
+    <w:lvlOverride w:ilvl="7">
+      <w:startOverride w:val="1"/>
+    </w:lvlOverride>
+    <w:lvlOverride w:ilvl="8">
+      <w:startOverride w:val="1"/>
+    </w:lvlOverride>
+  </w:num>
+  <w:num w:numId="1018">
+    <w:abstractNumId w:val="99432"/>
+    <w:lvlOverride w:ilvl="0">
+      <w:startOverride w:val="2"/>
+    </w:lvlOverride>
+    <w:lvlOverride w:ilvl="1">
+      <w:startOverride w:val="2"/>
+    </w:lvlOverride>
+    <w:lvlOverride w:ilvl="2">
+      <w:startOverride w:val="2"/>
+    </w:lvlOverride>
+    <w:lvlOverride w:ilvl="3">
+      <w:startOverride w:val="2"/>
+    </w:lvlOverride>
+    <w:lvlOverride w:ilvl="4">
+      <w:startOverride w:val="2"/>
+    </w:lvlOverride>
+    <w:lvlOverride w:ilvl="5">
+      <w:startOverride w:val="2"/>
+    </w:lvlOverride>
+    <w:lvlOverride w:ilvl="6">
+      <w:startOverride w:val="2"/>
+    </w:lvlOverride>
+    <w:lvlOverride w:ilvl="7">
+      <w:startOverride w:val="2"/>
+    </w:lvlOverride>
+    <w:lvlOverride w:ilvl="8">
+      <w:startOverride w:val="2"/>
+    </w:lvlOverride>
+  </w:num>
+  <w:num w:numId="1019">
     <w:abstractNumId w:val="99433"/>
     <w:lvlOverride w:ilvl="0">
       <w:startOverride w:val="3"/>
@@ -16012,7 +21514,7 @@
       <w:startOverride w:val="3"/>
     </w:lvlOverride>
   </w:num>
-  <w:num w:numId="1011">
+  <w:num w:numId="1020">
     <w:abstractNumId w:val="99434"/>
     <w:lvlOverride w:ilvl="0">
       <w:startOverride w:val="4"/>
@@ -16042,7 +21544,7 @@
       <w:startOverride w:val="4"/>
     </w:lvlOverride>
   </w:num>
-  <w:num w:numId="1012">
+  <w:num w:numId="1021">
     <w:abstractNumId w:val="991"/>
   </w:num>
 </w:numbering>

--- a/00-首页/题组Word/习题书/学生版/第三篇-有机化学/11-反应机理与推断.docx
+++ b/00-首页/题组Word/习题书/学生版/第三篇-有机化学/11-反应机理与推断.docx
@@ -2,7 +2,7 @@
 <file path=word/document.xml><?xml version="1.0" encoding="utf-8"?>
 <w:document xmlns:w="http://schemas.openxmlformats.org/wordprocessingml/2006/main" xmlns:m="http://schemas.openxmlformats.org/officeDocument/2006/math" xmlns:r="http://schemas.openxmlformats.org/officeDocument/2006/relationships" xmlns:o="urn:schemas-microsoft-com:office:office" xmlns:v="urn:schemas-microsoft-com:vml" xmlns:w10="urn:schemas-microsoft-com:office:word" xmlns:a="http://schemas.openxmlformats.org/drawingml/2006/main" xmlns:pic="http://schemas.openxmlformats.org/drawingml/2006/picture" xmlns:wp="http://schemas.openxmlformats.org/drawingml/2006/wordprocessingDrawing">
   <w:body>
-    <w:bookmarkStart w:id="187" w:name="第-11-章-反应机理与推断"/>
+    <w:bookmarkStart w:id="225" w:name="第-11-章-反应机理与推断"/>
     <w:p>
       <w:pPr>
         <w:pStyle w:val="Heading1"/>
@@ -50,7 +50,7 @@
         </w:pict>
       </w:r>
     </w:p>
-    <w:bookmarkStart w:id="9" w:name="有机推断abcdf第27届初赛"/>
+    <w:bookmarkStart w:id="9" w:name="基础巩固"/>
     <w:p>
       <w:pPr>
         <w:pStyle w:val="Heading2"/>
@@ -58,45 +58,35 @@
       </w:pPr>
       <w:r>
         <w:rPr>
+          <w:rFonts w:hint="eastAsia" w:ascii="Times New Roman" w:hAnsi="Times New Roman" w:eastAsia="SimHei" w:cs="Times New Roman"/>
+        </w:rPr>
+        <w:t xml:space="preserve">基础巩固</w:t>
+      </w:r>
+    </w:p>
+    <w:bookmarkEnd w:id="9"/>
+    <w:bookmarkStart w:id="10" w:name="ch6-6.4-写出以下反应的中间体"/>
+    <w:p>
+      <w:pPr>
+        <w:pStyle w:val="Heading2"/>
+        <w:spacing w:before="280" w:after="120"/>
+      </w:pPr>
+      <w:r>
+        <w:rPr>
           <w:rFonts w:ascii="Times New Roman" w:hAnsi="Times New Roman" w:eastAsia="Times New Roman" w:cs="Times New Roman"/>
         </w:rPr>
         <w:t xml:space="preserve">11.1 </w:t>
       </w:r>
       <w:r>
         <w:rPr>
+          <w:rFonts w:hint="eastAsia" w:ascii="Times New Roman" w:hAnsi="Times New Roman" w:eastAsia="Times New Roman" w:cs="Times New Roman"/>
+        </w:rPr>
+        <w:t>Ch6-6.4-</w:t>
+      </w:r>
+      <w:r>
+        <w:rPr>
           <w:rFonts w:hint="eastAsia" w:ascii="Times New Roman" w:hAnsi="Times New Roman" w:eastAsia="SimHei" w:cs="Times New Roman"/>
         </w:rPr>
-        <w:t>有机推断</w:t>
-      </w:r>
-      <w:r>
-        <w:rPr>
-          <w:rFonts w:hint="eastAsia" w:ascii="Times New Roman" w:hAnsi="Times New Roman" w:eastAsia="Times New Roman" w:cs="Times New Roman"/>
-        </w:rPr>
-        <w:t>ABCDF（</w:t>
-      </w:r>
-      <w:r>
-        <w:rPr>
-          <w:rFonts w:hint="eastAsia" w:ascii="Times New Roman" w:hAnsi="Times New Roman" w:eastAsia="SimHei" w:cs="Times New Roman"/>
-        </w:rPr>
-        <w:t>第</w:t>
-      </w:r>
-      <w:r>
-        <w:rPr>
-          <w:rFonts w:hint="eastAsia" w:ascii="Times New Roman" w:hAnsi="Times New Roman" w:eastAsia="Times New Roman" w:cs="Times New Roman"/>
-        </w:rPr>
-        <w:t>27</w:t>
-      </w:r>
-      <w:r>
-        <w:rPr>
-          <w:rFonts w:hint="eastAsia" w:ascii="Times New Roman" w:hAnsi="Times New Roman" w:eastAsia="SimHei" w:cs="Times New Roman"/>
-        </w:rPr>
-        <w:t>届初赛</w:t>
-      </w:r>
-      <w:r>
-        <w:rPr>
-          <w:rFonts w:hint="eastAsia" w:ascii="Times New Roman" w:hAnsi="Times New Roman" w:eastAsia="Times New Roman" w:cs="Times New Roman"/>
-        </w:rPr>
-        <w:t>）</w:t>
+        <w:t>写出以下反应的中间体</w:t>
       </w:r>
     </w:p>
     <w:p>
@@ -107,201 +97,13 @@
         <w:rPr>
           <w:rFonts w:hint="eastAsia" w:ascii="Times New Roman" w:hAnsi="Times New Roman" w:eastAsia="FangSong" w:cs="Times New Roman"/>
         </w:rPr>
-        <w:t>根据所列反应条件</w:t>
-      </w:r>
-      <w:r>
-        <w:rPr>
-          <w:rFonts w:hint="eastAsia" w:ascii="Times New Roman" w:hAnsi="Times New Roman" w:eastAsia="Times New Roman" w:cs="Times New Roman"/>
-        </w:rPr>
-        <w:t>，</w:t>
-      </w:r>
-      <w:r>
-        <w:rPr>
-          <w:rFonts w:hint="eastAsia" w:ascii="Times New Roman" w:hAnsi="Times New Roman" w:eastAsia="FangSong" w:cs="Times New Roman"/>
-        </w:rPr>
-        <w:t>画出</w:t>
-      </w:r>
-      <w:r>
-        <w:rPr>
-          <w:rFonts w:ascii="Times New Roman" w:hAnsi="Times New Roman" w:eastAsia="Times New Roman" w:cs="Times New Roman"/>
-        </w:rPr>
-        <w:t xml:space="preserve"> A、B、C、D </w:t>
-      </w:r>
-      <w:r>
-        <w:rPr>
-          <w:rFonts w:hint="eastAsia" w:ascii="Times New Roman" w:hAnsi="Times New Roman" w:eastAsia="FangSong" w:cs="Times New Roman"/>
-        </w:rPr>
-        <w:t xml:space="preserve">和</w:t>
-      </w:r>
-      <w:r>
-        <w:rPr>
-          <w:rFonts w:ascii="Times New Roman" w:hAnsi="Times New Roman" w:eastAsia="Times New Roman" w:cs="Times New Roman"/>
-        </w:rPr>
-        <w:t xml:space="preserve"> F </w:t>
-      </w:r>
-      <w:r>
-        <w:rPr>
-          <w:rFonts w:hint="eastAsia" w:ascii="Times New Roman" w:hAnsi="Times New Roman" w:eastAsia="FangSong" w:cs="Times New Roman"/>
-        </w:rPr>
-        <w:t>的结构简式</w:t>
+        <w:t>写出以下反应的中间体</w:t>
       </w:r>
       <w:r>
         <w:rPr>
           <w:rFonts w:hint="eastAsia" w:ascii="Times New Roman" w:hAnsi="Times New Roman" w:eastAsia="Times New Roman" w:cs="Times New Roman"/>
         </w:rPr>
         <w:t>。</w:t>
-      </w:r>
-    </w:p>
-    <w:p>
-      <w:pPr>
-        <w:pStyle w:val="BodyText"/>
-      </w:pPr>
-      <w:r>
-        <w:rPr>
-          <w:rFonts w:hint="eastAsia" w:ascii="Times New Roman" w:hAnsi="Times New Roman" w:eastAsia="FangSong" w:cs="Times New Roman"/>
-        </w:rPr>
-        <w:t>反应序列</w:t>
-      </w:r>
-      <w:r>
-        <w:rPr>
-          <w:rFonts w:hint="eastAsia" w:ascii="Times New Roman" w:hAnsi="Times New Roman" w:eastAsia="Times New Roman" w:cs="Times New Roman"/>
-        </w:rPr>
-        <w:t>：</w:t>
-      </w:r>
-      <w:r>
-        <w:rPr>
-          <w:rFonts w:hint="eastAsia" w:ascii="Times New Roman" w:hAnsi="Times New Roman" w:eastAsia="FangSong" w:cs="Times New Roman"/>
-        </w:rPr>
-        <w:t>底物</w:t>
-      </w:r>
-      <w:r>
-        <w:rPr>
-          <w:rFonts w:ascii="Times New Roman" w:hAnsi="Times New Roman" w:eastAsia="Times New Roman" w:cs="Times New Roman"/>
-        </w:rPr>
-        <w:t xml:space="preserve"> →[O</w:t>
-      </w:r>
-      <w:r>
-        <w:rPr>
-          <w:rFonts w:ascii="Times New Roman" w:hAnsi="Times New Roman" w:eastAsia="Times New Roman" w:cs="Times New Roman"/>
-          <w:vertAlign w:val="subscript"/>
-        </w:rPr>
-        <w:t>3</w:t>
-      </w:r>
-      <w:r>
-        <w:rPr>
-          <w:rFonts w:ascii="Times New Roman" w:hAnsi="Times New Roman" w:eastAsia="Times New Roman" w:cs="Times New Roman"/>
-        </w:rPr>
-        <w:t>; DMS]→ A →[CrO</w:t>
-      </w:r>
-      <w:r>
-        <w:rPr>
-          <w:rFonts w:ascii="Times New Roman" w:hAnsi="Times New Roman" w:eastAsia="Times New Roman" w:cs="Times New Roman"/>
-          <w:vertAlign w:val="subscript"/>
-        </w:rPr>
-        <w:t>3</w:t>
-      </w:r>
-      <w:r>
-        <w:rPr>
-          <w:rFonts w:ascii="Times New Roman" w:hAnsi="Times New Roman" w:eastAsia="Times New Roman" w:cs="Times New Roman"/>
-        </w:rPr>
-        <w:t>/H</w:t>
-      </w:r>
-      <w:r>
-        <w:rPr>
-          <w:rFonts w:ascii="Times New Roman" w:hAnsi="Times New Roman" w:eastAsia="Times New Roman" w:cs="Times New Roman"/>
-          <w:vertAlign w:val="subscript"/>
-        </w:rPr>
-        <w:t>2</w:t>
-      </w:r>
-      <w:r>
-        <w:rPr>
-          <w:rFonts w:ascii="Times New Roman" w:hAnsi="Times New Roman" w:eastAsia="Times New Roman" w:cs="Times New Roman"/>
-        </w:rPr>
-        <w:t>SO</w:t>
-      </w:r>
-      <w:r>
-        <w:rPr>
-          <w:rFonts w:ascii="Times New Roman" w:hAnsi="Times New Roman" w:eastAsia="Times New Roman" w:cs="Times New Roman"/>
-          <w:vertAlign w:val="subscript"/>
-        </w:rPr>
-        <w:t>4</w:t>
-      </w:r>
-      <w:r>
-        <w:rPr>
-          <w:rFonts w:ascii="Times New Roman" w:hAnsi="Times New Roman" w:eastAsia="Times New Roman" w:cs="Times New Roman"/>
-        </w:rPr>
-        <w:t>]→ B →[EtOH/H</w:t>
-      </w:r>
-      <w:r>
-        <w:rPr>
-          <w:rFonts w:ascii="Times New Roman" w:hAnsi="Times New Roman" w:eastAsia="Times New Roman" w:cs="Times New Roman"/>
-          <w:vertAlign w:val="superscript"/>
-        </w:rPr>
-        <w:t>+</w:t>
-      </w:r>
-      <w:r>
-        <w:rPr>
-          <w:rFonts w:ascii="Times New Roman" w:hAnsi="Times New Roman" w:eastAsia="Times New Roman" w:cs="Times New Roman"/>
-        </w:rPr>
-        <w:t>]→ C →[EtONa/EtOH]→ D →[LiAlH</w:t>
-      </w:r>
-      <w:r>
-        <w:rPr>
-          <w:rFonts w:ascii="Times New Roman" w:hAnsi="Times New Roman" w:eastAsia="Times New Roman" w:cs="Times New Roman"/>
-          <w:vertAlign w:val="subscript"/>
-        </w:rPr>
-        <w:t>4</w:t>
-      </w:r>
-      <w:r>
-        <w:rPr>
-          <w:rFonts w:ascii="Times New Roman" w:hAnsi="Times New Roman" w:eastAsia="Times New Roman" w:cs="Times New Roman"/>
-        </w:rPr>
-        <w:t xml:space="preserve">]→ </w:t>
-      </w:r>
-      <w:r>
-        <w:rPr>
-          <w:rFonts w:hint="eastAsia" w:ascii="Times New Roman" w:hAnsi="Times New Roman" w:eastAsia="Times New Roman" w:cs="Times New Roman"/>
-        </w:rPr>
-        <w:t>F（C</w:t>
-      </w:r>
-      <w:r>
-        <w:rPr>
-          <w:rFonts w:hint="eastAsia" w:ascii="Times New Roman" w:hAnsi="Times New Roman" w:eastAsia="Times New Roman" w:cs="Times New Roman"/>
-          <w:vertAlign w:val="subscript"/>
-        </w:rPr>
-        <w:t>13</w:t>
-      </w:r>
-      <w:r>
-        <w:rPr>
-          <w:rFonts w:hint="eastAsia" w:ascii="Times New Roman" w:hAnsi="Times New Roman" w:eastAsia="Times New Roman" w:cs="Times New Roman"/>
-        </w:rPr>
-        <w:t>H</w:t>
-      </w:r>
-      <w:r>
-        <w:rPr>
-          <w:rFonts w:hint="eastAsia" w:ascii="Times New Roman" w:hAnsi="Times New Roman" w:eastAsia="Times New Roman" w:cs="Times New Roman"/>
-          <w:vertAlign w:val="subscript"/>
-        </w:rPr>
-        <w:t>24</w:t>
-      </w:r>
-      <w:r>
-        <w:rPr>
-          <w:rFonts w:hint="eastAsia" w:ascii="Times New Roman" w:hAnsi="Times New Roman" w:eastAsia="Times New Roman" w:cs="Times New Roman"/>
-        </w:rPr>
-        <w:t>O</w:t>
-      </w:r>
-      <w:r>
-        <w:rPr>
-          <w:rFonts w:hint="eastAsia" w:ascii="Times New Roman" w:hAnsi="Times New Roman" w:eastAsia="Times New Roman" w:cs="Times New Roman"/>
-          <w:vertAlign w:val="subscript"/>
-        </w:rPr>
-        <w:t>2</w:t>
-      </w:r>
-      <w:r>
-        <w:rPr>
-          <w:rFonts w:hint="eastAsia" w:ascii="Times New Roman" w:hAnsi="Times New Roman" w:eastAsia="Times New Roman" w:cs="Times New Roman"/>
-        </w:rPr>
-        <w:t>）</w:t>
       </w:r>
     </w:p>
     <w:p>
@@ -314,8 +116,8 @@
         </w:pict>
       </w:r>
     </w:p>
-    <w:bookmarkEnd w:id="9"/>
-    <w:bookmarkStart w:id="10" w:name="ft1-p2-ex1-氢键导向分子内反应"/>
+    <w:bookmarkEnd w:id="10"/>
+    <w:bookmarkStart w:id="11" w:name="ch7-7.6.2-2-写出以下反应的中间体和产物的结构"/>
     <w:p>
       <w:pPr>
         <w:pStyle w:val="Heading2"/>
@@ -331,13 +133,13 @@
         <w:rPr>
           <w:rFonts w:hint="eastAsia" w:ascii="Times New Roman" w:hAnsi="Times New Roman" w:eastAsia="Times New Roman" w:cs="Times New Roman"/>
         </w:rPr>
-        <w:t>FT1-P2-EX1-</w:t>
+        <w:t>Ch7-7.6.2-2-</w:t>
       </w:r>
       <w:r>
         <w:rPr>
           <w:rFonts w:hint="eastAsia" w:ascii="Times New Roman" w:hAnsi="Times New Roman" w:eastAsia="SimHei" w:cs="Times New Roman"/>
         </w:rPr>
-        <w:t>氢键导向分子内反应</w:t>
+        <w:t>写出以下反应的中间体和产物的结构</w:t>
       </w:r>
     </w:p>
     <w:p>
@@ -348,175 +150,7 @@
         <w:rPr>
           <w:rFonts w:hint="eastAsia" w:ascii="Times New Roman" w:hAnsi="Times New Roman" w:eastAsia="FangSong" w:cs="Times New Roman"/>
         </w:rPr>
-        <w:t>对于如下两个结构相似的底物在完全相同的反应条件下</w:t>
-      </w:r>
-      <w:r>
-        <w:rPr>
-          <w:rFonts w:hint="eastAsia" w:ascii="Times New Roman" w:hAnsi="Times New Roman" w:eastAsia="Times New Roman" w:cs="Times New Roman"/>
-        </w:rPr>
-        <w:t>，</w:t>
-      </w:r>
-      <w:r>
-        <w:rPr>
-          <w:rFonts w:hint="eastAsia" w:ascii="Times New Roman" w:hAnsi="Times New Roman" w:eastAsia="FangSong" w:cs="Times New Roman"/>
-        </w:rPr>
-        <w:t>得到不同的主产物</w:t>
-      </w:r>
-      <w:r>
-        <w:rPr>
-          <w:rFonts w:hint="eastAsia" w:ascii="Times New Roman" w:hAnsi="Times New Roman" w:eastAsia="Times New Roman" w:cs="Times New Roman"/>
-        </w:rPr>
-        <w:t>：Y1</w:t>
-      </w:r>
-      <w:r>
-        <w:rPr>
-          <w:rFonts w:ascii="Times New Roman" w:hAnsi="Times New Roman" w:eastAsia="Times New Roman" w:cs="Times New Roman"/>
-        </w:rPr>
-        <w:t xml:space="preserve"> </w:t>
-      </w:r>
-      <w:r>
-        <w:rPr>
-          <w:rFonts w:hint="eastAsia" w:ascii="Times New Roman" w:hAnsi="Times New Roman" w:eastAsia="FangSong" w:cs="Times New Roman"/>
-        </w:rPr>
-        <w:t xml:space="preserve">与</w:t>
-      </w:r>
-      <w:r>
-        <w:rPr>
-          <w:rFonts w:ascii="Times New Roman" w:hAnsi="Times New Roman" w:eastAsia="Times New Roman" w:cs="Times New Roman"/>
-        </w:rPr>
-        <w:t xml:space="preserve"> Z1 </w:t>
-      </w:r>
-      <w:r>
-        <w:rPr>
-          <w:rFonts w:hint="eastAsia" w:ascii="Times New Roman" w:hAnsi="Times New Roman" w:eastAsia="FangSong" w:cs="Times New Roman"/>
-        </w:rPr>
-        <w:t>的元素分析结果相同</w:t>
-      </w:r>
-      <w:r>
-        <w:rPr>
-          <w:rFonts w:hint="eastAsia" w:ascii="Times New Roman" w:hAnsi="Times New Roman" w:eastAsia="Times New Roman" w:cs="Times New Roman"/>
-        </w:rPr>
-        <w:t>，Y2</w:t>
-      </w:r>
-      <w:r>
-        <w:rPr>
-          <w:rFonts w:ascii="Times New Roman" w:hAnsi="Times New Roman" w:eastAsia="Times New Roman" w:cs="Times New Roman"/>
-        </w:rPr>
-        <w:t xml:space="preserve"> </w:t>
-      </w:r>
-      <w:r>
-        <w:rPr>
-          <w:rFonts w:hint="eastAsia" w:ascii="Times New Roman" w:hAnsi="Times New Roman" w:eastAsia="FangSong" w:cs="Times New Roman"/>
-        </w:rPr>
-        <w:t xml:space="preserve">与</w:t>
-      </w:r>
-      <w:r>
-        <w:rPr>
-          <w:rFonts w:ascii="Times New Roman" w:hAnsi="Times New Roman" w:eastAsia="Times New Roman" w:cs="Times New Roman"/>
-        </w:rPr>
-        <w:t xml:space="preserve"> Z2 </w:t>
-      </w:r>
-      <w:r>
-        <w:rPr>
-          <w:rFonts w:hint="eastAsia" w:ascii="Times New Roman" w:hAnsi="Times New Roman" w:eastAsia="FangSong" w:cs="Times New Roman"/>
-        </w:rPr>
-        <w:t>的元素分析结果相同</w:t>
-      </w:r>
-      <w:r>
-        <w:rPr>
-          <w:rFonts w:hint="eastAsia" w:ascii="Times New Roman" w:hAnsi="Times New Roman" w:eastAsia="Times New Roman" w:cs="Times New Roman"/>
-        </w:rPr>
-        <w:t>，Y1/Y2、Z1/Z2</w:t>
-      </w:r>
-      <w:r>
-        <w:rPr>
-          <w:rFonts w:ascii="Times New Roman" w:hAnsi="Times New Roman" w:eastAsia="Times New Roman" w:cs="Times New Roman"/>
-        </w:rPr>
-        <w:t xml:space="preserve"> </w:t>
-      </w:r>
-      <w:r>
-        <w:rPr>
-          <w:rFonts w:hint="eastAsia" w:ascii="Times New Roman" w:hAnsi="Times New Roman" w:eastAsia="FangSong" w:cs="Times New Roman"/>
-        </w:rPr>
-        <w:t>的结构是类似的</w:t>
-      </w:r>
-      <w:r>
-        <w:rPr>
-          <w:rFonts w:hint="eastAsia" w:ascii="Times New Roman" w:hAnsi="Times New Roman" w:eastAsia="Times New Roman" w:cs="Times New Roman"/>
-        </w:rPr>
-        <w:t>。</w:t>
-      </w:r>
-    </w:p>
-    <w:p>
-      <w:pPr>
-        <w:pStyle w:val="Compact"/>
-        <w:numPr>
-          <w:ilvl w:val="0"/>
-          <w:numId w:val="1001"/>
-        </w:numPr>
-      </w:pPr>
-      <w:r>
-        <w:rPr>
-          <w:rFonts w:hint="eastAsia" w:ascii="Times New Roman" w:hAnsi="Times New Roman" w:eastAsia="FangSong" w:cs="Times New Roman"/>
-        </w:rPr>
-        <w:t xml:space="preserve">请写出</w:t>
-      </w:r>
-      <w:r>
-        <w:rPr>
-          <w:rFonts w:ascii="Times New Roman" w:hAnsi="Times New Roman" w:eastAsia="Times New Roman" w:cs="Times New Roman"/>
-        </w:rPr>
-        <w:t xml:space="preserve"> Y2 </w:t>
-      </w:r>
-      <w:r>
-        <w:rPr>
-          <w:rFonts w:hint="eastAsia" w:ascii="Times New Roman" w:hAnsi="Times New Roman" w:eastAsia="FangSong" w:cs="Times New Roman"/>
-        </w:rPr>
-        <w:t xml:space="preserve">和</w:t>
-      </w:r>
-      <w:r>
-        <w:rPr>
-          <w:rFonts w:ascii="Times New Roman" w:hAnsi="Times New Roman" w:eastAsia="Times New Roman" w:cs="Times New Roman"/>
-        </w:rPr>
-        <w:t xml:space="preserve"> Z1 </w:t>
-      </w:r>
-      <w:r>
-        <w:rPr>
-          <w:rFonts w:hint="eastAsia" w:ascii="Times New Roman" w:hAnsi="Times New Roman" w:eastAsia="FangSong" w:cs="Times New Roman"/>
-        </w:rPr>
-        <w:t>的结构</w:t>
-      </w:r>
-      <w:r>
-        <w:rPr>
-          <w:rFonts w:hint="eastAsia" w:ascii="Times New Roman" w:hAnsi="Times New Roman" w:eastAsia="Times New Roman" w:cs="Times New Roman"/>
-        </w:rPr>
-        <w:t>。</w:t>
-      </w:r>
-    </w:p>
-    <w:p>
-      <w:pPr>
-        <w:pStyle w:val="Compact"/>
-        <w:numPr>
-          <w:ilvl w:val="0"/>
-          <w:numId w:val="1001"/>
-        </w:numPr>
-      </w:pPr>
-      <w:r>
-        <w:rPr>
-          <w:rFonts w:hint="eastAsia" w:ascii="Times New Roman" w:hAnsi="Times New Roman" w:eastAsia="FangSong" w:cs="Times New Roman"/>
-        </w:rPr>
-        <w:t xml:space="preserve">写出生成</w:t>
-      </w:r>
-      <w:r>
-        <w:rPr>
-          <w:rFonts w:ascii="Times New Roman" w:hAnsi="Times New Roman" w:eastAsia="Times New Roman" w:cs="Times New Roman"/>
-        </w:rPr>
-        <w:t xml:space="preserve"> Y2 </w:t>
-      </w:r>
-      <w:r>
-        <w:rPr>
-          <w:rFonts w:hint="eastAsia" w:ascii="Times New Roman" w:hAnsi="Times New Roman" w:eastAsia="FangSong" w:cs="Times New Roman"/>
-        </w:rPr>
-        <w:t>的机理</w:t>
+        <w:t>写出以下反应的中间体和产物的结构</w:t>
       </w:r>
       <w:r>
         <w:rPr>
@@ -535,8 +169,8 @@
         </w:pict>
       </w:r>
     </w:p>
-    <w:bookmarkEnd w:id="10"/>
-    <w:bookmarkStart w:id="11" w:name="ft1-p2-ex2-rocaglate合成中的碱效应"/>
+    <w:bookmarkEnd w:id="11"/>
+    <w:bookmarkStart w:id="12" w:name="ch9-9.4.2-zchem-gcho-写出以下反应的中间体和产物结构式-得到"/>
     <w:p>
       <w:pPr>
         <w:pStyle w:val="Heading2"/>
@@ -546,19 +180,25 @@
         <w:rPr>
           <w:rFonts w:ascii="Times New Roman" w:hAnsi="Times New Roman" w:eastAsia="Times New Roman" w:cs="Times New Roman"/>
         </w:rPr>
-        <w:t xml:space="preserve">11.3 </w:t>
-      </w:r>
-      <w:r>
-        <w:rPr>
-          <w:rFonts w:hint="eastAsia" w:ascii="Times New Roman" w:hAnsi="Times New Roman" w:eastAsia="Times New Roman" w:cs="Times New Roman"/>
-        </w:rPr>
-        <w:t>FT1-P2-EX2-Rocaglate</w:t>
+        <w:t xml:space="preserve">11.3 Ch9-9.4.2-ZChem GCHO </w:t>
       </w:r>
       <w:r>
         <w:rPr>
           <w:rFonts w:hint="eastAsia" w:ascii="Times New Roman" w:hAnsi="Times New Roman" w:eastAsia="SimHei" w:cs="Times New Roman"/>
         </w:rPr>
-        <w:t>合成中的碱效应</w:t>
+        <w:t xml:space="preserve">写出以下反应的中间体和产物结构式</w:t>
+      </w:r>
+      <w:r>
+        <w:rPr>
+          <w:rFonts w:ascii="Times New Roman" w:hAnsi="Times New Roman" w:eastAsia="Times New Roman" w:cs="Times New Roman"/>
+        </w:rPr>
+        <w:t xml:space="preserve"> </w:t>
+      </w:r>
+      <w:r>
+        <w:rPr>
+          <w:rFonts w:hint="eastAsia" w:ascii="Times New Roman" w:hAnsi="Times New Roman" w:eastAsia="SimHei" w:cs="Times New Roman"/>
+        </w:rPr>
+        <w:t xml:space="preserve">得到</w:t>
       </w:r>
     </w:p>
     <w:p>
@@ -567,132 +207,15 @@
       </w:pPr>
       <w:r>
         <w:rPr>
-          <w:rFonts w:hint="eastAsia" w:ascii="Times New Roman" w:hAnsi="Times New Roman" w:eastAsia="FangSong" w:cs="Times New Roman"/>
-        </w:rPr>
-        <w:t xml:space="preserve">从</w:t>
-      </w:r>
-      <w:r>
-        <w:rPr>
-          <w:rFonts w:ascii="Times New Roman" w:hAnsi="Times New Roman" w:eastAsia="Times New Roman" w:cs="Times New Roman"/>
-        </w:rPr>
-        <w:t xml:space="preserve"> keto-rocaglate(1) </w:t>
-      </w:r>
-      <w:r>
-        <w:rPr>
-          <w:rFonts w:hint="eastAsia" w:ascii="Times New Roman" w:hAnsi="Times New Roman" w:eastAsia="FangSong" w:cs="Times New Roman"/>
-        </w:rPr>
-        <w:t>出发</w:t>
-      </w:r>
-      <w:r>
-        <w:rPr>
-          <w:rFonts w:hint="eastAsia" w:ascii="Times New Roman" w:hAnsi="Times New Roman" w:eastAsia="Times New Roman" w:cs="Times New Roman"/>
-        </w:rPr>
-        <w:t>，</w:t>
-      </w:r>
-      <w:r>
-        <w:rPr>
-          <w:rFonts w:hint="eastAsia" w:ascii="Times New Roman" w:hAnsi="Times New Roman" w:eastAsia="FangSong" w:cs="Times New Roman"/>
-        </w:rPr>
-        <w:t>当使用</w:t>
-      </w:r>
-      <w:r>
-        <w:rPr>
-          <w:rFonts w:ascii="Times New Roman" w:hAnsi="Times New Roman" w:eastAsia="Times New Roman" w:cs="Times New Roman"/>
-        </w:rPr>
-        <w:t xml:space="preserve"> Et3N </w:t>
-      </w:r>
-      <w:r>
-        <w:rPr>
-          <w:rFonts w:hint="eastAsia" w:ascii="Times New Roman" w:hAnsi="Times New Roman" w:eastAsia="FangSong" w:cs="Times New Roman"/>
-        </w:rPr>
-        <w:t>作为碱时</w:t>
-      </w:r>
-      <w:r>
-        <w:rPr>
-          <w:rFonts w:hint="eastAsia" w:ascii="Times New Roman" w:hAnsi="Times New Roman" w:eastAsia="Times New Roman" w:cs="Times New Roman"/>
-        </w:rPr>
-        <w:t>，</w:t>
-      </w:r>
-      <w:r>
-        <w:rPr>
-          <w:rFonts w:hint="eastAsia" w:ascii="Times New Roman" w:hAnsi="Times New Roman" w:eastAsia="FangSong" w:cs="Times New Roman"/>
-        </w:rPr>
-        <w:t>只能得到很少量的</w:t>
-      </w:r>
-      <w:r>
-        <w:rPr>
-          <w:rFonts w:ascii="Times New Roman" w:hAnsi="Times New Roman" w:eastAsia="Times New Roman" w:cs="Times New Roman"/>
-        </w:rPr>
-        <w:t xml:space="preserve"> </w:t>
-      </w:r>
-      <w:r>
-        <w:rPr>
-          <w:rFonts w:hint="eastAsia" w:ascii="Times New Roman" w:hAnsi="Times New Roman" w:eastAsia="Times New Roman" w:cs="Times New Roman"/>
-        </w:rPr>
-        <w:t>2，</w:t>
-      </w:r>
-      <w:r>
-        <w:rPr>
-          <w:rFonts w:hint="eastAsia" w:ascii="Times New Roman" w:hAnsi="Times New Roman" w:eastAsia="FangSong" w:cs="Times New Roman"/>
-        </w:rPr>
-        <w:t>当使用</w:t>
-      </w:r>
-      <w:r>
-        <w:rPr>
-          <w:rFonts w:ascii="Times New Roman" w:hAnsi="Times New Roman" w:eastAsia="Times New Roman" w:cs="Times New Roman"/>
-        </w:rPr>
-        <w:t xml:space="preserve"> NaH </w:t>
-      </w:r>
-      <w:r>
-        <w:rPr>
-          <w:rFonts w:hint="eastAsia" w:ascii="Times New Roman" w:hAnsi="Times New Roman" w:eastAsia="FangSong" w:cs="Times New Roman"/>
-        </w:rPr>
-        <w:t>作为碱时</w:t>
-      </w:r>
-      <w:r>
-        <w:rPr>
-          <w:rFonts w:hint="eastAsia" w:ascii="Times New Roman" w:hAnsi="Times New Roman" w:eastAsia="Times New Roman" w:cs="Times New Roman"/>
-        </w:rPr>
-        <w:t>，</w:t>
-      </w:r>
-      <w:r>
-        <w:rPr>
-          <w:rFonts w:hint="eastAsia" w:ascii="Times New Roman" w:hAnsi="Times New Roman" w:eastAsia="FangSong" w:cs="Times New Roman"/>
-        </w:rPr>
-        <w:t>则得到了完全不同的产物</w:t>
-      </w:r>
-      <w:r>
-        <w:rPr>
-          <w:rFonts w:ascii="Times New Roman" w:hAnsi="Times New Roman" w:eastAsia="Times New Roman" w:cs="Times New Roman"/>
-        </w:rPr>
-        <w:t xml:space="preserve"> amidino-rocaglate(3)。</w:t>
-      </w:r>
-    </w:p>
-    <w:p>
-      <w:pPr>
-        <w:pStyle w:val="Compact"/>
-        <w:numPr>
-          <w:ilvl w:val="0"/>
-          <w:numId w:val="1002"/>
-        </w:numPr>
-      </w:pPr>
-      <w:r>
-        <w:rPr>
-          <w:rFonts w:hint="eastAsia" w:ascii="Times New Roman" w:hAnsi="Times New Roman" w:eastAsia="FangSong" w:cs="Times New Roman"/>
-        </w:rPr>
-        <w:t xml:space="preserve">请画出</w:t>
-      </w:r>
-      <w:r>
-        <w:rPr>
-          <w:rFonts w:ascii="Times New Roman" w:hAnsi="Times New Roman" w:eastAsia="Times New Roman" w:cs="Times New Roman"/>
-        </w:rPr>
-        <w:t xml:space="preserve"> A </w:t>
-      </w:r>
-      <w:r>
-        <w:rPr>
-          <w:rFonts w:hint="eastAsia" w:ascii="Times New Roman" w:hAnsi="Times New Roman" w:eastAsia="FangSong" w:cs="Times New Roman"/>
-        </w:rPr>
-        <w:t>的结构</w:t>
+          <w:rFonts w:hint="eastAsia" w:ascii="Times New Roman" w:hAnsi="Times New Roman" w:eastAsia="Times New Roman" w:cs="Times New Roman"/>
+        </w:rPr>
+        <w:t>(ZChem-GCHO)</w:t>
+      </w:r>
+      <w:r>
+        <w:rPr>
+          <w:rFonts w:hint="eastAsia" w:ascii="Times New Roman" w:hAnsi="Times New Roman" w:eastAsia="FangSong" w:cs="Times New Roman"/>
+        </w:rPr>
+        <w:t>写出以下反应的中间体和产物结构式</w:t>
       </w:r>
       <w:r>
         <w:rPr>
@@ -700,194 +223,23 @@
         </w:rPr>
         <w:t>。</w:t>
       </w:r>
-    </w:p>
-    <w:p>
-      <w:pPr>
-        <w:pStyle w:val="Compact"/>
-        <w:numPr>
-          <w:ilvl w:val="0"/>
-          <w:numId w:val="1002"/>
-        </w:numPr>
-      </w:pPr>
-      <w:r>
-        <w:rPr>
-          <w:rFonts w:hint="eastAsia" w:ascii="Times New Roman" w:hAnsi="Times New Roman" w:eastAsia="FangSong" w:cs="Times New Roman"/>
-        </w:rPr>
-        <w:t xml:space="preserve">画出由</w:t>
-      </w:r>
-      <w:r>
-        <w:rPr>
-          <w:rFonts w:ascii="Times New Roman" w:hAnsi="Times New Roman" w:eastAsia="Times New Roman" w:cs="Times New Roman"/>
-        </w:rPr>
-        <w:t xml:space="preserve"> A </w:t>
-      </w:r>
-      <w:r>
-        <w:rPr>
-          <w:rFonts w:hint="eastAsia" w:ascii="Times New Roman" w:hAnsi="Times New Roman" w:eastAsia="FangSong" w:cs="Times New Roman"/>
-        </w:rPr>
-        <w:t xml:space="preserve">生成</w:t>
-      </w:r>
-      <w:r>
-        <w:rPr>
-          <w:rFonts w:ascii="Times New Roman" w:hAnsi="Times New Roman" w:eastAsia="Times New Roman" w:cs="Times New Roman"/>
-        </w:rPr>
-        <w:t xml:space="preserve"> 2 </w:t>
-      </w:r>
-      <w:r>
-        <w:rPr>
-          <w:rFonts w:hint="eastAsia" w:ascii="Times New Roman" w:hAnsi="Times New Roman" w:eastAsia="FangSong" w:cs="Times New Roman"/>
-        </w:rPr>
-        <w:t>的机理</w:t>
-      </w:r>
-      <w:r>
-        <w:rPr>
-          <w:rFonts w:hint="eastAsia" w:ascii="Times New Roman" w:hAnsi="Times New Roman" w:eastAsia="Times New Roman" w:cs="Times New Roman"/>
-        </w:rPr>
-        <w:t>。</w:t>
-      </w:r>
-    </w:p>
-    <w:p>
-      <w:pPr>
-        <w:pStyle w:val="Compact"/>
-        <w:numPr>
-          <w:ilvl w:val="0"/>
-          <w:numId w:val="1002"/>
-        </w:numPr>
-      </w:pPr>
-      <w:r>
-        <w:rPr>
-          <w:rFonts w:hint="eastAsia" w:ascii="Times New Roman" w:hAnsi="Times New Roman" w:eastAsia="FangSong" w:cs="Times New Roman"/>
-        </w:rPr>
-        <w:t xml:space="preserve">画出由</w:t>
-      </w:r>
-      <w:r>
-        <w:rPr>
-          <w:rFonts w:ascii="Times New Roman" w:hAnsi="Times New Roman" w:eastAsia="Times New Roman" w:cs="Times New Roman"/>
-        </w:rPr>
-        <w:t xml:space="preserve"> A </w:t>
-      </w:r>
-      <w:r>
-        <w:rPr>
-          <w:rFonts w:hint="eastAsia" w:ascii="Times New Roman" w:hAnsi="Times New Roman" w:eastAsia="FangSong" w:cs="Times New Roman"/>
-        </w:rPr>
-        <w:t xml:space="preserve">生成</w:t>
-      </w:r>
-      <w:r>
-        <w:rPr>
-          <w:rFonts w:ascii="Times New Roman" w:hAnsi="Times New Roman" w:eastAsia="Times New Roman" w:cs="Times New Roman"/>
-        </w:rPr>
-        <w:t xml:space="preserve"> 3 </w:t>
-      </w:r>
-      <w:r>
-        <w:rPr>
-          <w:rFonts w:hint="eastAsia" w:ascii="Times New Roman" w:hAnsi="Times New Roman" w:eastAsia="FangSong" w:cs="Times New Roman"/>
-        </w:rPr>
-        <w:t>的机理</w:t>
-      </w:r>
-      <w:r>
-        <w:rPr>
-          <w:rFonts w:hint="eastAsia" w:ascii="Times New Roman" w:hAnsi="Times New Roman" w:eastAsia="Times New Roman" w:cs="Times New Roman"/>
-        </w:rPr>
-        <w:t>。</w:t>
-      </w:r>
-      <w:r>
-        <w:rPr>
-          <w:rFonts w:hint="eastAsia" w:ascii="Times New Roman" w:hAnsi="Times New Roman" w:eastAsia="FangSong" w:cs="Times New Roman"/>
-        </w:rPr>
-        <w:t>提示</w:t>
-      </w:r>
-      <w:r>
-        <w:rPr>
-          <w:rFonts w:hint="eastAsia" w:ascii="Times New Roman" w:hAnsi="Times New Roman" w:eastAsia="Times New Roman" w:cs="Times New Roman"/>
-        </w:rPr>
-        <w:t>：</w:t>
-      </w:r>
-      <w:r>
-        <w:rPr>
-          <w:rFonts w:hint="eastAsia" w:ascii="Times New Roman" w:hAnsi="Times New Roman" w:eastAsia="FangSong" w:cs="Times New Roman"/>
-        </w:rPr>
-        <w:t>包含了一个基团重排之后产生碳正离子但是为电中性的中间体</w:t>
-      </w:r>
-      <w:r>
-        <w:rPr>
-          <w:rFonts w:ascii="Times New Roman" w:hAnsi="Times New Roman" w:eastAsia="Times New Roman" w:cs="Times New Roman"/>
-        </w:rPr>
-        <w:t xml:space="preserve"> B。</w:t>
-      </w:r>
-    </w:p>
-    <w:p>
-      <w:pPr>
-        <w:pStyle w:val="Compact"/>
-        <w:numPr>
-          <w:ilvl w:val="0"/>
-          <w:numId w:val="1002"/>
-        </w:numPr>
-      </w:pPr>
-      <w:r>
-        <w:rPr>
-          <w:rFonts w:hint="eastAsia" w:ascii="Times New Roman" w:hAnsi="Times New Roman" w:eastAsia="FangSong" w:cs="Times New Roman"/>
-        </w:rPr>
-        <w:t>如果体系中没有亲核试剂</w:t>
-      </w:r>
-      <w:r>
-        <w:rPr>
-          <w:rFonts w:hint="eastAsia" w:ascii="Times New Roman" w:hAnsi="Times New Roman" w:eastAsia="Times New Roman" w:cs="Times New Roman"/>
-        </w:rPr>
-        <w:t>，B</w:t>
-      </w:r>
-      <w:r>
-        <w:rPr>
-          <w:rFonts w:ascii="Times New Roman" w:hAnsi="Times New Roman" w:eastAsia="Times New Roman" w:cs="Times New Roman"/>
-        </w:rPr>
-        <w:t xml:space="preserve"> </w:t>
-      </w:r>
-      <w:r>
-        <w:rPr>
-          <w:rFonts w:hint="eastAsia" w:ascii="Times New Roman" w:hAnsi="Times New Roman" w:eastAsia="FangSong" w:cs="Times New Roman"/>
-        </w:rPr>
-        <w:t xml:space="preserve">会开环得到产物</w:t>
-      </w:r>
-      <w:r>
-        <w:rPr>
-          <w:rFonts w:ascii="Times New Roman" w:hAnsi="Times New Roman" w:eastAsia="Times New Roman" w:cs="Times New Roman"/>
-        </w:rPr>
-        <w:t xml:space="preserve"> </w:t>
-      </w:r>
-      <w:r>
-        <w:rPr>
-          <w:rFonts w:hint="eastAsia" w:ascii="Times New Roman" w:hAnsi="Times New Roman" w:eastAsia="Times New Roman" w:cs="Times New Roman"/>
-        </w:rPr>
-        <w:t>C，</w:t>
-      </w:r>
-      <w:r>
-        <w:rPr>
-          <w:rFonts w:hint="eastAsia" w:ascii="Times New Roman" w:hAnsi="Times New Roman" w:eastAsia="FangSong" w:cs="Times New Roman"/>
-        </w:rPr>
-        <w:t>写出</w:t>
-      </w:r>
-      <w:r>
-        <w:rPr>
-          <w:rFonts w:ascii="Times New Roman" w:hAnsi="Times New Roman" w:eastAsia="Times New Roman" w:cs="Times New Roman"/>
-        </w:rPr>
-        <w:t xml:space="preserve"> C </w:t>
-      </w:r>
-      <w:r>
-        <w:rPr>
-          <w:rFonts w:hint="eastAsia" w:ascii="Times New Roman" w:hAnsi="Times New Roman" w:eastAsia="FangSong" w:cs="Times New Roman"/>
-        </w:rPr>
-        <w:t>的结构</w:t>
-      </w:r>
-      <w:r>
-        <w:rPr>
-          <w:rFonts w:hint="eastAsia" w:ascii="Times New Roman" w:hAnsi="Times New Roman" w:eastAsia="Times New Roman" w:cs="Times New Roman"/>
-        </w:rPr>
-        <w:t>，</w:t>
-      </w:r>
-      <w:r>
-        <w:rPr>
-          <w:rFonts w:hint="eastAsia" w:ascii="Times New Roman" w:hAnsi="Times New Roman" w:eastAsia="FangSong" w:cs="Times New Roman"/>
-        </w:rPr>
-        <w:t>不要求立体化学</w:t>
+      <w:r>
+        <w:rPr>
+          <w:rFonts w:hint="eastAsia" w:ascii="Times New Roman" w:hAnsi="Times New Roman" w:eastAsia="FangSong" w:cs="Times New Roman"/>
+        </w:rPr>
+        <w:t>得到</w:t>
+      </w:r>
+      <w:r>
+        <w:rPr>
+          <w:rFonts w:ascii="Times New Roman" w:hAnsi="Times New Roman" w:eastAsia="Times New Roman" w:cs="Times New Roman"/>
+        </w:rPr>
+        <w:t xml:space="preserve"> B </w:t>
+      </w:r>
+      <w:r>
+        <w:rPr>
+          <w:rFonts w:hint="eastAsia" w:ascii="Times New Roman" w:hAnsi="Times New Roman" w:eastAsia="FangSong" w:cs="Times New Roman"/>
+        </w:rPr>
+        <w:t>的反应有两种导向都需要写出来</w:t>
       </w:r>
       <w:r>
         <w:rPr>
@@ -906,8 +258,8 @@
         </w:pict>
       </w:r>
     </w:p>
-    <w:bookmarkEnd w:id="11"/>
-    <w:bookmarkStart w:id="15" w:name="ch12-p4-溶剂极性对三个反应速率的影响"/>
+    <w:bookmarkEnd w:id="12"/>
+    <w:bookmarkStart w:id="13" w:name="有机推断abcdf第27届初赛"/>
     <w:p>
       <w:pPr>
         <w:pStyle w:val="Heading2"/>
@@ -921,15 +273,39 @@
       </w:r>
       <w:r>
         <w:rPr>
-          <w:rFonts w:hint="eastAsia" w:ascii="Times New Roman" w:hAnsi="Times New Roman" w:eastAsia="Times New Roman" w:cs="Times New Roman"/>
-        </w:rPr>
-        <w:t>Ch12-P4-</w:t>
-      </w:r>
-      <w:r>
-        <w:rPr>
           <w:rFonts w:hint="eastAsia" w:ascii="Times New Roman" w:hAnsi="Times New Roman" w:eastAsia="SimHei" w:cs="Times New Roman"/>
         </w:rPr>
-        <w:t>溶剂极性对三个反应速率的影响</w:t>
+        <w:t>有机推断</w:t>
+      </w:r>
+      <w:r>
+        <w:rPr>
+          <w:rFonts w:hint="eastAsia" w:ascii="Times New Roman" w:hAnsi="Times New Roman" w:eastAsia="Times New Roman" w:cs="Times New Roman"/>
+        </w:rPr>
+        <w:t>ABCDF（</w:t>
+      </w:r>
+      <w:r>
+        <w:rPr>
+          <w:rFonts w:hint="eastAsia" w:ascii="Times New Roman" w:hAnsi="Times New Roman" w:eastAsia="SimHei" w:cs="Times New Roman"/>
+        </w:rPr>
+        <w:t>第</w:t>
+      </w:r>
+      <w:r>
+        <w:rPr>
+          <w:rFonts w:hint="eastAsia" w:ascii="Times New Roman" w:hAnsi="Times New Roman" w:eastAsia="Times New Roman" w:cs="Times New Roman"/>
+        </w:rPr>
+        <w:t>27</w:t>
+      </w:r>
+      <w:r>
+        <w:rPr>
+          <w:rFonts w:hint="eastAsia" w:ascii="Times New Roman" w:hAnsi="Times New Roman" w:eastAsia="SimHei" w:cs="Times New Roman"/>
+        </w:rPr>
+        <w:t>届初赛</w:t>
+      </w:r>
+      <w:r>
+        <w:rPr>
+          <w:rFonts w:hint="eastAsia" w:ascii="Times New Roman" w:hAnsi="Times New Roman" w:eastAsia="Times New Roman" w:cs="Times New Roman"/>
+        </w:rPr>
+        <w:t>）</w:t>
       </w:r>
     </w:p>
     <w:p>
@@ -938,45 +314,9 @@
       </w:pPr>
       <w:r>
         <w:rPr>
-          <w:rFonts w:hint="eastAsia" w:ascii="Times New Roman" w:hAnsi="Times New Roman" w:eastAsia="Times New Roman" w:cs="Times New Roman"/>
-          <w:b/>
-          <w:bCs/>
-        </w:rPr>
-        <w:t>【</w:t>
-      </w:r>
-      <w:r>
-        <w:rPr>
-          <w:rFonts w:hint="eastAsia" w:ascii="Times New Roman" w:hAnsi="Times New Roman" w:eastAsia="FangSong" w:cs="Times New Roman"/>
-          <w:b/>
-          <w:bCs/>
-        </w:rPr>
-        <w:t>中文</w:t>
-      </w:r>
-      <w:r>
-        <w:rPr>
-          <w:rFonts w:hint="eastAsia" w:ascii="Times New Roman" w:hAnsi="Times New Roman" w:eastAsia="Times New Roman" w:cs="Times New Roman"/>
-          <w:b/>
-          <w:bCs/>
-        </w:rPr>
-        <w:t>】</w:t>
-      </w:r>
-      <w:r>
-        <w:rPr>
-          <w:rFonts w:hint="eastAsia" w:ascii="Times New Roman" w:hAnsi="Times New Roman" w:eastAsia="FangSong" w:cs="Times New Roman"/>
-        </w:rPr>
-        <w:t>溶剂的改变会对这些反应产生什么影响</w:t>
-      </w:r>
-      <w:r>
-        <w:rPr>
-          <w:rFonts w:hint="eastAsia" w:ascii="Times New Roman" w:hAnsi="Times New Roman" w:eastAsia="Times New Roman" w:cs="Times New Roman"/>
-        </w:rPr>
-        <w:t>？</w:t>
-      </w:r>
-      <w:r>
-        <w:rPr>
-          <w:rFonts w:hint="eastAsia" w:ascii="Times New Roman" w:hAnsi="Times New Roman" w:eastAsia="FangSong" w:cs="Times New Roman"/>
-        </w:rPr>
-        <w:t>从极性溶剂换成非极性溶剂</w:t>
+          <w:rFonts w:hint="eastAsia" w:ascii="Times New Roman" w:hAnsi="Times New Roman" w:eastAsia="FangSong" w:cs="Times New Roman"/>
+        </w:rPr>
+        <w:t>根据所列反应条件</w:t>
       </w:r>
       <w:r>
         <w:rPr>
@@ -988,19 +328,183 @@
         <w:rPr>
           <w:rFonts w:hint="eastAsia" w:ascii="Times New Roman" w:hAnsi="Times New Roman" w:eastAsia="FangSong" w:cs="Times New Roman"/>
         </w:rPr>
-        <w:t>反应会加速还是减慢</w:t>
-      </w:r>
-      <w:r>
-        <w:rPr>
-          <w:rFonts w:hint="eastAsia" w:ascii="Times New Roman" w:hAnsi="Times New Roman" w:eastAsia="Times New Roman" w:cs="Times New Roman"/>
-        </w:rPr>
-        <w:t>？（</w:t>
-      </w:r>
-      <w:r>
-        <w:rPr>
-          <w:rFonts w:hint="eastAsia" w:ascii="Times New Roman" w:hAnsi="Times New Roman" w:eastAsia="FangSong" w:cs="Times New Roman"/>
-        </w:rPr>
-        <w:t>反应式见图</w:t>
+        <w:t>画出</w:t>
+      </w:r>
+      <w:r>
+        <w:rPr>
+          <w:rFonts w:ascii="Times New Roman" w:hAnsi="Times New Roman" w:eastAsia="Times New Roman" w:cs="Times New Roman"/>
+        </w:rPr>
+        <w:t xml:space="preserve"> A、B、C、D </w:t>
+      </w:r>
+      <w:r>
+        <w:rPr>
+          <w:rFonts w:hint="eastAsia" w:ascii="Times New Roman" w:hAnsi="Times New Roman" w:eastAsia="FangSong" w:cs="Times New Roman"/>
+        </w:rPr>
+        <w:t xml:space="preserve">和</w:t>
+      </w:r>
+      <w:r>
+        <w:rPr>
+          <w:rFonts w:ascii="Times New Roman" w:hAnsi="Times New Roman" w:eastAsia="Times New Roman" w:cs="Times New Roman"/>
+        </w:rPr>
+        <w:t xml:space="preserve"> F </w:t>
+      </w:r>
+      <w:r>
+        <w:rPr>
+          <w:rFonts w:hint="eastAsia" w:ascii="Times New Roman" w:hAnsi="Times New Roman" w:eastAsia="FangSong" w:cs="Times New Roman"/>
+        </w:rPr>
+        <w:t>的结构简式</w:t>
+      </w:r>
+      <w:r>
+        <w:rPr>
+          <w:rFonts w:hint="eastAsia" w:ascii="Times New Roman" w:hAnsi="Times New Roman" w:eastAsia="Times New Roman" w:cs="Times New Roman"/>
+        </w:rPr>
+        <w:t>。</w:t>
+      </w:r>
+    </w:p>
+    <w:p>
+      <w:pPr>
+        <w:pStyle w:val="BodyText"/>
+      </w:pPr>
+      <w:r>
+        <w:rPr>
+          <w:rFonts w:hint="eastAsia" w:ascii="Times New Roman" w:hAnsi="Times New Roman" w:eastAsia="FangSong" w:cs="Times New Roman"/>
+        </w:rPr>
+        <w:t>反应序列</w:t>
+      </w:r>
+      <w:r>
+        <w:rPr>
+          <w:rFonts w:hint="eastAsia" w:ascii="Times New Roman" w:hAnsi="Times New Roman" w:eastAsia="Times New Roman" w:cs="Times New Roman"/>
+        </w:rPr>
+        <w:t>：</w:t>
+      </w:r>
+      <w:r>
+        <w:rPr>
+          <w:rFonts w:hint="eastAsia" w:ascii="Times New Roman" w:hAnsi="Times New Roman" w:eastAsia="FangSong" w:cs="Times New Roman"/>
+        </w:rPr>
+        <w:t>底物</w:t>
+      </w:r>
+      <w:r>
+        <w:rPr>
+          <w:rFonts w:ascii="Times New Roman" w:hAnsi="Times New Roman" w:eastAsia="Times New Roman" w:cs="Times New Roman"/>
+        </w:rPr>
+        <w:t xml:space="preserve"> →[O</w:t>
+      </w:r>
+      <w:r>
+        <w:rPr>
+          <w:rFonts w:ascii="Times New Roman" w:hAnsi="Times New Roman" w:eastAsia="Times New Roman" w:cs="Times New Roman"/>
+          <w:vertAlign w:val="subscript"/>
+        </w:rPr>
+        <w:t>3</w:t>
+      </w:r>
+      <w:r>
+        <w:rPr>
+          <w:rFonts w:ascii="Times New Roman" w:hAnsi="Times New Roman" w:eastAsia="Times New Roman" w:cs="Times New Roman"/>
+        </w:rPr>
+        <w:t>; DMS]→ A →[CrO</w:t>
+      </w:r>
+      <w:r>
+        <w:rPr>
+          <w:rFonts w:ascii="Times New Roman" w:hAnsi="Times New Roman" w:eastAsia="Times New Roman" w:cs="Times New Roman"/>
+          <w:vertAlign w:val="subscript"/>
+        </w:rPr>
+        <w:t>3</w:t>
+      </w:r>
+      <w:r>
+        <w:rPr>
+          <w:rFonts w:ascii="Times New Roman" w:hAnsi="Times New Roman" w:eastAsia="Times New Roman" w:cs="Times New Roman"/>
+        </w:rPr>
+        <w:t>/H</w:t>
+      </w:r>
+      <w:r>
+        <w:rPr>
+          <w:rFonts w:ascii="Times New Roman" w:hAnsi="Times New Roman" w:eastAsia="Times New Roman" w:cs="Times New Roman"/>
+          <w:vertAlign w:val="subscript"/>
+        </w:rPr>
+        <w:t>2</w:t>
+      </w:r>
+      <w:r>
+        <w:rPr>
+          <w:rFonts w:ascii="Times New Roman" w:hAnsi="Times New Roman" w:eastAsia="Times New Roman" w:cs="Times New Roman"/>
+        </w:rPr>
+        <w:t>SO</w:t>
+      </w:r>
+      <w:r>
+        <w:rPr>
+          <w:rFonts w:ascii="Times New Roman" w:hAnsi="Times New Roman" w:eastAsia="Times New Roman" w:cs="Times New Roman"/>
+          <w:vertAlign w:val="subscript"/>
+        </w:rPr>
+        <w:t>4</w:t>
+      </w:r>
+      <w:r>
+        <w:rPr>
+          <w:rFonts w:ascii="Times New Roman" w:hAnsi="Times New Roman" w:eastAsia="Times New Roman" w:cs="Times New Roman"/>
+        </w:rPr>
+        <w:t>]→ B →[EtOH/H</w:t>
+      </w:r>
+      <w:r>
+        <w:rPr>
+          <w:rFonts w:ascii="Times New Roman" w:hAnsi="Times New Roman" w:eastAsia="Times New Roman" w:cs="Times New Roman"/>
+          <w:vertAlign w:val="superscript"/>
+        </w:rPr>
+        <w:t>+</w:t>
+      </w:r>
+      <w:r>
+        <w:rPr>
+          <w:rFonts w:ascii="Times New Roman" w:hAnsi="Times New Roman" w:eastAsia="Times New Roman" w:cs="Times New Roman"/>
+        </w:rPr>
+        <w:t>]→ C →[EtONa/EtOH]→ D →[LiAlH</w:t>
+      </w:r>
+      <w:r>
+        <w:rPr>
+          <w:rFonts w:ascii="Times New Roman" w:hAnsi="Times New Roman" w:eastAsia="Times New Roman" w:cs="Times New Roman"/>
+          <w:vertAlign w:val="subscript"/>
+        </w:rPr>
+        <w:t>4</w:t>
+      </w:r>
+      <w:r>
+        <w:rPr>
+          <w:rFonts w:ascii="Times New Roman" w:hAnsi="Times New Roman" w:eastAsia="Times New Roman" w:cs="Times New Roman"/>
+        </w:rPr>
+        <w:t xml:space="preserve">]→ </w:t>
+      </w:r>
+      <w:r>
+        <w:rPr>
+          <w:rFonts w:hint="eastAsia" w:ascii="Times New Roman" w:hAnsi="Times New Roman" w:eastAsia="Times New Roman" w:cs="Times New Roman"/>
+        </w:rPr>
+        <w:t>F（C</w:t>
+      </w:r>
+      <w:r>
+        <w:rPr>
+          <w:rFonts w:hint="eastAsia" w:ascii="Times New Roman" w:hAnsi="Times New Roman" w:eastAsia="Times New Roman" w:cs="Times New Roman"/>
+          <w:vertAlign w:val="subscript"/>
+        </w:rPr>
+        <w:t>13</w:t>
+      </w:r>
+      <w:r>
+        <w:rPr>
+          <w:rFonts w:hint="eastAsia" w:ascii="Times New Roman" w:hAnsi="Times New Roman" w:eastAsia="Times New Roman" w:cs="Times New Roman"/>
+        </w:rPr>
+        <w:t>H</w:t>
+      </w:r>
+      <w:r>
+        <w:rPr>
+          <w:rFonts w:hint="eastAsia" w:ascii="Times New Roman" w:hAnsi="Times New Roman" w:eastAsia="Times New Roman" w:cs="Times New Roman"/>
+          <w:vertAlign w:val="subscript"/>
+        </w:rPr>
+        <w:t>24</w:t>
+      </w:r>
+      <w:r>
+        <w:rPr>
+          <w:rFonts w:hint="eastAsia" w:ascii="Times New Roman" w:hAnsi="Times New Roman" w:eastAsia="Times New Roman" w:cs="Times New Roman"/>
+        </w:rPr>
+        <w:t>O</w:t>
+      </w:r>
+      <w:r>
+        <w:rPr>
+          <w:rFonts w:hint="eastAsia" w:ascii="Times New Roman" w:hAnsi="Times New Roman" w:eastAsia="Times New Roman" w:cs="Times New Roman"/>
+          <w:vertAlign w:val="subscript"/>
+        </w:rPr>
+        <w:t>2</w:t>
       </w:r>
       <w:r>
         <w:rPr>
@@ -1011,37 +515,49 @@
     </w:p>
     <w:p>
       <w:pPr>
-        <w:pStyle w:val="BodyText"/>
-      </w:pPr>
-      <w:r>
-        <w:rPr>
-          <w:rFonts w:hint="eastAsia" w:ascii="Times New Roman" w:hAnsi="Times New Roman" w:eastAsia="Times New Roman" w:cs="Times New Roman"/>
-          <w:b/>
-          <w:bCs/>
-        </w:rPr>
-        <w:t>【</w:t>
-      </w:r>
-      <w:r>
-        <w:rPr>
-          <w:rFonts w:hint="eastAsia" w:ascii="Times New Roman" w:hAnsi="Times New Roman" w:eastAsia="FangSong" w:cs="Times New Roman"/>
-          <w:b/>
-          <w:bCs/>
-        </w:rPr>
-        <w:t>原文</w:t>
-      </w:r>
-      <w:r>
-        <w:rPr>
-          <w:rFonts w:hint="eastAsia" w:ascii="Times New Roman" w:hAnsi="Times New Roman" w:eastAsia="Times New Roman" w:cs="Times New Roman"/>
-          <w:b/>
-          <w:bCs/>
-        </w:rPr>
-        <w:t>】</w:t>
-      </w:r>
-      <w:r>
-        <w:rPr>
-          <w:rFonts w:ascii="Times New Roman" w:hAnsi="Times New Roman" w:eastAsia="Times New Roman" w:cs="Times New Roman"/>
-        </w:rPr>
-        <w:t xml:space="preserve">What would be the effect of solvent changes on these reactions? Would the reactions be accelerated or retarded by a change from a polar to a non-polar solvent?</w:t>
+        <w:spacing w:before="160" w:after="80"/>
+      </w:pPr>
+      <w:r>
+        <w:pict>
+          <v:rect style="width:0;height:1.5pt" o:hralign="center" o:hrstd="t" o:hr="t"/>
+        </w:pict>
+      </w:r>
+    </w:p>
+    <w:bookmarkEnd w:id="13"/>
+    <w:bookmarkStart w:id="17" w:name="ch12-p1-酯取代中间体两个碳正离子稳定性"/>
+    <w:p>
+      <w:pPr>
+        <w:pStyle w:val="Heading2"/>
+        <w:spacing w:before="280" w:after="120"/>
+      </w:pPr>
+      <w:r>
+        <w:rPr>
+          <w:rFonts w:ascii="Times New Roman" w:hAnsi="Times New Roman" w:eastAsia="Times New Roman" w:cs="Times New Roman"/>
+        </w:rPr>
+        <w:t xml:space="preserve">11.5 </w:t>
+      </w:r>
+      <w:r>
+        <w:rPr>
+          <w:rFonts w:hint="eastAsia" w:ascii="Times New Roman" w:hAnsi="Times New Roman" w:eastAsia="Times New Roman" w:cs="Times New Roman"/>
+        </w:rPr>
+        <w:t>Ch12-P1-</w:t>
+      </w:r>
+      <w:r>
+        <w:rPr>
+          <w:rFonts w:hint="eastAsia" w:ascii="Times New Roman" w:hAnsi="Times New Roman" w:eastAsia="SimHei" w:cs="Times New Roman"/>
+        </w:rPr>
+        <w:t>酯取代中间体两个碳正离子稳定性</w:t>
+      </w:r>
+    </w:p>
+    <w:p>
+      <w:pPr>
+        <w:pStyle w:val="FirstParagraph"/>
+      </w:pPr>
+      <w:r>
+        <w:rPr>
+          <w:rFonts w:ascii="Times New Roman" w:hAnsi="Times New Roman" w:eastAsia="Times New Roman" w:cs="Times New Roman"/>
+        </w:rPr>
+        <w:t xml:space="preserve">In the comparison of stability of the last intermediates in the substitution at the carbonyl group of acid chlorides or anhydrides to make esters (chapter 10) we preferred one of these intermediates to the other:</w:t>
       </w:r>
     </w:p>
     <w:p>
@@ -1056,20 +572,4495 @@
         </w:rPr>
         <w:drawing>
           <wp:inline>
-            <wp:extent cx="3600000" cy="1078527"/>
+            <wp:extent cx="3600000" cy="565072"/>
             <wp:effectExtent b="0" l="0" r="0" t="0"/>
-            <wp:docPr descr="" title="" id="13" name="Picture"/>
+            <wp:docPr descr="" title="" id="15" name="Picture"/>
             <a:graphic>
               <a:graphicData uri="http://schemas.openxmlformats.org/drawingml/2006/picture">
                 <pic:pic>
                   <pic:nvPicPr>
-                    <pic:cNvPr descr="46024414590bd7b65d18c6a47e10f44585fb69447e18aae1d6b257ee3362ce50.jpg" id="14" name="Picture"/>
+                    <pic:cNvPr descr="de6e7ee1c50a68f5d2aa53fdf37bf6eb0ec69a77f073033cfce822b81dad0414.jpg" id="16" name="Picture"/>
                     <pic:cNvPicPr>
                       <a:picLocks noChangeArrowheads="1" noChangeAspect="1"/>
                     </pic:cNvPicPr>
                   </pic:nvPicPr>
                   <pic:blipFill>
-                    <a:blip r:embed="rId12"/>
+                    <a:blip r:embed="rId14"/>
+                    <a:stretch>
+                      <a:fillRect/>
+                    </a:stretch>
+                  </pic:blipFill>
+                  <pic:spPr bwMode="auto">
+                    <a:xfrm>
+                      <a:off x="0" y="0"/>
+                      <a:ext cx="3600000" cy="565072"/>
+                    </a:xfrm>
+                    <a:prstGeom prst="rect">
+                      <a:avLst/>
+                    </a:prstGeom>
+                    <a:noFill/>
+                    <a:ln w="9525">
+                      <a:noFill/>
+                      <a:headEnd/>
+                      <a:tailEnd/>
+                    </a:ln>
+                  </pic:spPr>
+                </pic:pic>
+              </a:graphicData>
+            </a:graphic>
+          </wp:inline>
+        </w:drawing>
+      </w:r>
+    </w:p>
+    <w:p>
+      <w:pPr>
+        <w:pStyle w:val="BodyText"/>
+      </w:pPr>
+      <w:r>
+        <w:rPr>
+          <w:rFonts w:ascii="Times New Roman" w:hAnsi="Times New Roman" w:eastAsia="Times New Roman" w:cs="Times New Roman"/>
+        </w:rPr>
+        <w:t xml:space="preserve">Why is the one more stable than the other? If you were to treat an ester with acid, which of the two would be formed?</w:t>
+      </w:r>
+    </w:p>
+    <w:p>
+      <w:pPr>
+        <w:pStyle w:val="BodyText"/>
+      </w:pPr>
+      <w:r>
+        <w:rPr>
+          <w:rFonts w:hint="eastAsia" w:ascii="Times New Roman" w:hAnsi="Times New Roman" w:eastAsia="FangSong" w:cs="Times New Roman"/>
+          <w:b/>
+          <w:bCs/>
+        </w:rPr>
+        <w:t xml:space="preserve">原文题目</w:t>
+      </w:r>
+      <w:r>
+        <w:rPr>
+          <w:rFonts w:hint="eastAsia" w:ascii="Times New Roman" w:hAnsi="Times New Roman" w:eastAsia="Times New Roman" w:cs="Times New Roman"/>
+        </w:rPr>
+        <w:t xml:space="preserve">：In</w:t>
+      </w:r>
+      <w:r>
+        <w:rPr>
+          <w:rFonts w:ascii="Times New Roman" w:hAnsi="Times New Roman" w:eastAsia="Times New Roman" w:cs="Times New Roman"/>
+        </w:rPr>
+        <w:t xml:space="preserve"> the comparison of stability of the last intermediates in the substitution at the carbonyl group of acid chlorides or anhydrides to make esters we preferred one of these intermediates to the other. Why is the one more stable than the other? If you were to treat an ester with acid, which of the two would be formed?</w:t>
+      </w:r>
+    </w:p>
+    <w:p>
+      <w:pPr>
+        <w:spacing w:before="160" w:after="80"/>
+      </w:pPr>
+      <w:r>
+        <w:pict>
+          <v:rect style="width:0;height:1.5pt" o:hralign="center" o:hrstd="t" o:hr="t"/>
+        </w:pict>
+      </w:r>
+    </w:p>
+    <w:bookmarkEnd w:id="17"/>
+    <w:bookmarkStart w:id="21" w:name="ch38-p1-碱引发两个简单卡宾反应"/>
+    <w:p>
+      <w:pPr>
+        <w:pStyle w:val="Heading2"/>
+        <w:spacing w:before="280" w:after="120"/>
+      </w:pPr>
+      <w:r>
+        <w:rPr>
+          <w:rFonts w:ascii="Times New Roman" w:hAnsi="Times New Roman" w:eastAsia="Times New Roman" w:cs="Times New Roman"/>
+        </w:rPr>
+        <w:t xml:space="preserve">11.6 </w:t>
+      </w:r>
+      <w:r>
+        <w:rPr>
+          <w:rFonts w:hint="eastAsia" w:ascii="Times New Roman" w:hAnsi="Times New Roman" w:eastAsia="Times New Roman" w:cs="Times New Roman"/>
+        </w:rPr>
+        <w:t>Ch38-P1-</w:t>
+      </w:r>
+      <w:r>
+        <w:rPr>
+          <w:rFonts w:hint="eastAsia" w:ascii="Times New Roman" w:hAnsi="Times New Roman" w:eastAsia="SimHei" w:cs="Times New Roman"/>
+        </w:rPr>
+        <w:t>碱引发两个简单卡宾反应</w:t>
+      </w:r>
+    </w:p>
+    <w:p>
+      <w:pPr>
+        <w:pStyle w:val="FirstParagraph"/>
+      </w:pPr>
+      <w:r>
+        <w:rPr>
+          <w:rFonts w:ascii="Times New Roman" w:hAnsi="Times New Roman" w:eastAsia="Times New Roman" w:cs="Times New Roman"/>
+        </w:rPr>
+        <w:t xml:space="preserve">Suggest mechanisms for these reactions:</w:t>
+      </w:r>
+    </w:p>
+    <w:p>
+      <w:pPr>
+        <w:pStyle w:val="BodyText"/>
+        <w:spacing w:before="160" w:after="80"/>
+        <w:jc w:val="center"/>
+      </w:pPr>
+      <w:r>
+        <w:rPr>
+          <w:rFonts w:ascii="Times New Roman" w:hAnsi="Times New Roman" w:eastAsia="Times New Roman" w:cs="Times New Roman"/>
+        </w:rPr>
+        <w:drawing>
+          <wp:inline>
+            <wp:extent cx="3600000" cy="411880"/>
+            <wp:effectExtent b="0" l="0" r="0" t="0"/>
+            <wp:docPr descr="" title="" id="19" name="Picture"/>
+            <a:graphic>
+              <a:graphicData uri="http://schemas.openxmlformats.org/drawingml/2006/picture">
+                <pic:pic>
+                  <pic:nvPicPr>
+                    <pic:cNvPr descr="f34494f453272f705f7ddc3f7d88331e3b0e8d26b6ca2d9ab8373d32f4482539.jpg" id="20" name="Picture"/>
+                    <pic:cNvPicPr>
+                      <a:picLocks noChangeArrowheads="1" noChangeAspect="1"/>
+                    </pic:cNvPicPr>
+                  </pic:nvPicPr>
+                  <pic:blipFill>
+                    <a:blip r:embed="rId18"/>
+                    <a:stretch>
+                      <a:fillRect/>
+                    </a:stretch>
+                  </pic:blipFill>
+                  <pic:spPr bwMode="auto">
+                    <a:xfrm>
+                      <a:off x="0" y="0"/>
+                      <a:ext cx="3600000" cy="411880"/>
+                    </a:xfrm>
+                    <a:prstGeom prst="rect">
+                      <a:avLst/>
+                    </a:prstGeom>
+                    <a:noFill/>
+                    <a:ln w="9525">
+                      <a:noFill/>
+                      <a:headEnd/>
+                      <a:tailEnd/>
+                    </a:ln>
+                  </pic:spPr>
+                </pic:pic>
+              </a:graphicData>
+            </a:graphic>
+          </wp:inline>
+        </w:drawing>
+      </w:r>
+    </w:p>
+    <w:p>
+      <w:pPr>
+        <w:pStyle w:val="BodyText"/>
+      </w:pPr>
+      <w:r>
+        <w:rPr>
+          <w:rFonts w:hint="eastAsia" w:ascii="Times New Roman" w:hAnsi="Times New Roman" w:eastAsia="FangSong" w:cs="Times New Roman"/>
+          <w:b/>
+          <w:bCs/>
+        </w:rPr>
+        <w:t xml:space="preserve">原文题目</w:t>
+      </w:r>
+      <w:r>
+        <w:rPr>
+          <w:rFonts w:hint="eastAsia" w:ascii="Times New Roman" w:hAnsi="Times New Roman" w:eastAsia="Times New Roman" w:cs="Times New Roman"/>
+        </w:rPr>
+        <w:t xml:space="preserve">：Suggest</w:t>
+      </w:r>
+      <w:r>
+        <w:rPr>
+          <w:rFonts w:ascii="Times New Roman" w:hAnsi="Times New Roman" w:eastAsia="Times New Roman" w:cs="Times New Roman"/>
+        </w:rPr>
+        <w:t xml:space="preserve"> mechanisms for these reactions. (Two simple carbene reactions initiated by base.)</w:t>
+      </w:r>
+    </w:p>
+    <w:p>
+      <w:pPr>
+        <w:spacing w:before="160" w:after="80"/>
+      </w:pPr>
+      <w:r>
+        <w:pict>
+          <v:rect style="width:0;height:1.5pt" o:hralign="center" o:hrstd="t" o:hr="t"/>
+        </w:pict>
+      </w:r>
+    </w:p>
+    <w:bookmarkEnd w:id="21"/>
+    <w:bookmarkStart w:id="25" w:name="ch38-p2-另一种卡宾方法天然抗生素"/>
+    <w:p>
+      <w:pPr>
+        <w:pStyle w:val="Heading2"/>
+        <w:spacing w:before="280" w:after="120"/>
+      </w:pPr>
+      <w:r>
+        <w:rPr>
+          <w:rFonts w:ascii="Times New Roman" w:hAnsi="Times New Roman" w:eastAsia="Times New Roman" w:cs="Times New Roman"/>
+        </w:rPr>
+        <w:t xml:space="preserve">11.7 </w:t>
+      </w:r>
+      <w:r>
+        <w:rPr>
+          <w:rFonts w:hint="eastAsia" w:ascii="Times New Roman" w:hAnsi="Times New Roman" w:eastAsia="Times New Roman" w:cs="Times New Roman"/>
+        </w:rPr>
+        <w:t>Ch38-P2-</w:t>
+      </w:r>
+      <w:r>
+        <w:rPr>
+          <w:rFonts w:hint="eastAsia" w:ascii="Times New Roman" w:hAnsi="Times New Roman" w:eastAsia="SimHei" w:cs="Times New Roman"/>
+        </w:rPr>
+        <w:t>另一种卡宾方法</w:t>
+      </w:r>
+      <w:r>
+        <w:rPr>
+          <w:rFonts w:hint="eastAsia" w:ascii="Times New Roman" w:hAnsi="Times New Roman" w:eastAsia="Times New Roman" w:cs="Times New Roman"/>
+        </w:rPr>
+        <w:t>→</w:t>
+      </w:r>
+      <w:r>
+        <w:rPr>
+          <w:rFonts w:hint="eastAsia" w:ascii="Times New Roman" w:hAnsi="Times New Roman" w:eastAsia="SimHei" w:cs="Times New Roman"/>
+        </w:rPr>
+        <w:t>天然抗生素</w:t>
+      </w:r>
+    </w:p>
+    <w:p>
+      <w:pPr>
+        <w:pStyle w:val="FirstParagraph"/>
+      </w:pPr>
+      <w:r>
+        <w:rPr>
+          <w:rFonts w:ascii="Times New Roman" w:hAnsi="Times New Roman" w:eastAsia="Times New Roman" w:cs="Times New Roman"/>
+        </w:rPr>
+        <w:t xml:space="preserve">Suggest a mechanism for this reaction and explain the stereochemistry.</w:t>
+      </w:r>
+    </w:p>
+    <w:p>
+      <w:pPr>
+        <w:pStyle w:val="BodyText"/>
+        <w:spacing w:before="160" w:after="80"/>
+        <w:jc w:val="center"/>
+      </w:pPr>
+      <w:r>
+        <w:rPr>
+          <w:rFonts w:ascii="Times New Roman" w:hAnsi="Times New Roman" w:eastAsia="Times New Roman" w:cs="Times New Roman"/>
+        </w:rPr>
+        <w:drawing>
+          <wp:inline>
+            <wp:extent cx="3600000" cy="749614"/>
+            <wp:effectExtent b="0" l="0" r="0" t="0"/>
+            <wp:docPr descr="" title="" id="23" name="Picture"/>
+            <a:graphic>
+              <a:graphicData uri="http://schemas.openxmlformats.org/drawingml/2006/picture">
+                <pic:pic>
+                  <pic:nvPicPr>
+                    <pic:cNvPr descr="2488f9266b7b7d13d89806d3212e55136e33487346c3d618f0215c80ad026961.jpg" id="24" name="Picture"/>
+                    <pic:cNvPicPr>
+                      <a:picLocks noChangeArrowheads="1" noChangeAspect="1"/>
+                    </pic:cNvPicPr>
+                  </pic:nvPicPr>
+                  <pic:blipFill>
+                    <a:blip r:embed="rId22"/>
+                    <a:stretch>
+                      <a:fillRect/>
+                    </a:stretch>
+                  </pic:blipFill>
+                  <pic:spPr bwMode="auto">
+                    <a:xfrm>
+                      <a:off x="0" y="0"/>
+                      <a:ext cx="3600000" cy="749614"/>
+                    </a:xfrm>
+                    <a:prstGeom prst="rect">
+                      <a:avLst/>
+                    </a:prstGeom>
+                    <a:noFill/>
+                    <a:ln w="9525">
+                      <a:noFill/>
+                      <a:headEnd/>
+                      <a:tailEnd/>
+                    </a:ln>
+                  </pic:spPr>
+                </pic:pic>
+              </a:graphicData>
+            </a:graphic>
+          </wp:inline>
+        </w:drawing>
+      </w:r>
+    </w:p>
+    <w:p>
+      <w:pPr>
+        <w:pStyle w:val="BodyText"/>
+      </w:pPr>
+      <w:r>
+        <w:rPr>
+          <w:rFonts w:hint="eastAsia" w:ascii="Times New Roman" w:hAnsi="Times New Roman" w:eastAsia="FangSong" w:cs="Times New Roman"/>
+          <w:b/>
+          <w:bCs/>
+        </w:rPr>
+        <w:t xml:space="preserve">原文题目</w:t>
+      </w:r>
+      <w:r>
+        <w:rPr>
+          <w:rFonts w:hint="eastAsia" w:ascii="Times New Roman" w:hAnsi="Times New Roman" w:eastAsia="Times New Roman" w:cs="Times New Roman"/>
+        </w:rPr>
+        <w:t xml:space="preserve">：Suggest</w:t>
+      </w:r>
+      <w:r>
+        <w:rPr>
+          <w:rFonts w:ascii="Times New Roman" w:hAnsi="Times New Roman" w:eastAsia="Times New Roman" w:cs="Times New Roman"/>
+        </w:rPr>
+        <w:t xml:space="preserve"> a mechanism for this reaction and explain the stereochemistry. (Another important carbene method used in the synthesis of a natural antibiotic.)</w:t>
+      </w:r>
+    </w:p>
+    <w:p>
+      <w:pPr>
+        <w:spacing w:before="160" w:after="80"/>
+      </w:pPr>
+      <w:r>
+        <w:pict>
+          <v:rect style="width:0;height:1.5pt" o:hralign="center" o:hrstd="t" o:hr="t"/>
+        </w:pict>
+      </w:r>
+    </w:p>
+    <w:bookmarkEnd w:id="25"/>
+    <w:bookmarkStart w:id="29" w:name="ch38-p7-常规卡宾插入氮烯类比"/>
+    <w:p>
+      <w:pPr>
+        <w:pStyle w:val="Heading2"/>
+        <w:spacing w:before="280" w:after="120"/>
+      </w:pPr>
+      <w:r>
+        <w:rPr>
+          <w:rFonts w:ascii="Times New Roman" w:hAnsi="Times New Roman" w:eastAsia="Times New Roman" w:cs="Times New Roman"/>
+        </w:rPr>
+        <w:t xml:space="preserve">11.8 </w:t>
+      </w:r>
+      <w:r>
+        <w:rPr>
+          <w:rFonts w:hint="eastAsia" w:ascii="Times New Roman" w:hAnsi="Times New Roman" w:eastAsia="Times New Roman" w:cs="Times New Roman"/>
+        </w:rPr>
+        <w:t>Ch38-P7-</w:t>
+      </w:r>
+      <w:r>
+        <w:rPr>
+          <w:rFonts w:hint="eastAsia" w:ascii="Times New Roman" w:hAnsi="Times New Roman" w:eastAsia="SimHei" w:cs="Times New Roman"/>
+        </w:rPr>
+        <w:t>常规卡宾插入</w:t>
+      </w:r>
+      <w:r>
+        <w:rPr>
+          <w:rFonts w:hint="eastAsia" w:ascii="Times New Roman" w:hAnsi="Times New Roman" w:eastAsia="Times New Roman" w:cs="Times New Roman"/>
+        </w:rPr>
+        <w:t>+</w:t>
+      </w:r>
+      <w:r>
+        <w:rPr>
+          <w:rFonts w:hint="eastAsia" w:ascii="Times New Roman" w:hAnsi="Times New Roman" w:eastAsia="SimHei" w:cs="Times New Roman"/>
+        </w:rPr>
+        <w:t>氮烯类比</w:t>
+      </w:r>
+    </w:p>
+    <w:p>
+      <w:pPr>
+        <w:pStyle w:val="FirstParagraph"/>
+      </w:pPr>
+      <w:r>
+        <w:rPr>
+          <w:rFonts w:ascii="Times New Roman" w:hAnsi="Times New Roman" w:eastAsia="Times New Roman" w:cs="Times New Roman"/>
+        </w:rPr>
+        <w:t xml:space="preserve">Give a mechanism for the formation of the three-membered ring in the first of these reactions and suggest how the ester might be converted into the amine with retention of configuration.</w:t>
+      </w:r>
+    </w:p>
+    <w:p>
+      <w:pPr>
+        <w:pStyle w:val="BodyText"/>
+        <w:spacing w:before="160" w:after="80"/>
+        <w:jc w:val="center"/>
+      </w:pPr>
+      <w:r>
+        <w:rPr>
+          <w:rFonts w:ascii="Times New Roman" w:hAnsi="Times New Roman" w:eastAsia="Times New Roman" w:cs="Times New Roman"/>
+        </w:rPr>
+        <w:drawing>
+          <wp:inline>
+            <wp:extent cx="3600000" cy="273180"/>
+            <wp:effectExtent b="0" l="0" r="0" t="0"/>
+            <wp:docPr descr="" title="" id="27" name="Picture"/>
+            <a:graphic>
+              <a:graphicData uri="http://schemas.openxmlformats.org/drawingml/2006/picture">
+                <pic:pic>
+                  <pic:nvPicPr>
+                    <pic:cNvPr descr="018dd936d6686ac54f80f1863c049abeefb2aa8e9880b79f42d972bac134f225.jpg" id="28" name="Picture"/>
+                    <pic:cNvPicPr>
+                      <a:picLocks noChangeArrowheads="1" noChangeAspect="1"/>
+                    </pic:cNvPicPr>
+                  </pic:nvPicPr>
+                  <pic:blipFill>
+                    <a:blip r:embed="rId26"/>
+                    <a:stretch>
+                      <a:fillRect/>
+                    </a:stretch>
+                  </pic:blipFill>
+                  <pic:spPr bwMode="auto">
+                    <a:xfrm>
+                      <a:off x="0" y="0"/>
+                      <a:ext cx="3600000" cy="273180"/>
+                    </a:xfrm>
+                    <a:prstGeom prst="rect">
+                      <a:avLst/>
+                    </a:prstGeom>
+                    <a:noFill/>
+                    <a:ln w="9525">
+                      <a:noFill/>
+                      <a:headEnd/>
+                      <a:tailEnd/>
+                    </a:ln>
+                  </pic:spPr>
+                </pic:pic>
+              </a:graphicData>
+            </a:graphic>
+          </wp:inline>
+        </w:drawing>
+      </w:r>
+    </w:p>
+    <w:p>
+      <w:pPr>
+        <w:pStyle w:val="BodyText"/>
+      </w:pPr>
+      <w:r>
+        <w:rPr>
+          <w:rFonts w:hint="eastAsia" w:ascii="Times New Roman" w:hAnsi="Times New Roman" w:eastAsia="FangSong" w:cs="Times New Roman"/>
+          <w:b/>
+          <w:bCs/>
+        </w:rPr>
+        <w:t xml:space="preserve">原文题目</w:t>
+      </w:r>
+      <w:r>
+        <w:rPr>
+          <w:rFonts w:hint="eastAsia" w:ascii="Times New Roman" w:hAnsi="Times New Roman" w:eastAsia="Times New Roman" w:cs="Times New Roman"/>
+        </w:rPr>
+        <w:t xml:space="preserve">：Give</w:t>
+      </w:r>
+      <w:r>
+        <w:rPr>
+          <w:rFonts w:ascii="Times New Roman" w:hAnsi="Times New Roman" w:eastAsia="Times New Roman" w:cs="Times New Roman"/>
+        </w:rPr>
+        <w:t xml:space="preserve"> a mechanism for the formation of the three-membered ring in the first of these reactions and suggest how the ester might be converted into the amine with retention of configuration.</w:t>
+      </w:r>
+    </w:p>
+    <w:p>
+      <w:pPr>
+        <w:spacing w:before="160" w:after="80"/>
+      </w:pPr>
+      <w:r>
+        <w:pict>
+          <v:rect style="width:0;height:1.5pt" o:hralign="center" o:hrstd="t" o:hr="t"/>
+        </w:pict>
+      </w:r>
+    </w:p>
+    <w:bookmarkEnd w:id="29"/>
+    <w:bookmarkStart w:id="33" w:name="ch38-p9-卡宾化学不期望出现时如何避免"/>
+    <w:p>
+      <w:pPr>
+        <w:pStyle w:val="Heading2"/>
+        <w:spacing w:before="280" w:after="120"/>
+      </w:pPr>
+      <w:r>
+        <w:rPr>
+          <w:rFonts w:ascii="Times New Roman" w:hAnsi="Times New Roman" w:eastAsia="Times New Roman" w:cs="Times New Roman"/>
+        </w:rPr>
+        <w:t xml:space="preserve">11.9 </w:t>
+      </w:r>
+      <w:r>
+        <w:rPr>
+          <w:rFonts w:hint="eastAsia" w:ascii="Times New Roman" w:hAnsi="Times New Roman" w:eastAsia="Times New Roman" w:cs="Times New Roman"/>
+        </w:rPr>
+        <w:t>Ch38-P9-</w:t>
+      </w:r>
+      <w:r>
+        <w:rPr>
+          <w:rFonts w:hint="eastAsia" w:ascii="Times New Roman" w:hAnsi="Times New Roman" w:eastAsia="SimHei" w:cs="Times New Roman"/>
+        </w:rPr>
+        <w:t>卡宾化学不期望出现时如何避免</w:t>
+      </w:r>
+    </w:p>
+    <w:p>
+      <w:pPr>
+        <w:pStyle w:val="FirstParagraph"/>
+      </w:pPr>
+      <w:r>
+        <w:rPr>
+          <w:rFonts w:ascii="Times New Roman" w:hAnsi="Times New Roman" w:eastAsia="Times New Roman" w:cs="Times New Roman"/>
+        </w:rPr>
+        <w:t>Attempts to prepare compound A by phase-transfer catalysed cyclization required a solvent immiscible with water. When chloroform (CHCl</w:t>
+      </w:r>
+      <w:r>
+        <w:rPr>
+          <w:rFonts w:ascii="Times New Roman" w:hAnsi="Times New Roman" w:eastAsia="Times New Roman" w:cs="Times New Roman"/>
+          <w:vertAlign w:val="subscript"/>
+        </w:rPr>
+        <w:t>3</w:t>
+      </w:r>
+      <w:r>
+        <w:rPr>
+          <w:rFonts w:ascii="Times New Roman" w:hAnsi="Times New Roman" w:eastAsia="Times New Roman" w:cs="Times New Roman"/>
+        </w:rPr>
+        <w:t>) was used, compound B was formed instead and it was necessary to use the more toxic CCl</w:t>
+      </w:r>
+      <w:r>
+        <w:rPr>
+          <w:rFonts w:ascii="Times New Roman" w:hAnsi="Times New Roman" w:eastAsia="Times New Roman" w:cs="Times New Roman"/>
+          <w:vertAlign w:val="subscript"/>
+        </w:rPr>
+        <w:t>4</w:t>
+      </w:r>
+      <w:r>
+        <w:rPr>
+          <w:rFonts w:ascii="Times New Roman" w:hAnsi="Times New Roman" w:eastAsia="Times New Roman" w:cs="Times New Roman"/>
+        </w:rPr>
+        <w:t xml:space="preserve"> for success. What went wrong?</w:t>
+      </w:r>
+    </w:p>
+    <w:p>
+      <w:pPr>
+        <w:pStyle w:val="BodyText"/>
+        <w:spacing w:before="160" w:after="80"/>
+        <w:jc w:val="center"/>
+      </w:pPr>
+      <w:r>
+        <w:rPr>
+          <w:rFonts w:ascii="Times New Roman" w:hAnsi="Times New Roman" w:eastAsia="Times New Roman" w:cs="Times New Roman"/>
+        </w:rPr>
+        <w:drawing>
+          <wp:inline>
+            <wp:extent cx="3600000" cy="870967"/>
+            <wp:effectExtent b="0" l="0" r="0" t="0"/>
+            <wp:docPr descr="" title="" id="31" name="Picture"/>
+            <a:graphic>
+              <a:graphicData uri="http://schemas.openxmlformats.org/drawingml/2006/picture">
+                <pic:pic>
+                  <pic:nvPicPr>
+                    <pic:cNvPr descr="7fa6dbfd3f3ca89f8e7c56cef981fee7e4ae8951dc4fbe3279faadb5a9fb3901.jpg" id="32" name="Picture"/>
+                    <pic:cNvPicPr>
+                      <a:picLocks noChangeArrowheads="1" noChangeAspect="1"/>
+                    </pic:cNvPicPr>
+                  </pic:nvPicPr>
+                  <pic:blipFill>
+                    <a:blip r:embed="rId30"/>
+                    <a:stretch>
+                      <a:fillRect/>
+                    </a:stretch>
+                  </pic:blipFill>
+                  <pic:spPr bwMode="auto">
+                    <a:xfrm>
+                      <a:off x="0" y="0"/>
+                      <a:ext cx="3600000" cy="870967"/>
+                    </a:xfrm>
+                    <a:prstGeom prst="rect">
+                      <a:avLst/>
+                    </a:prstGeom>
+                    <a:noFill/>
+                    <a:ln w="9525">
+                      <a:noFill/>
+                      <a:headEnd/>
+                      <a:tailEnd/>
+                    </a:ln>
+                  </pic:spPr>
+                </pic:pic>
+              </a:graphicData>
+            </a:graphic>
+          </wp:inline>
+        </w:drawing>
+      </w:r>
+    </w:p>
+    <w:p>
+      <w:pPr>
+        <w:pStyle w:val="BodyText"/>
+      </w:pPr>
+      <w:r>
+        <w:rPr>
+          <w:rFonts w:hint="eastAsia" w:ascii="Times New Roman" w:hAnsi="Times New Roman" w:eastAsia="FangSong" w:cs="Times New Roman"/>
+          <w:b/>
+          <w:bCs/>
+        </w:rPr>
+        <w:t xml:space="preserve">原文题目</w:t>
+      </w:r>
+      <w:r>
+        <w:rPr>
+          <w:rFonts w:hint="eastAsia" w:ascii="Times New Roman" w:hAnsi="Times New Roman" w:eastAsia="Times New Roman" w:cs="Times New Roman"/>
+        </w:rPr>
+        <w:t xml:space="preserve">：Attempts</w:t>
+      </w:r>
+      <w:r>
+        <w:rPr>
+          <w:rFonts w:ascii="Times New Roman" w:hAnsi="Times New Roman" w:eastAsia="Times New Roman" w:cs="Times New Roman"/>
+        </w:rPr>
+        <w:t xml:space="preserve"> to prepare compound A by phase-transfer catalysed cyclization required a solvent immiscible with water. When chloroform (CHCl</w:t>
+      </w:r>
+      <w:r>
+        <w:rPr>
+          <w:rFonts w:ascii="Times New Roman" w:hAnsi="Times New Roman" w:eastAsia="Times New Roman" w:cs="Times New Roman"/>
+          <w:vertAlign w:val="subscript"/>
+        </w:rPr>
+        <w:t>3</w:t>
+      </w:r>
+      <w:r>
+        <w:rPr>
+          <w:rFonts w:ascii="Times New Roman" w:hAnsi="Times New Roman" w:eastAsia="Times New Roman" w:cs="Times New Roman"/>
+        </w:rPr>
+        <w:t>) was used, compound B was formed instead and it was necessary to use the more toxic CCl</w:t>
+      </w:r>
+      <w:r>
+        <w:rPr>
+          <w:rFonts w:ascii="Times New Roman" w:hAnsi="Times New Roman" w:eastAsia="Times New Roman" w:cs="Times New Roman"/>
+          <w:vertAlign w:val="subscript"/>
+        </w:rPr>
+        <w:t>4</w:t>
+      </w:r>
+      <w:r>
+        <w:rPr>
+          <w:rFonts w:ascii="Times New Roman" w:hAnsi="Times New Roman" w:eastAsia="Times New Roman" w:cs="Times New Roman"/>
+        </w:rPr>
+        <w:t xml:space="preserve"> for success. What went wrong? (Carbene chemistry is not always what is wanted: how do you avoid it?)</w:t>
+      </w:r>
+    </w:p>
+    <w:p>
+      <w:pPr>
+        <w:spacing w:before="160" w:after="80"/>
+      </w:pPr>
+      <w:r>
+        <w:pict>
+          <v:rect style="width:0;height:1.5pt" o:hralign="center" o:hrstd="t" o:hr="t"/>
+        </w:pict>
+      </w:r>
+    </w:p>
+    <w:bookmarkEnd w:id="33"/>
+    <w:bookmarkStart w:id="34" w:name="ch39-p5-小hammett-ρ值解读"/>
+    <w:p>
+      <w:pPr>
+        <w:pStyle w:val="Heading2"/>
+        <w:spacing w:before="280" w:after="120"/>
+      </w:pPr>
+      <w:r>
+        <w:rPr>
+          <w:rFonts w:ascii="Times New Roman" w:hAnsi="Times New Roman" w:eastAsia="Times New Roman" w:cs="Times New Roman"/>
+        </w:rPr>
+        <w:t xml:space="preserve">11.10 </w:t>
+      </w:r>
+      <w:r>
+        <w:rPr>
+          <w:rFonts w:hint="eastAsia" w:ascii="Times New Roman" w:hAnsi="Times New Roman" w:eastAsia="Times New Roman" w:cs="Times New Roman"/>
+        </w:rPr>
+        <w:t>Ch39-P5-</w:t>
+      </w:r>
+      <w:r>
+        <w:rPr>
+          <w:rFonts w:hint="eastAsia" w:ascii="Times New Roman" w:hAnsi="Times New Roman" w:eastAsia="SimHei" w:cs="Times New Roman"/>
+        </w:rPr>
+        <w:t>小</w:t>
+      </w:r>
+      <w:r>
+        <w:rPr>
+          <w:rFonts w:hint="eastAsia" w:ascii="Times New Roman" w:hAnsi="Times New Roman" w:eastAsia="Times New Roman" w:cs="Times New Roman"/>
+        </w:rPr>
+        <w:t>Hammett</w:t>
+      </w:r>
+      <w:r>
+        <w:rPr>
+          <w:rFonts w:ascii="Times New Roman" w:hAnsi="Times New Roman" w:eastAsia="Times New Roman" w:cs="Times New Roman"/>
+        </w:rPr>
+        <w:t xml:space="preserve"> </w:t>
+      </w:r>
+      <w:r>
+        <w:rPr>
+          <w:rFonts w:hint="eastAsia" w:ascii="Times New Roman" w:hAnsi="Times New Roman" w:eastAsia="Times New Roman" w:cs="Times New Roman"/>
+        </w:rPr>
+        <w:t>ρ</w:t>
+      </w:r>
+      <w:r>
+        <w:rPr>
+          <w:rFonts w:hint="eastAsia" w:ascii="Times New Roman" w:hAnsi="Times New Roman" w:eastAsia="SimHei" w:cs="Times New Roman"/>
+        </w:rPr>
+        <w:t>值解读</w:t>
+      </w:r>
+    </w:p>
+    <w:p>
+      <w:pPr>
+        <w:pStyle w:val="FirstParagraph"/>
+      </w:pPr>
+      <w:r>
+        <w:rPr>
+          <w:rFonts w:ascii="Times New Roman" w:hAnsi="Times New Roman" w:eastAsia="Times New Roman" w:cs="Times New Roman"/>
+        </w:rPr>
+        <w:t xml:space="preserve">In acid solution, the hydrolysis of this carbodiimide has a Hammett ρ value of -0.8. What mechanism might account for this?</w:t>
+      </w:r>
+    </w:p>
+    <w:p>
+      <w:pPr>
+        <w:pStyle w:val="BodyText"/>
+      </w:pPr>
+      <m:oMathPara>
+        <m:oMathParaPr>
+          <m:jc m:val="center"/>
+          <m:ctrlPr>
+            <w:rPr>
+              <w:sz w:val="28"/>
+              <w:szCs w:val="28"/>
+            </w:rPr>
+          </m:ctrlPr>
+        </m:oMathParaPr>
+        <m:oMath>
+          <m:r>
+            <m:rPr>
+              <m:sty m:val="p"/>
+            </m:rPr>
+            <m:t>A</m:t>
+          </m:r>
+          <m:r>
+            <m:rPr>
+              <m:sty m:val="p"/>
+            </m:rPr>
+            <m:t>r</m:t>
+          </m:r>
+          <m:r>
+            <m:rPr>
+              <m:sty m:val="p"/>
+            </m:rPr>
+            <m:t>−</m:t>
+          </m:r>
+          <m:r>
+            <m:rPr>
+              <m:sty m:val="p"/>
+            </m:rPr>
+            <m:t>N</m:t>
+          </m:r>
+          <m:r>
+            <m:rPr>
+              <m:sty m:val="p"/>
+            </m:rPr>
+            <m:t>=</m:t>
+          </m:r>
+          <m:r>
+            <m:rPr>
+              <m:sty m:val="p"/>
+            </m:rPr>
+            <m:t>C</m:t>
+          </m:r>
+          <m:r>
+            <m:rPr>
+              <m:sty m:val="p"/>
+            </m:rPr>
+            <m:t>=</m:t>
+          </m:r>
+          <m:r>
+            <m:rPr>
+              <m:sty m:val="p"/>
+            </m:rPr>
+            <m:t>N</m:t>
+          </m:r>
+          <m:r>
+            <m:rPr>
+              <m:sty m:val="p"/>
+            </m:rPr>
+            <m:t>−</m:t>
+          </m:r>
+          <m:r>
+            <m:rPr>
+              <m:sty m:val="p"/>
+            </m:rPr>
+            <m:t>A</m:t>
+          </m:r>
+          <m:r>
+            <m:rPr>
+              <m:sty m:val="p"/>
+            </m:rPr>
+            <m:t>r</m:t>
+          </m:r>
+          <m:limLow>
+            <m:e>
+              <m:limUpp>
+                <m:e>
+                  <m:r>
+                    <m:rPr>
+                      <m:sty m:val="p"/>
+                    </m:rPr>
+                    <m:t>→</m:t>
+                  </m:r>
+                </m:e>
+                <m:lim>
+                  <m:sSup>
+                    <m:e>
+                      <m:r>
+                        <m:rPr>
+                          <m:sty m:val="p"/>
+                        </m:rPr>
+                        <m:t>H</m:t>
+                      </m:r>
+                    </m:e>
+                    <m:sup>
+                      <m:r>
+                        <m:rPr>
+                          <m:sty m:val="p"/>
+                        </m:rPr>
+                        <m:t>+</m:t>
+                      </m:r>
+                    </m:sup>
+                  </m:sSup>
+                </m:lim>
+              </m:limUpp>
+            </m:e>
+            <m:lim>
+              <m:sSub>
+                <m:e>
+                  <m:r>
+                    <m:rPr>
+                      <m:sty m:val="p"/>
+                    </m:rPr>
+                    <m:t>H</m:t>
+                  </m:r>
+                </m:e>
+                <m:sub>
+                  <m:r>
+                    <m:rPr>
+                      <m:sty m:val="p"/>
+                    </m:rPr>
+                    <m:t>2</m:t>
+                  </m:r>
+                </m:sub>
+              </m:sSub>
+              <m:r>
+                <m:rPr>
+                  <m:sty m:val="p"/>
+                </m:rPr>
+                <m:t>O</m:t>
+              </m:r>
+            </m:lim>
+          </m:limLow>
+          <m:r>
+            <m:rPr>
+              <m:sty m:val="p"/>
+            </m:rPr>
+            <m:t>A</m:t>
+          </m:r>
+          <m:r>
+            <m:rPr>
+              <m:sty m:val="p"/>
+            </m:rPr>
+            <m:t>r</m:t>
+          </m:r>
+          <m:r>
+            <m:rPr>
+              <m:sty m:val="p"/>
+            </m:rPr>
+            <m:t>N</m:t>
+          </m:r>
+          <m:sSub>
+            <m:e>
+              <m:r>
+                <m:rPr>
+                  <m:sty m:val="p"/>
+                </m:rPr>
+                <m:t>H</m:t>
+              </m:r>
+            </m:e>
+            <m:sub>
+              <m:r>
+                <m:rPr>
+                  <m:sty m:val="p"/>
+                </m:rPr>
+                <m:t>2</m:t>
+              </m:r>
+            </m:sub>
+          </m:sSub>
+        </m:oMath>
+      </m:oMathPara>
+    </w:p>
+    <w:p>
+      <w:pPr>
+        <w:pStyle w:val="FirstParagraph"/>
+      </w:pPr>
+      <w:r>
+        <w:rPr>
+          <w:rFonts w:hint="eastAsia" w:ascii="Times New Roman" w:hAnsi="Times New Roman" w:eastAsia="FangSong" w:cs="Times New Roman"/>
+          <w:b/>
+          <w:bCs/>
+        </w:rPr>
+        <w:t xml:space="preserve">原文题目</w:t>
+      </w:r>
+      <w:r>
+        <w:rPr>
+          <w:rFonts w:hint="eastAsia" w:ascii="Times New Roman" w:hAnsi="Times New Roman" w:eastAsia="Times New Roman" w:cs="Times New Roman"/>
+        </w:rPr>
+        <w:t xml:space="preserve">：The</w:t>
+      </w:r>
+      <w:r>
+        <w:rPr>
+          <w:rFonts w:ascii="Times New Roman" w:hAnsi="Times New Roman" w:eastAsia="Times New Roman" w:cs="Times New Roman"/>
+        </w:rPr>
+        <w:t xml:space="preserve"> Hammett ρ value for the acid hydrolysis of a carbodiimide is -0.8. What mechanism accounts for this small ρ value?</w:t>
+      </w:r>
+    </w:p>
+    <w:p>
+      <w:pPr>
+        <w:spacing w:before="160" w:after="80"/>
+      </w:pPr>
+      <w:r>
+        <w:pict>
+          <v:rect style="width:0;height:1.5pt" o:hralign="center" o:hrstd="t" o:hr="t"/>
+        </w:pict>
+      </w:r>
+    </w:p>
+    <w:bookmarkEnd w:id="34"/>
+    <w:bookmarkStart w:id="38" w:name="ch39-p10-hammett关系理解检验"/>
+    <w:p>
+      <w:pPr>
+        <w:pStyle w:val="Heading2"/>
+        <w:spacing w:before="280" w:after="120"/>
+      </w:pPr>
+      <w:r>
+        <w:rPr>
+          <w:rFonts w:ascii="Times New Roman" w:hAnsi="Times New Roman" w:eastAsia="Times New Roman" w:cs="Times New Roman"/>
+        </w:rPr>
+        <w:t xml:space="preserve">11.11 </w:t>
+      </w:r>
+      <w:r>
+        <w:rPr>
+          <w:rFonts w:hint="eastAsia" w:ascii="Times New Roman" w:hAnsi="Times New Roman" w:eastAsia="Times New Roman" w:cs="Times New Roman"/>
+        </w:rPr>
+        <w:t>Ch39-P10-Hammett</w:t>
+      </w:r>
+      <w:r>
+        <w:rPr>
+          <w:rFonts w:hint="eastAsia" w:ascii="Times New Roman" w:hAnsi="Times New Roman" w:eastAsia="SimHei" w:cs="Times New Roman"/>
+        </w:rPr>
+        <w:t>关系理解检验</w:t>
+      </w:r>
+    </w:p>
+    <w:p>
+      <w:pPr>
+        <w:pStyle w:val="FirstParagraph"/>
+        <w:spacing w:after="80"/>
+      </w:pPr>
+      <w:r>
+        <w:rPr>
+          <w:rFonts w:ascii="Times New Roman" w:hAnsi="Times New Roman" w:eastAsia="Times New Roman" w:cs="Times New Roman"/>
+        </w:rPr>
+        <w:t>The pK</w:t>
+      </w:r>
+      <w:r>
+        <w:rPr>
+          <w:rFonts w:ascii="Times New Roman" w:hAnsi="Times New Roman" w:eastAsia="Times New Roman" w:cs="Times New Roman"/>
+          <w:vertAlign w:val="subscript"/>
+        </w:rPr>
+        <w:t>a</w:t>
+      </w:r>
+      <w:r>
+        <w:rPr>
+          <w:rFonts w:ascii="Times New Roman" w:hAnsi="Times New Roman" w:eastAsia="Times New Roman" w:cs="Times New Roman"/>
+        </w:rPr>
+        <w:t xml:space="preserve"> values of some protonated pyridines are as follows:</w:t>
+      </w:r>
+    </w:p>
+    <w:tbl>
+      <w:tblPr>
+        <w:tblStyle w:val="Table"/>
+        <w:tblW w:type="auto" w:w="0"/>
+        <w:tblLook w:firstRow="1" w:lastRow="0" w:firstColumn="0" w:lastColumn="0" w:noHBand="0" w:noVBand="0" w:val="0020"/>
+      </w:tblPr>
+      <w:tblGrid>
+        <w:gridCol w:w="990"/>
+        <w:gridCol w:w="990"/>
+        <w:gridCol w:w="990"/>
+        <w:gridCol w:w="990"/>
+        <w:gridCol w:w="990"/>
+        <w:gridCol w:w="990"/>
+        <w:gridCol w:w="990"/>
+        <w:gridCol w:w="990"/>
+      </w:tblGrid>
+      <w:tr>
+        <w:trPr>
+          <w:tblHeader w:val="on"/>
+        </w:trPr>
+        <w:tc>
+          <w:tcPr/>
+          <w:p>
+            <w:pPr>
+              <w:pStyle w:val="Compact"/>
+              <w:jc w:val="center"/>
+            </w:pPr>
+            <w:r>
+              <w:rPr>
+                <w:rFonts w:ascii="Times New Roman" w:hAnsi="Times New Roman" w:eastAsia="Times New Roman" w:cs="Times New Roman"/>
+                <w:b/>
+              </w:rPr>
+              <w:t xml:space="preserve">X</w:t>
+            </w:r>
+          </w:p>
+        </w:tc>
+        <w:tc>
+          <w:tcPr/>
+          <w:p>
+            <w:pPr>
+              <w:pStyle w:val="Compact"/>
+              <w:jc w:val="center"/>
+            </w:pPr>
+            <w:r>
+              <w:rPr>
+                <w:rFonts w:ascii="Times New Roman" w:hAnsi="Times New Roman" w:eastAsia="Times New Roman" w:cs="Times New Roman"/>
+                <w:b/>
+              </w:rPr>
+              <w:t xml:space="preserve">H</w:t>
+            </w:r>
+          </w:p>
+        </w:tc>
+        <w:tc>
+          <w:tcPr/>
+          <w:p>
+            <w:pPr>
+              <w:pStyle w:val="Compact"/>
+              <w:jc w:val="center"/>
+            </w:pPr>
+            <w:r>
+              <w:rPr>
+                <w:rFonts w:ascii="Times New Roman" w:hAnsi="Times New Roman" w:eastAsia="Times New Roman" w:cs="Times New Roman"/>
+                <w:b/>
+              </w:rPr>
+              <w:t xml:space="preserve">3-Cl</w:t>
+            </w:r>
+          </w:p>
+        </w:tc>
+        <w:tc>
+          <w:tcPr/>
+          <w:p>
+            <w:pPr>
+              <w:pStyle w:val="Compact"/>
+              <w:jc w:val="center"/>
+            </w:pPr>
+            <w:r>
+              <w:rPr>
+                <w:rFonts w:ascii="Times New Roman" w:hAnsi="Times New Roman" w:eastAsia="Times New Roman" w:cs="Times New Roman"/>
+                <w:b/>
+              </w:rPr>
+              <w:t xml:space="preserve">3-Me</w:t>
+            </w:r>
+          </w:p>
+        </w:tc>
+        <w:tc>
+          <w:tcPr/>
+          <w:p>
+            <w:pPr>
+              <w:pStyle w:val="Compact"/>
+              <w:jc w:val="center"/>
+            </w:pPr>
+            <w:r>
+              <w:rPr>
+                <w:rFonts w:ascii="Times New Roman" w:hAnsi="Times New Roman" w:eastAsia="Times New Roman" w:cs="Times New Roman"/>
+                <w:b/>
+              </w:rPr>
+              <w:t xml:space="preserve">4-Me</w:t>
+            </w:r>
+          </w:p>
+        </w:tc>
+        <w:tc>
+          <w:tcPr/>
+          <w:p>
+            <w:pPr>
+              <w:pStyle w:val="Compact"/>
+              <w:jc w:val="center"/>
+            </w:pPr>
+            <w:r>
+              <w:rPr>
+                <w:rFonts w:ascii="Times New Roman" w:hAnsi="Times New Roman" w:eastAsia="Times New Roman" w:cs="Times New Roman"/>
+                <w:b/>
+              </w:rPr>
+              <w:t xml:space="preserve">3-MeO</w:t>
+            </w:r>
+          </w:p>
+        </w:tc>
+        <w:tc>
+          <w:tcPr/>
+          <w:p>
+            <w:pPr>
+              <w:pStyle w:val="Compact"/>
+              <w:jc w:val="center"/>
+            </w:pPr>
+            <w:r>
+              <w:rPr>
+                <w:rFonts w:ascii="Times New Roman" w:hAnsi="Times New Roman" w:eastAsia="Times New Roman" w:cs="Times New Roman"/>
+                <w:b/>
+              </w:rPr>
+              <w:t xml:space="preserve">4-MeO</w:t>
+            </w:r>
+          </w:p>
+        </w:tc>
+        <w:tc>
+          <w:tcPr/>
+          <w:p>
+            <w:pPr>
+              <w:pStyle w:val="Compact"/>
+              <w:jc w:val="center"/>
+            </w:pPr>
+            <w:r>
+              <w:rPr>
+                <w:rFonts w:ascii="Times New Roman" w:hAnsi="Times New Roman" w:eastAsia="Times New Roman" w:cs="Times New Roman"/>
+                <w:b/>
+              </w:rPr>
+              <w:t>3-NO</w:t>
+            </w:r>
+            <w:r>
+              <w:rPr>
+                <w:rFonts w:ascii="Times New Roman" w:hAnsi="Times New Roman" w:eastAsia="Times New Roman" w:cs="Times New Roman"/>
+                <w:b/>
+                <w:vertAlign w:val="subscript"/>
+              </w:rPr>
+              <w:t>2</w:t>
+            </w:r>
+          </w:p>
+        </w:tc>
+      </w:tr>
+      <w:tr>
+        <w:tc>
+          <w:tcPr/>
+          <w:p>
+            <w:pPr>
+              <w:pStyle w:val="Compact"/>
+              <w:jc w:val="center"/>
+            </w:pPr>
+            <w:r>
+              <w:rPr>
+                <w:rFonts w:ascii="Times New Roman" w:hAnsi="Times New Roman" w:eastAsia="Times New Roman" w:cs="Times New Roman"/>
+              </w:rPr>
+              <w:t>pK</w:t>
+            </w:r>
+            <w:r>
+              <w:rPr>
+                <w:rFonts w:ascii="Times New Roman" w:hAnsi="Times New Roman" w:eastAsia="Times New Roman" w:cs="Times New Roman"/>
+                <w:vertAlign w:val="subscript"/>
+              </w:rPr>
+              <w:t>a</w:t>
+            </w:r>
+          </w:p>
+        </w:tc>
+        <w:tc>
+          <w:tcPr/>
+          <w:p>
+            <w:pPr>
+              <w:pStyle w:val="Compact"/>
+              <w:jc w:val="center"/>
+            </w:pPr>
+            <w:r>
+              <w:rPr>
+                <w:rFonts w:ascii="Times New Roman" w:hAnsi="Times New Roman" w:eastAsia="Times New Roman" w:cs="Times New Roman"/>
+              </w:rPr>
+              <w:t xml:space="preserve">5.2</w:t>
+            </w:r>
+          </w:p>
+        </w:tc>
+        <w:tc>
+          <w:tcPr/>
+          <w:p>
+            <w:pPr>
+              <w:pStyle w:val="Compact"/>
+              <w:jc w:val="center"/>
+            </w:pPr>
+            <w:r>
+              <w:rPr>
+                <w:rFonts w:ascii="Times New Roman" w:hAnsi="Times New Roman" w:eastAsia="Times New Roman" w:cs="Times New Roman"/>
+              </w:rPr>
+              <w:t xml:space="preserve">2.84</w:t>
+            </w:r>
+          </w:p>
+        </w:tc>
+        <w:tc>
+          <w:tcPr/>
+          <w:p>
+            <w:pPr>
+              <w:pStyle w:val="Compact"/>
+              <w:jc w:val="center"/>
+            </w:pPr>
+            <w:r>
+              <w:rPr>
+                <w:rFonts w:ascii="Times New Roman" w:hAnsi="Times New Roman" w:eastAsia="Times New Roman" w:cs="Times New Roman"/>
+              </w:rPr>
+              <w:t xml:space="preserve">5.68</w:t>
+            </w:r>
+          </w:p>
+        </w:tc>
+        <w:tc>
+          <w:tcPr/>
+          <w:p>
+            <w:pPr>
+              <w:pStyle w:val="Compact"/>
+              <w:jc w:val="center"/>
+            </w:pPr>
+            <w:r>
+              <w:rPr>
+                <w:rFonts w:ascii="Times New Roman" w:hAnsi="Times New Roman" w:eastAsia="Times New Roman" w:cs="Times New Roman"/>
+              </w:rPr>
+              <w:t xml:space="preserve">6.02</w:t>
+            </w:r>
+          </w:p>
+        </w:tc>
+        <w:tc>
+          <w:tcPr/>
+          <w:p>
+            <w:pPr>
+              <w:pStyle w:val="Compact"/>
+              <w:jc w:val="center"/>
+            </w:pPr>
+            <w:r>
+              <w:rPr>
+                <w:rFonts w:ascii="Times New Roman" w:hAnsi="Times New Roman" w:eastAsia="Times New Roman" w:cs="Times New Roman"/>
+              </w:rPr>
+              <w:t xml:space="preserve">4.88</w:t>
+            </w:r>
+          </w:p>
+        </w:tc>
+        <w:tc>
+          <w:tcPr/>
+          <w:p>
+            <w:pPr>
+              <w:pStyle w:val="Compact"/>
+              <w:jc w:val="center"/>
+            </w:pPr>
+            <w:r>
+              <w:rPr>
+                <w:rFonts w:ascii="Times New Roman" w:hAnsi="Times New Roman" w:eastAsia="Times New Roman" w:cs="Times New Roman"/>
+              </w:rPr>
+              <w:t xml:space="preserve">6.62</w:t>
+            </w:r>
+          </w:p>
+        </w:tc>
+        <w:tc>
+          <w:tcPr/>
+          <w:p>
+            <w:pPr>
+              <w:pStyle w:val="Compact"/>
+              <w:jc w:val="center"/>
+            </w:pPr>
+            <w:r>
+              <w:rPr>
+                <w:rFonts w:ascii="Times New Roman" w:hAnsi="Times New Roman" w:eastAsia="Times New Roman" w:cs="Times New Roman"/>
+              </w:rPr>
+              <w:t xml:space="preserve">0.81</w:t>
+            </w:r>
+          </w:p>
+        </w:tc>
+      </w:tr>
+    </w:tbl>
+    <w:p>
+      <w:pPr>
+        <w:pStyle w:val="BodyText"/>
+        <w:spacing w:before="120"/>
+      </w:pPr>
+      <w:r>
+        <w:rPr>
+          <w:rFonts w:ascii="Times New Roman" w:hAnsi="Times New Roman" w:eastAsia="Times New Roman" w:cs="Times New Roman"/>
+        </w:rPr>
+        <w:t xml:space="preserve">Can the Hammett correlation be applied to pyridines using the σ values for benzene? What equilibrium ρ value does it give and how do you interpret it? Why are no 2-substituted pyridines included in the list?</w:t>
+      </w:r>
+    </w:p>
+    <w:p>
+      <w:pPr>
+        <w:pStyle w:val="BodyText"/>
+        <w:spacing w:before="160" w:after="80"/>
+        <w:jc w:val="center"/>
+      </w:pPr>
+      <w:r>
+        <w:rPr>
+          <w:rFonts w:ascii="Times New Roman" w:hAnsi="Times New Roman" w:eastAsia="Times New Roman" w:cs="Times New Roman"/>
+        </w:rPr>
+        <w:drawing>
+          <wp:inline>
+            <wp:extent cx="3600000" cy="1383919"/>
+            <wp:effectExtent b="0" l="0" r="0" t="0"/>
+            <wp:docPr descr="" title="" id="36" name="Picture"/>
+            <a:graphic>
+              <a:graphicData uri="http://schemas.openxmlformats.org/drawingml/2006/picture">
+                <pic:pic>
+                  <pic:nvPicPr>
+                    <pic:cNvPr descr="8a81bf0670d64e2a2cbdedd62cc2865353a820934202549fef7df114cae61a1d.jpg" id="37" name="Picture"/>
+                    <pic:cNvPicPr>
+                      <a:picLocks noChangeArrowheads="1" noChangeAspect="1"/>
+                    </pic:cNvPicPr>
+                  </pic:nvPicPr>
+                  <pic:blipFill>
+                    <a:blip r:embed="rId35"/>
+                    <a:stretch>
+                      <a:fillRect/>
+                    </a:stretch>
+                  </pic:blipFill>
+                  <pic:spPr bwMode="auto">
+                    <a:xfrm>
+                      <a:off x="0" y="0"/>
+                      <a:ext cx="3600000" cy="1383919"/>
+                    </a:xfrm>
+                    <a:prstGeom prst="rect">
+                      <a:avLst/>
+                    </a:prstGeom>
+                    <a:noFill/>
+                    <a:ln w="9525">
+                      <a:noFill/>
+                      <a:headEnd/>
+                      <a:tailEnd/>
+                    </a:ln>
+                  </pic:spPr>
+                </pic:pic>
+              </a:graphicData>
+            </a:graphic>
+          </wp:inline>
+        </w:drawing>
+      </w:r>
+    </w:p>
+    <w:p>
+      <w:pPr>
+        <w:pStyle w:val="BodyText"/>
+      </w:pPr>
+      <w:r>
+        <w:rPr>
+          <w:rFonts w:hint="eastAsia" w:ascii="Times New Roman" w:hAnsi="Times New Roman" w:eastAsia="FangSong" w:cs="Times New Roman"/>
+          <w:b/>
+          <w:bCs/>
+        </w:rPr>
+        <w:t xml:space="preserve">原文题目</w:t>
+      </w:r>
+      <w:r>
+        <w:rPr>
+          <w:rFonts w:hint="eastAsia" w:ascii="Times New Roman" w:hAnsi="Times New Roman" w:eastAsia="Times New Roman" w:cs="Times New Roman"/>
+        </w:rPr>
+        <w:t xml:space="preserve">：Apply</w:t>
+      </w:r>
+      <w:r>
+        <w:rPr>
+          <w:rFonts w:ascii="Times New Roman" w:hAnsi="Times New Roman" w:eastAsia="Times New Roman" w:cs="Times New Roman"/>
+        </w:rPr>
+        <w:t xml:space="preserve"> the Hammett relationship to pyridinium ion acidities. Calculate ρ and explain its magnitude. Why are 2-substituted pyridines excluded?</w:t>
+      </w:r>
+    </w:p>
+    <w:p>
+      <w:pPr>
+        <w:spacing w:before="160" w:after="80"/>
+      </w:pPr>
+      <w:r>
+        <w:pict>
+          <v:rect style="width:0;height:1.5pt" o:hralign="center" o:hrstd="t" o:hr="t"/>
+        </w:pict>
+      </w:r>
+    </w:p>
+    <w:bookmarkEnd w:id="38"/>
+    <w:bookmarkStart w:id="39" w:name="动力学产物与热力学产物判断"/>
+    <w:p>
+      <w:pPr>
+        <w:pStyle w:val="Heading2"/>
+        <w:spacing w:before="280" w:after="120"/>
+      </w:pPr>
+      <w:r>
+        <w:rPr>
+          <w:rFonts w:ascii="Times New Roman" w:hAnsi="Times New Roman" w:eastAsia="Times New Roman" w:cs="Times New Roman"/>
+        </w:rPr>
+        <w:t xml:space="preserve">11.12 </w:t>
+      </w:r>
+      <w:r>
+        <w:rPr>
+          <w:rFonts w:hint="eastAsia" w:ascii="Times New Roman" w:hAnsi="Times New Roman" w:eastAsia="SimHei" w:cs="Times New Roman"/>
+        </w:rPr>
+        <w:t xml:space="preserve">动力学产物与热力学产物判断</w:t>
+      </w:r>
+    </w:p>
+    <w:p>
+      <w:pPr>
+        <w:pStyle w:val="FirstParagraph"/>
+      </w:pPr>
+      <w:r>
+        <w:rPr>
+          <w:rFonts w:hint="eastAsia" w:ascii="Times New Roman" w:hAnsi="Times New Roman" w:eastAsia="FangSong" w:cs="Times New Roman"/>
+        </w:rPr>
+        <w:t xml:space="preserve">在一个可逆反应</w:t>
+      </w:r>
+      <w:r>
+        <w:rPr>
+          <w:rFonts w:ascii="Times New Roman" w:hAnsi="Times New Roman" w:eastAsia="Times New Roman" w:cs="Times New Roman"/>
+        </w:rPr>
+        <w:t xml:space="preserve"> A ⇌ B </w:t>
+      </w:r>
+      <w:r>
+        <w:rPr>
+          <w:rFonts w:hint="eastAsia" w:ascii="Times New Roman" w:hAnsi="Times New Roman" w:eastAsia="FangSong" w:cs="Times New Roman"/>
+        </w:rPr>
+        <w:t>中</w:t>
+      </w:r>
+      <w:r>
+        <w:rPr>
+          <w:rFonts w:hint="eastAsia" w:ascii="Times New Roman" w:hAnsi="Times New Roman" w:eastAsia="Times New Roman" w:cs="Times New Roman"/>
+        </w:rPr>
+        <w:t>，</w:t>
+      </w:r>
+      <w:r>
+        <w:rPr>
+          <w:rFonts w:hint="eastAsia" w:ascii="Times New Roman" w:hAnsi="Times New Roman" w:eastAsia="FangSong" w:cs="Times New Roman"/>
+        </w:rPr>
+        <w:t>已知以下信息</w:t>
+      </w:r>
+      <w:r>
+        <w:rPr>
+          <w:rFonts w:hint="eastAsia" w:ascii="Times New Roman" w:hAnsi="Times New Roman" w:eastAsia="Times New Roman" w:cs="Times New Roman"/>
+        </w:rPr>
+        <w:t>：</w:t>
+      </w:r>
+    </w:p>
+    <w:p>
+      <w:pPr>
+        <w:numPr>
+          <w:ilvl w:val="0"/>
+          <w:numId w:val="1001"/>
+        </w:numPr>
+      </w:pPr>
+      <w:r>
+        <w:rPr>
+          <w:rFonts w:hint="eastAsia" w:ascii="Times New Roman" w:hAnsi="Times New Roman" w:eastAsia="FangSong" w:cs="Times New Roman"/>
+        </w:rPr>
+        <w:t>产物</w:t>
+      </w:r>
+      <w:r>
+        <w:rPr>
+          <w:rFonts w:hint="eastAsia" w:ascii="Times New Roman" w:hAnsi="Times New Roman" w:eastAsia="Times New Roman" w:cs="Times New Roman"/>
+        </w:rPr>
+        <w:t>A</w:t>
+      </w:r>
+      <w:r>
+        <w:rPr>
+          <w:rFonts w:hint="eastAsia" w:ascii="Times New Roman" w:hAnsi="Times New Roman" w:eastAsia="FangSong" w:cs="Times New Roman"/>
+        </w:rPr>
+        <w:t>先生成</w:t>
+      </w:r>
+      <w:r>
+        <w:rPr>
+          <w:rFonts w:hint="eastAsia" w:ascii="Times New Roman" w:hAnsi="Times New Roman" w:eastAsia="Times New Roman" w:cs="Times New Roman"/>
+        </w:rPr>
+        <w:t>（</w:t>
+      </w:r>
+      <w:r>
+        <w:rPr>
+          <w:rFonts w:hint="eastAsia" w:ascii="Times New Roman" w:hAnsi="Times New Roman" w:eastAsia="FangSong" w:cs="Times New Roman"/>
+        </w:rPr>
+        <w:t>反应速率快</w:t>
+      </w:r>
+      <w:r>
+        <w:rPr>
+          <w:rFonts w:hint="eastAsia" w:ascii="Times New Roman" w:hAnsi="Times New Roman" w:eastAsia="Times New Roman" w:cs="Times New Roman"/>
+        </w:rPr>
+        <w:t>）</w:t>
+      </w:r>
+    </w:p>
+    <w:p>
+      <w:pPr>
+        <w:numPr>
+          <w:ilvl w:val="0"/>
+          <w:numId w:val="1001"/>
+        </w:numPr>
+      </w:pPr>
+      <w:r>
+        <w:rPr>
+          <w:rFonts w:hint="eastAsia" w:ascii="Times New Roman" w:hAnsi="Times New Roman" w:eastAsia="FangSong" w:cs="Times New Roman"/>
+        </w:rPr>
+        <w:t>产物</w:t>
+      </w:r>
+      <w:r>
+        <w:rPr>
+          <w:rFonts w:hint="eastAsia" w:ascii="Times New Roman" w:hAnsi="Times New Roman" w:eastAsia="Times New Roman" w:cs="Times New Roman"/>
+        </w:rPr>
+        <w:t>B</w:t>
+      </w:r>
+      <w:r>
+        <w:rPr>
+          <w:rFonts w:hint="eastAsia" w:ascii="Times New Roman" w:hAnsi="Times New Roman" w:eastAsia="FangSong" w:cs="Times New Roman"/>
+        </w:rPr>
+        <w:t>自由能更低</w:t>
+      </w:r>
+      <w:r>
+        <w:rPr>
+          <w:rFonts w:hint="eastAsia" w:ascii="Times New Roman" w:hAnsi="Times New Roman" w:eastAsia="Times New Roman" w:cs="Times New Roman"/>
+        </w:rPr>
+        <w:t>（</w:t>
+      </w:r>
+      <w:r>
+        <w:rPr>
+          <w:rFonts w:hint="eastAsia" w:ascii="Times New Roman" w:hAnsi="Times New Roman" w:eastAsia="FangSong" w:cs="Times New Roman"/>
+        </w:rPr>
+        <w:t>更稳定</w:t>
+      </w:r>
+      <w:r>
+        <w:rPr>
+          <w:rFonts w:hint="eastAsia" w:ascii="Times New Roman" w:hAnsi="Times New Roman" w:eastAsia="Times New Roman" w:cs="Times New Roman"/>
+        </w:rPr>
+        <w:t>）</w:t>
+      </w:r>
+    </w:p>
+    <w:p>
+      <w:pPr>
+        <w:pStyle w:val="FirstParagraph"/>
+      </w:pPr>
+      <w:r>
+        <w:rPr>
+          <w:rFonts w:hint="eastAsia" w:ascii="Times New Roman" w:hAnsi="Times New Roman" w:eastAsia="FangSong" w:cs="Times New Roman"/>
+          <w:b/>
+          <w:bCs/>
+        </w:rPr>
+        <w:t xml:space="preserve">题目</w:t>
+      </w:r>
+      <w:r>
+        <w:rPr>
+          <w:rFonts w:hint="eastAsia" w:ascii="Times New Roman" w:hAnsi="Times New Roman" w:eastAsia="Times New Roman" w:cs="Times New Roman"/>
+        </w:rPr>
+        <w:t xml:space="preserve">：</w:t>
+      </w:r>
+    </w:p>
+    <w:p>
+      <w:pPr>
+        <w:numPr>
+          <w:ilvl w:val="0"/>
+          <w:numId w:val="1002"/>
+        </w:numPr>
+      </w:pPr>
+      <w:r>
+        <w:rPr>
+          <w:rFonts w:hint="eastAsia" w:ascii="Times New Roman" w:hAnsi="Times New Roman" w:eastAsia="FangSong" w:cs="Times New Roman"/>
+        </w:rPr>
+        <w:t>判断哪个是动力学产物</w:t>
+      </w:r>
+      <w:r>
+        <w:rPr>
+          <w:rFonts w:hint="eastAsia" w:ascii="Times New Roman" w:hAnsi="Times New Roman" w:eastAsia="Times New Roman" w:cs="Times New Roman"/>
+        </w:rPr>
+        <w:t>，</w:t>
+      </w:r>
+      <w:r>
+        <w:rPr>
+          <w:rFonts w:hint="eastAsia" w:ascii="Times New Roman" w:hAnsi="Times New Roman" w:eastAsia="FangSong" w:cs="Times New Roman"/>
+        </w:rPr>
+        <w:t>哪个是热力学产物</w:t>
+      </w:r>
+    </w:p>
+    <w:p>
+      <w:pPr>
+        <w:numPr>
+          <w:ilvl w:val="0"/>
+          <w:numId w:val="1002"/>
+        </w:numPr>
+      </w:pPr>
+      <w:r>
+        <w:rPr>
+          <w:rFonts w:hint="eastAsia" w:ascii="Times New Roman" w:hAnsi="Times New Roman" w:eastAsia="FangSong" w:cs="Times New Roman"/>
+        </w:rPr>
+        <w:t>若要使动力学产物</w:t>
+      </w:r>
+      <w:r>
+        <w:rPr>
+          <w:rFonts w:hint="eastAsia" w:ascii="Times New Roman" w:hAnsi="Times New Roman" w:eastAsia="Times New Roman" w:cs="Times New Roman"/>
+        </w:rPr>
+        <w:t>A</w:t>
+      </w:r>
+      <w:r>
+        <w:rPr>
+          <w:rFonts w:hint="eastAsia" w:ascii="Times New Roman" w:hAnsi="Times New Roman" w:eastAsia="FangSong" w:cs="Times New Roman"/>
+        </w:rPr>
+        <w:t>转化为热力学产物</w:t>
+      </w:r>
+      <w:r>
+        <w:rPr>
+          <w:rFonts w:hint="eastAsia" w:ascii="Times New Roman" w:hAnsi="Times New Roman" w:eastAsia="Times New Roman" w:cs="Times New Roman"/>
+        </w:rPr>
+        <w:t>B，</w:t>
+      </w:r>
+      <w:r>
+        <w:rPr>
+          <w:rFonts w:hint="eastAsia" w:ascii="Times New Roman" w:hAnsi="Times New Roman" w:eastAsia="FangSong" w:cs="Times New Roman"/>
+        </w:rPr>
+        <w:t>应如何改变温度</w:t>
+      </w:r>
+      <w:r>
+        <w:rPr>
+          <w:rFonts w:hint="eastAsia" w:ascii="Times New Roman" w:hAnsi="Times New Roman" w:eastAsia="Times New Roman" w:cs="Times New Roman"/>
+        </w:rPr>
+        <w:t>？</w:t>
+      </w:r>
+      <w:r>
+        <w:rPr>
+          <w:rFonts w:hint="eastAsia" w:ascii="Times New Roman" w:hAnsi="Times New Roman" w:eastAsia="FangSong" w:cs="Times New Roman"/>
+        </w:rPr>
+        <w:t>为什么</w:t>
+      </w:r>
+      <w:r>
+        <w:rPr>
+          <w:rFonts w:hint="eastAsia" w:ascii="Times New Roman" w:hAnsi="Times New Roman" w:eastAsia="Times New Roman" w:cs="Times New Roman"/>
+        </w:rPr>
+        <w:t>？</w:t>
+      </w:r>
+    </w:p>
+    <w:p>
+      <w:pPr>
+        <w:numPr>
+          <w:ilvl w:val="0"/>
+          <w:numId w:val="1002"/>
+        </w:numPr>
+      </w:pPr>
+      <w:r>
+        <w:rPr>
+          <w:rFonts w:hint="eastAsia" w:ascii="Times New Roman" w:hAnsi="Times New Roman" w:eastAsia="FangSong" w:cs="Times New Roman"/>
+        </w:rPr>
+        <w:t xml:space="preserve">当平衡常数</w:t>
+      </w:r>
+      <w:r>
+        <w:rPr>
+          <w:rFonts w:ascii="Times New Roman" w:hAnsi="Times New Roman" w:eastAsia="Times New Roman" w:cs="Times New Roman"/>
+        </w:rPr>
+        <w:t xml:space="preserve"> </w:t>
+      </w:r>
+      <m:oMath>
+        <m:r>
+          <m:t>K</m:t>
+        </m:r>
+        <m:r>
+          <m:rPr>
+            <m:sty m:val="p"/>
+          </m:rPr>
+          <m:t>&gt;</m:t>
+        </m:r>
+        <m:sSup>
+          <m:e>
+            <m:r>
+              <m:t>10</m:t>
+            </m:r>
+          </m:e>
+          <m:sup>
+            <m:r>
+              <m:t>3</m:t>
+            </m:r>
+          </m:sup>
+        </m:sSup>
+      </m:oMath>
+      <w:r>
+        <w:rPr>
+          <w:rFonts w:ascii="Times New Roman" w:hAnsi="Times New Roman" w:eastAsia="Times New Roman" w:cs="Times New Roman"/>
+        </w:rPr>
+        <w:t xml:space="preserve"> </w:t>
+      </w:r>
+      <w:r>
+        <w:rPr>
+          <w:rFonts w:hint="eastAsia" w:ascii="Times New Roman" w:hAnsi="Times New Roman" w:eastAsia="FangSong" w:cs="Times New Roman"/>
+        </w:rPr>
+        <w:t>时</w:t>
+      </w:r>
+      <w:r>
+        <w:rPr>
+          <w:rFonts w:hint="eastAsia" w:ascii="Times New Roman" w:hAnsi="Times New Roman" w:eastAsia="Times New Roman" w:cs="Times New Roman"/>
+        </w:rPr>
+        <w:t>，</w:t>
+      </w:r>
+      <w:r>
+        <w:rPr>
+          <w:rFonts w:hint="eastAsia" w:ascii="Times New Roman" w:hAnsi="Times New Roman" w:eastAsia="FangSong" w:cs="Times New Roman"/>
+        </w:rPr>
+        <w:t>反应表现不可逆</w:t>
+      </w:r>
+      <w:r>
+        <w:rPr>
+          <w:rFonts w:hint="eastAsia" w:ascii="Times New Roman" w:hAnsi="Times New Roman" w:eastAsia="Times New Roman" w:cs="Times New Roman"/>
+        </w:rPr>
+        <w:t>。</w:t>
+      </w:r>
+      <w:r>
+        <w:rPr>
+          <w:rFonts w:hint="eastAsia" w:ascii="Times New Roman" w:hAnsi="Times New Roman" w:eastAsia="FangSong" w:cs="Times New Roman"/>
+        </w:rPr>
+        <w:t>计算该条件下</w:t>
+      </w:r>
+      <w:r>
+        <w:rPr>
+          <w:rFonts w:ascii="Times New Roman" w:hAnsi="Times New Roman" w:eastAsia="Times New Roman" w:cs="Times New Roman"/>
+        </w:rPr>
+        <w:t xml:space="preserve"> </w:t>
+      </w:r>
+      <m:oMath>
+        <m:r>
+          <m:rPr>
+            <m:sty m:val="p"/>
+          </m:rPr>
+          <m:t>Δ</m:t>
+        </m:r>
+        <m:sSup>
+          <m:e>
+            <m:r>
+              <m:t>G</m:t>
+            </m:r>
+          </m:e>
+          <m:sup>
+            <m:r>
+              <m:t>θ</m:t>
+            </m:r>
+          </m:sup>
+        </m:sSup>
+      </m:oMath>
+      <w:r>
+        <w:rPr>
+          <w:rFonts w:ascii="Times New Roman" w:hAnsi="Times New Roman" w:eastAsia="Times New Roman" w:cs="Times New Roman"/>
+        </w:rPr>
+        <w:t xml:space="preserve"> </w:t>
+      </w:r>
+      <w:r>
+        <w:rPr>
+          <w:rFonts w:hint="eastAsia" w:ascii="Times New Roman" w:hAnsi="Times New Roman" w:eastAsia="FangSong" w:cs="Times New Roman"/>
+        </w:rPr>
+        <w:t>的值</w:t>
+      </w:r>
+      <w:r>
+        <w:rPr>
+          <w:rFonts w:hint="eastAsia" w:ascii="Times New Roman" w:hAnsi="Times New Roman" w:eastAsia="Times New Roman" w:cs="Times New Roman"/>
+        </w:rPr>
+        <w:t>（</w:t>
+      </w:r>
+      <w:r>
+        <w:rPr>
+          <w:rFonts w:hint="eastAsia" w:ascii="Times New Roman" w:hAnsi="Times New Roman" w:eastAsia="FangSong" w:cs="Times New Roman"/>
+        </w:rPr>
+        <w:t>室温</w:t>
+      </w:r>
+      <w:r>
+        <w:rPr>
+          <w:rFonts w:hint="eastAsia" w:ascii="Times New Roman" w:hAnsi="Times New Roman" w:eastAsia="Times New Roman" w:cs="Times New Roman"/>
+        </w:rPr>
+        <w:t>298K），</w:t>
+      </w:r>
+      <w:r>
+        <w:rPr>
+          <w:rFonts w:hint="eastAsia" w:ascii="Times New Roman" w:hAnsi="Times New Roman" w:eastAsia="FangSong" w:cs="Times New Roman"/>
+        </w:rPr>
+        <w:t>并说明判断依据</w:t>
+      </w:r>
+    </w:p>
+    <w:p>
+      <w:pPr>
+        <w:numPr>
+          <w:ilvl w:val="0"/>
+          <w:numId w:val="1002"/>
+        </w:numPr>
+      </w:pPr>
+      <w:r>
+        <w:rPr>
+          <w:rFonts w:hint="eastAsia" w:ascii="Times New Roman" w:hAnsi="Times New Roman" w:eastAsia="FangSong" w:cs="Times New Roman"/>
+        </w:rPr>
+        <w:t>解释反应速率</w:t>
+      </w:r>
+      <w:r>
+        <w:rPr>
+          <w:rFonts w:hint="eastAsia" w:ascii="Times New Roman" w:hAnsi="Times New Roman" w:eastAsia="Times New Roman" w:cs="Times New Roman"/>
+        </w:rPr>
+        <w:t>（</w:t>
+      </w:r>
+      <w:r>
+        <w:rPr>
+          <w:rFonts w:hint="eastAsia" w:ascii="Times New Roman" w:hAnsi="Times New Roman" w:eastAsia="FangSong" w:cs="Times New Roman"/>
+        </w:rPr>
+        <w:t>动力学概念</w:t>
+      </w:r>
+      <w:r>
+        <w:rPr>
+          <w:rFonts w:hint="eastAsia" w:ascii="Times New Roman" w:hAnsi="Times New Roman" w:eastAsia="Times New Roman" w:cs="Times New Roman"/>
+        </w:rPr>
+        <w:t>）</w:t>
+      </w:r>
+      <w:r>
+        <w:rPr>
+          <w:rFonts w:hint="eastAsia" w:ascii="Times New Roman" w:hAnsi="Times New Roman" w:eastAsia="FangSong" w:cs="Times New Roman"/>
+        </w:rPr>
+        <w:t>与平衡位置</w:t>
+      </w:r>
+      <w:r>
+        <w:rPr>
+          <w:rFonts w:hint="eastAsia" w:ascii="Times New Roman" w:hAnsi="Times New Roman" w:eastAsia="Times New Roman" w:cs="Times New Roman"/>
+        </w:rPr>
+        <w:t>（</w:t>
+      </w:r>
+      <w:r>
+        <w:rPr>
+          <w:rFonts w:hint="eastAsia" w:ascii="Times New Roman" w:hAnsi="Times New Roman" w:eastAsia="FangSong" w:cs="Times New Roman"/>
+        </w:rPr>
+        <w:t>热力学概念</w:t>
+      </w:r>
+      <w:r>
+        <w:rPr>
+          <w:rFonts w:hint="eastAsia" w:ascii="Times New Roman" w:hAnsi="Times New Roman" w:eastAsia="Times New Roman" w:cs="Times New Roman"/>
+        </w:rPr>
+        <w:t>）</w:t>
+      </w:r>
+      <w:r>
+        <w:rPr>
+          <w:rFonts w:hint="eastAsia" w:ascii="Times New Roman" w:hAnsi="Times New Roman" w:eastAsia="FangSong" w:cs="Times New Roman"/>
+        </w:rPr>
+        <w:t>的区别</w:t>
+      </w:r>
+    </w:p>
+    <w:p>
+      <w:pPr>
+        <w:spacing w:before="160" w:after="80"/>
+      </w:pPr>
+      <w:r>
+        <w:pict>
+          <v:rect style="width:0;height:1.5pt" o:hralign="center" o:hrstd="t" o:hr="t"/>
+        </w:pict>
+      </w:r>
+    </w:p>
+    <w:bookmarkEnd w:id="39"/>
+    <w:bookmarkStart w:id="40" w:name="核磁完全转化与能量差计算"/>
+    <w:p>
+      <w:pPr>
+        <w:pStyle w:val="Heading2"/>
+        <w:spacing w:before="280" w:after="120"/>
+      </w:pPr>
+      <w:r>
+        <w:rPr>
+          <w:rFonts w:ascii="Times New Roman" w:hAnsi="Times New Roman" w:eastAsia="Times New Roman" w:cs="Times New Roman"/>
+        </w:rPr>
+        <w:t xml:space="preserve">11.13 </w:t>
+      </w:r>
+      <w:r>
+        <w:rPr>
+          <w:rFonts w:hint="eastAsia" w:ascii="Times New Roman" w:hAnsi="Times New Roman" w:eastAsia="SimHei" w:cs="Times New Roman"/>
+        </w:rPr>
+        <w:t xml:space="preserve">核磁完全转化与能量差计算</w:t>
+      </w:r>
+    </w:p>
+    <w:p>
+      <w:pPr>
+        <w:pStyle w:val="FirstParagraph"/>
+      </w:pPr>
+      <w:r>
+        <w:rPr>
+          <w:rFonts w:hint="eastAsia" w:ascii="Times New Roman" w:hAnsi="Times New Roman" w:eastAsia="FangSong" w:cs="Times New Roman"/>
+        </w:rPr>
+        <w:t>核磁检测标准</w:t>
+      </w:r>
+      <w:r>
+        <w:rPr>
+          <w:rFonts w:hint="eastAsia" w:ascii="Times New Roman" w:hAnsi="Times New Roman" w:eastAsia="Times New Roman" w:cs="Times New Roman"/>
+        </w:rPr>
+        <w:t>：</w:t>
+      </w:r>
+      <w:r>
+        <w:rPr>
+          <w:rFonts w:hint="eastAsia" w:ascii="Times New Roman" w:hAnsi="Times New Roman" w:eastAsia="FangSong" w:cs="Times New Roman"/>
+        </w:rPr>
+        <w:t>在氢谱中认为反应完全的标准是</w:t>
+      </w:r>
+      <w:r>
+        <w:rPr>
+          <w:rFonts w:hint="eastAsia" w:ascii="Times New Roman" w:hAnsi="Times New Roman" w:eastAsia="Times New Roman" w:cs="Times New Roman"/>
+        </w:rPr>
+        <w:t>A:B</w:t>
+      </w:r>
+      <w:r>
+        <w:rPr>
+          <w:rFonts w:hint="eastAsia" w:ascii="Times New Roman" w:hAnsi="Times New Roman" w:eastAsia="FangSong" w:cs="Times New Roman"/>
+        </w:rPr>
+        <w:t>比例</w:t>
+      </w:r>
+      <w:r>
+        <w:rPr>
+          <w:rFonts w:hint="eastAsia" w:ascii="Times New Roman" w:hAnsi="Times New Roman" w:eastAsia="Times New Roman" w:cs="Times New Roman"/>
+        </w:rPr>
+        <w:t>&gt;95%:5%（</w:t>
+      </w:r>
+      <w:r>
+        <w:rPr>
+          <w:rFonts w:hint="eastAsia" w:ascii="Times New Roman" w:hAnsi="Times New Roman" w:eastAsia="FangSong" w:cs="Times New Roman"/>
+        </w:rPr>
+        <w:t>即比值</w:t>
+      </w:r>
+      <w:r>
+        <w:rPr>
+          <w:rFonts w:hint="eastAsia" w:ascii="Times New Roman" w:hAnsi="Times New Roman" w:eastAsia="Times New Roman" w:cs="Times New Roman"/>
+        </w:rPr>
+        <w:t>&gt;19），</w:t>
+      </w:r>
+      <w:r>
+        <w:rPr>
+          <w:rFonts w:hint="eastAsia" w:ascii="Times New Roman" w:hAnsi="Times New Roman" w:eastAsia="FangSong" w:cs="Times New Roman"/>
+        </w:rPr>
+        <w:t>因为</w:t>
+      </w:r>
+      <w:r>
+        <w:rPr>
+          <w:rFonts w:hint="eastAsia" w:ascii="Times New Roman" w:hAnsi="Times New Roman" w:eastAsia="Times New Roman" w:cs="Times New Roman"/>
+        </w:rPr>
+        <w:t>NMR</w:t>
+      </w:r>
+      <w:r>
+        <w:rPr>
+          <w:rFonts w:hint="eastAsia" w:ascii="Times New Roman" w:hAnsi="Times New Roman" w:eastAsia="FangSong" w:cs="Times New Roman"/>
+        </w:rPr>
+        <w:t>的积分误差约为</w:t>
+      </w:r>
+      <w:r>
+        <w:rPr>
+          <w:rFonts w:hint="eastAsia" w:ascii="Times New Roman" w:hAnsi="Times New Roman" w:eastAsia="Times New Roman" w:cs="Times New Roman"/>
+        </w:rPr>
+        <w:t>5%，</w:t>
+      </w:r>
+      <w:r>
+        <w:rPr>
+          <w:rFonts w:hint="eastAsia" w:ascii="Times New Roman" w:hAnsi="Times New Roman" w:eastAsia="FangSong" w:cs="Times New Roman"/>
+        </w:rPr>
+        <w:t>低于</w:t>
+      </w:r>
+      <w:r>
+        <w:rPr>
+          <w:rFonts w:hint="eastAsia" w:ascii="Times New Roman" w:hAnsi="Times New Roman" w:eastAsia="Times New Roman" w:cs="Times New Roman"/>
+        </w:rPr>
+        <w:t>5%</w:t>
+      </w:r>
+      <w:r>
+        <w:rPr>
+          <w:rFonts w:hint="eastAsia" w:ascii="Times New Roman" w:hAnsi="Times New Roman" w:eastAsia="FangSong" w:cs="Times New Roman"/>
+        </w:rPr>
+        <w:t>的物质通常无法被有效检测</w:t>
+      </w:r>
+      <w:r>
+        <w:rPr>
+          <w:rFonts w:hint="eastAsia" w:ascii="Times New Roman" w:hAnsi="Times New Roman" w:eastAsia="Times New Roman" w:cs="Times New Roman"/>
+        </w:rPr>
+        <w:t>。</w:t>
+      </w:r>
+    </w:p>
+    <w:p>
+      <w:pPr>
+        <w:pStyle w:val="BodyText"/>
+      </w:pPr>
+      <w:r>
+        <w:rPr>
+          <w:rFonts w:hint="eastAsia" w:ascii="Times New Roman" w:hAnsi="Times New Roman" w:eastAsia="FangSong" w:cs="Times New Roman"/>
+          <w:b/>
+          <w:bCs/>
+        </w:rPr>
+        <w:t xml:space="preserve">题目</w:t>
+      </w:r>
+      <w:r>
+        <w:rPr>
+          <w:rFonts w:hint="eastAsia" w:ascii="Times New Roman" w:hAnsi="Times New Roman" w:eastAsia="Times New Roman" w:cs="Times New Roman"/>
+        </w:rPr>
+        <w:t>：</w:t>
+      </w:r>
+      <w:r>
+        <w:rPr>
+          <w:rFonts w:hint="eastAsia" w:ascii="Times New Roman" w:hAnsi="Times New Roman" w:eastAsia="FangSong" w:cs="Times New Roman"/>
+        </w:rPr>
+        <w:t>当平衡常数</w:t>
+      </w:r>
+      <w:r>
+        <w:rPr>
+          <w:rFonts w:hint="eastAsia" w:ascii="Times New Roman" w:hAnsi="Times New Roman" w:eastAsia="Times New Roman" w:cs="Times New Roman"/>
+        </w:rPr>
+        <w:t>k=19</w:t>
+      </w:r>
+      <w:r>
+        <w:rPr>
+          <w:rFonts w:hint="eastAsia" w:ascii="Times New Roman" w:hAnsi="Times New Roman" w:eastAsia="FangSong" w:cs="Times New Roman"/>
+        </w:rPr>
+        <w:t>时</w:t>
+      </w:r>
+      <w:r>
+        <w:rPr>
+          <w:rFonts w:hint="eastAsia" w:ascii="Times New Roman" w:hAnsi="Times New Roman" w:eastAsia="Times New Roman" w:cs="Times New Roman"/>
+        </w:rPr>
+        <w:t>，</w:t>
+      </w:r>
+      <w:r>
+        <w:rPr>
+          <w:rFonts w:hint="eastAsia" w:ascii="Times New Roman" w:hAnsi="Times New Roman" w:eastAsia="FangSong" w:cs="Times New Roman"/>
+        </w:rPr>
+        <w:t>通过公式</w:t>
+      </w:r>
+      <w:r>
+        <w:rPr>
+          <w:rFonts w:ascii="Times New Roman" w:hAnsi="Times New Roman" w:eastAsia="Times New Roman" w:cs="Times New Roman"/>
+        </w:rPr>
+        <w:t xml:space="preserve"> </w:t>
+      </w:r>
+      <m:oMath>
+        <m:oMathPr>
+          <m:ctrlPr>
+            <w:rPr>
+              <w:sz w:val="28"/>
+              <w:szCs w:val="28"/>
+            </w:rPr>
+          </m:ctrlPr>
+        </m:oMathPr>
+        <m:r>
+          <m:rPr>
+            <m:sty m:val="p"/>
+          </m:rPr>
+          <m:t>−</m:t>
+        </m:r>
+        <m:r>
+          <m:t>R</m:t>
+        </m:r>
+        <m:r>
+          <m:t>T</m:t>
+        </m:r>
+        <m:r>
+          <m:rPr>
+            <m:sty m:val="p"/>
+          </m:rPr>
+          <m:t>ln</m:t>
+        </m:r>
+        <m:r>
+          <m:t>K</m:t>
+        </m:r>
+        <m:r>
+          <m:rPr>
+            <m:sty m:val="p"/>
+          </m:rPr>
+          <m:t>=</m:t>
+        </m:r>
+        <m:r>
+          <m:rPr>
+            <m:sty m:val="p"/>
+          </m:rPr>
+          <m:t>Δ</m:t>
+        </m:r>
+        <m:sSup>
+          <m:e>
+            <m:r>
+              <m:t>G</m:t>
+            </m:r>
+          </m:e>
+          <m:sup>
+            <m:r>
+              <m:t>θ</m:t>
+            </m:r>
+          </m:sup>
+        </m:sSup>
+      </m:oMath>
+      <w:r>
+        <w:rPr>
+          <w:rFonts w:ascii="Times New Roman" w:hAnsi="Times New Roman" w:eastAsia="Times New Roman" w:cs="Times New Roman"/>
+        </w:rPr>
+        <w:t xml:space="preserve"> </w:t>
+      </w:r>
+      <w:r>
+        <w:rPr>
+          <w:rFonts w:hint="eastAsia" w:ascii="Times New Roman" w:hAnsi="Times New Roman" w:eastAsia="FangSong" w:cs="Times New Roman"/>
+        </w:rPr>
+        <w:t xml:space="preserve">计算</w:t>
+      </w:r>
+      <w:r>
+        <w:rPr>
+          <w:rFonts w:ascii="Times New Roman" w:hAnsi="Times New Roman" w:eastAsia="Times New Roman" w:cs="Times New Roman"/>
+        </w:rPr>
+        <w:t xml:space="preserve"> </w:t>
+      </w:r>
+      <m:oMath>
+        <m:r>
+          <m:rPr>
+            <m:sty m:val="p"/>
+          </m:rPr>
+          <m:t>Δ</m:t>
+        </m:r>
+        <m:r>
+          <m:t>G</m:t>
+        </m:r>
+      </m:oMath>
+      <w:r>
+        <w:rPr>
+          <w:rFonts w:ascii="Times New Roman" w:hAnsi="Times New Roman" w:eastAsia="Times New Roman" w:cs="Times New Roman"/>
+        </w:rPr>
+        <w:t xml:space="preserve"> </w:t>
+      </w:r>
+      <w:r>
+        <w:rPr>
+          <w:rFonts w:hint="eastAsia" w:ascii="Times New Roman" w:hAnsi="Times New Roman" w:eastAsia="FangSong" w:cs="Times New Roman"/>
+        </w:rPr>
+        <w:t>的值</w:t>
+      </w:r>
+      <w:r>
+        <w:rPr>
+          <w:rFonts w:hint="eastAsia" w:ascii="Times New Roman" w:hAnsi="Times New Roman" w:eastAsia="Times New Roman" w:cs="Times New Roman"/>
+        </w:rPr>
+        <w:t>，</w:t>
+      </w:r>
+      <w:r>
+        <w:rPr>
+          <w:rFonts w:hint="eastAsia" w:ascii="Times New Roman" w:hAnsi="Times New Roman" w:eastAsia="FangSong" w:cs="Times New Roman"/>
+        </w:rPr>
+        <w:t>并判断该反应在合成上是否可视为单向反应</w:t>
+      </w:r>
+      <w:r>
+        <w:rPr>
+          <w:rFonts w:hint="eastAsia" w:ascii="Times New Roman" w:hAnsi="Times New Roman" w:eastAsia="Times New Roman" w:cs="Times New Roman"/>
+        </w:rPr>
+        <w:t>。</w:t>
+      </w:r>
+    </w:p>
+    <w:p>
+      <w:pPr>
+        <w:pStyle w:val="BodyText"/>
+      </w:pPr>
+      <w:r>
+        <w:rPr>
+          <w:rFonts w:hint="eastAsia" w:ascii="Times New Roman" w:hAnsi="Times New Roman" w:eastAsia="FangSong" w:cs="Times New Roman"/>
+          <w:b/>
+          <w:bCs/>
+        </w:rPr>
+        <w:t xml:space="preserve">已知</w:t>
+      </w:r>
+      <w:r>
+        <w:rPr>
+          <w:rFonts w:hint="eastAsia" w:ascii="Times New Roman" w:hAnsi="Times New Roman" w:eastAsia="Times New Roman" w:cs="Times New Roman"/>
+        </w:rPr>
+        <w:t xml:space="preserve">：</w:t>
+      </w:r>
+    </w:p>
+    <w:p>
+      <w:pPr>
+        <w:numPr>
+          <w:ilvl w:val="0"/>
+          <w:numId w:val="1003"/>
+        </w:numPr>
+      </w:pPr>
+      <w:r>
+        <w:rPr>
+          <w:rFonts w:ascii="Times New Roman" w:hAnsi="Times New Roman" w:eastAsia="Times New Roman" w:cs="Times New Roman"/>
+        </w:rPr>
+        <w:t xml:space="preserve">R = 8.314 J/(mol·K)</w:t>
+      </w:r>
+    </w:p>
+    <w:p>
+      <w:pPr>
+        <w:numPr>
+          <w:ilvl w:val="0"/>
+          <w:numId w:val="1003"/>
+        </w:numPr>
+      </w:pPr>
+      <w:r>
+        <w:rPr>
+          <w:rFonts w:ascii="Times New Roman" w:hAnsi="Times New Roman" w:eastAsia="Times New Roman" w:cs="Times New Roman"/>
+        </w:rPr>
+        <w:t xml:space="preserve">T = 298 </w:t>
+      </w:r>
+      <w:r>
+        <w:rPr>
+          <w:rFonts w:hint="eastAsia" w:ascii="Times New Roman" w:hAnsi="Times New Roman" w:eastAsia="Times New Roman" w:cs="Times New Roman"/>
+        </w:rPr>
+        <w:t>K（</w:t>
+      </w:r>
+      <w:r>
+        <w:rPr>
+          <w:rFonts w:hint="eastAsia" w:ascii="Times New Roman" w:hAnsi="Times New Roman" w:eastAsia="FangSong" w:cs="Times New Roman"/>
+        </w:rPr>
+        <w:t>室温</w:t>
+      </w:r>
+      <w:r>
+        <w:rPr>
+          <w:rFonts w:hint="eastAsia" w:ascii="Times New Roman" w:hAnsi="Times New Roman" w:eastAsia="Times New Roman" w:cs="Times New Roman"/>
+        </w:rPr>
+        <w:t>）</w:t>
+      </w:r>
+    </w:p>
+    <w:p>
+      <w:pPr>
+        <w:numPr>
+          <w:ilvl w:val="0"/>
+          <w:numId w:val="1003"/>
+        </w:numPr>
+      </w:pPr>
+      <w:r>
+        <w:rPr>
+          <w:rFonts w:ascii="Times New Roman" w:hAnsi="Times New Roman" w:eastAsia="Times New Roman" w:cs="Times New Roman"/>
+        </w:rPr>
+        <w:t xml:space="preserve">1 kcal = 4.184 kJ</w:t>
+      </w:r>
+    </w:p>
+    <w:p>
+      <w:pPr>
+        <w:pStyle w:val="FirstParagraph"/>
+      </w:pPr>
+      <w:r>
+        <w:rPr>
+          <w:rFonts w:hint="eastAsia" w:ascii="Times New Roman" w:hAnsi="Times New Roman" w:eastAsia="FangSong" w:cs="Times New Roman"/>
+          <w:b/>
+          <w:bCs/>
+        </w:rPr>
+        <w:t xml:space="preserve">要求</w:t>
+      </w:r>
+      <w:r>
+        <w:rPr>
+          <w:rFonts w:hint="eastAsia" w:ascii="Times New Roman" w:hAnsi="Times New Roman" w:eastAsia="Times New Roman" w:cs="Times New Roman"/>
+        </w:rPr>
+        <w:t xml:space="preserve">：</w:t>
+      </w:r>
+    </w:p>
+    <w:p>
+      <w:pPr>
+        <w:numPr>
+          <w:ilvl w:val="0"/>
+          <w:numId w:val="1004"/>
+        </w:numPr>
+      </w:pPr>
+      <w:r>
+        <w:rPr>
+          <w:rFonts w:hint="eastAsia" w:ascii="Times New Roman" w:hAnsi="Times New Roman" w:eastAsia="FangSong" w:cs="Times New Roman"/>
+        </w:rPr>
+        <w:t xml:space="preserve">计算</w:t>
+      </w:r>
+      <w:r>
+        <w:rPr>
+          <w:rFonts w:ascii="Times New Roman" w:hAnsi="Times New Roman" w:eastAsia="Times New Roman" w:cs="Times New Roman"/>
+        </w:rPr>
+        <w:t xml:space="preserve"> </w:t>
+      </w:r>
+      <m:oMath>
+        <m:r>
+          <m:rPr>
+            <m:sty m:val="p"/>
+          </m:rPr>
+          <m:t>Δ</m:t>
+        </m:r>
+        <m:r>
+          <m:t>G</m:t>
+        </m:r>
+      </m:oMath>
+      <w:r>
+        <w:rPr>
+          <w:rFonts w:ascii="Times New Roman" w:hAnsi="Times New Roman" w:eastAsia="Times New Roman" w:cs="Times New Roman"/>
+        </w:rPr>
+        <w:t xml:space="preserve"> </w:t>
+      </w:r>
+      <w:r>
+        <w:rPr>
+          <w:rFonts w:hint="eastAsia" w:ascii="Times New Roman" w:hAnsi="Times New Roman" w:eastAsia="FangSong" w:cs="Times New Roman"/>
+        </w:rPr>
+        <w:t>的数值</w:t>
+      </w:r>
+      <w:r>
+        <w:rPr>
+          <w:rFonts w:hint="eastAsia" w:ascii="Times New Roman" w:hAnsi="Times New Roman" w:eastAsia="Times New Roman" w:cs="Times New Roman"/>
+        </w:rPr>
+        <w:t>（kJ/mol</w:t>
+      </w:r>
+      <w:r>
+        <w:rPr>
+          <w:rFonts w:ascii="Times New Roman" w:hAnsi="Times New Roman" w:eastAsia="Times New Roman" w:cs="Times New Roman"/>
+        </w:rPr>
+        <w:t xml:space="preserve"> </w:t>
+      </w:r>
+      <w:r>
+        <w:rPr>
+          <w:rFonts w:hint="eastAsia" w:ascii="Times New Roman" w:hAnsi="Times New Roman" w:eastAsia="FangSong" w:cs="Times New Roman"/>
+        </w:rPr>
+        <w:t xml:space="preserve">和</w:t>
+      </w:r>
+      <w:r>
+        <w:rPr>
+          <w:rFonts w:ascii="Times New Roman" w:hAnsi="Times New Roman" w:eastAsia="Times New Roman" w:cs="Times New Roman"/>
+        </w:rPr>
+        <w:t xml:space="preserve"> </w:t>
+      </w:r>
+      <w:r>
+        <w:rPr>
+          <w:rFonts w:hint="eastAsia" w:ascii="Times New Roman" w:hAnsi="Times New Roman" w:eastAsia="Times New Roman" w:cs="Times New Roman"/>
+        </w:rPr>
+        <w:t xml:space="preserve">kcal/mol）</w:t>
+      </w:r>
+    </w:p>
+    <w:p>
+      <w:pPr>
+        <w:numPr>
+          <w:ilvl w:val="0"/>
+          <w:numId w:val="1004"/>
+        </w:numPr>
+      </w:pPr>
+      <w:r>
+        <w:rPr>
+          <w:rFonts w:hint="eastAsia" w:ascii="Times New Roman" w:hAnsi="Times New Roman" w:eastAsia="FangSong" w:cs="Times New Roman"/>
+        </w:rPr>
+        <w:t>说明物理有机化学中的经验法则</w:t>
+      </w:r>
+      <w:r>
+        <w:rPr>
+          <w:rFonts w:hint="eastAsia" w:ascii="Times New Roman" w:hAnsi="Times New Roman" w:eastAsia="Times New Roman" w:cs="Times New Roman"/>
+        </w:rPr>
+        <w:t>：</w:t>
+      </w:r>
+      <w:r>
+        <w:rPr>
+          <w:rFonts w:hint="eastAsia" w:ascii="Times New Roman" w:hAnsi="Times New Roman" w:eastAsia="FangSong" w:cs="Times New Roman"/>
+        </w:rPr>
+        <w:t>当两个物质能量差达到约</w:t>
+      </w:r>
+      <w:r>
+        <w:rPr>
+          <w:rFonts w:ascii="Times New Roman" w:hAnsi="Times New Roman" w:eastAsia="Times New Roman" w:cs="Times New Roman"/>
+        </w:rPr>
+        <w:t xml:space="preserve"> 8 </w:t>
+      </w:r>
+      <w:r>
+        <w:rPr>
+          <w:rFonts w:hint="eastAsia" w:ascii="Times New Roman" w:hAnsi="Times New Roman" w:eastAsia="Times New Roman" w:cs="Times New Roman"/>
+        </w:rPr>
+        <w:t xml:space="preserve">kJ/mol（2</w:t>
+      </w:r>
+      <w:r>
+        <w:rPr>
+          <w:rFonts w:ascii="Times New Roman" w:hAnsi="Times New Roman" w:eastAsia="Times New Roman" w:cs="Times New Roman"/>
+        </w:rPr>
+        <w:t xml:space="preserve"> </w:t>
+      </w:r>
+      <w:r>
+        <w:rPr>
+          <w:rFonts w:hint="eastAsia" w:ascii="Times New Roman" w:hAnsi="Times New Roman" w:eastAsia="Times New Roman" w:cs="Times New Roman"/>
+        </w:rPr>
+        <w:t>kcal/mol）</w:t>
+      </w:r>
+      <w:r>
+        <w:rPr>
+          <w:rFonts w:hint="eastAsia" w:ascii="Times New Roman" w:hAnsi="Times New Roman" w:eastAsia="FangSong" w:cs="Times New Roman"/>
+        </w:rPr>
+        <w:t>时</w:t>
+      </w:r>
+      <w:r>
+        <w:rPr>
+          <w:rFonts w:hint="eastAsia" w:ascii="Times New Roman" w:hAnsi="Times New Roman" w:eastAsia="Times New Roman" w:cs="Times New Roman"/>
+        </w:rPr>
+        <w:t>，</w:t>
+      </w:r>
+      <w:r>
+        <w:rPr>
+          <w:rFonts w:hint="eastAsia" w:ascii="Times New Roman" w:hAnsi="Times New Roman" w:eastAsia="FangSong" w:cs="Times New Roman"/>
+        </w:rPr>
+        <w:t>平衡会显著偏向一方</w:t>
+      </w:r>
+    </w:p>
+    <w:p>
+      <w:pPr>
+        <w:numPr>
+          <w:ilvl w:val="0"/>
+          <w:numId w:val="1004"/>
+        </w:numPr>
+      </w:pPr>
+      <w:r>
+        <w:rPr>
+          <w:rFonts w:hint="eastAsia" w:ascii="Times New Roman" w:hAnsi="Times New Roman" w:eastAsia="FangSong" w:cs="Times New Roman"/>
+        </w:rPr>
+        <w:t xml:space="preserve">解释为什么有机化学中常忽略</w:t>
+      </w:r>
+      <w:r>
+        <w:rPr>
+          <w:rFonts w:ascii="Times New Roman" w:hAnsi="Times New Roman" w:eastAsia="Times New Roman" w:cs="Times New Roman"/>
+        </w:rPr>
+        <w:t xml:space="preserve"> </w:t>
+      </w:r>
+      <m:oMath>
+        <m:r>
+          <m:rPr>
+            <m:sty m:val="p"/>
+          </m:rPr>
+          <m:t>Δ</m:t>
+        </m:r>
+        <m:r>
+          <m:t>G</m:t>
+        </m:r>
+      </m:oMath>
+      <w:r>
+        <w:rPr>
+          <w:rFonts w:ascii="Times New Roman" w:hAnsi="Times New Roman" w:eastAsia="Times New Roman" w:cs="Times New Roman"/>
+        </w:rPr>
+        <w:t xml:space="preserve"> </w:t>
+      </w:r>
+      <w:r>
+        <w:rPr>
+          <w:rFonts w:hint="eastAsia" w:ascii="Times New Roman" w:hAnsi="Times New Roman" w:eastAsia="FangSong" w:cs="Times New Roman"/>
+        </w:rPr>
+        <w:t xml:space="preserve">的负号</w:t>
+      </w:r>
+    </w:p>
+    <w:p>
+      <w:pPr>
+        <w:spacing w:before="160" w:after="80"/>
+      </w:pPr>
+      <w:r>
+        <w:pict>
+          <v:rect style="width:0;height:1.5pt" o:hralign="center" o:hrstd="t" o:hr="t"/>
+        </w:pict>
+      </w:r>
+    </w:p>
+    <w:bookmarkEnd w:id="40"/>
+    <w:bookmarkStart w:id="41" w:name="酯化反应同位素标记实验"/>
+    <w:p>
+      <w:pPr>
+        <w:pStyle w:val="Heading2"/>
+        <w:spacing w:before="280" w:after="120"/>
+      </w:pPr>
+      <w:r>
+        <w:rPr>
+          <w:rFonts w:ascii="Times New Roman" w:hAnsi="Times New Roman" w:eastAsia="Times New Roman" w:cs="Times New Roman"/>
+        </w:rPr>
+        <w:t xml:space="preserve">11.14 </w:t>
+      </w:r>
+      <w:r>
+        <w:rPr>
+          <w:rFonts w:hint="eastAsia" w:ascii="Times New Roman" w:hAnsi="Times New Roman" w:eastAsia="SimHei" w:cs="Times New Roman"/>
+        </w:rPr>
+        <w:t xml:space="preserve">酯化反应同位素标记实验</w:t>
+      </w:r>
+    </w:p>
+    <w:p>
+      <w:pPr>
+        <w:pStyle w:val="FirstParagraph"/>
+      </w:pPr>
+      <w:r>
+        <w:rPr>
+          <w:rFonts w:hint="eastAsia" w:ascii="Times New Roman" w:hAnsi="Times New Roman" w:eastAsia="FangSong" w:cs="Times New Roman"/>
+        </w:rPr>
+        <w:t>酯化反应中</w:t>
+      </w:r>
+      <w:r>
+        <w:rPr>
+          <w:rFonts w:hint="eastAsia" w:ascii="Times New Roman" w:hAnsi="Times New Roman" w:eastAsia="Times New Roman" w:cs="Times New Roman"/>
+        </w:rPr>
+        <w:t>，</w:t>
+      </w:r>
+      <w:r>
+        <w:rPr>
+          <w:rFonts w:hint="eastAsia" w:ascii="Times New Roman" w:hAnsi="Times New Roman" w:eastAsia="FangSong" w:cs="Times New Roman"/>
+        </w:rPr>
+        <w:t>使用氧</w:t>
+      </w:r>
+      <w:r>
+        <w:rPr>
+          <w:rFonts w:hint="eastAsia" w:ascii="Times New Roman" w:hAnsi="Times New Roman" w:eastAsia="Times New Roman" w:cs="Times New Roman"/>
+        </w:rPr>
+        <w:t>-18</w:t>
+      </w:r>
+      <w:r>
+        <w:rPr>
+          <w:rFonts w:hint="eastAsia" w:ascii="Times New Roman" w:hAnsi="Times New Roman" w:eastAsia="FangSong" w:cs="Times New Roman"/>
+        </w:rPr>
+        <w:t>标记的醇</w:t>
+      </w:r>
+      <w:r>
+        <w:rPr>
+          <w:rFonts w:hint="eastAsia" w:ascii="Times New Roman" w:hAnsi="Times New Roman" w:eastAsia="Times New Roman" w:cs="Times New Roman"/>
+        </w:rPr>
+        <w:t>（</w:t>
+      </w:r>
+      <m:oMath>
+        <m:oMathPr>
+          <m:ctrlPr>
+            <w:rPr>
+              <w:sz w:val="28"/>
+              <w:szCs w:val="28"/>
+            </w:rPr>
+          </m:ctrlPr>
+        </m:oMathPr>
+        <m:sSup>
+          <m:e>
+            <m:r>
+              <m:t>R</m:t>
+            </m:r>
+          </m:e>
+          <m:sup>
+            <m:r>
+              <m:rPr>
+                <m:sty m:val="p"/>
+              </m:rPr>
+              <m:t>′</m:t>
+            </m:r>
+          </m:sup>
+        </m:sSup>
+        <m:sSup>
+          <m:e>
+            <m:r>
+              <m:t>​</m:t>
+            </m:r>
+          </m:e>
+          <m:sup>
+            <m:r>
+              <m:t>18</m:t>
+            </m:r>
+          </m:sup>
+        </m:sSup>
+        <m:r>
+          <m:t>O</m:t>
+        </m:r>
+        <m:r>
+          <m:t>H</m:t>
+        </m:r>
+      </m:oMath>
+      <w:r>
+        <w:rPr>
+          <w:rFonts w:hint="eastAsia" w:ascii="Times New Roman" w:hAnsi="Times New Roman" w:eastAsia="Times New Roman" w:cs="Times New Roman"/>
+        </w:rPr>
+        <w:t>）</w:t>
+      </w:r>
+      <w:r>
+        <w:rPr>
+          <w:rFonts w:hint="eastAsia" w:ascii="Times New Roman" w:hAnsi="Times New Roman" w:eastAsia="FangSong" w:cs="Times New Roman"/>
+        </w:rPr>
+        <w:t>与羧酸反应来验证反应机理</w:t>
+      </w:r>
+      <w:r>
+        <w:rPr>
+          <w:rFonts w:hint="eastAsia" w:ascii="Times New Roman" w:hAnsi="Times New Roman" w:eastAsia="Times New Roman" w:cs="Times New Roman"/>
+        </w:rPr>
+        <w:t>。</w:t>
+      </w:r>
+    </w:p>
+    <w:p>
+      <w:pPr>
+        <w:pStyle w:val="BodyText"/>
+      </w:pPr>
+      <w:r>
+        <w:rPr>
+          <w:rFonts w:hint="eastAsia" w:ascii="Times New Roman" w:hAnsi="Times New Roman" w:eastAsia="FangSong" w:cs="Times New Roman"/>
+          <w:b/>
+          <w:bCs/>
+        </w:rPr>
+        <w:t xml:space="preserve">题目</w:t>
+      </w:r>
+      <w:r>
+        <w:rPr>
+          <w:rFonts w:hint="eastAsia" w:ascii="Times New Roman" w:hAnsi="Times New Roman" w:eastAsia="Times New Roman" w:cs="Times New Roman"/>
+        </w:rPr>
+        <w:t xml:space="preserve">：</w:t>
+      </w:r>
+    </w:p>
+    <w:p>
+      <w:pPr>
+        <w:numPr>
+          <w:ilvl w:val="0"/>
+          <w:numId w:val="1005"/>
+        </w:numPr>
+      </w:pPr>
+      <w:r>
+        <w:rPr>
+          <w:rFonts w:hint="eastAsia" w:ascii="Times New Roman" w:hAnsi="Times New Roman" w:eastAsia="FangSong" w:cs="Times New Roman"/>
+        </w:rPr>
+        <w:t>列出酸催化合成酯的三种可能机理</w:t>
+      </w:r>
+      <w:r>
+        <w:rPr>
+          <w:rFonts w:hint="eastAsia" w:ascii="Times New Roman" w:hAnsi="Times New Roman" w:eastAsia="Times New Roman" w:cs="Times New Roman"/>
+        </w:rPr>
+        <w:t>：</w:t>
+      </w:r>
+      <w:r>
+        <w:rPr>
+          <w:rFonts w:hint="eastAsia" w:ascii="Times New Roman" w:hAnsi="Times New Roman" w:eastAsia="FangSong" w:cs="Times New Roman"/>
+        </w:rPr>
+        <w:t>经典羰基活化机理</w:t>
+      </w:r>
+      <w:r>
+        <w:rPr>
+          <w:rFonts w:hint="eastAsia" w:ascii="Times New Roman" w:hAnsi="Times New Roman" w:eastAsia="Times New Roman" w:cs="Times New Roman"/>
+        </w:rPr>
+        <w:t>、</w:t>
+      </w:r>
+      <w:r>
+        <w:rPr>
+          <w:rFonts w:hint="eastAsia" w:ascii="Times New Roman" w:hAnsi="Times New Roman" w:eastAsia="FangSong" w:cs="Times New Roman"/>
+        </w:rPr>
+        <w:t>碳正离子机理</w:t>
+      </w:r>
+      <w:r>
+        <w:rPr>
+          <w:rFonts w:hint="eastAsia" w:ascii="Times New Roman" w:hAnsi="Times New Roman" w:eastAsia="Times New Roman" w:cs="Times New Roman"/>
+        </w:rPr>
+        <w:t>、</w:t>
+      </w:r>
+      <w:r>
+        <w:rPr>
+          <w:rFonts w:hint="eastAsia" w:ascii="Times New Roman" w:hAnsi="Times New Roman" w:eastAsia="FangSong" w:cs="Times New Roman"/>
+        </w:rPr>
+        <w:t>原酸酯途径</w:t>
+      </w:r>
+    </w:p>
+    <w:p>
+      <w:pPr>
+        <w:numPr>
+          <w:ilvl w:val="0"/>
+          <w:numId w:val="1005"/>
+        </w:numPr>
+      </w:pPr>
+      <w:r>
+        <w:rPr>
+          <w:rFonts w:hint="eastAsia" w:ascii="Times New Roman" w:hAnsi="Times New Roman" w:eastAsia="FangSong" w:cs="Times New Roman"/>
+        </w:rPr>
+        <w:t xml:space="preserve">若使用</w:t>
+      </w:r>
+      <w:r>
+        <w:rPr>
+          <w:rFonts w:ascii="Times New Roman" w:hAnsi="Times New Roman" w:eastAsia="Times New Roman" w:cs="Times New Roman"/>
+        </w:rPr>
+        <w:t xml:space="preserve"> </w:t>
+      </w:r>
+      <m:oMath>
+        <m:sSup>
+          <m:e>
+            <m:r>
+              <m:t>​</m:t>
+            </m:r>
+          </m:e>
+          <m:sup>
+            <m:r>
+              <m:t>18</m:t>
+            </m:r>
+          </m:sup>
+        </m:sSup>
+        <m:r>
+          <m:t>O</m:t>
+        </m:r>
+      </m:oMath>
+      <w:r>
+        <w:rPr>
+          <w:rFonts w:ascii="Times New Roman" w:hAnsi="Times New Roman" w:eastAsia="Times New Roman" w:cs="Times New Roman"/>
+        </w:rPr>
+        <w:t xml:space="preserve"> </w:t>
+      </w:r>
+      <w:r>
+        <w:rPr>
+          <w:rFonts w:hint="eastAsia" w:ascii="Times New Roman" w:hAnsi="Times New Roman" w:eastAsia="FangSong" w:cs="Times New Roman"/>
+        </w:rPr>
+        <w:t>标记醇的氧原子</w:t>
+      </w:r>
+      <w:r>
+        <w:rPr>
+          <w:rFonts w:hint="eastAsia" w:ascii="Times New Roman" w:hAnsi="Times New Roman" w:eastAsia="Times New Roman" w:cs="Times New Roman"/>
+        </w:rPr>
+        <w:t>，</w:t>
+      </w:r>
+      <w:r>
+        <w:rPr>
+          <w:rFonts w:hint="eastAsia" w:ascii="Times New Roman" w:hAnsi="Times New Roman" w:eastAsia="FangSong" w:cs="Times New Roman"/>
+        </w:rPr>
+        <w:t>根据经典羰基活化机理</w:t>
+      </w:r>
+      <w:r>
+        <w:rPr>
+          <w:rFonts w:hint="eastAsia" w:ascii="Times New Roman" w:hAnsi="Times New Roman" w:eastAsia="Times New Roman" w:cs="Times New Roman"/>
+        </w:rPr>
+        <w:t>，</w:t>
+      </w:r>
+      <m:oMath>
+        <m:sSup>
+          <m:e>
+            <m:r>
+              <m:t>​</m:t>
+            </m:r>
+          </m:e>
+          <m:sup>
+            <m:r>
+              <m:t>18</m:t>
+            </m:r>
+          </m:sup>
+        </m:sSup>
+        <m:r>
+          <m:t>O</m:t>
+        </m:r>
+      </m:oMath>
+      <w:r>
+        <w:rPr>
+          <w:rFonts w:ascii="Times New Roman" w:hAnsi="Times New Roman" w:eastAsia="Times New Roman" w:cs="Times New Roman"/>
+        </w:rPr>
+        <w:t xml:space="preserve"> </w:t>
+      </w:r>
+      <w:r>
+        <w:rPr>
+          <w:rFonts w:hint="eastAsia" w:ascii="Times New Roman" w:hAnsi="Times New Roman" w:eastAsia="FangSong" w:cs="Times New Roman"/>
+        </w:rPr>
+        <w:t>应出现在酯的哪个位置</w:t>
+      </w:r>
+      <w:r>
+        <w:rPr>
+          <w:rFonts w:hint="eastAsia" w:ascii="Times New Roman" w:hAnsi="Times New Roman" w:eastAsia="Times New Roman" w:cs="Times New Roman"/>
+        </w:rPr>
+        <w:t>？</w:t>
+      </w:r>
+    </w:p>
+    <w:p>
+      <w:pPr>
+        <w:numPr>
+          <w:ilvl w:val="0"/>
+          <w:numId w:val="1005"/>
+        </w:numPr>
+      </w:pPr>
+      <w:r>
+        <w:rPr>
+          <w:rFonts w:hint="eastAsia" w:ascii="Times New Roman" w:hAnsi="Times New Roman" w:eastAsia="FangSong" w:cs="Times New Roman"/>
+        </w:rPr>
+        <w:t>同位素标记法中常用的标记元素有哪些</w:t>
+      </w:r>
+      <w:r>
+        <w:rPr>
+          <w:rFonts w:hint="eastAsia" w:ascii="Times New Roman" w:hAnsi="Times New Roman" w:eastAsia="Times New Roman" w:cs="Times New Roman"/>
+        </w:rPr>
+        <w:t>（</w:t>
+      </w:r>
+      <w:r>
+        <w:rPr>
+          <w:rFonts w:hint="eastAsia" w:ascii="Times New Roman" w:hAnsi="Times New Roman" w:eastAsia="FangSong" w:cs="Times New Roman"/>
+        </w:rPr>
+        <w:t>至少三种</w:t>
+      </w:r>
+      <w:r>
+        <w:rPr>
+          <w:rFonts w:hint="eastAsia" w:ascii="Times New Roman" w:hAnsi="Times New Roman" w:eastAsia="Times New Roman" w:cs="Times New Roman"/>
+        </w:rPr>
+        <w:t>）？</w:t>
+      </w:r>
+      <w:r>
+        <w:rPr>
+          <w:rFonts w:hint="eastAsia" w:ascii="Times New Roman" w:hAnsi="Times New Roman" w:eastAsia="FangSong" w:cs="Times New Roman"/>
+        </w:rPr>
+        <w:t>说明各自的选择原因</w:t>
+      </w:r>
+    </w:p>
+    <w:p>
+      <w:pPr>
+        <w:numPr>
+          <w:ilvl w:val="0"/>
+          <w:numId w:val="1005"/>
+        </w:numPr>
+      </w:pPr>
+      <w:r>
+        <w:rPr>
+          <w:rFonts w:hint="eastAsia" w:ascii="Times New Roman" w:hAnsi="Times New Roman" w:eastAsia="FangSong" w:cs="Times New Roman"/>
+        </w:rPr>
+        <w:t>解释为什么氟</w:t>
+      </w:r>
+      <w:r>
+        <w:rPr>
+          <w:rFonts w:hint="eastAsia" w:ascii="Times New Roman" w:hAnsi="Times New Roman" w:eastAsia="Times New Roman" w:cs="Times New Roman"/>
+        </w:rPr>
+        <w:t>-18</w:t>
+      </w:r>
+      <w:r>
+        <w:rPr>
+          <w:rFonts w:hint="eastAsia" w:ascii="Times New Roman" w:hAnsi="Times New Roman" w:eastAsia="FangSong" w:cs="Times New Roman"/>
+        </w:rPr>
+        <w:t>标记在药物代动力学研究中有特殊应用价值</w:t>
+      </w:r>
+      <w:r>
+        <w:rPr>
+          <w:rFonts w:hint="eastAsia" w:ascii="Times New Roman" w:hAnsi="Times New Roman" w:eastAsia="Times New Roman" w:cs="Times New Roman"/>
+        </w:rPr>
+        <w:t>（PET</w:t>
+      </w:r>
+      <w:r>
+        <w:rPr>
+          <w:rFonts w:hint="eastAsia" w:ascii="Times New Roman" w:hAnsi="Times New Roman" w:eastAsia="FangSong" w:cs="Times New Roman"/>
+        </w:rPr>
+        <w:t>显像原理</w:t>
+      </w:r>
+      <w:r>
+        <w:rPr>
+          <w:rFonts w:hint="eastAsia" w:ascii="Times New Roman" w:hAnsi="Times New Roman" w:eastAsia="Times New Roman" w:cs="Times New Roman"/>
+        </w:rPr>
+        <w:t>）</w:t>
+      </w:r>
+    </w:p>
+    <w:p>
+      <w:pPr>
+        <w:spacing w:before="160" w:after="80"/>
+      </w:pPr>
+      <w:r>
+        <w:pict>
+          <v:rect style="width:0;height:1.5pt" o:hralign="center" o:hrstd="t" o:hr="t"/>
+        </w:pict>
+      </w:r>
+    </w:p>
+    <w:bookmarkEnd w:id="41"/>
+    <w:bookmarkStart w:id="42" w:name="反应机理合理性判断标准"/>
+    <w:p>
+      <w:pPr>
+        <w:pStyle w:val="Heading2"/>
+        <w:spacing w:before="280" w:after="120"/>
+      </w:pPr>
+      <w:r>
+        <w:rPr>
+          <w:rFonts w:ascii="Times New Roman" w:hAnsi="Times New Roman" w:eastAsia="Times New Roman" w:cs="Times New Roman"/>
+        </w:rPr>
+        <w:t xml:space="preserve">11.15 </w:t>
+      </w:r>
+      <w:r>
+        <w:rPr>
+          <w:rFonts w:hint="eastAsia" w:ascii="Times New Roman" w:hAnsi="Times New Roman" w:eastAsia="SimHei" w:cs="Times New Roman"/>
+        </w:rPr>
+        <w:t xml:space="preserve">反应机理合理性判断标准</w:t>
+      </w:r>
+    </w:p>
+    <w:p>
+      <w:pPr>
+        <w:pStyle w:val="FirstParagraph"/>
+      </w:pPr>
+      <w:r>
+        <w:rPr>
+          <w:rFonts w:hint="eastAsia" w:ascii="Times New Roman" w:hAnsi="Times New Roman" w:eastAsia="FangSong" w:cs="Times New Roman"/>
+        </w:rPr>
+        <w:t>有机化学中存在两种机理</w:t>
+      </w:r>
+      <w:r>
+        <w:rPr>
+          <w:rFonts w:hint="eastAsia" w:ascii="Times New Roman" w:hAnsi="Times New Roman" w:eastAsia="Times New Roman" w:cs="Times New Roman"/>
+        </w:rPr>
+        <w:t>：</w:t>
+      </w:r>
+      <w:r>
+        <w:rPr>
+          <w:rFonts w:hint="eastAsia" w:ascii="Times New Roman" w:hAnsi="Times New Roman" w:eastAsia="FangSong" w:cs="Times New Roman"/>
+        </w:rPr>
+        <w:t>合理反应机理</w:t>
+      </w:r>
+      <w:r>
+        <w:rPr>
+          <w:rFonts w:hint="eastAsia" w:ascii="Times New Roman" w:hAnsi="Times New Roman" w:eastAsia="Times New Roman" w:cs="Times New Roman"/>
+        </w:rPr>
+        <w:t>（reasonable</w:t>
+      </w:r>
+      <w:r>
+        <w:rPr>
+          <w:rFonts w:ascii="Times New Roman" w:hAnsi="Times New Roman" w:eastAsia="Times New Roman" w:cs="Times New Roman"/>
+        </w:rPr>
+        <w:t xml:space="preserve"> </w:t>
+      </w:r>
+      <w:r>
+        <w:rPr>
+          <w:rFonts w:hint="eastAsia" w:ascii="Times New Roman" w:hAnsi="Times New Roman" w:eastAsia="Times New Roman" w:cs="Times New Roman"/>
+        </w:rPr>
+        <w:t>mechanism）</w:t>
+      </w:r>
+      <w:r>
+        <w:rPr>
+          <w:rFonts w:hint="eastAsia" w:ascii="Times New Roman" w:hAnsi="Times New Roman" w:eastAsia="FangSong" w:cs="Times New Roman"/>
+        </w:rPr>
+        <w:t>和有实证支持的详细机理</w:t>
+      </w:r>
+      <w:r>
+        <w:rPr>
+          <w:rFonts w:hint="eastAsia" w:ascii="Times New Roman" w:hAnsi="Times New Roman" w:eastAsia="Times New Roman" w:cs="Times New Roman"/>
+        </w:rPr>
+        <w:t>。</w:t>
+      </w:r>
+    </w:p>
+    <w:p>
+      <w:pPr>
+        <w:pStyle w:val="BodyText"/>
+      </w:pPr>
+      <w:r>
+        <w:rPr>
+          <w:rFonts w:hint="eastAsia" w:ascii="Times New Roman" w:hAnsi="Times New Roman" w:eastAsia="FangSong" w:cs="Times New Roman"/>
+          <w:b/>
+          <w:bCs/>
+        </w:rPr>
+        <w:t xml:space="preserve">题目</w:t>
+      </w:r>
+      <w:r>
+        <w:rPr>
+          <w:rFonts w:hint="eastAsia" w:ascii="Times New Roman" w:hAnsi="Times New Roman" w:eastAsia="Times New Roman" w:cs="Times New Roman"/>
+        </w:rPr>
+        <w:t xml:space="preserve">：</w:t>
+      </w:r>
+    </w:p>
+    <w:p>
+      <w:pPr>
+        <w:numPr>
+          <w:ilvl w:val="0"/>
+          <w:numId w:val="1006"/>
+        </w:numPr>
+      </w:pPr>
+      <w:r>
+        <w:rPr>
+          <w:rFonts w:hint="eastAsia" w:ascii="Times New Roman" w:hAnsi="Times New Roman" w:eastAsia="FangSong" w:cs="Times New Roman"/>
+        </w:rPr>
+        <w:t>区分</w:t>
+      </w:r>
+      <w:r>
+        <w:rPr>
+          <w:rFonts w:hint="eastAsia" w:ascii="Times New Roman" w:hAnsi="Times New Roman" w:eastAsia="Times New Roman" w:cs="Times New Roman"/>
+        </w:rPr>
+        <w:t>”</w:t>
+      </w:r>
+      <w:r>
+        <w:rPr>
+          <w:rFonts w:hint="eastAsia" w:ascii="Times New Roman" w:hAnsi="Times New Roman" w:eastAsia="FangSong" w:cs="Times New Roman"/>
+        </w:rPr>
+        <w:t>合理反应机理</w:t>
+      </w:r>
+      <w:r>
+        <w:rPr>
+          <w:rFonts w:hint="eastAsia" w:ascii="Times New Roman" w:hAnsi="Times New Roman" w:eastAsia="Times New Roman" w:cs="Times New Roman"/>
+        </w:rPr>
+        <w:t>”</w:t>
+      </w:r>
+      <w:r>
+        <w:rPr>
+          <w:rFonts w:hint="eastAsia" w:ascii="Times New Roman" w:hAnsi="Times New Roman" w:eastAsia="FangSong" w:cs="Times New Roman"/>
+        </w:rPr>
+        <w:t>与</w:t>
+      </w:r>
+      <w:r>
+        <w:rPr>
+          <w:rFonts w:hint="eastAsia" w:ascii="Times New Roman" w:hAnsi="Times New Roman" w:eastAsia="Times New Roman" w:cs="Times New Roman"/>
+        </w:rPr>
+        <w:t>”</w:t>
+      </w:r>
+      <w:r>
+        <w:rPr>
+          <w:rFonts w:hint="eastAsia" w:ascii="Times New Roman" w:hAnsi="Times New Roman" w:eastAsia="FangSong" w:cs="Times New Roman"/>
+        </w:rPr>
+        <w:t>有实证支持的详细机理</w:t>
+      </w:r>
+      <w:r>
+        <w:rPr>
+          <w:rFonts w:hint="eastAsia" w:ascii="Times New Roman" w:hAnsi="Times New Roman" w:eastAsia="Times New Roman" w:cs="Times New Roman"/>
+        </w:rPr>
+        <w:t>”</w:t>
+      </w:r>
+      <w:r>
+        <w:rPr>
+          <w:rFonts w:hint="eastAsia" w:ascii="Times New Roman" w:hAnsi="Times New Roman" w:eastAsia="FangSong" w:cs="Times New Roman"/>
+        </w:rPr>
+        <w:t>的定义和研究范畴</w:t>
+      </w:r>
+    </w:p>
+    <w:p>
+      <w:pPr>
+        <w:numPr>
+          <w:ilvl w:val="0"/>
+          <w:numId w:val="1006"/>
+        </w:numPr>
+      </w:pPr>
+      <w:r>
+        <w:rPr>
+          <w:rFonts w:hint="eastAsia" w:ascii="Times New Roman" w:hAnsi="Times New Roman" w:eastAsia="FangSong" w:cs="Times New Roman"/>
+        </w:rPr>
+        <w:t xml:space="preserve">列出至少四种确定反应机理的实验方法</w:t>
+      </w:r>
+    </w:p>
+    <w:p>
+      <w:pPr>
+        <w:numPr>
+          <w:ilvl w:val="0"/>
+          <w:numId w:val="1006"/>
+        </w:numPr>
+      </w:pPr>
+      <w:r>
+        <w:rPr>
+          <w:rFonts w:hint="eastAsia" w:ascii="Times New Roman" w:hAnsi="Times New Roman" w:eastAsia="FangSong" w:cs="Times New Roman"/>
+        </w:rPr>
+        <w:t>为什么说</w:t>
+      </w:r>
+      <w:r>
+        <w:rPr>
+          <w:rFonts w:hint="eastAsia" w:ascii="Times New Roman" w:hAnsi="Times New Roman" w:eastAsia="Times New Roman" w:cs="Times New Roman"/>
+        </w:rPr>
+        <w:t>”</w:t>
+      </w:r>
+      <w:r>
+        <w:rPr>
+          <w:rFonts w:hint="eastAsia" w:ascii="Times New Roman" w:hAnsi="Times New Roman" w:eastAsia="FangSong" w:cs="Times New Roman"/>
+        </w:rPr>
+        <w:t>能画出合理机理即达到有机化学入门水平</w:t>
+      </w:r>
+      <w:r>
+        <w:rPr>
+          <w:rFonts w:hint="eastAsia" w:ascii="Times New Roman" w:hAnsi="Times New Roman" w:eastAsia="Times New Roman" w:cs="Times New Roman"/>
+        </w:rPr>
+        <w:t>”？</w:t>
+      </w:r>
+    </w:p>
+    <w:p>
+      <w:pPr>
+        <w:numPr>
+          <w:ilvl w:val="0"/>
+          <w:numId w:val="1006"/>
+        </w:numPr>
+      </w:pPr>
+      <w:r>
+        <w:rPr>
+          <w:rFonts w:hint="eastAsia" w:ascii="Times New Roman" w:hAnsi="Times New Roman" w:eastAsia="FangSong" w:cs="Times New Roman"/>
+        </w:rPr>
+        <w:t xml:space="preserve">说明国初与国决有机考试对合理反应机理的不同要求</w:t>
+      </w:r>
+    </w:p>
+    <w:p>
+      <w:pPr>
+        <w:spacing w:before="160" w:after="80"/>
+      </w:pPr>
+      <w:r>
+        <w:pict>
+          <v:rect style="width:0;height:1.5pt" o:hralign="center" o:hrstd="t" o:hr="t"/>
+        </w:pict>
+      </w:r>
+    </w:p>
+    <w:bookmarkEnd w:id="42"/>
+    <w:bookmarkStart w:id="46" w:name="有机-中间体-碳正离子重排判断"/>
+    <w:p>
+      <w:pPr>
+        <w:pStyle w:val="Heading2"/>
+        <w:spacing w:before="280" w:after="120"/>
+      </w:pPr>
+      <w:r>
+        <w:rPr>
+          <w:rFonts w:ascii="Times New Roman" w:hAnsi="Times New Roman" w:eastAsia="Times New Roman" w:cs="Times New Roman"/>
+        </w:rPr>
+        <w:t xml:space="preserve">11.16 </w:t>
+      </w:r>
+      <w:r>
+        <w:rPr>
+          <w:rFonts w:hint="eastAsia" w:ascii="Times New Roman" w:hAnsi="Times New Roman" w:eastAsia="SimHei" w:cs="Times New Roman"/>
+        </w:rPr>
+        <w:t>有机</w:t>
+      </w:r>
+      <w:r>
+        <w:rPr>
+          <w:rFonts w:hint="eastAsia" w:ascii="Times New Roman" w:hAnsi="Times New Roman" w:eastAsia="Times New Roman" w:cs="Times New Roman"/>
+        </w:rPr>
+        <w:t>-</w:t>
+      </w:r>
+      <w:r>
+        <w:rPr>
+          <w:rFonts w:hint="eastAsia" w:ascii="Times New Roman" w:hAnsi="Times New Roman" w:eastAsia="SimHei" w:cs="Times New Roman"/>
+        </w:rPr>
+        <w:t>中间体</w:t>
+      </w:r>
+      <w:r>
+        <w:rPr>
+          <w:rFonts w:hint="eastAsia" w:ascii="Times New Roman" w:hAnsi="Times New Roman" w:eastAsia="Times New Roman" w:cs="Times New Roman"/>
+        </w:rPr>
+        <w:t>-</w:t>
+      </w:r>
+      <w:r>
+        <w:rPr>
+          <w:rFonts w:hint="eastAsia" w:ascii="Times New Roman" w:hAnsi="Times New Roman" w:eastAsia="SimHei" w:cs="Times New Roman"/>
+        </w:rPr>
+        <w:t>碳正离子重排判断</w:t>
+      </w:r>
+    </w:p>
+    <w:p>
+      <w:pPr>
+        <w:pStyle w:val="FirstParagraph"/>
+      </w:pPr>
+      <w:r>
+        <w:rPr>
+          <w:rFonts w:hint="eastAsia" w:ascii="Times New Roman" w:hAnsi="Times New Roman" w:eastAsia="FangSong" w:cs="Times New Roman"/>
+        </w:rPr>
+        <w:t>判断以下碳正离子是否会发生重排</w:t>
+      </w:r>
+      <w:r>
+        <w:rPr>
+          <w:rFonts w:hint="eastAsia" w:ascii="Times New Roman" w:hAnsi="Times New Roman" w:eastAsia="Times New Roman" w:cs="Times New Roman"/>
+        </w:rPr>
+        <w:t>，</w:t>
+      </w:r>
+      <w:r>
+        <w:rPr>
+          <w:rFonts w:hint="eastAsia" w:ascii="Times New Roman" w:hAnsi="Times New Roman" w:eastAsia="FangSong" w:cs="Times New Roman"/>
+        </w:rPr>
+        <w:t>如会重排写出重排产物</w:t>
+      </w:r>
+      <w:r>
+        <w:rPr>
+          <w:rFonts w:hint="eastAsia" w:ascii="Times New Roman" w:hAnsi="Times New Roman" w:eastAsia="Times New Roman" w:cs="Times New Roman"/>
+        </w:rPr>
+        <w:t>，</w:t>
+      </w:r>
+      <w:r>
+        <w:rPr>
+          <w:rFonts w:hint="eastAsia" w:ascii="Times New Roman" w:hAnsi="Times New Roman" w:eastAsia="FangSong" w:cs="Times New Roman"/>
+        </w:rPr>
+        <w:t>并解释驱动力</w:t>
+      </w:r>
+      <w:r>
+        <w:rPr>
+          <w:rFonts w:hint="eastAsia" w:ascii="Times New Roman" w:hAnsi="Times New Roman" w:eastAsia="Times New Roman" w:cs="Times New Roman"/>
+        </w:rPr>
+        <w:t>：</w:t>
+      </w:r>
+    </w:p>
+    <w:p>
+      <w:pPr>
+        <w:pStyle w:val="BodyText"/>
+      </w:pPr>
+      <w:r>
+        <w:rPr>
+          <w:rFonts w:hint="eastAsia" w:ascii="Times New Roman" w:hAnsi="Times New Roman" w:eastAsia="Times New Roman" w:cs="Times New Roman"/>
+        </w:rPr>
+        <w:t xml:space="preserve">（1）</w:t>
+      </w:r>
+      <m:oMath>
+        <m:oMathPr>
+          <m:ctrlPr>
+            <w:rPr>
+              <w:sz w:val="28"/>
+              <w:szCs w:val="28"/>
+            </w:rPr>
+          </m:ctrlPr>
+        </m:oMathPr>
+        <m:r>
+          <m:rPr>
+            <m:sty m:val="p"/>
+          </m:rPr>
+          <m:t>(</m:t>
+        </m:r>
+        <m:r>
+          <m:t>C</m:t>
+        </m:r>
+        <m:sSub>
+          <m:e>
+            <m:r>
+              <m:t>H</m:t>
+            </m:r>
+          </m:e>
+          <m:sub>
+            <m:r>
+              <m:t>3</m:t>
+            </m:r>
+          </m:sub>
+        </m:sSub>
+        <m:sSub>
+          <m:e>
+            <m:r>
+              <m:rPr>
+                <m:sty m:val="p"/>
+              </m:rPr>
+              <m:t>)</m:t>
+            </m:r>
+          </m:e>
+          <m:sub>
+            <m:r>
+              <m:t>2</m:t>
+            </m:r>
+          </m:sub>
+        </m:sSub>
+        <m:r>
+          <m:t>C</m:t>
+        </m:r>
+        <m:r>
+          <m:t>H</m:t>
+        </m:r>
+        <m:r>
+          <m:t>C</m:t>
+        </m:r>
+        <m:sSubSup>
+          <m:e>
+            <m:r>
+              <m:t>H</m:t>
+            </m:r>
+          </m:e>
+          <m:sub>
+            <m:r>
+              <m:t>2</m:t>
+            </m:r>
+          </m:sub>
+          <m:sup>
+            <m:r>
+              <m:rPr>
+                <m:sty m:val="p"/>
+              </m:rPr>
+              <m:t>+</m:t>
+            </m:r>
+          </m:sup>
+        </m:sSubSup>
+      </m:oMath>
+      <w:r>
+        <w:rPr>
+          <w:rFonts w:ascii="Times New Roman" w:hAnsi="Times New Roman" w:eastAsia="Times New Roman" w:cs="Times New Roman"/>
+        </w:rPr>
+        <w:t xml:space="preserve"> </w:t>
+      </w:r>
+      <w:r>
+        <w:rPr>
+          <w:rFonts w:hint="eastAsia" w:ascii="Times New Roman" w:hAnsi="Times New Roman" w:eastAsia="Times New Roman" w:cs="Times New Roman"/>
+        </w:rPr>
+        <w:t>（</w:t>
+      </w:r>
+      <w:r>
+        <w:rPr>
+          <w:rFonts w:hint="eastAsia" w:ascii="Times New Roman" w:hAnsi="Times New Roman" w:eastAsia="FangSong" w:cs="Times New Roman"/>
+        </w:rPr>
+        <w:t>异丁基碳正离子</w:t>
+      </w:r>
+      <w:r>
+        <w:rPr>
+          <w:rFonts w:hint="eastAsia" w:ascii="Times New Roman" w:hAnsi="Times New Roman" w:eastAsia="Times New Roman" w:cs="Times New Roman"/>
+        </w:rPr>
+        <w:t>）</w:t>
+      </w:r>
+      <w:r>
+        <w:rPr>
+          <w:rFonts w:ascii="Times New Roman" w:hAnsi="Times New Roman" w:eastAsia="Times New Roman" w:cs="Times New Roman"/>
+        </w:rPr>
+        <w:t xml:space="preserve"> </w:t>
+      </w:r>
+      <w:r>
+        <w:rPr>
+          <w:rFonts w:hint="eastAsia" w:ascii="Times New Roman" w:hAnsi="Times New Roman" w:eastAsia="Times New Roman" w:cs="Times New Roman"/>
+        </w:rPr>
+        <w:t xml:space="preserve">（2）</w:t>
+      </w:r>
+      <m:oMath>
+        <m:oMathPr>
+          <m:ctrlPr>
+            <w:rPr>
+              <w:sz w:val="28"/>
+              <w:szCs w:val="28"/>
+            </w:rPr>
+          </m:ctrlPr>
+        </m:oMathPr>
+        <m:r>
+          <m:rPr>
+            <m:sty m:val="p"/>
+          </m:rPr>
+          <m:t>(</m:t>
+        </m:r>
+        <m:r>
+          <m:t>C</m:t>
+        </m:r>
+        <m:sSub>
+          <m:e>
+            <m:r>
+              <m:t>H</m:t>
+            </m:r>
+          </m:e>
+          <m:sub>
+            <m:r>
+              <m:t>3</m:t>
+            </m:r>
+          </m:sub>
+        </m:sSub>
+        <m:sSub>
+          <m:e>
+            <m:r>
+              <m:rPr>
+                <m:sty m:val="p"/>
+              </m:rPr>
+              <m:t>)</m:t>
+            </m:r>
+          </m:e>
+          <m:sub>
+            <m:r>
+              <m:t>3</m:t>
+            </m:r>
+          </m:sub>
+        </m:sSub>
+        <m:r>
+          <m:t>C</m:t>
+        </m:r>
+        <m:r>
+          <m:t>C</m:t>
+        </m:r>
+        <m:sSubSup>
+          <m:e>
+            <m:r>
+              <m:t>H</m:t>
+            </m:r>
+          </m:e>
+          <m:sub>
+            <m:r>
+              <m:t>2</m:t>
+            </m:r>
+          </m:sub>
+          <m:sup>
+            <m:r>
+              <m:rPr>
+                <m:sty m:val="p"/>
+              </m:rPr>
+              <m:t>+</m:t>
+            </m:r>
+          </m:sup>
+        </m:sSubSup>
+      </m:oMath>
+      <w:r>
+        <w:rPr>
+          <w:rFonts w:ascii="Times New Roman" w:hAnsi="Times New Roman" w:eastAsia="Times New Roman" w:cs="Times New Roman"/>
+        </w:rPr>
+        <w:t xml:space="preserve"> </w:t>
+      </w:r>
+      <w:r>
+        <w:rPr>
+          <w:rFonts w:hint="eastAsia" w:ascii="Times New Roman" w:hAnsi="Times New Roman" w:eastAsia="Times New Roman" w:cs="Times New Roman"/>
+        </w:rPr>
+        <w:t>（</w:t>
+      </w:r>
+      <w:r>
+        <w:rPr>
+          <w:rFonts w:hint="eastAsia" w:ascii="Times New Roman" w:hAnsi="Times New Roman" w:eastAsia="FangSong" w:cs="Times New Roman"/>
+        </w:rPr>
+        <w:t>新戊基碳正离子</w:t>
+      </w:r>
+      <w:r>
+        <w:rPr>
+          <w:rFonts w:hint="eastAsia" w:ascii="Times New Roman" w:hAnsi="Times New Roman" w:eastAsia="Times New Roman" w:cs="Times New Roman"/>
+        </w:rPr>
+        <w:t>）</w:t>
+      </w:r>
+      <w:r>
+        <w:rPr>
+          <w:rFonts w:ascii="Times New Roman" w:hAnsi="Times New Roman" w:eastAsia="Times New Roman" w:cs="Times New Roman"/>
+        </w:rPr>
+        <w:t xml:space="preserve"> </w:t>
+      </w:r>
+      <w:r>
+        <w:rPr>
+          <w:rFonts w:hint="eastAsia" w:ascii="Times New Roman" w:hAnsi="Times New Roman" w:eastAsia="Times New Roman" w:cs="Times New Roman"/>
+        </w:rPr>
+        <w:t xml:space="preserve">（3）</w:t>
+      </w:r>
+      <m:oMath>
+        <m:oMathPr>
+          <m:ctrlPr>
+            <w:rPr>
+              <w:sz w:val="28"/>
+              <w:szCs w:val="28"/>
+            </w:rPr>
+          </m:ctrlPr>
+        </m:oMathPr>
+        <m:r>
+          <m:t>C</m:t>
+        </m:r>
+        <m:sSub>
+          <m:e>
+            <m:r>
+              <m:t>H</m:t>
+            </m:r>
+          </m:e>
+          <m:sub>
+            <m:r>
+              <m:t>3</m:t>
+            </m:r>
+          </m:sub>
+        </m:sSub>
+        <m:r>
+          <m:t>C</m:t>
+        </m:r>
+        <m:sSub>
+          <m:e>
+            <m:r>
+              <m:t>H</m:t>
+            </m:r>
+          </m:e>
+          <m:sub>
+            <m:r>
+              <m:t>2</m:t>
+            </m:r>
+          </m:sub>
+        </m:sSub>
+        <m:r>
+          <m:t>C</m:t>
+        </m:r>
+        <m:r>
+          <m:t>H</m:t>
+        </m:r>
+        <m:r>
+          <m:rPr>
+            <m:sty m:val="p"/>
+          </m:rPr>
+          <m:t>+</m:t>
+        </m:r>
+        <m:r>
+          <m:t>C</m:t>
+        </m:r>
+        <m:sSub>
+          <m:e>
+            <m:r>
+              <m:t>H</m:t>
+            </m:r>
+          </m:e>
+          <m:sub>
+            <m:r>
+              <m:t>3</m:t>
+            </m:r>
+          </m:sub>
+        </m:sSub>
+      </m:oMath>
+      <w:r>
+        <w:rPr>
+          <w:rFonts w:ascii="Times New Roman" w:hAnsi="Times New Roman" w:eastAsia="Times New Roman" w:cs="Times New Roman"/>
+        </w:rPr>
+        <w:t xml:space="preserve"> </w:t>
+      </w:r>
+      <w:r>
+        <w:rPr>
+          <w:rFonts w:hint="eastAsia" w:ascii="Times New Roman" w:hAnsi="Times New Roman" w:eastAsia="Times New Roman" w:cs="Times New Roman"/>
+        </w:rPr>
+        <w:t>（2-</w:t>
+      </w:r>
+      <w:r>
+        <w:rPr>
+          <w:rFonts w:hint="eastAsia" w:ascii="Times New Roman" w:hAnsi="Times New Roman" w:eastAsia="FangSong" w:cs="Times New Roman"/>
+        </w:rPr>
+        <w:t>丁基碳正离子</w:t>
+      </w:r>
+      <w:r>
+        <w:rPr>
+          <w:rFonts w:hint="eastAsia" w:ascii="Times New Roman" w:hAnsi="Times New Roman" w:eastAsia="Times New Roman" w:cs="Times New Roman"/>
+        </w:rPr>
+        <w:t>）</w:t>
+      </w:r>
+      <w:r>
+        <w:rPr>
+          <w:rFonts w:ascii="Times New Roman" w:hAnsi="Times New Roman" w:eastAsia="Times New Roman" w:cs="Times New Roman"/>
+        </w:rPr>
+        <w:t xml:space="preserve"> </w:t>
+      </w:r>
+      <w:r>
+        <w:rPr>
+          <w:rFonts w:hint="eastAsia" w:ascii="Times New Roman" w:hAnsi="Times New Roman" w:eastAsia="Times New Roman" w:cs="Times New Roman"/>
+        </w:rPr>
+        <w:t xml:space="preserve">（4）</w:t>
+      </w:r>
+      <m:oMath>
+        <m:oMathPr>
+          <m:ctrlPr>
+            <w:rPr>
+              <w:sz w:val="28"/>
+              <w:szCs w:val="28"/>
+            </w:rPr>
+          </m:ctrlPr>
+        </m:oMathPr>
+        <m:sSub>
+          <m:e>
+            <m:r>
+              <m:t>C</m:t>
+            </m:r>
+          </m:e>
+          <m:sub>
+            <m:r>
+              <m:t>6</m:t>
+            </m:r>
+          </m:sub>
+        </m:sSub>
+        <m:sSub>
+          <m:e>
+            <m:r>
+              <m:t>H</m:t>
+            </m:r>
+          </m:e>
+          <m:sub>
+            <m:r>
+              <m:t>5</m:t>
+            </m:r>
+          </m:sub>
+        </m:sSub>
+        <m:r>
+          <m:t>C</m:t>
+        </m:r>
+        <m:sSub>
+          <m:e>
+            <m:r>
+              <m:t>H</m:t>
+            </m:r>
+          </m:e>
+          <m:sub>
+            <m:r>
+              <m:t>2</m:t>
+            </m:r>
+          </m:sub>
+        </m:sSub>
+        <m:r>
+          <m:t>C</m:t>
+        </m:r>
+        <m:sSubSup>
+          <m:e>
+            <m:r>
+              <m:t>H</m:t>
+            </m:r>
+          </m:e>
+          <m:sub>
+            <m:r>
+              <m:t>2</m:t>
+            </m:r>
+          </m:sub>
+          <m:sup>
+            <m:r>
+              <m:rPr>
+                <m:sty m:val="p"/>
+              </m:rPr>
+              <m:t>+</m:t>
+            </m:r>
+          </m:sup>
+        </m:sSubSup>
+      </m:oMath>
+      <w:r>
+        <w:rPr>
+          <w:rFonts w:ascii="Times New Roman" w:hAnsi="Times New Roman" w:eastAsia="Times New Roman" w:cs="Times New Roman"/>
+        </w:rPr>
+        <w:t xml:space="preserve"> </w:t>
+      </w:r>
+      <w:r>
+        <w:rPr>
+          <w:rFonts w:hint="eastAsia" w:ascii="Times New Roman" w:hAnsi="Times New Roman" w:eastAsia="Times New Roman" w:cs="Times New Roman"/>
+        </w:rPr>
+        <w:t>（β-</w:t>
+      </w:r>
+      <w:r>
+        <w:rPr>
+          <w:rFonts w:hint="eastAsia" w:ascii="Times New Roman" w:hAnsi="Times New Roman" w:eastAsia="FangSong" w:cs="Times New Roman"/>
+        </w:rPr>
+        <w:t>苯基乙基碳正离子</w:t>
+      </w:r>
+      <w:r>
+        <w:rPr>
+          <w:rFonts w:hint="eastAsia" w:ascii="Times New Roman" w:hAnsi="Times New Roman" w:eastAsia="Times New Roman" w:cs="Times New Roman"/>
+        </w:rPr>
+        <w:t>）</w:t>
+      </w:r>
+      <w:r>
+        <w:rPr>
+          <w:rFonts w:ascii="Times New Roman" w:hAnsi="Times New Roman" w:eastAsia="Times New Roman" w:cs="Times New Roman"/>
+        </w:rPr>
+        <w:t xml:space="preserve"> </w:t>
+      </w:r>
+      <w:r>
+        <w:rPr>
+          <w:rFonts w:hint="eastAsia" w:ascii="Times New Roman" w:hAnsi="Times New Roman" w:eastAsia="Times New Roman" w:cs="Times New Roman"/>
+        </w:rPr>
+        <w:t xml:space="preserve">（5）</w:t>
+      </w:r>
+      <m:oMath>
+        <m:oMathPr>
+          <m:ctrlPr>
+            <w:rPr>
+              <w:sz w:val="28"/>
+              <w:szCs w:val="28"/>
+            </w:rPr>
+          </m:ctrlPr>
+        </m:oMathPr>
+        <m:r>
+          <m:t>C</m:t>
+        </m:r>
+        <m:sSub>
+          <m:e>
+            <m:r>
+              <m:t>H</m:t>
+            </m:r>
+          </m:e>
+          <m:sub>
+            <m:r>
+              <m:t>3</m:t>
+            </m:r>
+          </m:sub>
+        </m:sSub>
+        <m:r>
+          <m:t>C</m:t>
+        </m:r>
+        <m:r>
+          <m:t>H</m:t>
+        </m:r>
+        <m:r>
+          <m:rPr>
+            <m:sty m:val="p"/>
+          </m:rPr>
+          <m:t>+</m:t>
+        </m:r>
+        <m:r>
+          <m:t>C</m:t>
+        </m:r>
+        <m:sSub>
+          <m:e>
+            <m:r>
+              <m:t>H</m:t>
+            </m:r>
+          </m:e>
+          <m:sub>
+            <m:r>
+              <m:t>2</m:t>
+            </m:r>
+          </m:sub>
+        </m:sSub>
+        <m:r>
+          <m:t>C</m:t>
+        </m:r>
+        <m:sSub>
+          <m:e>
+            <m:r>
+              <m:t>H</m:t>
+            </m:r>
+          </m:e>
+          <m:sub>
+            <m:r>
+              <m:t>2</m:t>
+            </m:r>
+          </m:sub>
+        </m:sSub>
+        <m:r>
+          <m:t>C</m:t>
+        </m:r>
+        <m:sSub>
+          <m:e>
+            <m:r>
+              <m:t>H</m:t>
+            </m:r>
+          </m:e>
+          <m:sub>
+            <m:r>
+              <m:t>3</m:t>
+            </m:r>
+          </m:sub>
+        </m:sSub>
+      </m:oMath>
+      <w:r>
+        <w:rPr>
+          <w:rFonts w:ascii="Times New Roman" w:hAnsi="Times New Roman" w:eastAsia="Times New Roman" w:cs="Times New Roman"/>
+        </w:rPr>
+        <w:t xml:space="preserve"> </w:t>
+      </w:r>
+      <w:r>
+        <w:rPr>
+          <w:rFonts w:hint="eastAsia" w:ascii="Times New Roman" w:hAnsi="Times New Roman" w:eastAsia="Times New Roman" w:cs="Times New Roman"/>
+        </w:rPr>
+        <w:t>（2-</w:t>
+      </w:r>
+      <w:r>
+        <w:rPr>
+          <w:rFonts w:hint="eastAsia" w:ascii="Times New Roman" w:hAnsi="Times New Roman" w:eastAsia="FangSong" w:cs="Times New Roman"/>
+        </w:rPr>
+        <w:t>戊基碳正离子</w:t>
+      </w:r>
+      <w:r>
+        <w:rPr>
+          <w:rFonts w:hint="eastAsia" w:ascii="Times New Roman" w:hAnsi="Times New Roman" w:eastAsia="Times New Roman" w:cs="Times New Roman"/>
+        </w:rPr>
+        <w:t>）</w:t>
+      </w:r>
+    </w:p>
+    <w:p>
+      <w:pPr>
+        <w:pStyle w:val="BodyText"/>
+        <w:spacing w:before="160" w:after="80"/>
+        <w:jc w:val="center"/>
+      </w:pPr>
+      <w:r>
+        <w:rPr>
+          <w:rFonts w:ascii="Times New Roman" w:hAnsi="Times New Roman" w:eastAsia="Times New Roman" w:cs="Times New Roman"/>
+        </w:rPr>
+        <w:drawing>
+          <wp:inline>
+            <wp:extent cx="3600000" cy="1569600"/>
+            <wp:effectExtent b="0" l="0" r="0" t="0"/>
+            <wp:docPr descr="" title="" id="44" name="Picture"/>
+            <a:graphic>
+              <a:graphicData uri="http://schemas.openxmlformats.org/drawingml/2006/picture">
+                <pic:pic>
+                  <pic:nvPicPr>
+                    <pic:cNvPr descr="carbocation-stability.png" id="45" name="Picture"/>
+                    <pic:cNvPicPr>
+                      <a:picLocks noChangeArrowheads="1" noChangeAspect="1"/>
+                    </pic:cNvPicPr>
+                  </pic:nvPicPr>
+                  <pic:blipFill>
+                    <a:blip r:embed="rId43"/>
+                    <a:stretch>
+                      <a:fillRect/>
+                    </a:stretch>
+                  </pic:blipFill>
+                  <pic:spPr bwMode="auto">
+                    <a:xfrm>
+                      <a:off x="0" y="0"/>
+                      <a:ext cx="3600000" cy="1569600"/>
+                    </a:xfrm>
+                    <a:prstGeom prst="rect">
+                      <a:avLst/>
+                    </a:prstGeom>
+                    <a:noFill/>
+                    <a:ln w="9525">
+                      <a:noFill/>
+                      <a:headEnd/>
+                      <a:tailEnd/>
+                    </a:ln>
+                  </pic:spPr>
+                </pic:pic>
+              </a:graphicData>
+            </a:graphic>
+          </wp:inline>
+        </w:drawing>
+      </w:r>
+    </w:p>
+    <w:p>
+      <w:pPr>
+        <w:spacing w:before="160" w:after="80"/>
+      </w:pPr>
+      <w:r>
+        <w:pict>
+          <v:rect style="width:0;height:1.5pt" o:hralign="center" o:hrstd="t" o:hr="t"/>
+        </w:pict>
+      </w:r>
+    </w:p>
+    <w:bookmarkEnd w:id="46"/>
+    <w:bookmarkStart w:id="47" w:name="竞赛提升"/>
+    <w:p>
+      <w:pPr>
+        <w:pStyle w:val="Heading2"/>
+        <w:spacing w:before="280" w:after="120"/>
+      </w:pPr>
+      <w:r>
+        <w:rPr>
+          <w:rFonts w:hint="eastAsia" w:ascii="Times New Roman" w:hAnsi="Times New Roman" w:eastAsia="SimHei" w:cs="Times New Roman"/>
+        </w:rPr>
+        <w:t xml:space="preserve">竞赛提升</w:t>
+      </w:r>
+    </w:p>
+    <w:bookmarkEnd w:id="47"/>
+    <w:bookmarkStart w:id="48" w:name="ft1-p2-ex1-氢键导向分子内反应"/>
+    <w:p>
+      <w:pPr>
+        <w:pStyle w:val="Heading2"/>
+        <w:spacing w:before="280" w:after="120"/>
+      </w:pPr>
+      <w:r>
+        <w:rPr>
+          <w:rFonts w:ascii="Times New Roman" w:hAnsi="Times New Roman" w:eastAsia="Times New Roman" w:cs="Times New Roman"/>
+        </w:rPr>
+        <w:t xml:space="preserve">11.17 </w:t>
+      </w:r>
+      <w:r>
+        <w:rPr>
+          <w:rFonts w:hint="eastAsia" w:ascii="Times New Roman" w:hAnsi="Times New Roman" w:eastAsia="Times New Roman" w:cs="Times New Roman"/>
+        </w:rPr>
+        <w:t>FT1-P2-EX1-</w:t>
+      </w:r>
+      <w:r>
+        <w:rPr>
+          <w:rFonts w:hint="eastAsia" w:ascii="Times New Roman" w:hAnsi="Times New Roman" w:eastAsia="SimHei" w:cs="Times New Roman"/>
+        </w:rPr>
+        <w:t>氢键导向分子内反应</w:t>
+      </w:r>
+    </w:p>
+    <w:p>
+      <w:pPr>
+        <w:pStyle w:val="FirstParagraph"/>
+      </w:pPr>
+      <w:r>
+        <w:rPr>
+          <w:rFonts w:hint="eastAsia" w:ascii="Times New Roman" w:hAnsi="Times New Roman" w:eastAsia="FangSong" w:cs="Times New Roman"/>
+        </w:rPr>
+        <w:t>对于如下两个结构相似的底物在完全相同的反应条件下</w:t>
+      </w:r>
+      <w:r>
+        <w:rPr>
+          <w:rFonts w:hint="eastAsia" w:ascii="Times New Roman" w:hAnsi="Times New Roman" w:eastAsia="Times New Roman" w:cs="Times New Roman"/>
+        </w:rPr>
+        <w:t>，</w:t>
+      </w:r>
+      <w:r>
+        <w:rPr>
+          <w:rFonts w:hint="eastAsia" w:ascii="Times New Roman" w:hAnsi="Times New Roman" w:eastAsia="FangSong" w:cs="Times New Roman"/>
+        </w:rPr>
+        <w:t>得到不同的主产物</w:t>
+      </w:r>
+      <w:r>
+        <w:rPr>
+          <w:rFonts w:hint="eastAsia" w:ascii="Times New Roman" w:hAnsi="Times New Roman" w:eastAsia="Times New Roman" w:cs="Times New Roman"/>
+        </w:rPr>
+        <w:t>：Y1</w:t>
+      </w:r>
+      <w:r>
+        <w:rPr>
+          <w:rFonts w:ascii="Times New Roman" w:hAnsi="Times New Roman" w:eastAsia="Times New Roman" w:cs="Times New Roman"/>
+        </w:rPr>
+        <w:t xml:space="preserve"> </w:t>
+      </w:r>
+      <w:r>
+        <w:rPr>
+          <w:rFonts w:hint="eastAsia" w:ascii="Times New Roman" w:hAnsi="Times New Roman" w:eastAsia="FangSong" w:cs="Times New Roman"/>
+        </w:rPr>
+        <w:t xml:space="preserve">与</w:t>
+      </w:r>
+      <w:r>
+        <w:rPr>
+          <w:rFonts w:ascii="Times New Roman" w:hAnsi="Times New Roman" w:eastAsia="Times New Roman" w:cs="Times New Roman"/>
+        </w:rPr>
+        <w:t xml:space="preserve"> Z1 </w:t>
+      </w:r>
+      <w:r>
+        <w:rPr>
+          <w:rFonts w:hint="eastAsia" w:ascii="Times New Roman" w:hAnsi="Times New Roman" w:eastAsia="FangSong" w:cs="Times New Roman"/>
+        </w:rPr>
+        <w:t>的元素分析结果相同</w:t>
+      </w:r>
+      <w:r>
+        <w:rPr>
+          <w:rFonts w:hint="eastAsia" w:ascii="Times New Roman" w:hAnsi="Times New Roman" w:eastAsia="Times New Roman" w:cs="Times New Roman"/>
+        </w:rPr>
+        <w:t>，Y2</w:t>
+      </w:r>
+      <w:r>
+        <w:rPr>
+          <w:rFonts w:ascii="Times New Roman" w:hAnsi="Times New Roman" w:eastAsia="Times New Roman" w:cs="Times New Roman"/>
+        </w:rPr>
+        <w:t xml:space="preserve"> </w:t>
+      </w:r>
+      <w:r>
+        <w:rPr>
+          <w:rFonts w:hint="eastAsia" w:ascii="Times New Roman" w:hAnsi="Times New Roman" w:eastAsia="FangSong" w:cs="Times New Roman"/>
+        </w:rPr>
+        <w:t xml:space="preserve">与</w:t>
+      </w:r>
+      <w:r>
+        <w:rPr>
+          <w:rFonts w:ascii="Times New Roman" w:hAnsi="Times New Roman" w:eastAsia="Times New Roman" w:cs="Times New Roman"/>
+        </w:rPr>
+        <w:t xml:space="preserve"> Z2 </w:t>
+      </w:r>
+      <w:r>
+        <w:rPr>
+          <w:rFonts w:hint="eastAsia" w:ascii="Times New Roman" w:hAnsi="Times New Roman" w:eastAsia="FangSong" w:cs="Times New Roman"/>
+        </w:rPr>
+        <w:t>的元素分析结果相同</w:t>
+      </w:r>
+      <w:r>
+        <w:rPr>
+          <w:rFonts w:hint="eastAsia" w:ascii="Times New Roman" w:hAnsi="Times New Roman" w:eastAsia="Times New Roman" w:cs="Times New Roman"/>
+        </w:rPr>
+        <w:t>，Y1/Y2、Z1/Z2</w:t>
+      </w:r>
+      <w:r>
+        <w:rPr>
+          <w:rFonts w:ascii="Times New Roman" w:hAnsi="Times New Roman" w:eastAsia="Times New Roman" w:cs="Times New Roman"/>
+        </w:rPr>
+        <w:t xml:space="preserve"> </w:t>
+      </w:r>
+      <w:r>
+        <w:rPr>
+          <w:rFonts w:hint="eastAsia" w:ascii="Times New Roman" w:hAnsi="Times New Roman" w:eastAsia="FangSong" w:cs="Times New Roman"/>
+        </w:rPr>
+        <w:t>的结构是类似的</w:t>
+      </w:r>
+      <w:r>
+        <w:rPr>
+          <w:rFonts w:hint="eastAsia" w:ascii="Times New Roman" w:hAnsi="Times New Roman" w:eastAsia="Times New Roman" w:cs="Times New Roman"/>
+        </w:rPr>
+        <w:t>。</w:t>
+      </w:r>
+    </w:p>
+    <w:p>
+      <w:pPr>
+        <w:pStyle w:val="Compact"/>
+        <w:numPr>
+          <w:ilvl w:val="0"/>
+          <w:numId w:val="1007"/>
+        </w:numPr>
+      </w:pPr>
+      <w:r>
+        <w:rPr>
+          <w:rFonts w:hint="eastAsia" w:ascii="Times New Roman" w:hAnsi="Times New Roman" w:eastAsia="FangSong" w:cs="Times New Roman"/>
+        </w:rPr>
+        <w:t xml:space="preserve">请写出</w:t>
+      </w:r>
+      <w:r>
+        <w:rPr>
+          <w:rFonts w:ascii="Times New Roman" w:hAnsi="Times New Roman" w:eastAsia="Times New Roman" w:cs="Times New Roman"/>
+        </w:rPr>
+        <w:t xml:space="preserve"> Y2 </w:t>
+      </w:r>
+      <w:r>
+        <w:rPr>
+          <w:rFonts w:hint="eastAsia" w:ascii="Times New Roman" w:hAnsi="Times New Roman" w:eastAsia="FangSong" w:cs="Times New Roman"/>
+        </w:rPr>
+        <w:t xml:space="preserve">和</w:t>
+      </w:r>
+      <w:r>
+        <w:rPr>
+          <w:rFonts w:ascii="Times New Roman" w:hAnsi="Times New Roman" w:eastAsia="Times New Roman" w:cs="Times New Roman"/>
+        </w:rPr>
+        <w:t xml:space="preserve"> Z1 </w:t>
+      </w:r>
+      <w:r>
+        <w:rPr>
+          <w:rFonts w:hint="eastAsia" w:ascii="Times New Roman" w:hAnsi="Times New Roman" w:eastAsia="FangSong" w:cs="Times New Roman"/>
+        </w:rPr>
+        <w:t>的结构</w:t>
+      </w:r>
+      <w:r>
+        <w:rPr>
+          <w:rFonts w:hint="eastAsia" w:ascii="Times New Roman" w:hAnsi="Times New Roman" w:eastAsia="Times New Roman" w:cs="Times New Roman"/>
+        </w:rPr>
+        <w:t>。</w:t>
+      </w:r>
+    </w:p>
+    <w:p>
+      <w:pPr>
+        <w:pStyle w:val="Compact"/>
+        <w:numPr>
+          <w:ilvl w:val="0"/>
+          <w:numId w:val="1007"/>
+        </w:numPr>
+      </w:pPr>
+      <w:r>
+        <w:rPr>
+          <w:rFonts w:hint="eastAsia" w:ascii="Times New Roman" w:hAnsi="Times New Roman" w:eastAsia="FangSong" w:cs="Times New Roman"/>
+        </w:rPr>
+        <w:t xml:space="preserve">写出生成</w:t>
+      </w:r>
+      <w:r>
+        <w:rPr>
+          <w:rFonts w:ascii="Times New Roman" w:hAnsi="Times New Roman" w:eastAsia="Times New Roman" w:cs="Times New Roman"/>
+        </w:rPr>
+        <w:t xml:space="preserve"> Y2 </w:t>
+      </w:r>
+      <w:r>
+        <w:rPr>
+          <w:rFonts w:hint="eastAsia" w:ascii="Times New Roman" w:hAnsi="Times New Roman" w:eastAsia="FangSong" w:cs="Times New Roman"/>
+        </w:rPr>
+        <w:t>的机理</w:t>
+      </w:r>
+      <w:r>
+        <w:rPr>
+          <w:rFonts w:hint="eastAsia" w:ascii="Times New Roman" w:hAnsi="Times New Roman" w:eastAsia="Times New Roman" w:cs="Times New Roman"/>
+        </w:rPr>
+        <w:t>。</w:t>
+      </w:r>
+    </w:p>
+    <w:p>
+      <w:pPr>
+        <w:spacing w:before="160" w:after="80"/>
+      </w:pPr>
+      <w:r>
+        <w:pict>
+          <v:rect style="width:0;height:1.5pt" o:hralign="center" o:hrstd="t" o:hr="t"/>
+        </w:pict>
+      </w:r>
+    </w:p>
+    <w:bookmarkEnd w:id="48"/>
+    <w:bookmarkStart w:id="49" w:name="ft1-p2-ex2-rocaglate合成中的碱效应"/>
+    <w:p>
+      <w:pPr>
+        <w:pStyle w:val="Heading2"/>
+        <w:spacing w:before="280" w:after="120"/>
+      </w:pPr>
+      <w:r>
+        <w:rPr>
+          <w:rFonts w:ascii="Times New Roman" w:hAnsi="Times New Roman" w:eastAsia="Times New Roman" w:cs="Times New Roman"/>
+        </w:rPr>
+        <w:t xml:space="preserve">11.18 </w:t>
+      </w:r>
+      <w:r>
+        <w:rPr>
+          <w:rFonts w:hint="eastAsia" w:ascii="Times New Roman" w:hAnsi="Times New Roman" w:eastAsia="Times New Roman" w:cs="Times New Roman"/>
+        </w:rPr>
+        <w:t>FT1-P2-EX2-Rocaglate</w:t>
+      </w:r>
+      <w:r>
+        <w:rPr>
+          <w:rFonts w:hint="eastAsia" w:ascii="Times New Roman" w:hAnsi="Times New Roman" w:eastAsia="SimHei" w:cs="Times New Roman"/>
+        </w:rPr>
+        <w:t>合成中的碱效应</w:t>
+      </w:r>
+    </w:p>
+    <w:p>
+      <w:pPr>
+        <w:pStyle w:val="FirstParagraph"/>
+      </w:pPr>
+      <w:r>
+        <w:rPr>
+          <w:rFonts w:hint="eastAsia" w:ascii="Times New Roman" w:hAnsi="Times New Roman" w:eastAsia="FangSong" w:cs="Times New Roman"/>
+        </w:rPr>
+        <w:t xml:space="preserve">从</w:t>
+      </w:r>
+      <w:r>
+        <w:rPr>
+          <w:rFonts w:ascii="Times New Roman" w:hAnsi="Times New Roman" w:eastAsia="Times New Roman" w:cs="Times New Roman"/>
+        </w:rPr>
+        <w:t xml:space="preserve"> keto-rocaglate(1) </w:t>
+      </w:r>
+      <w:r>
+        <w:rPr>
+          <w:rFonts w:hint="eastAsia" w:ascii="Times New Roman" w:hAnsi="Times New Roman" w:eastAsia="FangSong" w:cs="Times New Roman"/>
+        </w:rPr>
+        <w:t>出发</w:t>
+      </w:r>
+      <w:r>
+        <w:rPr>
+          <w:rFonts w:hint="eastAsia" w:ascii="Times New Roman" w:hAnsi="Times New Roman" w:eastAsia="Times New Roman" w:cs="Times New Roman"/>
+        </w:rPr>
+        <w:t>，</w:t>
+      </w:r>
+      <w:r>
+        <w:rPr>
+          <w:rFonts w:hint="eastAsia" w:ascii="Times New Roman" w:hAnsi="Times New Roman" w:eastAsia="FangSong" w:cs="Times New Roman"/>
+        </w:rPr>
+        <w:t>当使用</w:t>
+      </w:r>
+      <w:r>
+        <w:rPr>
+          <w:rFonts w:ascii="Times New Roman" w:hAnsi="Times New Roman" w:eastAsia="Times New Roman" w:cs="Times New Roman"/>
+        </w:rPr>
+        <w:t xml:space="preserve"> Et3N </w:t>
+      </w:r>
+      <w:r>
+        <w:rPr>
+          <w:rFonts w:hint="eastAsia" w:ascii="Times New Roman" w:hAnsi="Times New Roman" w:eastAsia="FangSong" w:cs="Times New Roman"/>
+        </w:rPr>
+        <w:t>作为碱时</w:t>
+      </w:r>
+      <w:r>
+        <w:rPr>
+          <w:rFonts w:hint="eastAsia" w:ascii="Times New Roman" w:hAnsi="Times New Roman" w:eastAsia="Times New Roman" w:cs="Times New Roman"/>
+        </w:rPr>
+        <w:t>，</w:t>
+      </w:r>
+      <w:r>
+        <w:rPr>
+          <w:rFonts w:hint="eastAsia" w:ascii="Times New Roman" w:hAnsi="Times New Roman" w:eastAsia="FangSong" w:cs="Times New Roman"/>
+        </w:rPr>
+        <w:t>只能得到很少量的</w:t>
+      </w:r>
+      <w:r>
+        <w:rPr>
+          <w:rFonts w:ascii="Times New Roman" w:hAnsi="Times New Roman" w:eastAsia="Times New Roman" w:cs="Times New Roman"/>
+        </w:rPr>
+        <w:t xml:space="preserve"> </w:t>
+      </w:r>
+      <w:r>
+        <w:rPr>
+          <w:rFonts w:hint="eastAsia" w:ascii="Times New Roman" w:hAnsi="Times New Roman" w:eastAsia="Times New Roman" w:cs="Times New Roman"/>
+        </w:rPr>
+        <w:t>2，</w:t>
+      </w:r>
+      <w:r>
+        <w:rPr>
+          <w:rFonts w:hint="eastAsia" w:ascii="Times New Roman" w:hAnsi="Times New Roman" w:eastAsia="FangSong" w:cs="Times New Roman"/>
+        </w:rPr>
+        <w:t>当使用</w:t>
+      </w:r>
+      <w:r>
+        <w:rPr>
+          <w:rFonts w:ascii="Times New Roman" w:hAnsi="Times New Roman" w:eastAsia="Times New Roman" w:cs="Times New Roman"/>
+        </w:rPr>
+        <w:t xml:space="preserve"> NaH </w:t>
+      </w:r>
+      <w:r>
+        <w:rPr>
+          <w:rFonts w:hint="eastAsia" w:ascii="Times New Roman" w:hAnsi="Times New Roman" w:eastAsia="FangSong" w:cs="Times New Roman"/>
+        </w:rPr>
+        <w:t>作为碱时</w:t>
+      </w:r>
+      <w:r>
+        <w:rPr>
+          <w:rFonts w:hint="eastAsia" w:ascii="Times New Roman" w:hAnsi="Times New Roman" w:eastAsia="Times New Roman" w:cs="Times New Roman"/>
+        </w:rPr>
+        <w:t>，</w:t>
+      </w:r>
+      <w:r>
+        <w:rPr>
+          <w:rFonts w:hint="eastAsia" w:ascii="Times New Roman" w:hAnsi="Times New Roman" w:eastAsia="FangSong" w:cs="Times New Roman"/>
+        </w:rPr>
+        <w:t>则得到了完全不同的产物</w:t>
+      </w:r>
+      <w:r>
+        <w:rPr>
+          <w:rFonts w:ascii="Times New Roman" w:hAnsi="Times New Roman" w:eastAsia="Times New Roman" w:cs="Times New Roman"/>
+        </w:rPr>
+        <w:t xml:space="preserve"> amidino-rocaglate(3)。</w:t>
+      </w:r>
+    </w:p>
+    <w:p>
+      <w:pPr>
+        <w:pStyle w:val="Compact"/>
+        <w:numPr>
+          <w:ilvl w:val="0"/>
+          <w:numId w:val="1008"/>
+        </w:numPr>
+      </w:pPr>
+      <w:r>
+        <w:rPr>
+          <w:rFonts w:hint="eastAsia" w:ascii="Times New Roman" w:hAnsi="Times New Roman" w:eastAsia="FangSong" w:cs="Times New Roman"/>
+        </w:rPr>
+        <w:t xml:space="preserve">请画出</w:t>
+      </w:r>
+      <w:r>
+        <w:rPr>
+          <w:rFonts w:ascii="Times New Roman" w:hAnsi="Times New Roman" w:eastAsia="Times New Roman" w:cs="Times New Roman"/>
+        </w:rPr>
+        <w:t xml:space="preserve"> A </w:t>
+      </w:r>
+      <w:r>
+        <w:rPr>
+          <w:rFonts w:hint="eastAsia" w:ascii="Times New Roman" w:hAnsi="Times New Roman" w:eastAsia="FangSong" w:cs="Times New Roman"/>
+        </w:rPr>
+        <w:t>的结构</w:t>
+      </w:r>
+      <w:r>
+        <w:rPr>
+          <w:rFonts w:hint="eastAsia" w:ascii="Times New Roman" w:hAnsi="Times New Roman" w:eastAsia="Times New Roman" w:cs="Times New Roman"/>
+        </w:rPr>
+        <w:t>。</w:t>
+      </w:r>
+    </w:p>
+    <w:p>
+      <w:pPr>
+        <w:pStyle w:val="Compact"/>
+        <w:numPr>
+          <w:ilvl w:val="0"/>
+          <w:numId w:val="1008"/>
+        </w:numPr>
+      </w:pPr>
+      <w:r>
+        <w:rPr>
+          <w:rFonts w:hint="eastAsia" w:ascii="Times New Roman" w:hAnsi="Times New Roman" w:eastAsia="FangSong" w:cs="Times New Roman"/>
+        </w:rPr>
+        <w:t xml:space="preserve">画出由</w:t>
+      </w:r>
+      <w:r>
+        <w:rPr>
+          <w:rFonts w:ascii="Times New Roman" w:hAnsi="Times New Roman" w:eastAsia="Times New Roman" w:cs="Times New Roman"/>
+        </w:rPr>
+        <w:t xml:space="preserve"> A </w:t>
+      </w:r>
+      <w:r>
+        <w:rPr>
+          <w:rFonts w:hint="eastAsia" w:ascii="Times New Roman" w:hAnsi="Times New Roman" w:eastAsia="FangSong" w:cs="Times New Roman"/>
+        </w:rPr>
+        <w:t xml:space="preserve">生成</w:t>
+      </w:r>
+      <w:r>
+        <w:rPr>
+          <w:rFonts w:ascii="Times New Roman" w:hAnsi="Times New Roman" w:eastAsia="Times New Roman" w:cs="Times New Roman"/>
+        </w:rPr>
+        <w:t xml:space="preserve"> 2 </w:t>
+      </w:r>
+      <w:r>
+        <w:rPr>
+          <w:rFonts w:hint="eastAsia" w:ascii="Times New Roman" w:hAnsi="Times New Roman" w:eastAsia="FangSong" w:cs="Times New Roman"/>
+        </w:rPr>
+        <w:t>的机理</w:t>
+      </w:r>
+      <w:r>
+        <w:rPr>
+          <w:rFonts w:hint="eastAsia" w:ascii="Times New Roman" w:hAnsi="Times New Roman" w:eastAsia="Times New Roman" w:cs="Times New Roman"/>
+        </w:rPr>
+        <w:t>。</w:t>
+      </w:r>
+    </w:p>
+    <w:p>
+      <w:pPr>
+        <w:pStyle w:val="Compact"/>
+        <w:numPr>
+          <w:ilvl w:val="0"/>
+          <w:numId w:val="1008"/>
+        </w:numPr>
+      </w:pPr>
+      <w:r>
+        <w:rPr>
+          <w:rFonts w:hint="eastAsia" w:ascii="Times New Roman" w:hAnsi="Times New Roman" w:eastAsia="FangSong" w:cs="Times New Roman"/>
+        </w:rPr>
+        <w:t xml:space="preserve">画出由</w:t>
+      </w:r>
+      <w:r>
+        <w:rPr>
+          <w:rFonts w:ascii="Times New Roman" w:hAnsi="Times New Roman" w:eastAsia="Times New Roman" w:cs="Times New Roman"/>
+        </w:rPr>
+        <w:t xml:space="preserve"> A </w:t>
+      </w:r>
+      <w:r>
+        <w:rPr>
+          <w:rFonts w:hint="eastAsia" w:ascii="Times New Roman" w:hAnsi="Times New Roman" w:eastAsia="FangSong" w:cs="Times New Roman"/>
+        </w:rPr>
+        <w:t xml:space="preserve">生成</w:t>
+      </w:r>
+      <w:r>
+        <w:rPr>
+          <w:rFonts w:ascii="Times New Roman" w:hAnsi="Times New Roman" w:eastAsia="Times New Roman" w:cs="Times New Roman"/>
+        </w:rPr>
+        <w:t xml:space="preserve"> 3 </w:t>
+      </w:r>
+      <w:r>
+        <w:rPr>
+          <w:rFonts w:hint="eastAsia" w:ascii="Times New Roman" w:hAnsi="Times New Roman" w:eastAsia="FangSong" w:cs="Times New Roman"/>
+        </w:rPr>
+        <w:t>的机理</w:t>
+      </w:r>
+      <w:r>
+        <w:rPr>
+          <w:rFonts w:hint="eastAsia" w:ascii="Times New Roman" w:hAnsi="Times New Roman" w:eastAsia="Times New Roman" w:cs="Times New Roman"/>
+        </w:rPr>
+        <w:t>。</w:t>
+      </w:r>
+      <w:r>
+        <w:rPr>
+          <w:rFonts w:hint="eastAsia" w:ascii="Times New Roman" w:hAnsi="Times New Roman" w:eastAsia="FangSong" w:cs="Times New Roman"/>
+        </w:rPr>
+        <w:t>提示</w:t>
+      </w:r>
+      <w:r>
+        <w:rPr>
+          <w:rFonts w:hint="eastAsia" w:ascii="Times New Roman" w:hAnsi="Times New Roman" w:eastAsia="Times New Roman" w:cs="Times New Roman"/>
+        </w:rPr>
+        <w:t>：</w:t>
+      </w:r>
+      <w:r>
+        <w:rPr>
+          <w:rFonts w:hint="eastAsia" w:ascii="Times New Roman" w:hAnsi="Times New Roman" w:eastAsia="FangSong" w:cs="Times New Roman"/>
+        </w:rPr>
+        <w:t>包含了一个基团重排之后产生碳正离子但是为电中性的中间体</w:t>
+      </w:r>
+      <w:r>
+        <w:rPr>
+          <w:rFonts w:ascii="Times New Roman" w:hAnsi="Times New Roman" w:eastAsia="Times New Roman" w:cs="Times New Roman"/>
+        </w:rPr>
+        <w:t xml:space="preserve"> B。</w:t>
+      </w:r>
+    </w:p>
+    <w:p>
+      <w:pPr>
+        <w:pStyle w:val="Compact"/>
+        <w:numPr>
+          <w:ilvl w:val="0"/>
+          <w:numId w:val="1008"/>
+        </w:numPr>
+      </w:pPr>
+      <w:r>
+        <w:rPr>
+          <w:rFonts w:hint="eastAsia" w:ascii="Times New Roman" w:hAnsi="Times New Roman" w:eastAsia="FangSong" w:cs="Times New Roman"/>
+        </w:rPr>
+        <w:t>如果体系中没有亲核试剂</w:t>
+      </w:r>
+      <w:r>
+        <w:rPr>
+          <w:rFonts w:hint="eastAsia" w:ascii="Times New Roman" w:hAnsi="Times New Roman" w:eastAsia="Times New Roman" w:cs="Times New Roman"/>
+        </w:rPr>
+        <w:t>，B</w:t>
+      </w:r>
+      <w:r>
+        <w:rPr>
+          <w:rFonts w:ascii="Times New Roman" w:hAnsi="Times New Roman" w:eastAsia="Times New Roman" w:cs="Times New Roman"/>
+        </w:rPr>
+        <w:t xml:space="preserve"> </w:t>
+      </w:r>
+      <w:r>
+        <w:rPr>
+          <w:rFonts w:hint="eastAsia" w:ascii="Times New Roman" w:hAnsi="Times New Roman" w:eastAsia="FangSong" w:cs="Times New Roman"/>
+        </w:rPr>
+        <w:t xml:space="preserve">会开环得到产物</w:t>
+      </w:r>
+      <w:r>
+        <w:rPr>
+          <w:rFonts w:ascii="Times New Roman" w:hAnsi="Times New Roman" w:eastAsia="Times New Roman" w:cs="Times New Roman"/>
+        </w:rPr>
+        <w:t xml:space="preserve"> </w:t>
+      </w:r>
+      <w:r>
+        <w:rPr>
+          <w:rFonts w:hint="eastAsia" w:ascii="Times New Roman" w:hAnsi="Times New Roman" w:eastAsia="Times New Roman" w:cs="Times New Roman"/>
+        </w:rPr>
+        <w:t>C，</w:t>
+      </w:r>
+      <w:r>
+        <w:rPr>
+          <w:rFonts w:hint="eastAsia" w:ascii="Times New Roman" w:hAnsi="Times New Roman" w:eastAsia="FangSong" w:cs="Times New Roman"/>
+        </w:rPr>
+        <w:t>写出</w:t>
+      </w:r>
+      <w:r>
+        <w:rPr>
+          <w:rFonts w:ascii="Times New Roman" w:hAnsi="Times New Roman" w:eastAsia="Times New Roman" w:cs="Times New Roman"/>
+        </w:rPr>
+        <w:t xml:space="preserve"> C </w:t>
+      </w:r>
+      <w:r>
+        <w:rPr>
+          <w:rFonts w:hint="eastAsia" w:ascii="Times New Roman" w:hAnsi="Times New Roman" w:eastAsia="FangSong" w:cs="Times New Roman"/>
+        </w:rPr>
+        <w:t>的结构</w:t>
+      </w:r>
+      <w:r>
+        <w:rPr>
+          <w:rFonts w:hint="eastAsia" w:ascii="Times New Roman" w:hAnsi="Times New Roman" w:eastAsia="Times New Roman" w:cs="Times New Roman"/>
+        </w:rPr>
+        <w:t>，</w:t>
+      </w:r>
+      <w:r>
+        <w:rPr>
+          <w:rFonts w:hint="eastAsia" w:ascii="Times New Roman" w:hAnsi="Times New Roman" w:eastAsia="FangSong" w:cs="Times New Roman"/>
+        </w:rPr>
+        <w:t>不要求立体化学</w:t>
+      </w:r>
+      <w:r>
+        <w:rPr>
+          <w:rFonts w:hint="eastAsia" w:ascii="Times New Roman" w:hAnsi="Times New Roman" w:eastAsia="Times New Roman" w:cs="Times New Roman"/>
+        </w:rPr>
+        <w:t>。</w:t>
+      </w:r>
+    </w:p>
+    <w:p>
+      <w:pPr>
+        <w:spacing w:before="160" w:after="80"/>
+      </w:pPr>
+      <w:r>
+        <w:pict>
+          <v:rect style="width:0;height:1.5pt" o:hralign="center" o:hrstd="t" o:hr="t"/>
+        </w:pict>
+      </w:r>
+    </w:p>
+    <w:bookmarkEnd w:id="49"/>
+    <w:bookmarkStart w:id="53" w:name="ch12-p4-溶剂极性对三个反应速率的影响"/>
+    <w:p>
+      <w:pPr>
+        <w:pStyle w:val="Heading2"/>
+        <w:spacing w:before="280" w:after="120"/>
+      </w:pPr>
+      <w:r>
+        <w:rPr>
+          <w:rFonts w:ascii="Times New Roman" w:hAnsi="Times New Roman" w:eastAsia="Times New Roman" w:cs="Times New Roman"/>
+        </w:rPr>
+        <w:t xml:space="preserve">11.19 </w:t>
+      </w:r>
+      <w:r>
+        <w:rPr>
+          <w:rFonts w:hint="eastAsia" w:ascii="Times New Roman" w:hAnsi="Times New Roman" w:eastAsia="Times New Roman" w:cs="Times New Roman"/>
+        </w:rPr>
+        <w:t>Ch12-P4-</w:t>
+      </w:r>
+      <w:r>
+        <w:rPr>
+          <w:rFonts w:hint="eastAsia" w:ascii="Times New Roman" w:hAnsi="Times New Roman" w:eastAsia="SimHei" w:cs="Times New Roman"/>
+        </w:rPr>
+        <w:t>溶剂极性对三个反应速率的影响</w:t>
+      </w:r>
+    </w:p>
+    <w:p>
+      <w:pPr>
+        <w:pStyle w:val="FirstParagraph"/>
+      </w:pPr>
+      <w:r>
+        <w:rPr>
+          <w:rFonts w:hint="eastAsia" w:ascii="Times New Roman" w:hAnsi="Times New Roman" w:eastAsia="Times New Roman" w:cs="Times New Roman"/>
+          <w:b/>
+          <w:bCs/>
+        </w:rPr>
+        <w:t>【</w:t>
+      </w:r>
+      <w:r>
+        <w:rPr>
+          <w:rFonts w:hint="eastAsia" w:ascii="Times New Roman" w:hAnsi="Times New Roman" w:eastAsia="FangSong" w:cs="Times New Roman"/>
+          <w:b/>
+          <w:bCs/>
+        </w:rPr>
+        <w:t>中文</w:t>
+      </w:r>
+      <w:r>
+        <w:rPr>
+          <w:rFonts w:hint="eastAsia" w:ascii="Times New Roman" w:hAnsi="Times New Roman" w:eastAsia="Times New Roman" w:cs="Times New Roman"/>
+          <w:b/>
+          <w:bCs/>
+        </w:rPr>
+        <w:t>】</w:t>
+      </w:r>
+      <w:r>
+        <w:rPr>
+          <w:rFonts w:hint="eastAsia" w:ascii="Times New Roman" w:hAnsi="Times New Roman" w:eastAsia="FangSong" w:cs="Times New Roman"/>
+        </w:rPr>
+        <w:t>溶剂的改变会对这些反应产生什么影响</w:t>
+      </w:r>
+      <w:r>
+        <w:rPr>
+          <w:rFonts w:hint="eastAsia" w:ascii="Times New Roman" w:hAnsi="Times New Roman" w:eastAsia="Times New Roman" w:cs="Times New Roman"/>
+        </w:rPr>
+        <w:t>？</w:t>
+      </w:r>
+      <w:r>
+        <w:rPr>
+          <w:rFonts w:hint="eastAsia" w:ascii="Times New Roman" w:hAnsi="Times New Roman" w:eastAsia="FangSong" w:cs="Times New Roman"/>
+        </w:rPr>
+        <w:t>从极性溶剂换成非极性溶剂</w:t>
+      </w:r>
+      <w:r>
+        <w:rPr>
+          <w:rFonts w:hint="eastAsia" w:ascii="Times New Roman" w:hAnsi="Times New Roman" w:eastAsia="Times New Roman" w:cs="Times New Roman"/>
+        </w:rPr>
+        <w:t>，</w:t>
+      </w:r>
+      <w:r>
+        <w:rPr>
+          <w:rFonts w:hint="eastAsia" w:ascii="Times New Roman" w:hAnsi="Times New Roman" w:eastAsia="FangSong" w:cs="Times New Roman"/>
+        </w:rPr>
+        <w:t>反应会加速还是减慢</w:t>
+      </w:r>
+      <w:r>
+        <w:rPr>
+          <w:rFonts w:hint="eastAsia" w:ascii="Times New Roman" w:hAnsi="Times New Roman" w:eastAsia="Times New Roman" w:cs="Times New Roman"/>
+        </w:rPr>
+        <w:t>？（</w:t>
+      </w:r>
+      <w:r>
+        <w:rPr>
+          <w:rFonts w:hint="eastAsia" w:ascii="Times New Roman" w:hAnsi="Times New Roman" w:eastAsia="FangSong" w:cs="Times New Roman"/>
+        </w:rPr>
+        <w:t>反应式见图</w:t>
+      </w:r>
+      <w:r>
+        <w:rPr>
+          <w:rFonts w:hint="eastAsia" w:ascii="Times New Roman" w:hAnsi="Times New Roman" w:eastAsia="Times New Roman" w:cs="Times New Roman"/>
+        </w:rPr>
+        <w:t>）</w:t>
+      </w:r>
+    </w:p>
+    <w:p>
+      <w:pPr>
+        <w:pStyle w:val="BodyText"/>
+      </w:pPr>
+      <w:r>
+        <w:rPr>
+          <w:rFonts w:hint="eastAsia" w:ascii="Times New Roman" w:hAnsi="Times New Roman" w:eastAsia="Times New Roman" w:cs="Times New Roman"/>
+          <w:b/>
+          <w:bCs/>
+        </w:rPr>
+        <w:t>【</w:t>
+      </w:r>
+      <w:r>
+        <w:rPr>
+          <w:rFonts w:hint="eastAsia" w:ascii="Times New Roman" w:hAnsi="Times New Roman" w:eastAsia="FangSong" w:cs="Times New Roman"/>
+          <w:b/>
+          <w:bCs/>
+        </w:rPr>
+        <w:t>原文</w:t>
+      </w:r>
+      <w:r>
+        <w:rPr>
+          <w:rFonts w:hint="eastAsia" w:ascii="Times New Roman" w:hAnsi="Times New Roman" w:eastAsia="Times New Roman" w:cs="Times New Roman"/>
+          <w:b/>
+          <w:bCs/>
+        </w:rPr>
+        <w:t>】</w:t>
+      </w:r>
+      <w:r>
+        <w:rPr>
+          <w:rFonts w:ascii="Times New Roman" w:hAnsi="Times New Roman" w:eastAsia="Times New Roman" w:cs="Times New Roman"/>
+        </w:rPr>
+        <w:t xml:space="preserve">What would be the effect of solvent changes on these reactions? Would the reactions be accelerated or retarded by a change from a polar to a non-polar solvent?</w:t>
+      </w:r>
+    </w:p>
+    <w:p>
+      <w:pPr>
+        <w:pStyle w:val="BodyText"/>
+        <w:spacing w:before="160" w:after="80"/>
+        <w:jc w:val="center"/>
+      </w:pPr>
+      <w:r>
+        <w:rPr>
+          <w:rFonts w:ascii="Times New Roman" w:hAnsi="Times New Roman" w:eastAsia="Times New Roman" w:cs="Times New Roman"/>
+        </w:rPr>
+        <w:drawing>
+          <wp:inline>
+            <wp:extent cx="3600000" cy="1078527"/>
+            <wp:effectExtent b="0" l="0" r="0" t="0"/>
+            <wp:docPr descr="" title="" id="51" name="Picture"/>
+            <a:graphic>
+              <a:graphicData uri="http://schemas.openxmlformats.org/drawingml/2006/picture">
+                <pic:pic>
+                  <pic:nvPicPr>
+                    <pic:cNvPr descr="46024414590bd7b65d18c6a47e10f44585fb69447e18aae1d6b257ee3362ce50.jpg" id="52" name="Picture"/>
+                    <pic:cNvPicPr>
+                      <a:picLocks noChangeArrowheads="1" noChangeAspect="1"/>
+                    </pic:cNvPicPr>
+                  </pic:nvPicPr>
+                  <pic:blipFill>
+                    <a:blip r:embed="rId50"/>
                     <a:stretch>
                       <a:fillRect/>
                     </a:stretch>
@@ -1106,8 +5097,8 @@
         </w:pict>
       </w:r>
     </w:p>
-    <w:bookmarkEnd w:id="15"/>
-    <w:bookmarkStart w:id="19" w:name="ch38-p5-不寻常卡宾类型但行为正常"/>
+    <w:bookmarkEnd w:id="53"/>
+    <w:bookmarkStart w:id="57" w:name="ch38-p5-不寻常卡宾类型但行为正常"/>
     <w:p>
       <w:pPr>
         <w:pStyle w:val="Heading2"/>
@@ -1117,7 +5108,7 @@
         <w:rPr>
           <w:rFonts w:ascii="Times New Roman" w:hAnsi="Times New Roman" w:eastAsia="Times New Roman" w:cs="Times New Roman"/>
         </w:rPr>
-        <w:t xml:space="preserve">11.5 </w:t>
+        <w:t xml:space="preserve">11.20 </w:t>
       </w:r>
       <w:r>
         <w:rPr>
@@ -1258,18 +5249,18 @@
           <wp:inline>
             <wp:extent cx="3600000" cy="697447"/>
             <wp:effectExtent b="0" l="0" r="0" t="0"/>
-            <wp:docPr descr="" title="" id="17" name="Picture"/>
+            <wp:docPr descr="" title="" id="55" name="Picture"/>
             <a:graphic>
               <a:graphicData uri="http://schemas.openxmlformats.org/drawingml/2006/picture">
                 <pic:pic>
                   <pic:nvPicPr>
-                    <pic:cNvPr descr="1e15d0b46c99eba57b695c947a53e70bc3fc3166788a28a1733e717c53b26399.jpg" id="18" name="Picture"/>
+                    <pic:cNvPr descr="1e15d0b46c99eba57b695c947a53e70bc3fc3166788a28a1733e717c53b26399.jpg" id="56" name="Picture"/>
                     <pic:cNvPicPr>
                       <a:picLocks noChangeArrowheads="1" noChangeAspect="1"/>
                     </pic:cNvPicPr>
                   </pic:nvPicPr>
                   <pic:blipFill>
-                    <a:blip r:embed="rId16"/>
+                    <a:blip r:embed="rId54"/>
                     <a:stretch>
                       <a:fillRect/>
                     </a:stretch>
@@ -1306,8 +5297,8 @@
         </w:pict>
       </w:r>
     </w:p>
-    <w:bookmarkEnd w:id="19"/>
-    <w:bookmarkStart w:id="23" w:name="ch38-p8-分子内卡宾插入笼状化合物"/>
+    <w:bookmarkEnd w:id="57"/>
+    <w:bookmarkStart w:id="61" w:name="ch38-p8-分子内卡宾插入笼状化合物"/>
     <w:p>
       <w:pPr>
         <w:pStyle w:val="Heading2"/>
@@ -1317,7 +5308,7 @@
         <w:rPr>
           <w:rFonts w:ascii="Times New Roman" w:hAnsi="Times New Roman" w:eastAsia="Times New Roman" w:cs="Times New Roman"/>
         </w:rPr>
-        <w:t xml:space="preserve">11.6 </w:t>
+        <w:t xml:space="preserve">11.21 </w:t>
       </w:r>
       <w:r>
         <w:rPr>
@@ -1482,18 +5473,18 @@
           <wp:inline>
             <wp:extent cx="3600000" cy="753488"/>
             <wp:effectExtent b="0" l="0" r="0" t="0"/>
-            <wp:docPr descr="" title="" id="21" name="Picture"/>
+            <wp:docPr descr="" title="" id="59" name="Picture"/>
             <a:graphic>
               <a:graphicData uri="http://schemas.openxmlformats.org/drawingml/2006/picture">
                 <pic:pic>
                   <pic:nvPicPr>
-                    <pic:cNvPr descr="81c39fba9c75474acde254df9a7cc4baa956e8728fcc3b05f92387db79c96963.jpg" id="22" name="Picture"/>
+                    <pic:cNvPr descr="81c39fba9c75474acde254df9a7cc4baa956e8728fcc3b05f92387db79c96963.jpg" id="60" name="Picture"/>
                     <pic:cNvPicPr>
                       <a:picLocks noChangeArrowheads="1" noChangeAspect="1"/>
                     </pic:cNvPicPr>
                   </pic:nvPicPr>
                   <pic:blipFill>
-                    <a:blip r:embed="rId20"/>
+                    <a:blip r:embed="rId58"/>
                     <a:stretch>
                       <a:fillRect/>
                     </a:stretch>
@@ -1530,8 +5521,8 @@
         </w:pict>
       </w:r>
     </w:p>
-    <w:bookmarkEnd w:id="23"/>
-    <w:bookmarkStart w:id="27" w:name="ch39-p1-多种合理机理的反应研究"/>
+    <w:bookmarkEnd w:id="61"/>
+    <w:bookmarkStart w:id="65" w:name="ch39-p1-多种合理机理的反应研究"/>
     <w:p>
       <w:pPr>
         <w:pStyle w:val="Heading2"/>
@@ -1541,7 +5532,7 @@
         <w:rPr>
           <w:rFonts w:ascii="Times New Roman" w:hAnsi="Times New Roman" w:eastAsia="Times New Roman" w:cs="Times New Roman"/>
         </w:rPr>
-        <w:t xml:space="preserve">11.7 </w:t>
+        <w:t xml:space="preserve">11.22 </w:t>
       </w:r>
       <w:r>
         <w:rPr>
@@ -1750,18 +5741,18 @@
           <wp:inline>
             <wp:extent cx="3600000" cy="564795"/>
             <wp:effectExtent b="0" l="0" r="0" t="0"/>
-            <wp:docPr descr="" title="" id="25" name="Picture"/>
+            <wp:docPr descr="" title="" id="63" name="Picture"/>
             <a:graphic>
               <a:graphicData uri="http://schemas.openxmlformats.org/drawingml/2006/picture">
                 <pic:pic>
                   <pic:nvPicPr>
-                    <pic:cNvPr descr="be2fd9f549d576b70e95a894d76f510276f48d6c743c28c1b82ffe5150cb7154.jpg" id="26" name="Picture"/>
+                    <pic:cNvPr descr="be2fd9f549d576b70e95a894d76f510276f48d6c743c28c1b82ffe5150cb7154.jpg" id="64" name="Picture"/>
                     <pic:cNvPicPr>
                       <a:picLocks noChangeArrowheads="1" noChangeAspect="1"/>
                     </pic:cNvPicPr>
                   </pic:nvPicPr>
                   <pic:blipFill>
-                    <a:blip r:embed="rId24"/>
+                    <a:blip r:embed="rId62"/>
                     <a:stretch>
                       <a:fillRect/>
                     </a:stretch>
@@ -1798,8 +5789,8 @@
         </w:pict>
       </w:r>
     </w:p>
-    <w:bookmarkEnd w:id="27"/>
-    <w:bookmarkStart w:id="31" w:name="ch39-p4-ph-速率曲线解读"/>
+    <w:bookmarkEnd w:id="65"/>
+    <w:bookmarkStart w:id="69" w:name="ch39-p4-ph-速率曲线解读"/>
     <w:p>
       <w:pPr>
         <w:pStyle w:val="Heading2"/>
@@ -1809,7 +5800,7 @@
         <w:rPr>
           <w:rFonts w:ascii="Times New Roman" w:hAnsi="Times New Roman" w:eastAsia="Times New Roman" w:cs="Times New Roman"/>
         </w:rPr>
-        <w:t xml:space="preserve">11.8 </w:t>
+        <w:t xml:space="preserve">11.23 </w:t>
       </w:r>
       <w:r>
         <w:rPr>
@@ -2220,18 +6211,18 @@
           <wp:inline>
             <wp:extent cx="3600000" cy="549244"/>
             <wp:effectExtent b="0" l="0" r="0" t="0"/>
-            <wp:docPr descr="" title="" id="29" name="Picture"/>
+            <wp:docPr descr="" title="" id="67" name="Picture"/>
             <a:graphic>
               <a:graphicData uri="http://schemas.openxmlformats.org/drawingml/2006/picture">
                 <pic:pic>
                   <pic:nvPicPr>
-                    <pic:cNvPr descr="ac407f8b5a5bf86a37a771b7d9b1ed5f313aa063a0d38bcb959d861ca32b133f.jpg" id="30" name="Picture"/>
+                    <pic:cNvPr descr="ac407f8b5a5bf86a37a771b7d9b1ed5f313aa063a0d38bcb959d861ca32b133f.jpg" id="68" name="Picture"/>
                     <pic:cNvPicPr>
                       <a:picLocks noChangeArrowheads="1" noChangeAspect="1"/>
                     </pic:cNvPicPr>
                   </pic:nvPicPr>
                   <pic:blipFill>
-                    <a:blip r:embed="rId28"/>
+                    <a:blip r:embed="rId66"/>
                     <a:stretch>
                       <a:fillRect/>
                     </a:stretch>
@@ -2268,8 +6259,8 @@
         </w:pict>
       </w:r>
     </w:p>
-    <w:bookmarkEnd w:id="31"/>
-    <w:bookmarkStart w:id="35" w:name="ch39-p6-hammett-ρ值随结构变化的解读"/>
+    <w:bookmarkEnd w:id="69"/>
+    <w:bookmarkStart w:id="73" w:name="ch39-p6-hammett-ρ值随结构变化的解读"/>
     <w:p>
       <w:pPr>
         <w:pStyle w:val="Heading2"/>
@@ -2279,7 +6270,7 @@
         <w:rPr>
           <w:rFonts w:ascii="Times New Roman" w:hAnsi="Times New Roman" w:eastAsia="Times New Roman" w:cs="Times New Roman"/>
         </w:rPr>
-        <w:t xml:space="preserve">11.9 Ch39-P6-Hammett </w:t>
+        <w:t xml:space="preserve">11.24 Ch39-P6-Hammett </w:t>
       </w:r>
       <w:r>
         <w:rPr>
@@ -2492,18 +6483,18 @@
           <wp:inline>
             <wp:extent cx="3600000" cy="848338"/>
             <wp:effectExtent b="0" l="0" r="0" t="0"/>
-            <wp:docPr descr="" title="" id="33" name="Picture"/>
+            <wp:docPr descr="" title="" id="71" name="Picture"/>
             <a:graphic>
               <a:graphicData uri="http://schemas.openxmlformats.org/drawingml/2006/picture">
                 <pic:pic>
                   <pic:nvPicPr>
-                    <pic:cNvPr descr="8f2f465fa620cc62f2c8997623b8539be1a1e3a4a35e4bf18e8dd8a0c9ad83d5.jpg" id="34" name="Picture"/>
+                    <pic:cNvPr descr="8f2f465fa620cc62f2c8997623b8539be1a1e3a4a35e4bf18e8dd8a0c9ad83d5.jpg" id="72" name="Picture"/>
                     <pic:cNvPicPr>
                       <a:picLocks noChangeArrowheads="1" noChangeAspect="1"/>
                     </pic:cNvPicPr>
                   </pic:nvPicPr>
                   <pic:blipFill>
-                    <a:blip r:embed="rId32"/>
+                    <a:blip r:embed="rId70"/>
                     <a:stretch>
                       <a:fillRect/>
                     </a:stretch>
@@ -2540,8 +6531,8 @@
         </w:pict>
       </w:r>
     </w:p>
-    <w:bookmarkEnd w:id="35"/>
-    <w:bookmarkStart w:id="39" w:name="ch39-p7-极端催化现象"/>
+    <w:bookmarkEnd w:id="73"/>
+    <w:bookmarkStart w:id="77" w:name="ch39-p7-极端催化现象"/>
     <w:p>
       <w:pPr>
         <w:pStyle w:val="Heading2"/>
@@ -2551,7 +6542,7 @@
         <w:rPr>
           <w:rFonts w:ascii="Times New Roman" w:hAnsi="Times New Roman" w:eastAsia="Times New Roman" w:cs="Times New Roman"/>
         </w:rPr>
-        <w:t xml:space="preserve">11.10 </w:t>
+        <w:t xml:space="preserve">11.25 </w:t>
       </w:r>
       <w:r>
         <w:rPr>
@@ -2693,18 +6684,18 @@
           <wp:inline>
             <wp:extent cx="3600000" cy="855117"/>
             <wp:effectExtent b="0" l="0" r="0" t="0"/>
-            <wp:docPr descr="" title="" id="37" name="Picture"/>
+            <wp:docPr descr="" title="" id="75" name="Picture"/>
             <a:graphic>
               <a:graphicData uri="http://schemas.openxmlformats.org/drawingml/2006/picture">
                 <pic:pic>
                   <pic:nvPicPr>
-                    <pic:cNvPr descr="c294a4a62ad1d8b83e4f57a11f0f0fae2442ab7d34ce5ef7df0dcda1880b5d62.jpg" id="38" name="Picture"/>
+                    <pic:cNvPr descr="c294a4a62ad1d8b83e4f57a11f0f0fae2442ab7d34ce5ef7df0dcda1880b5d62.jpg" id="76" name="Picture"/>
                     <pic:cNvPicPr>
                       <a:picLocks noChangeArrowheads="1" noChangeAspect="1"/>
                     </pic:cNvPicPr>
                   </pic:nvPicPr>
                   <pic:blipFill>
-                    <a:blip r:embed="rId36"/>
+                    <a:blip r:embed="rId74"/>
                     <a:stretch>
                       <a:fillRect/>
                     </a:stretch>
@@ -2741,8 +6732,8 @@
         </w:pict>
       </w:r>
     </w:p>
-    <w:bookmarkEnd w:id="39"/>
-    <w:bookmarkStart w:id="43" w:name="ch39-p9-标记实验探索机理"/>
+    <w:bookmarkEnd w:id="77"/>
+    <w:bookmarkStart w:id="81" w:name="ch39-p9-标记实验探索机理"/>
     <w:p>
       <w:pPr>
         <w:pStyle w:val="Heading2"/>
@@ -2752,7 +6743,7 @@
         <w:rPr>
           <w:rFonts w:ascii="Times New Roman" w:hAnsi="Times New Roman" w:eastAsia="Times New Roman" w:cs="Times New Roman"/>
         </w:rPr>
-        <w:t xml:space="preserve">11.11 </w:t>
+        <w:t xml:space="preserve">11.26 </w:t>
       </w:r>
       <w:r>
         <w:rPr>
@@ -2905,18 +6896,18 @@
           <wp:inline>
             <wp:extent cx="3600000" cy="668957"/>
             <wp:effectExtent b="0" l="0" r="0" t="0"/>
-            <wp:docPr descr="" title="" id="41" name="Picture"/>
+            <wp:docPr descr="" title="" id="79" name="Picture"/>
             <a:graphic>
               <a:graphicData uri="http://schemas.openxmlformats.org/drawingml/2006/picture">
                 <pic:pic>
                   <pic:nvPicPr>
-                    <pic:cNvPr descr="1908eb1bd50e4789466db0e0f7df0969f10ff7598c7fe4e9d4e82593d5b197f3.jpg" id="42" name="Picture"/>
+                    <pic:cNvPr descr="1908eb1bd50e4789466db0e0f7df0969f10ff7598c7fe4e9d4e82593d5b197f3.jpg" id="80" name="Picture"/>
                     <pic:cNvPicPr>
                       <a:picLocks noChangeArrowheads="1" noChangeAspect="1"/>
                     </pic:cNvPicPr>
                   </pic:nvPicPr>
                   <pic:blipFill>
-                    <a:blip r:embed="rId40"/>
+                    <a:blip r:embed="rId78"/>
                     <a:stretch>
                       <a:fillRect/>
                     </a:stretch>
@@ -2953,8 +6944,8 @@
         </w:pict>
       </w:r>
     </w:p>
-    <w:bookmarkEnd w:id="43"/>
-    <w:bookmarkStart w:id="47" w:name="ch39-p14-逆向思维你需要什么证据"/>
+    <w:bookmarkEnd w:id="81"/>
+    <w:bookmarkStart w:id="85" w:name="ch39-p14-逆向思维你需要什么证据"/>
     <w:p>
       <w:pPr>
         <w:pStyle w:val="Heading2"/>
@@ -2964,7 +6955,7 @@
         <w:rPr>
           <w:rFonts w:ascii="Times New Roman" w:hAnsi="Times New Roman" w:eastAsia="Times New Roman" w:cs="Times New Roman"/>
         </w:rPr>
-        <w:t xml:space="preserve">11.12 </w:t>
+        <w:t xml:space="preserve">11.27 </w:t>
       </w:r>
       <w:r>
         <w:rPr>
@@ -3129,18 +7120,18 @@
           <wp:inline>
             <wp:extent cx="3600000" cy="597043"/>
             <wp:effectExtent b="0" l="0" r="0" t="0"/>
-            <wp:docPr descr="" title="" id="45" name="Picture"/>
+            <wp:docPr descr="" title="" id="83" name="Picture"/>
             <a:graphic>
               <a:graphicData uri="http://schemas.openxmlformats.org/drawingml/2006/picture">
                 <pic:pic>
                   <pic:nvPicPr>
-                    <pic:cNvPr descr="6b4e2313599051b0805bcec632deedc189ed301621ea9ae7b00296067935506b.jpg" id="46" name="Picture"/>
+                    <pic:cNvPr descr="6b4e2313599051b0805bcec632deedc189ed301621ea9ae7b00296067935506b.jpg" id="84" name="Picture"/>
                     <pic:cNvPicPr>
                       <a:picLocks noChangeArrowheads="1" noChangeAspect="1"/>
                     </pic:cNvPicPr>
                   </pic:nvPicPr>
                   <pic:blipFill>
-                    <a:blip r:embed="rId44"/>
+                    <a:blip r:embed="rId82"/>
                     <a:stretch>
                       <a:fillRect/>
                     </a:stretch>
@@ -3177,8 +7168,8 @@
         </w:pict>
       </w:r>
     </w:p>
-    <w:bookmarkEnd w:id="47"/>
-    <w:bookmarkStart w:id="48" w:name="化学能力测试-ch9a-7-酯混合物水解推断"/>
+    <w:bookmarkEnd w:id="85"/>
+    <w:bookmarkStart w:id="86" w:name="ch9a-7-酯混合物水解推断"/>
     <w:p>
       <w:pPr>
         <w:pStyle w:val="Heading2"/>
@@ -3188,19 +7179,13 @@
         <w:rPr>
           <w:rFonts w:ascii="Times New Roman" w:hAnsi="Times New Roman" w:eastAsia="Times New Roman" w:cs="Times New Roman"/>
         </w:rPr>
-        <w:t xml:space="preserve">11.13 </w:t>
-      </w:r>
-      <w:r>
-        <w:rPr>
-          <w:rFonts w:hint="eastAsia" w:ascii="Times New Roman" w:hAnsi="Times New Roman" w:eastAsia="SimHei" w:cs="Times New Roman"/>
-        </w:rPr>
-        <w:t>化学能力测试</w:t>
-      </w:r>
-      <w:r>
-        <w:rPr>
-          <w:rFonts w:hint="eastAsia" w:ascii="Times New Roman" w:hAnsi="Times New Roman" w:eastAsia="Times New Roman" w:cs="Times New Roman"/>
-        </w:rPr>
-        <w:t>-Ch9A-7-</w:t>
+        <w:t xml:space="preserve">11.28 </w:t>
+      </w:r>
+      <w:r>
+        <w:rPr>
+          <w:rFonts w:hint="eastAsia" w:ascii="Times New Roman" w:hAnsi="Times New Roman" w:eastAsia="Times New Roman" w:cs="Times New Roman"/>
+        </w:rPr>
+        <w:t>Ch9A-7-</w:t>
       </w:r>
       <w:r>
         <w:rPr>
@@ -3523,8 +7508,8 @@
         </w:pict>
       </w:r>
     </w:p>
-    <w:bookmarkEnd w:id="48"/>
-    <w:bookmarkStart w:id="52" w:name="二分册-l16例3-甘氨酸四物质推断"/>
+    <w:bookmarkEnd w:id="86"/>
+    <w:bookmarkStart w:id="90" w:name="二分册-l16例3-甘氨酸四物质推断"/>
     <w:p>
       <w:pPr>
         <w:pStyle w:val="Heading2"/>
@@ -3534,7 +7519,7 @@
         <w:rPr>
           <w:rFonts w:ascii="Times New Roman" w:hAnsi="Times New Roman" w:eastAsia="Times New Roman" w:cs="Times New Roman"/>
         </w:rPr>
-        <w:t xml:space="preserve">11.14 </w:t>
+        <w:t xml:space="preserve">11.29 </w:t>
       </w:r>
       <w:r>
         <w:rPr>
@@ -3792,18 +7777,18 @@
           <wp:inline>
             <wp:extent cx="3600000" cy="2006213"/>
             <wp:effectExtent b="0" l="0" r="0" t="0"/>
-            <wp:docPr descr="" title="" id="50" name="Picture"/>
+            <wp:docPr descr="" title="" id="88" name="Picture"/>
             <a:graphic>
               <a:graphicData uri="http://schemas.openxmlformats.org/drawingml/2006/picture">
                 <pic:pic>
                   <pic:nvPicPr>
-                    <pic:cNvPr descr="1f4ceeb90ef6566fbc8a98ae0a497bf064050a4db9b7c1ae8b70b182d1d2647d.jpg" id="51" name="Picture"/>
+                    <pic:cNvPr descr="1f4ceeb90ef6566fbc8a98ae0a497bf064050a4db9b7c1ae8b70b182d1d2647d.jpg" id="89" name="Picture"/>
                     <pic:cNvPicPr>
                       <a:picLocks noChangeArrowheads="1" noChangeAspect="1"/>
                     </pic:cNvPicPr>
                   </pic:nvPicPr>
                   <pic:blipFill>
-                    <a:blip r:embed="rId49"/>
+                    <a:blip r:embed="rId87"/>
                     <a:stretch>
                       <a:fillRect/>
                     </a:stretch>
@@ -3840,8 +7825,8 @@
         </w:pict>
       </w:r>
     </w:p>
-    <w:bookmarkEnd w:id="52"/>
-    <w:bookmarkStart w:id="80" w:name="二分册-l17实11-油品降凝剂j合成路线推断"/>
+    <w:bookmarkEnd w:id="90"/>
+    <w:bookmarkStart w:id="118" w:name="二分册-l17实11-油品降凝剂j合成路线推断"/>
     <w:p>
       <w:pPr>
         <w:pStyle w:val="Heading2"/>
@@ -3851,7 +7836,7 @@
         <w:rPr>
           <w:rFonts w:ascii="Times New Roman" w:hAnsi="Times New Roman" w:eastAsia="Times New Roman" w:cs="Times New Roman"/>
         </w:rPr>
-        <w:t xml:space="preserve">11.15 </w:t>
+        <w:t xml:space="preserve">11.30 </w:t>
       </w:r>
       <w:r>
         <w:rPr>
@@ -4029,18 +8014,18 @@
           <wp:inline>
             <wp:extent cx="3600000" cy="1644776"/>
             <wp:effectExtent b="0" l="0" r="0" t="0"/>
-            <wp:docPr descr="" title="" id="54" name="Picture"/>
+            <wp:docPr descr="" title="" id="92" name="Picture"/>
             <a:graphic>
               <a:graphicData uri="http://schemas.openxmlformats.org/drawingml/2006/picture">
                 <pic:pic>
                   <pic:nvPicPr>
-                    <pic:cNvPr descr="ea7c2ff65aabaaba1757ab802e60bbf07bb1ecdb54803ca5da5e319d6ac37335.jpg" id="55" name="Picture"/>
+                    <pic:cNvPr descr="ea7c2ff65aabaaba1757ab802e60bbf07bb1ecdb54803ca5da5e319d6ac37335.jpg" id="93" name="Picture"/>
                     <pic:cNvPicPr>
                       <a:picLocks noChangeArrowheads="1" noChangeAspect="1"/>
                     </pic:cNvPicPr>
                   </pic:nvPicPr>
                   <pic:blipFill>
-                    <a:blip r:embed="rId53"/>
+                    <a:blip r:embed="rId91"/>
                     <a:stretch>
                       <a:fillRect/>
                     </a:stretch>
@@ -4088,7 +8073,7 @@
       <w:pPr>
         <w:numPr>
           <w:ilvl w:val="0"/>
-          <w:numId w:val="1003"/>
+          <w:numId w:val="1009"/>
         </w:numPr>
       </w:pPr>
       <w:r>
@@ -4124,7 +8109,7 @@
       <w:pPr>
         <w:numPr>
           <w:ilvl w:val="0"/>
-          <w:numId w:val="1003"/>
+          <w:numId w:val="1009"/>
         </w:numPr>
       </w:pPr>
       <w:r>
@@ -4160,7 +8145,7 @@
       <w:pPr>
         <w:numPr>
           <w:ilvl w:val="0"/>
-          <w:numId w:val="1003"/>
+          <w:numId w:val="1009"/>
         </w:numPr>
       </w:pPr>
       <w:r>
@@ -4261,18 +8246,18 @@
           <wp:inline>
             <wp:extent cx="3505200" cy="1600200"/>
             <wp:effectExtent b="0" l="0" r="0" t="0"/>
-            <wp:docPr descr="" title="" id="57" name="Picture"/>
+            <wp:docPr descr="" title="" id="95" name="Picture"/>
             <a:graphic>
               <a:graphicData uri="http://schemas.openxmlformats.org/drawingml/2006/picture">
                 <pic:pic>
                   <pic:nvPicPr>
-                    <pic:cNvPr descr="6c1d1ccf7469c0bd5cbfd45af9126880d6cadfc20b804c7c988d39186eb0edbe.jpg" id="58" name="Picture"/>
+                    <pic:cNvPr descr="6c1d1ccf7469c0bd5cbfd45af9126880d6cadfc20b804c7c988d39186eb0edbe.jpg" id="96" name="Picture"/>
                     <pic:cNvPicPr>
                       <a:picLocks noChangeArrowheads="1" noChangeAspect="1"/>
                     </pic:cNvPicPr>
                   </pic:nvPicPr>
                   <pic:blipFill>
-                    <a:blip r:embed="rId56"/>
+                    <a:blip r:embed="rId94"/>
                     <a:stretch>
                       <a:fillRect/>
                     </a:stretch>
@@ -4313,18 +8298,18 @@
           <wp:inline>
             <wp:extent cx="3263900" cy="2374900"/>
             <wp:effectExtent b="0" l="0" r="0" t="0"/>
-            <wp:docPr descr="" title="" id="60" name="Picture"/>
+            <wp:docPr descr="" title="" id="98" name="Picture"/>
             <a:graphic>
               <a:graphicData uri="http://schemas.openxmlformats.org/drawingml/2006/picture">
                 <pic:pic>
                   <pic:nvPicPr>
-                    <pic:cNvPr descr="adcf87efd0e55fab89d041597e6767c4d8e56ffd2ccecf6b40545241f899e3dd.jpg" id="61" name="Picture"/>
+                    <pic:cNvPr descr="adcf87efd0e55fab89d041597e6767c4d8e56ffd2ccecf6b40545241f899e3dd.jpg" id="99" name="Picture"/>
                     <pic:cNvPicPr>
                       <a:picLocks noChangeArrowheads="1" noChangeAspect="1"/>
                     </pic:cNvPicPr>
                   </pic:nvPicPr>
                   <pic:blipFill>
-                    <a:blip r:embed="rId59"/>
+                    <a:blip r:embed="rId97"/>
                     <a:stretch>
                       <a:fillRect/>
                     </a:stretch>
@@ -5105,18 +9090,18 @@
           <wp:inline>
             <wp:extent cx="3600000" cy="1177659"/>
             <wp:effectExtent b="0" l="0" r="0" t="0"/>
-            <wp:docPr descr="" title="" id="63" name="Picture"/>
+            <wp:docPr descr="" title="" id="101" name="Picture"/>
             <a:graphic>
               <a:graphicData uri="http://schemas.openxmlformats.org/drawingml/2006/picture">
                 <pic:pic>
                   <pic:nvPicPr>
-                    <pic:cNvPr descr="c1a20be9b7c38c822f058ca459e5d4994041ff3b7f5e7dfd9874bc4baa0d9eed.jpg" id="64" name="Picture"/>
+                    <pic:cNvPr descr="c1a20be9b7c38c822f058ca459e5d4994041ff3b7f5e7dfd9874bc4baa0d9eed.jpg" id="102" name="Picture"/>
                     <pic:cNvPicPr>
                       <a:picLocks noChangeArrowheads="1" noChangeAspect="1"/>
                     </pic:cNvPicPr>
                   </pic:nvPicPr>
                   <pic:blipFill>
-                    <a:blip r:embed="rId62"/>
+                    <a:blip r:embed="rId100"/>
                     <a:stretch>
                       <a:fillRect/>
                     </a:stretch>
@@ -5147,7 +9132,7 @@
       <w:pPr>
         <w:numPr>
           <w:ilvl w:val="0"/>
-          <w:numId w:val="1004"/>
+          <w:numId w:val="1010"/>
         </w:numPr>
       </w:pPr>
       <w:r>
@@ -5191,7 +9176,7 @@
       <w:pPr>
         <w:numPr>
           <w:ilvl w:val="0"/>
-          <w:numId w:val="1004"/>
+          <w:numId w:val="1010"/>
         </w:numPr>
       </w:pPr>
       <w:r>
@@ -5347,7 +9332,7 @@
       <w:pPr>
         <w:numPr>
           <w:ilvl w:val="0"/>
-          <w:numId w:val="1004"/>
+          <w:numId w:val="1010"/>
         </w:numPr>
       </w:pPr>
       <w:r>
@@ -5371,18 +9356,18 @@
           <wp:inline>
             <wp:extent cx="3600000" cy="1438392"/>
             <wp:effectExtent b="0" l="0" r="0" t="0"/>
-            <wp:docPr descr="" title="" id="66" name="Picture"/>
+            <wp:docPr descr="" title="" id="104" name="Picture"/>
             <a:graphic>
               <a:graphicData uri="http://schemas.openxmlformats.org/drawingml/2006/picture">
                 <pic:pic>
                   <pic:nvPicPr>
-                    <pic:cNvPr descr="7e9d0ab8f67a06ec7d0bbd6dc5c7cf888d7ed03462cdcb761cbdbcbfe06887c2.jpg" id="67" name="Picture"/>
+                    <pic:cNvPr descr="7e9d0ab8f67a06ec7d0bbd6dc5c7cf888d7ed03462cdcb761cbdbcbfe06887c2.jpg" id="105" name="Picture"/>
                     <pic:cNvPicPr>
                       <a:picLocks noChangeArrowheads="1" noChangeAspect="1"/>
                     </pic:cNvPicPr>
                   </pic:nvPicPr>
                   <pic:blipFill>
-                    <a:blip r:embed="rId65"/>
+                    <a:blip r:embed="rId103"/>
                     <a:stretch>
                       <a:fillRect/>
                     </a:stretch>
@@ -5423,18 +9408,18 @@
           <wp:inline>
             <wp:extent cx="3600000" cy="721518"/>
             <wp:effectExtent b="0" l="0" r="0" t="0"/>
-            <wp:docPr descr="" title="" id="69" name="Picture"/>
+            <wp:docPr descr="" title="" id="107" name="Picture"/>
             <a:graphic>
               <a:graphicData uri="http://schemas.openxmlformats.org/drawingml/2006/picture">
                 <pic:pic>
                   <pic:nvPicPr>
-                    <pic:cNvPr descr="a1a73df48304c89f260fd9e2edcb84bf6d3b7ef09c85c505444b226732f40b84.jpg" id="70" name="Picture"/>
+                    <pic:cNvPr descr="a1a73df48304c89f260fd9e2edcb84bf6d3b7ef09c85c505444b226732f40b84.jpg" id="108" name="Picture"/>
                     <pic:cNvPicPr>
                       <a:picLocks noChangeArrowheads="1" noChangeAspect="1"/>
                     </pic:cNvPicPr>
                   </pic:nvPicPr>
                   <pic:blipFill>
-                    <a:blip r:embed="rId68"/>
+                    <a:blip r:embed="rId106"/>
                     <a:stretch>
                       <a:fillRect/>
                     </a:stretch>
@@ -5486,18 +9471,18 @@
           <wp:inline>
             <wp:extent cx="3600000" cy="1414285"/>
             <wp:effectExtent b="0" l="0" r="0" t="0"/>
-            <wp:docPr descr="" title="" id="72" name="Picture"/>
+            <wp:docPr descr="" title="" id="110" name="Picture"/>
             <a:graphic>
               <a:graphicData uri="http://schemas.openxmlformats.org/drawingml/2006/picture">
                 <pic:pic>
                   <pic:nvPicPr>
-                    <pic:cNvPr descr="80936c69038290dd62b38d0ed64d5403c2a504a709e3aad2a1608ad18dc02742.jpg" id="73" name="Picture"/>
+                    <pic:cNvPr descr="80936c69038290dd62b38d0ed64d5403c2a504a709e3aad2a1608ad18dc02742.jpg" id="111" name="Picture"/>
                     <pic:cNvPicPr>
                       <a:picLocks noChangeArrowheads="1" noChangeAspect="1"/>
                     </pic:cNvPicPr>
                   </pic:nvPicPr>
                   <pic:blipFill>
-                    <a:blip r:embed="rId71"/>
+                    <a:blip r:embed="rId109"/>
                     <a:stretch>
                       <a:fillRect/>
                     </a:stretch>
@@ -5538,18 +9523,18 @@
           <wp:inline>
             <wp:extent cx="3600000" cy="684210"/>
             <wp:effectExtent b="0" l="0" r="0" t="0"/>
-            <wp:docPr descr="" title="" id="75" name="Picture"/>
+            <wp:docPr descr="" title="" id="113" name="Picture"/>
             <a:graphic>
               <a:graphicData uri="http://schemas.openxmlformats.org/drawingml/2006/picture">
                 <pic:pic>
                   <pic:nvPicPr>
-                    <pic:cNvPr descr="2543abcd71e0f861a6e1f2fe9484498b5335f3fe020e59bf9eec6615a0eb4c1f.jpg" id="76" name="Picture"/>
+                    <pic:cNvPr descr="2543abcd71e0f861a6e1f2fe9484498b5335f3fe020e59bf9eec6615a0eb4c1f.jpg" id="114" name="Picture"/>
                     <pic:cNvPicPr>
                       <a:picLocks noChangeArrowheads="1" noChangeAspect="1"/>
                     </pic:cNvPicPr>
                   </pic:nvPicPr>
                   <pic:blipFill>
-                    <a:blip r:embed="rId74"/>
+                    <a:blip r:embed="rId112"/>
                     <a:stretch>
                       <a:fillRect/>
                     </a:stretch>
@@ -5590,18 +9575,18 @@
           <wp:inline>
             <wp:extent cx="3600000" cy="2332518"/>
             <wp:effectExtent b="0" l="0" r="0" t="0"/>
-            <wp:docPr descr="" title="" id="78" name="Picture"/>
+            <wp:docPr descr="" title="" id="116" name="Picture"/>
             <a:graphic>
               <a:graphicData uri="http://schemas.openxmlformats.org/drawingml/2006/picture">
                 <pic:pic>
                   <pic:nvPicPr>
-                    <pic:cNvPr descr="b0293fc687d04b3e6fd34b6f075156228f39c2b9aece426ed07bb0113e9462de.jpg" id="79" name="Picture"/>
+                    <pic:cNvPr descr="b0293fc687d04b3e6fd34b6f075156228f39c2b9aece426ed07bb0113e9462de.jpg" id="117" name="Picture"/>
                     <pic:cNvPicPr>
                       <a:picLocks noChangeArrowheads="1" noChangeAspect="1"/>
                     </pic:cNvPicPr>
                   </pic:nvPicPr>
                   <pic:blipFill>
-                    <a:blip r:embed="rId77"/>
+                    <a:blip r:embed="rId115"/>
                     <a:stretch>
                       <a:fillRect/>
                     </a:stretch>
@@ -5638,8 +9623,8 @@
         </w:pict>
       </w:r>
     </w:p>
-    <w:bookmarkEnd w:id="80"/>
-    <w:bookmarkStart w:id="90" w:name="二分册-l17实13-pvc燃烧与聚氨酯热解产物推断"/>
+    <w:bookmarkEnd w:id="118"/>
+    <w:bookmarkStart w:id="128" w:name="二分册-l17实13-pvc燃烧与聚氨酯热解产物推断"/>
     <w:p>
       <w:pPr>
         <w:pStyle w:val="Heading2"/>
@@ -5649,7 +9634,7 @@
         <w:rPr>
           <w:rFonts w:ascii="Times New Roman" w:hAnsi="Times New Roman" w:eastAsia="Times New Roman" w:cs="Times New Roman"/>
         </w:rPr>
-        <w:t xml:space="preserve">11.16 </w:t>
+        <w:t xml:space="preserve">11.31 </w:t>
       </w:r>
       <w:r>
         <w:rPr>
@@ -6225,7 +10210,7 @@
         <w:pStyle w:val="Compact"/>
         <w:numPr>
           <w:ilvl w:val="0"/>
-          <w:numId w:val="1005"/>
+          <w:numId w:val="1011"/>
         </w:numPr>
       </w:pPr>
       <w:r>
@@ -6800,7 +10785,7 @@
         <w:pStyle w:val="Compact"/>
         <w:numPr>
           <w:ilvl w:val="0"/>
-          <w:numId w:val="1006"/>
+          <w:numId w:val="1012"/>
         </w:numPr>
       </w:pPr>
       <w:r>
@@ -6926,18 +10911,18 @@
           <wp:inline>
             <wp:extent cx="3600000" cy="1508070"/>
             <wp:effectExtent b="0" l="0" r="0" t="0"/>
-            <wp:docPr descr="" title="" id="82" name="Picture"/>
+            <wp:docPr descr="" title="" id="120" name="Picture"/>
             <a:graphic>
               <a:graphicData uri="http://schemas.openxmlformats.org/drawingml/2006/picture">
                 <pic:pic>
                   <pic:nvPicPr>
-                    <pic:cNvPr descr="cf07c4853fbd70d5916bd43ffa5c6318d2f602382dfbb4228885705272d130b7.jpg" id="83" name="Picture"/>
+                    <pic:cNvPr descr="cf07c4853fbd70d5916bd43ffa5c6318d2f602382dfbb4228885705272d130b7.jpg" id="121" name="Picture"/>
                     <pic:cNvPicPr>
                       <a:picLocks noChangeArrowheads="1" noChangeAspect="1"/>
                     </pic:cNvPicPr>
                   </pic:nvPicPr>
                   <pic:blipFill>
-                    <a:blip r:embed="rId81"/>
+                    <a:blip r:embed="rId119"/>
                     <a:stretch>
                       <a:fillRect/>
                     </a:stretch>
@@ -7428,18 +11413,18 @@
           <wp:inline>
             <wp:extent cx="3600000" cy="1231578"/>
             <wp:effectExtent b="0" l="0" r="0" t="0"/>
-            <wp:docPr descr="" title="" id="85" name="Picture"/>
+            <wp:docPr descr="" title="" id="123" name="Picture"/>
             <a:graphic>
               <a:graphicData uri="http://schemas.openxmlformats.org/drawingml/2006/picture">
                 <pic:pic>
                   <pic:nvPicPr>
-                    <pic:cNvPr descr="42198a490c9d8ae7ea97d41b70b0c10886c09701f05ac25aaeb5941ac75aa22b.jpg" id="86" name="Picture"/>
+                    <pic:cNvPr descr="42198a490c9d8ae7ea97d41b70b0c10886c09701f05ac25aaeb5941ac75aa22b.jpg" id="124" name="Picture"/>
                     <pic:cNvPicPr>
                       <a:picLocks noChangeArrowheads="1" noChangeAspect="1"/>
                     </pic:cNvPicPr>
                   </pic:nvPicPr>
                   <pic:blipFill>
-                    <a:blip r:embed="rId84"/>
+                    <a:blip r:embed="rId122"/>
                     <a:stretch>
                       <a:fillRect/>
                     </a:stretch>
@@ -7740,7 +11725,7 @@
         <w:pStyle w:val="Compact"/>
         <w:numPr>
           <w:ilvl w:val="0"/>
-          <w:numId w:val="1007"/>
+          <w:numId w:val="1013"/>
         </w:numPr>
       </w:pPr>
       <w:r>
@@ -7830,18 +11815,18 @@
           <wp:inline>
             <wp:extent cx="3600000" cy="526829"/>
             <wp:effectExtent b="0" l="0" r="0" t="0"/>
-            <wp:docPr descr="" title="" id="88" name="Picture"/>
+            <wp:docPr descr="" title="" id="126" name="Picture"/>
             <a:graphic>
               <a:graphicData uri="http://schemas.openxmlformats.org/drawingml/2006/picture">
                 <pic:pic>
                   <pic:nvPicPr>
-                    <pic:cNvPr descr="f2af35d3d4598414c82d531aa5e94a19fed2ede75718978a2bd4c03cb94c62fa.jpg" id="89" name="Picture"/>
+                    <pic:cNvPr descr="f2af35d3d4598414c82d531aa5e94a19fed2ede75718978a2bd4c03cb94c62fa.jpg" id="127" name="Picture"/>
                     <pic:cNvPicPr>
                       <a:picLocks noChangeArrowheads="1" noChangeAspect="1"/>
                     </pic:cNvPicPr>
                   </pic:nvPicPr>
                   <pic:blipFill>
-                    <a:blip r:embed="rId87"/>
+                    <a:blip r:embed="rId125"/>
                     <a:stretch>
                       <a:fillRect/>
                     </a:stretch>
@@ -8089,8 +12074,8 @@
         </w:pict>
       </w:r>
     </w:p>
-    <w:bookmarkEnd w:id="90"/>
-    <w:bookmarkStart w:id="91" w:name="hbr加成中间体与产物第27届初赛"/>
+    <w:bookmarkEnd w:id="128"/>
+    <w:bookmarkStart w:id="129" w:name="hbr加成中间体与产物第27届初赛"/>
     <w:p>
       <w:pPr>
         <w:pStyle w:val="Heading2"/>
@@ -8100,7 +12085,7 @@
         <w:rPr>
           <w:rFonts w:ascii="Times New Roman" w:hAnsi="Times New Roman" w:eastAsia="Times New Roman" w:cs="Times New Roman"/>
         </w:rPr>
-        <w:t xml:space="preserve">11.17 </w:t>
+        <w:t xml:space="preserve">11.32 </w:t>
       </w:r>
       <w:r>
         <w:rPr>
@@ -8577,8 +12562,8 @@
         </w:pict>
       </w:r>
     </w:p>
-    <w:bookmarkEnd w:id="91"/>
-    <w:bookmarkStart w:id="92" w:name="同位素标记反应历程第27届初赛"/>
+    <w:bookmarkEnd w:id="129"/>
+    <w:bookmarkStart w:id="130" w:name="同位素标记反应历程第27届初赛"/>
     <w:p>
       <w:pPr>
         <w:pStyle w:val="Heading2"/>
@@ -8588,7 +12573,7 @@
         <w:rPr>
           <w:rFonts w:ascii="Times New Roman" w:hAnsi="Times New Roman" w:eastAsia="Times New Roman" w:cs="Times New Roman"/>
         </w:rPr>
-        <w:t xml:space="preserve">11.18 </w:t>
+        <w:t xml:space="preserve">11.33 </w:t>
       </w:r>
       <w:r>
         <w:rPr>
@@ -8770,7 +12755,7 @@
         <w:pStyle w:val="Compact"/>
         <w:numPr>
           <w:ilvl w:val="0"/>
-          <w:numId w:val="1008"/>
+          <w:numId w:val="1014"/>
         </w:numPr>
       </w:pPr>
       <w:r>
@@ -8815,7 +12800,7 @@
         <w:pStyle w:val="Compact"/>
         <w:numPr>
           <w:ilvl w:val="0"/>
-          <w:numId w:val="1008"/>
+          <w:numId w:val="1014"/>
         </w:numPr>
       </w:pPr>
       <w:r>
@@ -8836,7 +12821,7 @@
         <w:pStyle w:val="Compact"/>
         <w:numPr>
           <w:ilvl w:val="0"/>
-          <w:numId w:val="1008"/>
+          <w:numId w:val="1014"/>
         </w:numPr>
       </w:pPr>
       <w:r>
@@ -8869,7 +12854,7 @@
         <w:pStyle w:val="Compact"/>
         <w:numPr>
           <w:ilvl w:val="0"/>
-          <w:numId w:val="1008"/>
+          <w:numId w:val="1014"/>
         </w:numPr>
       </w:pPr>
       <w:r>
@@ -8895,8 +12880,8 @@
         </w:pict>
       </w:r>
     </w:p>
-    <w:bookmarkEnd w:id="92"/>
-    <w:bookmarkStart w:id="99" w:name="c-f键断裂原因第32届初赛"/>
+    <w:bookmarkEnd w:id="130"/>
+    <w:bookmarkStart w:id="137" w:name="c-f键断裂原因第32届初赛"/>
     <w:p>
       <w:pPr>
         <w:pStyle w:val="Heading2"/>
@@ -8906,7 +12891,7 @@
         <w:rPr>
           <w:rFonts w:ascii="Times New Roman" w:hAnsi="Times New Roman" w:eastAsia="Times New Roman" w:cs="Times New Roman"/>
         </w:rPr>
-        <w:t xml:space="preserve">11.19 </w:t>
+        <w:t xml:space="preserve">11.34 </w:t>
       </w:r>
       <w:r>
         <w:rPr>
@@ -9108,18 +13093,18 @@
           <wp:inline>
             <wp:extent cx="3600000" cy="670694"/>
             <wp:effectExtent b="0" l="0" r="0" t="0"/>
-            <wp:docPr descr="" title="" id="94" name="Picture"/>
+            <wp:docPr descr="" title="" id="132" name="Picture"/>
             <a:graphic>
               <a:graphicData uri="http://schemas.openxmlformats.org/drawingml/2006/picture">
                 <pic:pic>
                   <pic:nvPicPr>
-                    <pic:cNvPr descr="533574102b73680b52e9a045a44fa90a088b293a4adef94a4bf526f6ea5a404a.jpg" id="95" name="Picture"/>
+                    <pic:cNvPr descr="533574102b73680b52e9a045a44fa90a088b293a4adef94a4bf526f6ea5a404a.jpg" id="133" name="Picture"/>
                     <pic:cNvPicPr>
                       <a:picLocks noChangeArrowheads="1" noChangeAspect="1"/>
                     </pic:cNvPicPr>
                   </pic:nvPicPr>
                   <pic:blipFill>
-                    <a:blip r:embed="rId93"/>
+                    <a:blip r:embed="rId131"/>
                     <a:stretch>
                       <a:fillRect/>
                     </a:stretch>
@@ -9360,18 +13345,18 @@
           <wp:inline>
             <wp:extent cx="3600000" cy="1962814"/>
             <wp:effectExtent b="0" l="0" r="0" t="0"/>
-            <wp:docPr descr="" title="" id="97" name="Picture"/>
+            <wp:docPr descr="" title="" id="135" name="Picture"/>
             <a:graphic>
               <a:graphicData uri="http://schemas.openxmlformats.org/drawingml/2006/picture">
                 <pic:pic>
                   <pic:nvPicPr>
-                    <pic:cNvPr descr="d7c5b6a7655e36d5b6312651fa2bc8eb4b2e1b9e50fdcfe578c5d8a18493bdcf.jpg" id="98" name="Picture"/>
+                    <pic:cNvPr descr="d7c5b6a7655e36d5b6312651fa2bc8eb4b2e1b9e50fdcfe578c5d8a18493bdcf.jpg" id="136" name="Picture"/>
                     <pic:cNvPicPr>
                       <a:picLocks noChangeArrowheads="1" noChangeAspect="1"/>
                     </pic:cNvPicPr>
                   </pic:nvPicPr>
                   <pic:blipFill>
-                    <a:blip r:embed="rId96"/>
+                    <a:blip r:embed="rId134"/>
                     <a:stretch>
                       <a:fillRect/>
                     </a:stretch>
@@ -9425,8 +13410,8 @@
         </w:pict>
       </w:r>
     </w:p>
-    <w:bookmarkEnd w:id="99"/>
-    <w:bookmarkStart w:id="103" w:name="l的结构推断第33届初赛"/>
+    <w:bookmarkEnd w:id="137"/>
+    <w:bookmarkStart w:id="141" w:name="l的结构推断第33届初赛"/>
     <w:p>
       <w:pPr>
         <w:pStyle w:val="Heading2"/>
@@ -9436,7 +13421,7 @@
         <w:rPr>
           <w:rFonts w:ascii="Times New Roman" w:hAnsi="Times New Roman" w:eastAsia="Times New Roman" w:cs="Times New Roman"/>
         </w:rPr>
-        <w:t xml:space="preserve">11.20 </w:t>
+        <w:t xml:space="preserve">11.35 </w:t>
       </w:r>
       <w:r>
         <w:rPr>
@@ -9692,18 +13677,18 @@
           <wp:inline>
             <wp:extent cx="3600000" cy="954764"/>
             <wp:effectExtent b="0" l="0" r="0" t="0"/>
-            <wp:docPr descr="" title="" id="101" name="Picture"/>
+            <wp:docPr descr="" title="" id="139" name="Picture"/>
             <a:graphic>
               <a:graphicData uri="http://schemas.openxmlformats.org/drawingml/2006/picture">
                 <pic:pic>
                   <pic:nvPicPr>
-                    <pic:cNvPr descr="803b348110d38fe77e9ecdd371178dff44bbd26ce81e0414231078c06f6896c2.jpg" id="102" name="Picture"/>
+                    <pic:cNvPr descr="803b348110d38fe77e9ecdd371178dff44bbd26ce81e0414231078c06f6896c2.jpg" id="140" name="Picture"/>
                     <pic:cNvPicPr>
                       <a:picLocks noChangeArrowheads="1" noChangeAspect="1"/>
                     </pic:cNvPicPr>
                   </pic:nvPicPr>
                   <pic:blipFill>
-                    <a:blip r:embed="rId100"/>
+                    <a:blip r:embed="rId138"/>
                     <a:stretch>
                       <a:fillRect/>
                     </a:stretch>
@@ -9983,8 +13968,8 @@
         </w:pict>
       </w:r>
     </w:p>
-    <w:bookmarkEnd w:id="103"/>
-    <w:bookmarkStart w:id="121" w:name="负氢转移判断第36届初赛"/>
+    <w:bookmarkEnd w:id="141"/>
+    <w:bookmarkStart w:id="159" w:name="负氢转移判断第36届初赛"/>
     <w:p>
       <w:pPr>
         <w:pStyle w:val="Heading2"/>
@@ -9994,7 +13979,7 @@
         <w:rPr>
           <w:rFonts w:ascii="Times New Roman" w:hAnsi="Times New Roman" w:eastAsia="Times New Roman" w:cs="Times New Roman"/>
         </w:rPr>
-        <w:t xml:space="preserve">11.21 </w:t>
+        <w:t xml:space="preserve">11.36 </w:t>
       </w:r>
       <w:r>
         <w:rPr>
@@ -10047,18 +14032,18 @@
           <wp:inline>
             <wp:extent cx="3600000" cy="690731"/>
             <wp:effectExtent b="0" l="0" r="0" t="0"/>
-            <wp:docPr descr="" title="" id="105" name="Picture"/>
+            <wp:docPr descr="" title="" id="143" name="Picture"/>
             <a:graphic>
               <a:graphicData uri="http://schemas.openxmlformats.org/drawingml/2006/picture">
                 <pic:pic>
                   <pic:nvPicPr>
-                    <pic:cNvPr descr="110059c996ed68ba209823e9766ba397a812db9e64ea706db30418d12b3c568d.jpg" id="106" name="Picture"/>
+                    <pic:cNvPr descr="110059c996ed68ba209823e9766ba397a812db9e64ea706db30418d12b3c568d.jpg" id="144" name="Picture"/>
                     <pic:cNvPicPr>
                       <a:picLocks noChangeArrowheads="1" noChangeAspect="1"/>
                     </pic:cNvPicPr>
                   </pic:nvPicPr>
                   <pic:blipFill>
-                    <a:blip r:embed="rId104"/>
+                    <a:blip r:embed="rId142"/>
                     <a:stretch>
                       <a:fillRect/>
                     </a:stretch>
@@ -10746,7 +14731,7 @@
         <w:t>）</w:t>
       </w:r>
     </w:p>
-    <w:bookmarkStart w:id="113" w:name="异构化机理与中间体图示"/>
+    <w:bookmarkStart w:id="151" w:name="异构化机理与中间体图示"/>
     <w:p>
       <w:pPr>
         <w:pStyle w:val="Heading3"/>
@@ -10773,18 +14758,18 @@
           <wp:inline>
             <wp:extent cx="3600000" cy="519855"/>
             <wp:effectExtent b="0" l="0" r="0" t="0"/>
-            <wp:docPr descr="" title="" id="108" name="Picture"/>
+            <wp:docPr descr="" title="" id="146" name="Picture"/>
             <a:graphic>
               <a:graphicData uri="http://schemas.openxmlformats.org/drawingml/2006/picture">
                 <pic:pic>
                   <pic:nvPicPr>
-                    <pic:cNvPr descr="32bfd7541c33632677608548c4597a0de3a9fb13085611000e6cb0828561e249.jpg" id="109" name="Picture"/>
+                    <pic:cNvPr descr="32bfd7541c33632677608548c4597a0de3a9fb13085611000e6cb0828561e249.jpg" id="147" name="Picture"/>
                     <pic:cNvPicPr>
                       <a:picLocks noChangeArrowheads="1" noChangeAspect="1"/>
                     </pic:cNvPicPr>
                   </pic:nvPicPr>
                   <pic:blipFill>
-                    <a:blip r:embed="rId107"/>
+                    <a:blip r:embed="rId145"/>
                     <a:stretch>
                       <a:fillRect/>
                     </a:stretch>
@@ -10825,18 +14810,18 @@
           <wp:inline>
             <wp:extent cx="3600000" cy="707005"/>
             <wp:effectExtent b="0" l="0" r="0" t="0"/>
-            <wp:docPr descr="" title="" id="111" name="Picture"/>
+            <wp:docPr descr="" title="" id="149" name="Picture"/>
             <a:graphic>
               <a:graphicData uri="http://schemas.openxmlformats.org/drawingml/2006/picture">
                 <pic:pic>
                   <pic:nvPicPr>
-                    <pic:cNvPr descr="5a4139de1a8b3fcc190a56b940f904fc2163dfeafe07c89ccea39139bb357b1c.jpg" id="112" name="Picture"/>
+                    <pic:cNvPr descr="5a4139de1a8b3fcc190a56b940f904fc2163dfeafe07c89ccea39139bb357b1c.jpg" id="150" name="Picture"/>
                     <pic:cNvPicPr>
                       <a:picLocks noChangeArrowheads="1" noChangeAspect="1"/>
                     </pic:cNvPicPr>
                   </pic:nvPicPr>
                   <pic:blipFill>
-                    <a:blip r:embed="rId110"/>
+                    <a:blip r:embed="rId148"/>
                     <a:stretch>
                       <a:fillRect/>
                     </a:stretch>
@@ -10976,8 +14961,8 @@
         <w:t>）</w:t>
       </w:r>
     </w:p>
-    <w:bookmarkEnd w:id="113"/>
-    <w:bookmarkStart w:id="120" w:name="中间体与催化循环图示"/>
+    <w:bookmarkEnd w:id="151"/>
+    <w:bookmarkStart w:id="158" w:name="中间体与催化循环图示"/>
     <w:p>
       <w:pPr>
         <w:pStyle w:val="Heading3"/>
@@ -11004,18 +14989,18 @@
           <wp:inline>
             <wp:extent cx="3600000" cy="1079475"/>
             <wp:effectExtent b="0" l="0" r="0" t="0"/>
-            <wp:docPr descr="" title="" id="115" name="Picture"/>
+            <wp:docPr descr="" title="" id="153" name="Picture"/>
             <a:graphic>
               <a:graphicData uri="http://schemas.openxmlformats.org/drawingml/2006/picture">
                 <pic:pic>
                   <pic:nvPicPr>
-                    <pic:cNvPr descr="f5b29320d18feb48c28012dc226b55a28355443da60af8534d809fc29b553bb8.jpg" id="116" name="Picture"/>
+                    <pic:cNvPr descr="f5b29320d18feb48c28012dc226b55a28355443da60af8534d809fc29b553bb8.jpg" id="154" name="Picture"/>
                     <pic:cNvPicPr>
                       <a:picLocks noChangeArrowheads="1" noChangeAspect="1"/>
                     </pic:cNvPicPr>
                   </pic:nvPicPr>
                   <pic:blipFill>
-                    <a:blip r:embed="rId114"/>
+                    <a:blip r:embed="rId152"/>
                     <a:stretch>
                       <a:fillRect/>
                     </a:stretch>
@@ -11056,18 +15041,18 @@
           <wp:inline>
             <wp:extent cx="3600000" cy="418783"/>
             <wp:effectExtent b="0" l="0" r="0" t="0"/>
-            <wp:docPr descr="" title="" id="118" name="Picture"/>
+            <wp:docPr descr="" title="" id="156" name="Picture"/>
             <a:graphic>
               <a:graphicData uri="http://schemas.openxmlformats.org/drawingml/2006/picture">
                 <pic:pic>
                   <pic:nvPicPr>
-                    <pic:cNvPr descr="399e7ba3c056ee22c64e5ac915a7966a045d364a834d412561ce80e84eee20d7.jpg" id="119" name="Picture"/>
+                    <pic:cNvPr descr="399e7ba3c056ee22c64e5ac915a7966a045d364a834d412561ce80e84eee20d7.jpg" id="157" name="Picture"/>
                     <pic:cNvPicPr>
                       <a:picLocks noChangeArrowheads="1" noChangeAspect="1"/>
                     </pic:cNvPicPr>
                   </pic:nvPicPr>
                   <pic:blipFill>
-                    <a:blip r:embed="rId117"/>
+                    <a:blip r:embed="rId155"/>
                     <a:stretch>
                       <a:fillRect/>
                     </a:stretch>
@@ -11104,9 +15089,9 @@
         </w:pict>
       </w:r>
     </w:p>
-    <w:bookmarkEnd w:id="120"/>
-    <w:bookmarkEnd w:id="121"/>
-    <w:bookmarkStart w:id="122" w:name="ft1-p2-ex3-34届决赛litmp-da三组分"/>
+    <w:bookmarkEnd w:id="158"/>
+    <w:bookmarkEnd w:id="159"/>
+    <w:bookmarkStart w:id="160" w:name="ft1-p2-ex3-34届决赛litmp-da三组分"/>
     <w:p>
       <w:pPr>
         <w:pStyle w:val="Heading2"/>
@@ -11116,7 +15101,7 @@
         <w:rPr>
           <w:rFonts w:ascii="Times New Roman" w:hAnsi="Times New Roman" w:eastAsia="Times New Roman" w:cs="Times New Roman"/>
         </w:rPr>
-        <w:t xml:space="preserve">11.22 </w:t>
+        <w:t xml:space="preserve">11.37 </w:t>
       </w:r>
       <w:r>
         <w:rPr>
@@ -11159,7 +15144,7 @@
       <w:pPr>
         <w:numPr>
           <w:ilvl w:val="0"/>
-          <w:numId w:val="1009"/>
+          <w:numId w:val="1015"/>
         </w:numPr>
       </w:pPr>
       <w:r>
@@ -11347,7 +15332,7 @@
       <w:pPr>
         <w:numPr>
           <w:ilvl w:val="0"/>
-          <w:numId w:val="1009"/>
+          <w:numId w:val="1015"/>
         </w:numPr>
       </w:pPr>
       <w:r>
@@ -11505,7 +15490,7 @@
       <w:pPr>
         <w:numPr>
           <w:ilvl w:val="0"/>
-          <w:numId w:val="1009"/>
+          <w:numId w:val="1015"/>
         </w:numPr>
       </w:pPr>
       <w:r>
@@ -11669,8 +15654,8 @@
         </w:pict>
       </w:r>
     </w:p>
-    <w:bookmarkEnd w:id="122"/>
-    <w:bookmarkStart w:id="123" w:name="ft1-p2-ex4-吡啶官能团化padi催化"/>
+    <w:bookmarkEnd w:id="160"/>
+    <w:bookmarkStart w:id="161" w:name="ft1-p2-ex4-吡啶官能团化padi催化"/>
     <w:p>
       <w:pPr>
         <w:pStyle w:val="Heading2"/>
@@ -11680,7 +15665,7 @@
         <w:rPr>
           <w:rFonts w:ascii="Times New Roman" w:hAnsi="Times New Roman" w:eastAsia="Times New Roman" w:cs="Times New Roman"/>
         </w:rPr>
-        <w:t xml:space="preserve">11.23 </w:t>
+        <w:t xml:space="preserve">11.38 </w:t>
       </w:r>
       <w:r>
         <w:rPr>
@@ -11789,7 +15774,7 @@
         <w:pStyle w:val="Compact"/>
         <w:numPr>
           <w:ilvl w:val="0"/>
-          <w:numId w:val="1010"/>
+          <w:numId w:val="1016"/>
         </w:numPr>
       </w:pPr>
       <w:r>
@@ -11834,7 +15819,7 @@
         <w:pStyle w:val="Compact"/>
         <w:numPr>
           <w:ilvl w:val="0"/>
-          <w:numId w:val="1010"/>
+          <w:numId w:val="1016"/>
         </w:numPr>
       </w:pPr>
       <w:r>
@@ -11855,7 +15840,7 @@
         <w:pStyle w:val="Compact"/>
         <w:numPr>
           <w:ilvl w:val="0"/>
-          <w:numId w:val="1010"/>
+          <w:numId w:val="1016"/>
         </w:numPr>
       </w:pPr>
       <w:r>
@@ -11905,8 +15890,8 @@
         </w:pict>
       </w:r>
     </w:p>
-    <w:bookmarkEnd w:id="123"/>
-    <w:bookmarkStart w:id="124" w:name="ch39-p8-同位素效应活化熵推断机理"/>
+    <w:bookmarkEnd w:id="161"/>
+    <w:bookmarkStart w:id="162" w:name="ch39-p8-同位素效应活化熵推断机理"/>
     <w:p>
       <w:pPr>
         <w:pStyle w:val="Heading2"/>
@@ -11916,7 +15901,7 @@
         <w:rPr>
           <w:rFonts w:ascii="Times New Roman" w:hAnsi="Times New Roman" w:eastAsia="Times New Roman" w:cs="Times New Roman"/>
         </w:rPr>
-        <w:t xml:space="preserve">11.24 </w:t>
+        <w:t xml:space="preserve">11.39 </w:t>
       </w:r>
       <w:r>
         <w:rPr>
@@ -12364,8 +16349,8 @@
         </w:pict>
       </w:r>
     </w:p>
-    <w:bookmarkEnd w:id="124"/>
-    <w:bookmarkStart w:id="131" w:name="ch39-p11-对比同位素效应详细机理分析"/>
+    <w:bookmarkEnd w:id="162"/>
+    <w:bookmarkStart w:id="169" w:name="ch39-p11-对比同位素效应详细机理分析"/>
     <w:p>
       <w:pPr>
         <w:pStyle w:val="Heading2"/>
@@ -12375,7 +16360,7 @@
         <w:rPr>
           <w:rFonts w:ascii="Times New Roman" w:hAnsi="Times New Roman" w:eastAsia="Times New Roman" w:cs="Times New Roman"/>
         </w:rPr>
-        <w:t xml:space="preserve">11.25 </w:t>
+        <w:t xml:space="preserve">11.40 </w:t>
       </w:r>
       <w:r>
         <w:rPr>
@@ -12572,18 +16557,18 @@
           <wp:inline>
             <wp:extent cx="3600000" cy="456283"/>
             <wp:effectExtent b="0" l="0" r="0" t="0"/>
-            <wp:docPr descr="" title="" id="126" name="Picture"/>
+            <wp:docPr descr="" title="" id="164" name="Picture"/>
             <a:graphic>
               <a:graphicData uri="http://schemas.openxmlformats.org/drawingml/2006/picture">
                 <pic:pic>
                   <pic:nvPicPr>
-                    <pic:cNvPr descr="73191cd339166a8cdd4c97e86fbef0d44a6684fb34765cf89db5567ea7f36c47.jpg" id="127" name="Picture"/>
+                    <pic:cNvPr descr="73191cd339166a8cdd4c97e86fbef0d44a6684fb34765cf89db5567ea7f36c47.jpg" id="165" name="Picture"/>
                     <pic:cNvPicPr>
                       <a:picLocks noChangeArrowheads="1" noChangeAspect="1"/>
                     </pic:cNvPicPr>
                   </pic:nvPicPr>
                   <pic:blipFill>
-                    <a:blip r:embed="rId125"/>
+                    <a:blip r:embed="rId163"/>
                     <a:stretch>
                       <a:fillRect/>
                     </a:stretch>
@@ -12624,18 +16609,18 @@
           <wp:inline>
             <wp:extent cx="3600000" cy="390406"/>
             <wp:effectExtent b="0" l="0" r="0" t="0"/>
-            <wp:docPr descr="" title="" id="129" name="Picture"/>
+            <wp:docPr descr="" title="" id="167" name="Picture"/>
             <a:graphic>
               <a:graphicData uri="http://schemas.openxmlformats.org/drawingml/2006/picture">
                 <pic:pic>
                   <pic:nvPicPr>
-                    <pic:cNvPr descr="e9179f11d9471acb78c31d7615f8f00c64fa3d6493908c07dda512c49a94585f.jpg" id="130" name="Picture"/>
+                    <pic:cNvPr descr="e9179f11d9471acb78c31d7615f8f00c64fa3d6493908c07dda512c49a94585f.jpg" id="168" name="Picture"/>
                     <pic:cNvPicPr>
                       <a:picLocks noChangeArrowheads="1" noChangeAspect="1"/>
                     </pic:cNvPicPr>
                   </pic:nvPicPr>
                   <pic:blipFill>
-                    <a:blip r:embed="rId128"/>
+                    <a:blip r:embed="rId166"/>
                     <a:stretch>
                       <a:fillRect/>
                     </a:stretch>
@@ -12672,8 +16657,8 @@
         </w:pict>
       </w:r>
     </w:p>
-    <w:bookmarkEnd w:id="131"/>
-    <w:bookmarkStart w:id="135" w:name="ch39-p12-新反应中中间体内部捕获"/>
+    <w:bookmarkEnd w:id="169"/>
+    <w:bookmarkStart w:id="173" w:name="ch39-p12-新反应中中间体内部捕获"/>
     <w:p>
       <w:pPr>
         <w:pStyle w:val="Heading2"/>
@@ -12683,7 +16668,7 @@
         <w:rPr>
           <w:rFonts w:ascii="Times New Roman" w:hAnsi="Times New Roman" w:eastAsia="Times New Roman" w:cs="Times New Roman"/>
         </w:rPr>
-        <w:t xml:space="preserve">11.26 </w:t>
+        <w:t xml:space="preserve">11.41 </w:t>
       </w:r>
       <w:r>
         <w:rPr>
@@ -12848,18 +16833,18 @@
           <wp:inline>
             <wp:extent cx="3600000" cy="1277063"/>
             <wp:effectExtent b="0" l="0" r="0" t="0"/>
-            <wp:docPr descr="" title="" id="133" name="Picture"/>
+            <wp:docPr descr="" title="" id="171" name="Picture"/>
             <a:graphic>
               <a:graphicData uri="http://schemas.openxmlformats.org/drawingml/2006/picture">
                 <pic:pic>
                   <pic:nvPicPr>
-                    <pic:cNvPr descr="fc651cac79df0a8a577616911b2590d188f7f58f51122001df52a2a3a4736e9c.jpg" id="134" name="Picture"/>
+                    <pic:cNvPr descr="fc651cac79df0a8a577616911b2590d188f7f58f51122001df52a2a3a4736e9c.jpg" id="172" name="Picture"/>
                     <pic:cNvPicPr>
                       <a:picLocks noChangeArrowheads="1" noChangeAspect="1"/>
                     </pic:cNvPicPr>
                   </pic:nvPicPr>
                   <pic:blipFill>
-                    <a:blip r:embed="rId132"/>
+                    <a:blip r:embed="rId170"/>
                     <a:stretch>
                       <a:fillRect/>
                     </a:stretch>
@@ -12896,8 +16881,8 @@
         </w:pict>
       </w:r>
     </w:p>
-    <w:bookmarkEnd w:id="135"/>
-    <w:bookmarkStart w:id="142" w:name="ch39-p13-物理数据结构变化综合机理图景"/>
+    <w:bookmarkEnd w:id="173"/>
+    <w:bookmarkStart w:id="180" w:name="ch39-p13-物理数据结构变化综合机理图景"/>
     <w:p>
       <w:pPr>
         <w:pStyle w:val="Heading2"/>
@@ -12907,7 +16892,7 @@
         <w:rPr>
           <w:rFonts w:ascii="Times New Roman" w:hAnsi="Times New Roman" w:eastAsia="Times New Roman" w:cs="Times New Roman"/>
         </w:rPr>
-        <w:t xml:space="preserve">11.27 </w:t>
+        <w:t xml:space="preserve">11.42 </w:t>
       </w:r>
       <w:r>
         <w:rPr>
@@ -13045,7 +17030,7 @@
       <w:pPr>
         <w:numPr>
           <w:ilvl w:val="0"/>
-          <w:numId w:val="1011"/>
+          <w:numId w:val="1017"/>
         </w:numPr>
       </w:pPr>
       <w:r>
@@ -13110,7 +17095,7 @@
       <w:pPr>
         <w:numPr>
           <w:ilvl w:val="0"/>
-          <w:numId w:val="1011"/>
+          <w:numId w:val="1017"/>
         </w:numPr>
       </w:pPr>
       <w:r>
@@ -13160,7 +17145,7 @@
       <w:pPr>
         <w:numPr>
           <w:ilvl w:val="0"/>
-          <w:numId w:val="1011"/>
+          <w:numId w:val="1017"/>
         </w:numPr>
       </w:pPr>
       <w:r>
@@ -13249,18 +17234,18 @@
           <wp:inline>
             <wp:extent cx="3600000" cy="591945"/>
             <wp:effectExtent b="0" l="0" r="0" t="0"/>
-            <wp:docPr descr="" title="" id="137" name="Picture"/>
+            <wp:docPr descr="" title="" id="175" name="Picture"/>
             <a:graphic>
               <a:graphicData uri="http://schemas.openxmlformats.org/drawingml/2006/picture">
                 <pic:pic>
                   <pic:nvPicPr>
-                    <pic:cNvPr descr="57760558769410181a8991ffb6aec8dbc4c64db5fc5894778232a16f4c11425c.jpg" id="138" name="Picture"/>
+                    <pic:cNvPr descr="57760558769410181a8991ffb6aec8dbc4c64db5fc5894778232a16f4c11425c.jpg" id="176" name="Picture"/>
                     <pic:cNvPicPr>
                       <a:picLocks noChangeArrowheads="1" noChangeAspect="1"/>
                     </pic:cNvPicPr>
                   </pic:nvPicPr>
                   <pic:blipFill>
-                    <a:blip r:embed="rId136"/>
+                    <a:blip r:embed="rId174"/>
                     <a:stretch>
                       <a:fillRect/>
                     </a:stretch>
@@ -13291,7 +17276,7 @@
       <w:pPr>
         <w:numPr>
           <w:ilvl w:val="0"/>
-          <w:numId w:val="1012"/>
+          <w:numId w:val="1018"/>
         </w:numPr>
       </w:pPr>
       <w:r>
@@ -13344,7 +17329,7 @@
       <w:pPr>
         <w:numPr>
           <w:ilvl w:val="0"/>
-          <w:numId w:val="1012"/>
+          <w:numId w:val="1018"/>
         </w:numPr>
       </w:pPr>
       <w:r>
@@ -13358,7 +17343,7 @@
       <w:pPr>
         <w:numPr>
           <w:ilvl w:val="0"/>
-          <w:numId w:val="1012"/>
+          <w:numId w:val="1018"/>
         </w:numPr>
       </w:pPr>
       <w:r>
@@ -13382,18 +17367,18 @@
           <wp:inline>
             <wp:extent cx="3600000" cy="1049165"/>
             <wp:effectExtent b="0" l="0" r="0" t="0"/>
-            <wp:docPr descr="" title="" id="140" name="Picture"/>
+            <wp:docPr descr="" title="" id="178" name="Picture"/>
             <a:graphic>
               <a:graphicData uri="http://schemas.openxmlformats.org/drawingml/2006/picture">
                 <pic:pic>
                   <pic:nvPicPr>
-                    <pic:cNvPr descr="c76bf2da574ea73372cbb73b95a2c7df63ff87eb4d1bc8a8550f2e363c08f62f.jpg" id="141" name="Picture"/>
+                    <pic:cNvPr descr="c76bf2da574ea73372cbb73b95a2c7df63ff87eb4d1bc8a8550f2e363c08f62f.jpg" id="179" name="Picture"/>
                     <pic:cNvPicPr>
                       <a:picLocks noChangeArrowheads="1" noChangeAspect="1"/>
                     </pic:cNvPicPr>
                   </pic:nvPicPr>
                   <pic:blipFill>
-                    <a:blip r:embed="rId139"/>
+                    <a:blip r:embed="rId177"/>
                     <a:stretch>
                       <a:fillRect/>
                     </a:stretch>
@@ -13430,8 +17415,8 @@
         </w:pict>
       </w:r>
     </w:p>
-    <w:bookmarkEnd w:id="142"/>
-    <w:bookmarkStart w:id="152" w:name="化学能力测试-ch9a-5-药物合成a至i结构推导"/>
+    <w:bookmarkEnd w:id="180"/>
+    <w:bookmarkStart w:id="190" w:name="ch9a-5-药物合成a至i结构推导"/>
     <w:p>
       <w:pPr>
         <w:pStyle w:val="Heading2"/>
@@ -13441,19 +17426,13 @@
         <w:rPr>
           <w:rFonts w:ascii="Times New Roman" w:hAnsi="Times New Roman" w:eastAsia="Times New Roman" w:cs="Times New Roman"/>
         </w:rPr>
-        <w:t xml:space="preserve">11.28 </w:t>
-      </w:r>
-      <w:r>
-        <w:rPr>
-          <w:rFonts w:hint="eastAsia" w:ascii="Times New Roman" w:hAnsi="Times New Roman" w:eastAsia="SimHei" w:cs="Times New Roman"/>
-        </w:rPr>
-        <w:t>化学能力测试</w:t>
-      </w:r>
-      <w:r>
-        <w:rPr>
-          <w:rFonts w:hint="eastAsia" w:ascii="Times New Roman" w:hAnsi="Times New Roman" w:eastAsia="Times New Roman" w:cs="Times New Roman"/>
-        </w:rPr>
-        <w:t>-Ch9A-5-</w:t>
+        <w:t xml:space="preserve">11.43 </w:t>
+      </w:r>
+      <w:r>
+        <w:rPr>
+          <w:rFonts w:hint="eastAsia" w:ascii="Times New Roman" w:hAnsi="Times New Roman" w:eastAsia="Times New Roman" w:cs="Times New Roman"/>
+        </w:rPr>
+        <w:t>Ch9A-5-</w:t>
       </w:r>
       <w:r>
         <w:rPr>
@@ -13623,18 +17602,18 @@
           <wp:inline>
             <wp:extent cx="3600000" cy="348091"/>
             <wp:effectExtent b="0" l="0" r="0" t="0"/>
-            <wp:docPr descr="" title="" id="144" name="Picture"/>
+            <wp:docPr descr="" title="" id="182" name="Picture"/>
             <a:graphic>
               <a:graphicData uri="http://schemas.openxmlformats.org/drawingml/2006/picture">
                 <pic:pic>
                   <pic:nvPicPr>
-                    <pic:cNvPr descr="4bbe1fd8850ab5b8d9a24bfa5c2f3af4e9fc587dba833698433397be9ccfba00.jpg" id="145" name="Picture"/>
+                    <pic:cNvPr descr="4bbe1fd8850ab5b8d9a24bfa5c2f3af4e9fc587dba833698433397be9ccfba00.jpg" id="183" name="Picture"/>
                     <pic:cNvPicPr>
                       <a:picLocks noChangeArrowheads="1" noChangeAspect="1"/>
                     </pic:cNvPicPr>
                   </pic:nvPicPr>
                   <pic:blipFill>
-                    <a:blip r:embed="rId143"/>
+                    <a:blip r:embed="rId181"/>
                     <a:stretch>
                       <a:fillRect/>
                     </a:stretch>
@@ -13704,18 +17683,18 @@
           <wp:inline>
             <wp:extent cx="3600000" cy="501210"/>
             <wp:effectExtent b="0" l="0" r="0" t="0"/>
-            <wp:docPr descr="" title="" id="147" name="Picture"/>
+            <wp:docPr descr="" title="" id="185" name="Picture"/>
             <a:graphic>
               <a:graphicData uri="http://schemas.openxmlformats.org/drawingml/2006/picture">
                 <pic:pic>
                   <pic:nvPicPr>
-                    <pic:cNvPr descr="872a887b1f6c5bedad0874d84af27949389f126c6c1c16ed3fc559915cf6702d.jpg" id="148" name="Picture"/>
+                    <pic:cNvPr descr="872a887b1f6c5bedad0874d84af27949389f126c6c1c16ed3fc559915cf6702d.jpg" id="186" name="Picture"/>
                     <pic:cNvPicPr>
                       <a:picLocks noChangeArrowheads="1" noChangeAspect="1"/>
                     </pic:cNvPicPr>
                   </pic:nvPicPr>
                   <pic:blipFill>
-                    <a:blip r:embed="rId146"/>
+                    <a:blip r:embed="rId184"/>
                     <a:stretch>
                       <a:fillRect/>
                     </a:stretch>
@@ -13791,18 +17770,18 @@
           <wp:inline>
             <wp:extent cx="3600000" cy="1136656"/>
             <wp:effectExtent b="0" l="0" r="0" t="0"/>
-            <wp:docPr descr="" title="" id="150" name="Picture"/>
+            <wp:docPr descr="" title="" id="188" name="Picture"/>
             <a:graphic>
               <a:graphicData uri="http://schemas.openxmlformats.org/drawingml/2006/picture">
                 <pic:pic>
                   <pic:nvPicPr>
-                    <pic:cNvPr descr="bc361b343debb3b62bdca5e82265a4de31fd4bb97ed825c2aca2d9ce346e11fd.jpg" id="151" name="Picture"/>
+                    <pic:cNvPr descr="bc361b343debb3b62bdca5e82265a4de31fd4bb97ed825c2aca2d9ce346e11fd.jpg" id="189" name="Picture"/>
                     <pic:cNvPicPr>
                       <a:picLocks noChangeArrowheads="1" noChangeAspect="1"/>
                     </pic:cNvPicPr>
                   </pic:nvPicPr>
                   <pic:blipFill>
-                    <a:blip r:embed="rId149"/>
+                    <a:blip r:embed="rId187"/>
                     <a:stretch>
                       <a:fillRect/>
                     </a:stretch>
@@ -13839,8 +17818,8 @@
         </w:pict>
       </w:r>
     </w:p>
-    <w:bookmarkEnd w:id="152"/>
-    <w:bookmarkStart w:id="153" w:name="二分册-l16例1-化合物x五实验推断葡萄糖"/>
+    <w:bookmarkEnd w:id="190"/>
+    <w:bookmarkStart w:id="191" w:name="二分册-l16例1-化合物x五实验推断葡萄糖"/>
     <w:p>
       <w:pPr>
         <w:pStyle w:val="Heading2"/>
@@ -13850,7 +17829,7 @@
         <w:rPr>
           <w:rFonts w:ascii="Times New Roman" w:hAnsi="Times New Roman" w:eastAsia="Times New Roman" w:cs="Times New Roman"/>
         </w:rPr>
-        <w:t xml:space="preserve">11.29 </w:t>
+        <w:t xml:space="preserve">11.44 </w:t>
       </w:r>
       <w:r>
         <w:rPr>
@@ -14294,7 +18273,7 @@
         <w:pStyle w:val="Compact"/>
         <w:numPr>
           <w:ilvl w:val="0"/>
-          <w:numId w:val="1013"/>
+          <w:numId w:val="1019"/>
         </w:numPr>
       </w:pPr>
       <w:r>
@@ -14379,7 +18358,7 @@
         <w:pStyle w:val="Compact"/>
         <w:numPr>
           <w:ilvl w:val="0"/>
-          <w:numId w:val="1014"/>
+          <w:numId w:val="1020"/>
         </w:numPr>
       </w:pPr>
       <w:r>
@@ -14405,7 +18384,7 @@
         <w:pStyle w:val="Compact"/>
         <w:numPr>
           <w:ilvl w:val="0"/>
-          <w:numId w:val="1015"/>
+          <w:numId w:val="1021"/>
         </w:numPr>
       </w:pPr>
       <w:r>
@@ -14430,7 +18409,7 @@
       <w:pPr>
         <w:numPr>
           <w:ilvl w:val="0"/>
-          <w:numId w:val="1016"/>
+          <w:numId w:val="1022"/>
         </w:numPr>
       </w:pPr>
       <w:r>
@@ -14474,7 +18453,7 @@
       <w:pPr>
         <w:numPr>
           <w:ilvl w:val="0"/>
-          <w:numId w:val="1016"/>
+          <w:numId w:val="1022"/>
         </w:numPr>
       </w:pPr>
       <w:r>
@@ -14506,7 +18485,7 @@
       <w:pPr>
         <w:numPr>
           <w:ilvl w:val="0"/>
-          <w:numId w:val="1016"/>
+          <w:numId w:val="1022"/>
         </w:numPr>
       </w:pPr>
       <w:r>
@@ -14568,8 +18547,8 @@
         </w:pict>
       </w:r>
     </w:p>
-    <w:bookmarkEnd w:id="153"/>
-    <w:bookmarkStart w:id="169" w:name="有机转换中间体推断第34届初赛"/>
+    <w:bookmarkEnd w:id="191"/>
+    <w:bookmarkStart w:id="207" w:name="有机转换中间体推断第34届初赛"/>
     <w:p>
       <w:pPr>
         <w:pStyle w:val="Heading2"/>
@@ -14579,7 +18558,7 @@
         <w:rPr>
           <w:rFonts w:ascii="Times New Roman" w:hAnsi="Times New Roman" w:eastAsia="Times New Roman" w:cs="Times New Roman"/>
         </w:rPr>
-        <w:t xml:space="preserve">11.30 </w:t>
+        <w:t xml:space="preserve">11.45 </w:t>
       </w:r>
       <w:r>
         <w:rPr>
@@ -14655,18 +18634,18 @@
           <wp:inline>
             <wp:extent cx="3600000" cy="944355"/>
             <wp:effectExtent b="0" l="0" r="0" t="0"/>
-            <wp:docPr descr="" title="" id="155" name="Picture"/>
+            <wp:docPr descr="" title="" id="193" name="Picture"/>
             <a:graphic>
               <a:graphicData uri="http://schemas.openxmlformats.org/drawingml/2006/picture">
                 <pic:pic>
                   <pic:nvPicPr>
-                    <pic:cNvPr descr="75667b8eff9d01323dc65443d5b0806e53b724861d5c24502cc15eb30907d6fb.jpg" id="156" name="Picture"/>
+                    <pic:cNvPr descr="75667b8eff9d01323dc65443d5b0806e53b724861d5c24502cc15eb30907d6fb.jpg" id="194" name="Picture"/>
                     <pic:cNvPicPr>
                       <a:picLocks noChangeArrowheads="1" noChangeAspect="1"/>
                     </pic:cNvPicPr>
                   </pic:nvPicPr>
                   <pic:blipFill>
-                    <a:blip r:embed="rId154"/>
+                    <a:blip r:embed="rId192"/>
                     <a:stretch>
                       <a:fillRect/>
                     </a:stretch>
@@ -14760,18 +18739,18 @@
           <wp:inline>
             <wp:extent cx="3600000" cy="1194989"/>
             <wp:effectExtent b="0" l="0" r="0" t="0"/>
-            <wp:docPr descr="" title="" id="158" name="Picture"/>
+            <wp:docPr descr="" title="" id="196" name="Picture"/>
             <a:graphic>
               <a:graphicData uri="http://schemas.openxmlformats.org/drawingml/2006/picture">
                 <pic:pic>
                   <pic:nvPicPr>
-                    <pic:cNvPr descr="ba01d3477a5fe1073878ce815fde762623031fa4999ec764f5abc452ca762d12.jpg" id="159" name="Picture"/>
+                    <pic:cNvPr descr="ba01d3477a5fe1073878ce815fde762623031fa4999ec764f5abc452ca762d12.jpg" id="197" name="Picture"/>
                     <pic:cNvPicPr>
                       <a:picLocks noChangeArrowheads="1" noChangeAspect="1"/>
                     </pic:cNvPicPr>
                   </pic:nvPicPr>
                   <pic:blipFill>
-                    <a:blip r:embed="rId157"/>
+                    <a:blip r:embed="rId195"/>
                     <a:stretch>
                       <a:fillRect/>
                     </a:stretch>
@@ -14835,18 +18814,18 @@
           <wp:inline>
             <wp:extent cx="3600000" cy="895462"/>
             <wp:effectExtent b="0" l="0" r="0" t="0"/>
-            <wp:docPr descr="" title="" id="161" name="Picture"/>
+            <wp:docPr descr="" title="" id="199" name="Picture"/>
             <a:graphic>
               <a:graphicData uri="http://schemas.openxmlformats.org/drawingml/2006/picture">
                 <pic:pic>
                   <pic:nvPicPr>
-                    <pic:cNvPr descr="b6f4c93366deb83328b66a1eeb3ad02f15dcca23ebeec7bc97b9c7b95e1591e0.jpg" id="162" name="Picture"/>
+                    <pic:cNvPr descr="b6f4c93366deb83328b66a1eeb3ad02f15dcca23ebeec7bc97b9c7b95e1591e0.jpg" id="200" name="Picture"/>
                     <pic:cNvPicPr>
                       <a:picLocks noChangeArrowheads="1" noChangeAspect="1"/>
                     </pic:cNvPicPr>
                   </pic:nvPicPr>
                   <pic:blipFill>
-                    <a:blip r:embed="rId160"/>
+                    <a:blip r:embed="rId198"/>
                     <a:stretch>
                       <a:fillRect/>
                     </a:stretch>
@@ -14975,18 +18954,18 @@
           <wp:inline>
             <wp:extent cx="3600000" cy="534374"/>
             <wp:effectExtent b="0" l="0" r="0" t="0"/>
-            <wp:docPr descr="" title="" id="164" name="Picture"/>
+            <wp:docPr descr="" title="" id="202" name="Picture"/>
             <a:graphic>
               <a:graphicData uri="http://schemas.openxmlformats.org/drawingml/2006/picture">
                 <pic:pic>
                   <pic:nvPicPr>
-                    <pic:cNvPr descr="7f211b29b4152d69eda568f6a07d0bbc2cd00b5768e89f841d647b9c66e251b9.jpg" id="165" name="Picture"/>
+                    <pic:cNvPr descr="7f211b29b4152d69eda568f6a07d0bbc2cd00b5768e89f841d647b9c66e251b9.jpg" id="203" name="Picture"/>
                     <pic:cNvPicPr>
                       <a:picLocks noChangeArrowheads="1" noChangeAspect="1"/>
                     </pic:cNvPicPr>
                   </pic:nvPicPr>
                   <pic:blipFill>
-                    <a:blip r:embed="rId163"/>
+                    <a:blip r:embed="rId201"/>
                     <a:stretch>
                       <a:fillRect/>
                     </a:stretch>
@@ -15186,18 +19165,18 @@
           <wp:inline>
             <wp:extent cx="3600000" cy="1334831"/>
             <wp:effectExtent b="0" l="0" r="0" t="0"/>
-            <wp:docPr descr="" title="" id="167" name="Picture"/>
+            <wp:docPr descr="" title="" id="205" name="Picture"/>
             <a:graphic>
               <a:graphicData uri="http://schemas.openxmlformats.org/drawingml/2006/picture">
                 <pic:pic>
                   <pic:nvPicPr>
-                    <pic:cNvPr descr="7cff4aa15f199ba3d50ee1a9cebb940ab59ef74fa2a4c080b30d67a7b2e20d12.jpg" id="168" name="Picture"/>
+                    <pic:cNvPr descr="7cff4aa15f199ba3d50ee1a9cebb940ab59ef74fa2a4c080b30d67a7b2e20d12.jpg" id="206" name="Picture"/>
                     <pic:cNvPicPr>
                       <a:picLocks noChangeArrowheads="1" noChangeAspect="1"/>
                     </pic:cNvPicPr>
                   </pic:nvPicPr>
                   <pic:blipFill>
-                    <a:blip r:embed="rId166"/>
+                    <a:blip r:embed="rId204"/>
                     <a:stretch>
                       <a:fillRect/>
                     </a:stretch>
@@ -15340,8 +19319,8 @@
         </w:pict>
       </w:r>
     </w:p>
-    <w:bookmarkEnd w:id="169"/>
-    <w:bookmarkStart w:id="170" w:name="动力学同位素效应kie判断机理"/>
+    <w:bookmarkEnd w:id="207"/>
+    <w:bookmarkStart w:id="208" w:name="动力学同位素效应kie判断机理"/>
     <w:p>
       <w:pPr>
         <w:pStyle w:val="Heading2"/>
@@ -15351,7 +19330,7 @@
         <w:rPr>
           <w:rFonts w:ascii="Times New Roman" w:hAnsi="Times New Roman" w:eastAsia="Times New Roman" w:cs="Times New Roman"/>
         </w:rPr>
-        <w:t xml:space="preserve">11.31 </w:t>
+        <w:t xml:space="preserve">11.46 </w:t>
       </w:r>
       <w:r>
         <w:rPr>
@@ -15972,8 +19951,8 @@
         </w:pict>
       </w:r>
     </w:p>
-    <w:bookmarkEnd w:id="170"/>
-    <w:bookmarkStart w:id="171" w:name="康尼查罗反应氘代标记实验"/>
+    <w:bookmarkEnd w:id="208"/>
+    <w:bookmarkStart w:id="209" w:name="康尼查罗反应氘代标记实验"/>
     <w:p>
       <w:pPr>
         <w:pStyle w:val="Heading2"/>
@@ -15983,7 +19962,7 @@
         <w:rPr>
           <w:rFonts w:ascii="Times New Roman" w:hAnsi="Times New Roman" w:eastAsia="Times New Roman" w:cs="Times New Roman"/>
         </w:rPr>
-        <w:t xml:space="preserve">11.32 </w:t>
+        <w:t xml:space="preserve">11.47 </w:t>
       </w:r>
       <w:r>
         <w:rPr>
@@ -16286,8 +20265,8 @@
         </w:pict>
       </w:r>
     </w:p>
-    <w:bookmarkEnd w:id="171"/>
-    <w:bookmarkStart w:id="172" w:name="卡宾的结构稳定性与反应类型"/>
+    <w:bookmarkEnd w:id="209"/>
+    <w:bookmarkStart w:id="210" w:name="卡宾的结构稳定性与反应类型"/>
     <w:p>
       <w:pPr>
         <w:pStyle w:val="Heading2"/>
@@ -16297,7 +20276,7 @@
         <w:rPr>
           <w:rFonts w:ascii="Times New Roman" w:hAnsi="Times New Roman" w:eastAsia="Times New Roman" w:cs="Times New Roman"/>
         </w:rPr>
-        <w:t xml:space="preserve">11.33 </w:t>
+        <w:t xml:space="preserve">11.48 </w:t>
       </w:r>
       <w:r>
         <w:rPr>
@@ -16538,8 +20517,8 @@
         </w:pict>
       </w:r>
     </w:p>
-    <w:bookmarkEnd w:id="172"/>
-    <w:bookmarkStart w:id="173" w:name="simmons-smith反应与卡宾插入"/>
+    <w:bookmarkEnd w:id="210"/>
+    <w:bookmarkStart w:id="211" w:name="simmons-smith反应与卡宾插入"/>
     <w:p>
       <w:pPr>
         <w:pStyle w:val="Heading2"/>
@@ -16549,7 +20528,7 @@
         <w:rPr>
           <w:rFonts w:ascii="Times New Roman" w:hAnsi="Times New Roman" w:eastAsia="Times New Roman" w:cs="Times New Roman"/>
         </w:rPr>
-        <w:t xml:space="preserve">11.34 </w:t>
+        <w:t xml:space="preserve">11.49 </w:t>
       </w:r>
       <w:r>
         <w:rPr>
@@ -16848,8 +20827,8 @@
         </w:pict>
       </w:r>
     </w:p>
-    <w:bookmarkEnd w:id="173"/>
-    <w:bookmarkStart w:id="174" w:name="一锅煮多组分反应的机理分析"/>
+    <w:bookmarkEnd w:id="211"/>
+    <w:bookmarkStart w:id="212" w:name="一锅煮多组分反应的机理分析"/>
     <w:p>
       <w:pPr>
         <w:pStyle w:val="Heading2"/>
@@ -16859,7 +20838,7 @@
         <w:rPr>
           <w:rFonts w:ascii="Times New Roman" w:hAnsi="Times New Roman" w:eastAsia="Times New Roman" w:cs="Times New Roman"/>
         </w:rPr>
-        <w:t xml:space="preserve">11.35 </w:t>
+        <w:t xml:space="preserve">11.50 </w:t>
       </w:r>
       <w:r>
         <w:rPr>
@@ -17180,8 +21159,8 @@
         </w:pict>
       </w:r>
     </w:p>
-    <w:bookmarkEnd w:id="174"/>
-    <w:bookmarkStart w:id="175" w:name="有机-中间体-碳正离子碳负离子自由基稳定性比较"/>
+    <w:bookmarkEnd w:id="212"/>
+    <w:bookmarkStart w:id="213" w:name="有机-中间体-碳正离子碳负离子自由基稳定性比较"/>
     <w:p>
       <w:pPr>
         <w:pStyle w:val="Heading2"/>
@@ -17191,7 +21170,7 @@
         <w:rPr>
           <w:rFonts w:ascii="Times New Roman" w:hAnsi="Times New Roman" w:eastAsia="Times New Roman" w:cs="Times New Roman"/>
         </w:rPr>
-        <w:t xml:space="preserve">11.36 </w:t>
+        <w:t xml:space="preserve">11.51 </w:t>
       </w:r>
       <w:r>
         <w:rPr>
@@ -17229,7 +21208,7 @@
         <w:pStyle w:val="Compact"/>
         <w:numPr>
           <w:ilvl w:val="0"/>
-          <w:numId w:val="1017"/>
+          <w:numId w:val="1023"/>
         </w:numPr>
       </w:pPr>
       <w:r>
@@ -17464,7 +21443,7 @@
         <w:pStyle w:val="Compact"/>
         <w:numPr>
           <w:ilvl w:val="0"/>
-          <w:numId w:val="1018"/>
+          <w:numId w:val="1024"/>
         </w:numPr>
       </w:pPr>
       <w:r>
@@ -17711,7 +21690,7 @@
         <w:pStyle w:val="Compact"/>
         <w:numPr>
           <w:ilvl w:val="0"/>
-          <w:numId w:val="1019"/>
+          <w:numId w:val="1025"/>
         </w:numPr>
       </w:pPr>
       <w:r>
@@ -17918,7 +21897,7 @@
         <w:pStyle w:val="Compact"/>
         <w:numPr>
           <w:ilvl w:val="0"/>
-          <w:numId w:val="1020"/>
+          <w:numId w:val="1026"/>
         </w:numPr>
       </w:pPr>
       <w:r>
@@ -17968,8 +21947,8 @@
         </w:pict>
       </w:r>
     </w:p>
-    <w:bookmarkEnd w:id="175"/>
-    <w:bookmarkStart w:id="176" w:name="有机-中间体-hammett方程与反应机理判断"/>
+    <w:bookmarkEnd w:id="213"/>
+    <w:bookmarkStart w:id="214" w:name="有机-中间体-hammett方程与反应机理判断"/>
     <w:p>
       <w:pPr>
         <w:pStyle w:val="Heading2"/>
@@ -17979,7 +21958,7 @@
         <w:rPr>
           <w:rFonts w:ascii="Times New Roman" w:hAnsi="Times New Roman" w:eastAsia="Times New Roman" w:cs="Times New Roman"/>
         </w:rPr>
-        <w:t xml:space="preserve">11.37 </w:t>
+        <w:t xml:space="preserve">11.52 </w:t>
       </w:r>
       <w:r>
         <w:rPr>
@@ -18304,8 +22283,8 @@
         </w:pict>
       </w:r>
     </w:p>
-    <w:bookmarkEnd w:id="176"/>
-    <w:bookmarkStart w:id="177" w:name="有机-中间体-亚胺正离子催化机理"/>
+    <w:bookmarkEnd w:id="214"/>
+    <w:bookmarkStart w:id="215" w:name="有机-中间体-亚胺正离子催化机理"/>
     <w:p>
       <w:pPr>
         <w:pStyle w:val="Heading2"/>
@@ -18315,7 +22294,7 @@
         <w:rPr>
           <w:rFonts w:ascii="Times New Roman" w:hAnsi="Times New Roman" w:eastAsia="Times New Roman" w:cs="Times New Roman"/>
         </w:rPr>
-        <w:t xml:space="preserve">11.38 </w:t>
+        <w:t xml:space="preserve">11.53 </w:t>
       </w:r>
       <w:r>
         <w:rPr>
@@ -18535,8 +22514,8 @@
         </w:pict>
       </w:r>
     </w:p>
-    <w:bookmarkEnd w:id="177"/>
-    <w:bookmarkStart w:id="178" w:name="有机-中间体-动力学与热力学产物预测"/>
+    <w:bookmarkEnd w:id="215"/>
+    <w:bookmarkStart w:id="216" w:name="有机-中间体-动力学与热力学产物预测"/>
     <w:p>
       <w:pPr>
         <w:pStyle w:val="Heading2"/>
@@ -18546,7 +22525,7 @@
         <w:rPr>
           <w:rFonts w:ascii="Times New Roman" w:hAnsi="Times New Roman" w:eastAsia="Times New Roman" w:cs="Times New Roman"/>
         </w:rPr>
-        <w:t xml:space="preserve">11.39 </w:t>
+        <w:t xml:space="preserve">11.54 </w:t>
       </w:r>
       <w:r>
         <w:rPr>
@@ -18645,7 +22624,7 @@
         <w:pStyle w:val="Compact"/>
         <w:numPr>
           <w:ilvl w:val="0"/>
-          <w:numId w:val="1021"/>
+          <w:numId w:val="1027"/>
         </w:numPr>
       </w:pPr>
       <w:r>
@@ -18686,7 +22665,7 @@
         <w:pStyle w:val="Compact"/>
         <w:numPr>
           <w:ilvl w:val="0"/>
-          <w:numId w:val="1021"/>
+          <w:numId w:val="1027"/>
         </w:numPr>
       </w:pPr>
       <w:r>
@@ -18927,8 +22906,8 @@
         </w:pict>
       </w:r>
     </w:p>
-    <w:bookmarkEnd w:id="178"/>
-    <w:bookmarkStart w:id="179" w:name="有机-中间体-动力学同位素效应与中间体捕获"/>
+    <w:bookmarkEnd w:id="216"/>
+    <w:bookmarkStart w:id="217" w:name="有机-中间体-动力学同位素效应与中间体捕获"/>
     <w:p>
       <w:pPr>
         <w:pStyle w:val="Heading2"/>
@@ -18938,7 +22917,7 @@
         <w:rPr>
           <w:rFonts w:ascii="Times New Roman" w:hAnsi="Times New Roman" w:eastAsia="Times New Roman" w:cs="Times New Roman"/>
         </w:rPr>
-        <w:t xml:space="preserve">11.40 </w:t>
+        <w:t xml:space="preserve">11.55 </w:t>
       </w:r>
       <w:r>
         <w:rPr>
@@ -19254,8 +23233,8 @@
         </w:pict>
       </w:r>
     </w:p>
-    <w:bookmarkEnd w:id="179"/>
-    <w:bookmarkStart w:id="183" w:name="有机-中间体-卡宾的simmons-smith环丙烷化"/>
+    <w:bookmarkEnd w:id="217"/>
+    <w:bookmarkStart w:id="221" w:name="有机-中间体-卡宾的simmons-smith环丙烷化"/>
     <w:p>
       <w:pPr>
         <w:pStyle w:val="Heading2"/>
@@ -19265,7 +23244,7 @@
         <w:rPr>
           <w:rFonts w:ascii="Times New Roman" w:hAnsi="Times New Roman" w:eastAsia="Times New Roman" w:cs="Times New Roman"/>
         </w:rPr>
-        <w:t xml:space="preserve">11.41 </w:t>
+        <w:t xml:space="preserve">11.56 </w:t>
       </w:r>
       <w:r>
         <w:rPr>
@@ -19591,18 +23570,18 @@
           <wp:inline>
             <wp:extent cx="3600000" cy="2400000"/>
             <wp:effectExtent b="0" l="0" r="0" t="0"/>
-            <wp:docPr descr="" title="" id="181" name="Picture"/>
+            <wp:docPr descr="" title="" id="219" name="Picture"/>
             <a:graphic>
               <a:graphicData uri="http://schemas.openxmlformats.org/drawingml/2006/picture">
                 <pic:pic>
                   <pic:nvPicPr>
-                    <pic:cNvPr descr="56de3842c5c41f2cf6e78a14dea82b588b0a46a95e8a8ed83352b89663928e46.png" id="182" name="Picture"/>
+                    <pic:cNvPr descr="56de3842c5c41f2cf6e78a14dea82b588b0a46a95e8a8ed83352b89663928e46.png" id="220" name="Picture"/>
                     <pic:cNvPicPr>
                       <a:picLocks noChangeArrowheads="1" noChangeAspect="1"/>
                     </pic:cNvPicPr>
                   </pic:nvPicPr>
                   <pic:blipFill>
-                    <a:blip r:embed="rId180"/>
+                    <a:blip r:embed="rId218"/>
                     <a:stretch>
                       <a:fillRect/>
                     </a:stretch>
@@ -19639,8 +23618,8 @@
         </w:pict>
       </w:r>
     </w:p>
-    <w:bookmarkEnd w:id="183"/>
-    <w:bookmarkStart w:id="186" w:name="有机-中间体-卡宾的生成与单线态三线态"/>
+    <w:bookmarkEnd w:id="221"/>
+    <w:bookmarkStart w:id="224" w:name="有机-中间体-卡宾的生成与单线态三线态"/>
     <w:p>
       <w:pPr>
         <w:pStyle w:val="Heading2"/>
@@ -19650,7 +23629,7 @@
         <w:rPr>
           <w:rFonts w:ascii="Times New Roman" w:hAnsi="Times New Roman" w:eastAsia="Times New Roman" w:cs="Times New Roman"/>
         </w:rPr>
-        <w:t xml:space="preserve">11.42 </w:t>
+        <w:t xml:space="preserve">11.57 </w:t>
       </w:r>
       <w:r>
         <w:rPr>
@@ -19960,18 +23939,18 @@
           <wp:inline>
             <wp:extent cx="3600000" cy="2400000"/>
             <wp:effectExtent b="0" l="0" r="0" t="0"/>
-            <wp:docPr descr="" title="" id="184" name="Picture"/>
+            <wp:docPr descr="" title="" id="222" name="Picture"/>
             <a:graphic>
               <a:graphicData uri="http://schemas.openxmlformats.org/drawingml/2006/picture">
                 <pic:pic>
                   <pic:nvPicPr>
-                    <pic:cNvPr descr="56de3842c5c41f2cf6e78a14dea82b588b0a46a95e8a8ed83352b89663928e46.png" id="185" name="Picture"/>
+                    <pic:cNvPr descr="56de3842c5c41f2cf6e78a14dea82b588b0a46a95e8a8ed83352b89663928e46.png" id="223" name="Picture"/>
                     <pic:cNvPicPr>
                       <a:picLocks noChangeArrowheads="1" noChangeAspect="1"/>
                     </pic:cNvPicPr>
                   </pic:nvPicPr>
                   <pic:blipFill>
-                    <a:blip r:embed="rId180"/>
+                    <a:blip r:embed="rId218"/>
                     <a:stretch>
                       <a:fillRect/>
                     </a:stretch>
@@ -20008,8 +23987,8 @@
         </w:pict>
       </w:r>
     </w:p>
-    <w:bookmarkEnd w:id="186"/>
-    <w:bookmarkEnd w:id="187"/>
+    <w:bookmarkEnd w:id="224"/>
+    <w:bookmarkEnd w:id="225"/>
     <w:sectPr>
       <w:footerReference w:type="default" r:id="rId9"/>
       <w:footnotePr>
@@ -20158,6 +24137,109 @@
       </w:pPr>
     </w:lvl>
   </w:abstractNum>
+  <w:abstractNum w:abstractNumId="991">
+    <w:nsid w:val="0000A991"/>
+    <w:multiLevelType w:val="multilevel"/>
+    <w:lvl w:ilvl="0">
+      <w:numFmt w:val="bullet"/>
+      <w:lvlText w:val=""/>
+      <w:lvlJc w:val="left"/>
+      <w:pPr>
+        <w:ind w:left="720" w:hanging="360"/>
+      </w:pPr>
+      <w:rPr>
+        <w:rFonts w:ascii="Symbol" w:hAnsi="Symbol" w:cs="Symbol" w:hint="default"/>
+      </w:rPr>
+    </w:lvl>
+    <w:lvl w:ilvl="1">
+      <w:numFmt w:val="bullet"/>
+      <w:lvlText w:val="o"/>
+      <w:lvlJc w:val="left"/>
+      <w:pPr>
+        <w:ind w:left="1440" w:hanging="360"/>
+      </w:pPr>
+      <w:rPr>
+        <w:rFonts w:ascii="Courier New" w:hAnsi="Courier New" w:cs="Courier New" w:hint="default"/>
+      </w:rPr>
+    </w:lvl>
+    <w:lvl w:ilvl="2">
+      <w:numFmt w:val="bullet"/>
+      <w:lvlText w:val=""/>
+      <w:lvlJc w:val="left"/>
+      <w:pPr>
+        <w:ind w:left="2160" w:hanging="360"/>
+      </w:pPr>
+      <w:rPr>
+        <w:rFonts w:ascii="Wingdings" w:hAnsi="Wingdings" w:cs="Wingdings" w:hint="default"/>
+      </w:rPr>
+    </w:lvl>
+    <w:lvl w:ilvl="3">
+      <w:numFmt w:val="bullet"/>
+      <w:lvlText w:val=""/>
+      <w:lvlJc w:val="left"/>
+      <w:pPr>
+        <w:ind w:left="2880" w:hanging="360"/>
+      </w:pPr>
+      <w:rPr>
+        <w:rFonts w:ascii="Symbol" w:hAnsi="Symbol" w:cs="Symbol" w:hint="default"/>
+      </w:rPr>
+    </w:lvl>
+    <w:lvl w:ilvl="4">
+      <w:numFmt w:val="bullet"/>
+      <w:lvlText w:val="o"/>
+      <w:lvlJc w:val="left"/>
+      <w:pPr>
+        <w:ind w:left="3600" w:hanging="360"/>
+      </w:pPr>
+      <w:rPr>
+        <w:rFonts w:ascii="Courier New" w:hAnsi="Courier New" w:cs="Courier New" w:hint="default"/>
+      </w:rPr>
+    </w:lvl>
+    <w:lvl w:ilvl="5">
+      <w:numFmt w:val="bullet"/>
+      <w:lvlText w:val=""/>
+      <w:lvlJc w:val="left"/>
+      <w:pPr>
+        <w:ind w:left="4320" w:hanging="360"/>
+      </w:pPr>
+      <w:rPr>
+        <w:rFonts w:ascii="Wingdings" w:hAnsi="Wingdings" w:cs="Wingdings" w:hint="default"/>
+      </w:rPr>
+    </w:lvl>
+    <w:lvl w:ilvl="6">
+      <w:numFmt w:val="bullet"/>
+      <w:lvlText w:val=""/>
+      <w:lvlJc w:val="left"/>
+      <w:pPr>
+        <w:ind w:left="5040" w:hanging="360"/>
+      </w:pPr>
+      <w:rPr>
+        <w:rFonts w:ascii="Symbol" w:hAnsi="Symbol" w:cs="Symbol" w:hint="default"/>
+      </w:rPr>
+    </w:lvl>
+    <w:lvl w:ilvl="7">
+      <w:numFmt w:val="bullet"/>
+      <w:lvlText w:val="o"/>
+      <w:lvlJc w:val="left"/>
+      <w:pPr>
+        <w:ind w:left="5760" w:hanging="360"/>
+      </w:pPr>
+      <w:rPr>
+        <w:rFonts w:ascii="Courier New" w:hAnsi="Courier New" w:cs="Courier New" w:hint="default"/>
+      </w:rPr>
+    </w:lvl>
+    <w:lvl w:ilvl="8">
+      <w:numFmt w:val="bullet"/>
+      <w:lvlText w:val=""/>
+      <w:lvlJc w:val="left"/>
+      <w:pPr>
+        <w:ind w:left="6480" w:hanging="360"/>
+      </w:pPr>
+      <w:rPr>
+        <w:rFonts w:ascii="Wingdings" w:hAnsi="Wingdings" w:cs="Wingdings" w:hint="default"/>
+      </w:rPr>
+    </w:lvl>
+  </w:abstractNum>
   <w:abstractNum w:abstractNumId="99411">
     <w:nsid w:val="00A99411"/>
     <w:multiLevelType w:val="multilevel"/>
@@ -20838,141 +24920,11 @@
       </w:pPr>
     </w:lvl>
   </w:abstractNum>
-  <w:abstractNum w:abstractNumId="991">
-    <w:nsid w:val="0000A991"/>
-    <w:multiLevelType w:val="multilevel"/>
-    <w:lvl w:ilvl="0">
-      <w:numFmt w:val="bullet"/>
-      <w:lvlText w:val=""/>
-      <w:lvlJc w:val="left"/>
-      <w:pPr>
-        <w:ind w:left="720" w:hanging="360"/>
-      </w:pPr>
-      <w:rPr>
-        <w:rFonts w:ascii="Symbol" w:hAnsi="Symbol" w:cs="Symbol" w:hint="default"/>
-      </w:rPr>
-    </w:lvl>
-    <w:lvl w:ilvl="1">
-      <w:numFmt w:val="bullet"/>
-      <w:lvlText w:val="o"/>
-      <w:lvlJc w:val="left"/>
-      <w:pPr>
-        <w:ind w:left="1440" w:hanging="360"/>
-      </w:pPr>
-      <w:rPr>
-        <w:rFonts w:ascii="Courier New" w:hAnsi="Courier New" w:cs="Courier New" w:hint="default"/>
-      </w:rPr>
-    </w:lvl>
-    <w:lvl w:ilvl="2">
-      <w:numFmt w:val="bullet"/>
-      <w:lvlText w:val=""/>
-      <w:lvlJc w:val="left"/>
-      <w:pPr>
-        <w:ind w:left="2160" w:hanging="360"/>
-      </w:pPr>
-      <w:rPr>
-        <w:rFonts w:ascii="Wingdings" w:hAnsi="Wingdings" w:cs="Wingdings" w:hint="default"/>
-      </w:rPr>
-    </w:lvl>
-    <w:lvl w:ilvl="3">
-      <w:numFmt w:val="bullet"/>
-      <w:lvlText w:val=""/>
-      <w:lvlJc w:val="left"/>
-      <w:pPr>
-        <w:ind w:left="2880" w:hanging="360"/>
-      </w:pPr>
-      <w:rPr>
-        <w:rFonts w:ascii="Symbol" w:hAnsi="Symbol" w:cs="Symbol" w:hint="default"/>
-      </w:rPr>
-    </w:lvl>
-    <w:lvl w:ilvl="4">
-      <w:numFmt w:val="bullet"/>
-      <w:lvlText w:val="o"/>
-      <w:lvlJc w:val="left"/>
-      <w:pPr>
-        <w:ind w:left="3600" w:hanging="360"/>
-      </w:pPr>
-      <w:rPr>
-        <w:rFonts w:ascii="Courier New" w:hAnsi="Courier New" w:cs="Courier New" w:hint="default"/>
-      </w:rPr>
-    </w:lvl>
-    <w:lvl w:ilvl="5">
-      <w:numFmt w:val="bullet"/>
-      <w:lvlText w:val=""/>
-      <w:lvlJc w:val="left"/>
-      <w:pPr>
-        <w:ind w:left="4320" w:hanging="360"/>
-      </w:pPr>
-      <w:rPr>
-        <w:rFonts w:ascii="Wingdings" w:hAnsi="Wingdings" w:cs="Wingdings" w:hint="default"/>
-      </w:rPr>
-    </w:lvl>
-    <w:lvl w:ilvl="6">
-      <w:numFmt w:val="bullet"/>
-      <w:lvlText w:val=""/>
-      <w:lvlJc w:val="left"/>
-      <w:pPr>
-        <w:ind w:left="5040" w:hanging="360"/>
-      </w:pPr>
-      <w:rPr>
-        <w:rFonts w:ascii="Symbol" w:hAnsi="Symbol" w:cs="Symbol" w:hint="default"/>
-      </w:rPr>
-    </w:lvl>
-    <w:lvl w:ilvl="7">
-      <w:numFmt w:val="bullet"/>
-      <w:lvlText w:val="o"/>
-      <w:lvlJc w:val="left"/>
-      <w:pPr>
-        <w:ind w:left="5760" w:hanging="360"/>
-      </w:pPr>
-      <w:rPr>
-        <w:rFonts w:ascii="Courier New" w:hAnsi="Courier New" w:cs="Courier New" w:hint="default"/>
-      </w:rPr>
-    </w:lvl>
-    <w:lvl w:ilvl="8">
-      <w:numFmt w:val="bullet"/>
-      <w:lvlText w:val=""/>
-      <w:lvlJc w:val="left"/>
-      <w:pPr>
-        <w:ind w:left="6480" w:hanging="360"/>
-      </w:pPr>
-      <w:rPr>
-        <w:rFonts w:ascii="Wingdings" w:hAnsi="Wingdings" w:cs="Wingdings" w:hint="default"/>
-      </w:rPr>
-    </w:lvl>
-  </w:abstractNum>
   <w:num w:numId="1000">
     <w:abstractNumId w:val="990"/>
   </w:num>
   <w:num w:numId="1001">
-    <w:abstractNumId w:val="99411"/>
-    <w:lvlOverride w:ilvl="0">
-      <w:startOverride w:val="1"/>
-    </w:lvlOverride>
-    <w:lvlOverride w:ilvl="1">
-      <w:startOverride w:val="1"/>
-    </w:lvlOverride>
-    <w:lvlOverride w:ilvl="2">
-      <w:startOverride w:val="1"/>
-    </w:lvlOverride>
-    <w:lvlOverride w:ilvl="3">
-      <w:startOverride w:val="1"/>
-    </w:lvlOverride>
-    <w:lvlOverride w:ilvl="4">
-      <w:startOverride w:val="1"/>
-    </w:lvlOverride>
-    <w:lvlOverride w:ilvl="5">
-      <w:startOverride w:val="1"/>
-    </w:lvlOverride>
-    <w:lvlOverride w:ilvl="6">
-      <w:startOverride w:val="1"/>
-    </w:lvlOverride>
-    <w:lvlOverride w:ilvl="7">
-      <w:startOverride w:val="1"/>
-    </w:lvlOverride>
-    <w:lvlOverride w:ilvl="8">
-      <w:startOverride w:val="1"/>
-    </w:lvlOverride>
+    <w:abstractNumId w:val="991"/>
   </w:num>
   <w:num w:numId="1002">
     <w:abstractNumId w:val="99411"/>
@@ -21005,6 +24957,159 @@
     </w:lvlOverride>
   </w:num>
   <w:num w:numId="1003">
+    <w:abstractNumId w:val="991"/>
+  </w:num>
+  <w:num w:numId="1004">
+    <w:abstractNumId w:val="99411"/>
+    <w:lvlOverride w:ilvl="0">
+      <w:startOverride w:val="1"/>
+    </w:lvlOverride>
+    <w:lvlOverride w:ilvl="1">
+      <w:startOverride w:val="1"/>
+    </w:lvlOverride>
+    <w:lvlOverride w:ilvl="2">
+      <w:startOverride w:val="1"/>
+    </w:lvlOverride>
+    <w:lvlOverride w:ilvl="3">
+      <w:startOverride w:val="1"/>
+    </w:lvlOverride>
+    <w:lvlOverride w:ilvl="4">
+      <w:startOverride w:val="1"/>
+    </w:lvlOverride>
+    <w:lvlOverride w:ilvl="5">
+      <w:startOverride w:val="1"/>
+    </w:lvlOverride>
+    <w:lvlOverride w:ilvl="6">
+      <w:startOverride w:val="1"/>
+    </w:lvlOverride>
+    <w:lvlOverride w:ilvl="7">
+      <w:startOverride w:val="1"/>
+    </w:lvlOverride>
+    <w:lvlOverride w:ilvl="8">
+      <w:startOverride w:val="1"/>
+    </w:lvlOverride>
+  </w:num>
+  <w:num w:numId="1005">
+    <w:abstractNumId w:val="99411"/>
+    <w:lvlOverride w:ilvl="0">
+      <w:startOverride w:val="1"/>
+    </w:lvlOverride>
+    <w:lvlOverride w:ilvl="1">
+      <w:startOverride w:val="1"/>
+    </w:lvlOverride>
+    <w:lvlOverride w:ilvl="2">
+      <w:startOverride w:val="1"/>
+    </w:lvlOverride>
+    <w:lvlOverride w:ilvl="3">
+      <w:startOverride w:val="1"/>
+    </w:lvlOverride>
+    <w:lvlOverride w:ilvl="4">
+      <w:startOverride w:val="1"/>
+    </w:lvlOverride>
+    <w:lvlOverride w:ilvl="5">
+      <w:startOverride w:val="1"/>
+    </w:lvlOverride>
+    <w:lvlOverride w:ilvl="6">
+      <w:startOverride w:val="1"/>
+    </w:lvlOverride>
+    <w:lvlOverride w:ilvl="7">
+      <w:startOverride w:val="1"/>
+    </w:lvlOverride>
+    <w:lvlOverride w:ilvl="8">
+      <w:startOverride w:val="1"/>
+    </w:lvlOverride>
+  </w:num>
+  <w:num w:numId="1006">
+    <w:abstractNumId w:val="99411"/>
+    <w:lvlOverride w:ilvl="0">
+      <w:startOverride w:val="1"/>
+    </w:lvlOverride>
+    <w:lvlOverride w:ilvl="1">
+      <w:startOverride w:val="1"/>
+    </w:lvlOverride>
+    <w:lvlOverride w:ilvl="2">
+      <w:startOverride w:val="1"/>
+    </w:lvlOverride>
+    <w:lvlOverride w:ilvl="3">
+      <w:startOverride w:val="1"/>
+    </w:lvlOverride>
+    <w:lvlOverride w:ilvl="4">
+      <w:startOverride w:val="1"/>
+    </w:lvlOverride>
+    <w:lvlOverride w:ilvl="5">
+      <w:startOverride w:val="1"/>
+    </w:lvlOverride>
+    <w:lvlOverride w:ilvl="6">
+      <w:startOverride w:val="1"/>
+    </w:lvlOverride>
+    <w:lvlOverride w:ilvl="7">
+      <w:startOverride w:val="1"/>
+    </w:lvlOverride>
+    <w:lvlOverride w:ilvl="8">
+      <w:startOverride w:val="1"/>
+    </w:lvlOverride>
+  </w:num>
+  <w:num w:numId="1007">
+    <w:abstractNumId w:val="99411"/>
+    <w:lvlOverride w:ilvl="0">
+      <w:startOverride w:val="1"/>
+    </w:lvlOverride>
+    <w:lvlOverride w:ilvl="1">
+      <w:startOverride w:val="1"/>
+    </w:lvlOverride>
+    <w:lvlOverride w:ilvl="2">
+      <w:startOverride w:val="1"/>
+    </w:lvlOverride>
+    <w:lvlOverride w:ilvl="3">
+      <w:startOverride w:val="1"/>
+    </w:lvlOverride>
+    <w:lvlOverride w:ilvl="4">
+      <w:startOverride w:val="1"/>
+    </w:lvlOverride>
+    <w:lvlOverride w:ilvl="5">
+      <w:startOverride w:val="1"/>
+    </w:lvlOverride>
+    <w:lvlOverride w:ilvl="6">
+      <w:startOverride w:val="1"/>
+    </w:lvlOverride>
+    <w:lvlOverride w:ilvl="7">
+      <w:startOverride w:val="1"/>
+    </w:lvlOverride>
+    <w:lvlOverride w:ilvl="8">
+      <w:startOverride w:val="1"/>
+    </w:lvlOverride>
+  </w:num>
+  <w:num w:numId="1008">
+    <w:abstractNumId w:val="99411"/>
+    <w:lvlOverride w:ilvl="0">
+      <w:startOverride w:val="1"/>
+    </w:lvlOverride>
+    <w:lvlOverride w:ilvl="1">
+      <w:startOverride w:val="1"/>
+    </w:lvlOverride>
+    <w:lvlOverride w:ilvl="2">
+      <w:startOverride w:val="1"/>
+    </w:lvlOverride>
+    <w:lvlOverride w:ilvl="3">
+      <w:startOverride w:val="1"/>
+    </w:lvlOverride>
+    <w:lvlOverride w:ilvl="4">
+      <w:startOverride w:val="1"/>
+    </w:lvlOverride>
+    <w:lvlOverride w:ilvl="5">
+      <w:startOverride w:val="1"/>
+    </w:lvlOverride>
+    <w:lvlOverride w:ilvl="6">
+      <w:startOverride w:val="1"/>
+    </w:lvlOverride>
+    <w:lvlOverride w:ilvl="7">
+      <w:startOverride w:val="1"/>
+    </w:lvlOverride>
+    <w:lvlOverride w:ilvl="8">
+      <w:startOverride w:val="1"/>
+    </w:lvlOverride>
+  </w:num>
+  <w:num w:numId="1009">
     <w:abstractNumId w:val="99431"/>
     <w:lvlOverride w:ilvl="0">
       <w:startOverride w:val="1"/>
@@ -21034,7 +25139,7 @@
       <w:startOverride w:val="1"/>
     </w:lvlOverride>
   </w:num>
-  <w:num w:numId="1004">
+  <w:num w:numId="1010">
     <w:abstractNumId w:val="99431"/>
     <w:lvlOverride w:ilvl="0">
       <w:startOverride w:val="1"/>
@@ -21064,7 +25169,7 @@
       <w:startOverride w:val="1"/>
     </w:lvlOverride>
   </w:num>
-  <w:num w:numId="1005">
+  <w:num w:numId="1011">
     <w:abstractNumId w:val="99432"/>
     <w:lvlOverride w:ilvl="0">
       <w:startOverride w:val="2"/>
@@ -21094,7 +25199,7 @@
       <w:startOverride w:val="2"/>
     </w:lvlOverride>
   </w:num>
-  <w:num w:numId="1006">
+  <w:num w:numId="1012">
     <w:abstractNumId w:val="99431"/>
     <w:lvlOverride w:ilvl="0">
       <w:startOverride w:val="1"/>
@@ -21124,7 +25229,7 @@
       <w:startOverride w:val="1"/>
     </w:lvlOverride>
   </w:num>
-  <w:num w:numId="1007">
+  <w:num w:numId="1013">
     <w:abstractNumId w:val="99432"/>
     <w:lvlOverride w:ilvl="0">
       <w:startOverride w:val="2"/>
@@ -21154,7 +25259,7 @@
       <w:startOverride w:val="2"/>
     </w:lvlOverride>
   </w:num>
-  <w:num w:numId="1008">
+  <w:num w:numId="1014">
     <w:abstractNumId w:val="99431"/>
     <w:lvlOverride w:ilvl="0">
       <w:startOverride w:val="1"/>
@@ -21184,7 +25289,7 @@
       <w:startOverride w:val="1"/>
     </w:lvlOverride>
   </w:num>
-  <w:num w:numId="1009">
+  <w:num w:numId="1015">
     <w:abstractNumId w:val="99411"/>
     <w:lvlOverride w:ilvl="0">
       <w:startOverride w:val="1"/>
@@ -21214,7 +25319,7 @@
       <w:startOverride w:val="1"/>
     </w:lvlOverride>
   </w:num>
-  <w:num w:numId="1010">
+  <w:num w:numId="1016">
     <w:abstractNumId w:val="99411"/>
     <w:lvlOverride w:ilvl="0">
       <w:startOverride w:val="1"/>
@@ -21244,7 +25349,7 @@
       <w:startOverride w:val="1"/>
     </w:lvlOverride>
   </w:num>
-  <w:num w:numId="1011">
+  <w:num w:numId="1017">
     <w:abstractNumId w:val="99731"/>
     <w:lvlOverride w:ilvl="0">
       <w:startOverride w:val="1"/>
@@ -21274,7 +25379,7 @@
       <w:startOverride w:val="1"/>
     </w:lvlOverride>
   </w:num>
-  <w:num w:numId="1012">
+  <w:num w:numId="1018">
     <w:abstractNumId w:val="99731"/>
     <w:lvlOverride w:ilvl="0">
       <w:startOverride w:val="1"/>
@@ -21304,7 +25409,7 @@
       <w:startOverride w:val="1"/>
     </w:lvlOverride>
   </w:num>
-  <w:num w:numId="1013">
+  <w:num w:numId="1019">
     <w:abstractNumId w:val="99431"/>
     <w:lvlOverride w:ilvl="0">
       <w:startOverride w:val="1"/>
@@ -21334,7 +25439,7 @@
       <w:startOverride w:val="1"/>
     </w:lvlOverride>
   </w:num>
-  <w:num w:numId="1014">
+  <w:num w:numId="1020">
     <w:abstractNumId w:val="99612"/>
     <w:lvlOverride w:ilvl="0">
       <w:startOverride w:val="2"/>
@@ -21364,7 +25469,7 @@
       <w:startOverride w:val="2"/>
     </w:lvlOverride>
   </w:num>
-  <w:num w:numId="1015">
+  <w:num w:numId="1021">
     <w:abstractNumId w:val="99614"/>
     <w:lvlOverride w:ilvl="0">
       <w:startOverride w:val="4"/>
@@ -21394,7 +25499,7 @@
       <w:startOverride w:val="4"/>
     </w:lvlOverride>
   </w:num>
-  <w:num w:numId="1016">
+  <w:num w:numId="1022">
     <w:abstractNumId w:val="99432"/>
     <w:lvlOverride w:ilvl="0">
       <w:startOverride w:val="2"/>
@@ -21424,7 +25529,7 @@
       <w:startOverride w:val="2"/>
     </w:lvlOverride>
   </w:num>
-  <w:num w:numId="1017">
+  <w:num w:numId="1023">
     <w:abstractNumId w:val="99431"/>
     <w:lvlOverride w:ilvl="0">
       <w:startOverride w:val="1"/>
@@ -21454,7 +25559,7 @@
       <w:startOverride w:val="1"/>
     </w:lvlOverride>
   </w:num>
-  <w:num w:numId="1018">
+  <w:num w:numId="1024">
     <w:abstractNumId w:val="99432"/>
     <w:lvlOverride w:ilvl="0">
       <w:startOverride w:val="2"/>
@@ -21484,7 +25589,7 @@
       <w:startOverride w:val="2"/>
     </w:lvlOverride>
   </w:num>
-  <w:num w:numId="1019">
+  <w:num w:numId="1025">
     <w:abstractNumId w:val="99433"/>
     <w:lvlOverride w:ilvl="0">
       <w:startOverride w:val="3"/>
@@ -21514,7 +25619,7 @@
       <w:startOverride w:val="3"/>
     </w:lvlOverride>
   </w:num>
-  <w:num w:numId="1020">
+  <w:num w:numId="1026">
     <w:abstractNumId w:val="99434"/>
     <w:lvlOverride w:ilvl="0">
       <w:startOverride w:val="4"/>
@@ -21544,7 +25649,7 @@
       <w:startOverride w:val="4"/>
     </w:lvlOverride>
   </w:num>
-  <w:num w:numId="1021">
+  <w:num w:numId="1027">
     <w:abstractNumId w:val="991"/>
   </w:num>
 </w:numbering>
